--- a/Отчёты/КИС/0лаб.docx
+++ b/Отчёты/КИС/0лаб.docx
@@ -272,13 +272,53 @@
         <w:t>–</w:t>
       </w:r>
       <w:r>
-        <w:t xml:space="preserve"> выполняй везде» (Write Once, Run Anywhere). Это достигается за счёт использования виртуальной машины Java (Java Virtual Machine, JVM), которая выступает промежуточным звеном между исходным кодом программы и операционной системой компьютера. Программа на Java компилируется не напрямую в машинный код конкретной платформы, а в промежуточный байт-код, который затем интерпретируется или компилируется «на лету» виртуальной машиной, установленной на целевом устройстве. Благодаря этому одна и та же скомпилированная программа может без изменений выполняться на компьютерах с разными операционными системами </w:t>
+        <w:t xml:space="preserve"> выполняй везде» (</w:t>
+      </w:r>
+      <w:proofErr w:type="spellStart"/>
+      <w:r>
+        <w:t>Write</w:t>
+      </w:r>
+      <w:proofErr w:type="spellEnd"/>
+      <w:r>
+        <w:t xml:space="preserve"> </w:t>
+      </w:r>
+      <w:proofErr w:type="spellStart"/>
+      <w:r>
+        <w:t>Once</w:t>
+      </w:r>
+      <w:proofErr w:type="spellEnd"/>
+      <w:r>
+        <w:t xml:space="preserve">, </w:t>
+      </w:r>
+      <w:proofErr w:type="spellStart"/>
+      <w:r>
+        <w:t>Run</w:t>
+      </w:r>
+      <w:proofErr w:type="spellEnd"/>
+      <w:r>
+        <w:t xml:space="preserve"> </w:t>
+      </w:r>
+      <w:proofErr w:type="spellStart"/>
+      <w:r>
+        <w:t>Anywhere</w:t>
+      </w:r>
+      <w:proofErr w:type="spellEnd"/>
+      <w:r>
+        <w:t xml:space="preserve">). Это достигается за счёт использования виртуальной машины Java (Java Virtual Machine, JVM), которая выступает промежуточным звеном между исходным кодом программы и операционной системой компьютера. Программа на Java компилируется не напрямую в машинный код конкретной платформы, а в промежуточный байт-код, который затем интерпретируется или компилируется «на лету» виртуальной машиной, установленной на целевом устройстве. Благодаря этому одна и та же скомпилированная программа может без изменений выполняться на компьютерах с разными операционными системами </w:t>
       </w:r>
       <w:r>
         <w:t>–</w:t>
       </w:r>
       <w:r>
-        <w:t xml:space="preserve"> Windows, Linux, macOS </w:t>
+        <w:t xml:space="preserve"> Windows, Linux, </w:t>
+      </w:r>
+      <w:proofErr w:type="spellStart"/>
+      <w:r>
+        <w:t>macOS</w:t>
+      </w:r>
+      <w:proofErr w:type="spellEnd"/>
+      <w:r>
+        <w:t xml:space="preserve"> </w:t>
       </w:r>
       <w:r>
         <w:t>–</w:t>
@@ -310,7 +350,23 @@
         <w:t>–</w:t>
       </w:r>
       <w:r>
-        <w:t xml:space="preserve"> например, интерфейсами. Это значительно снижает вероятность возникновения ошибок, связанных с утечками памяти и некорректным доступом к данным. Управление памятью в Java осуществляется автоматически с помощью механизма сборки мусора (garbage collector), который отслеживает объекты, более не используемые программой, и освобождает занимаемую ими память без непосредственного участия разработчика.</w:t>
+        <w:t xml:space="preserve"> например, интерфейсами. Это значительно снижает вероятность возникновения ошибок, связанных с утечками памяти и некорректным доступом к данным. Управление памятью в Java осуществляется автоматически с помощью механизма сборки мусора (</w:t>
+      </w:r>
+      <w:proofErr w:type="spellStart"/>
+      <w:r>
+        <w:t>garbage</w:t>
+      </w:r>
+      <w:proofErr w:type="spellEnd"/>
+      <w:r>
+        <w:t xml:space="preserve"> </w:t>
+      </w:r>
+      <w:proofErr w:type="spellStart"/>
+      <w:r>
+        <w:t>collector</w:t>
+      </w:r>
+      <w:proofErr w:type="spellEnd"/>
+      <w:r>
+        <w:t>), который отслеживает объекты, более не используемые программой, и освобождает занимаемую ими память без непосредственного участия разработчика.</w:t>
       </w:r>
     </w:p>
     <w:p>
@@ -318,11 +374,99 @@
         <w:pStyle w:val="aff"/>
       </w:pPr>
       <w:r>
-        <w:t xml:space="preserve">Java обладает развитой и хорошо продуманной системой типов данных, разделяемых на примитивные и ссылочные. К примитивным типам относятся числовые типы (byte, short, int, long, float, double), логический тип boolean и символьный тип char. Ссылочные типы включают классы, интерфейсы и массивы. Важной особенностью языка является наличие так называемых обёрточных классов (wrapper classes), которые позволяют представлять </w:t>
+        <w:t>Java обладает развитой и хорошо продуманной системой типов данных, разделяемых на примитивные и ссылочные. К примитивным типам относятся числовые типы (</w:t>
+      </w:r>
+      <w:proofErr w:type="spellStart"/>
+      <w:r>
+        <w:t>byte</w:t>
+      </w:r>
+      <w:proofErr w:type="spellEnd"/>
+      <w:r>
+        <w:t xml:space="preserve">, </w:t>
+      </w:r>
+      <w:proofErr w:type="spellStart"/>
+      <w:r>
+        <w:t>short</w:t>
+      </w:r>
+      <w:proofErr w:type="spellEnd"/>
+      <w:r>
+        <w:t xml:space="preserve">, </w:t>
+      </w:r>
+      <w:proofErr w:type="spellStart"/>
+      <w:r>
+        <w:t>int</w:t>
+      </w:r>
+      <w:proofErr w:type="spellEnd"/>
+      <w:r>
+        <w:t xml:space="preserve">, </w:t>
+      </w:r>
+      <w:proofErr w:type="spellStart"/>
+      <w:r>
+        <w:t>long</w:t>
+      </w:r>
+      <w:proofErr w:type="spellEnd"/>
+      <w:r>
+        <w:t xml:space="preserve">, </w:t>
+      </w:r>
+      <w:proofErr w:type="spellStart"/>
+      <w:r>
+        <w:t>float</w:t>
+      </w:r>
+      <w:proofErr w:type="spellEnd"/>
+      <w:r>
+        <w:t xml:space="preserve">, </w:t>
+      </w:r>
+      <w:proofErr w:type="spellStart"/>
+      <w:r>
+        <w:t>double</w:t>
+      </w:r>
+      <w:proofErr w:type="spellEnd"/>
+      <w:r>
+        <w:t xml:space="preserve">), логический тип </w:t>
+      </w:r>
+      <w:proofErr w:type="spellStart"/>
+      <w:r>
+        <w:t>boolean</w:t>
+      </w:r>
+      <w:proofErr w:type="spellEnd"/>
+      <w:r>
+        <w:t xml:space="preserve"> и символьный тип </w:t>
+      </w:r>
+      <w:proofErr w:type="spellStart"/>
+      <w:r>
+        <w:t>char</w:t>
+      </w:r>
+      <w:proofErr w:type="spellEnd"/>
+      <w:r>
+        <w:t>. Ссылочные типы включают классы, интерфейсы и массивы. Важной особенностью языка является наличие так называемых обёрточных классов (</w:t>
+      </w:r>
+      <w:proofErr w:type="spellStart"/>
+      <w:r>
+        <w:t>wrapper</w:t>
+      </w:r>
+      <w:proofErr w:type="spellEnd"/>
+      <w:r>
+        <w:t xml:space="preserve"> </w:t>
+      </w:r>
+      <w:proofErr w:type="spellStart"/>
+      <w:r>
+        <w:t>classes</w:t>
+      </w:r>
+      <w:proofErr w:type="spellEnd"/>
+      <w:r>
+        <w:t xml:space="preserve">), которые позволяют представлять </w:t>
       </w:r>
       <w:r>
         <w:lastRenderedPageBreak/>
-        <w:t xml:space="preserve">примитивные значения в виде объектов, что бывает необходимо при работе с коллекциями и обобщёнными типами (generics). </w:t>
+        <w:t>примитивные значения в виде объектов, что бывает необходимо при работе с коллекциями и обобщёнными типами (</w:t>
+      </w:r>
+      <w:proofErr w:type="spellStart"/>
+      <w:r>
+        <w:t>generics</w:t>
+      </w:r>
+      <w:proofErr w:type="spellEnd"/>
+      <w:r>
+        <w:t xml:space="preserve">). </w:t>
       </w:r>
     </w:p>
     <w:p>
@@ -349,6 +493,7 @@
       <w:r>
         <w:t>В программе использованы класс «</w:t>
       </w:r>
+      <w:proofErr w:type="spellStart"/>
       <w:r>
         <w:rPr>
           <w:rStyle w:val="HTML"/>
@@ -356,11 +501,9 @@
           <w:sz w:val="28"/>
           <w:szCs w:val="24"/>
         </w:rPr>
-        <w:t>ArrayList»</w:t>
-      </w:r>
-      <w:r>
-        <w:t xml:space="preserve"> из библиотеки </w:t>
-      </w:r>
+        <w:t>ArrayList</w:t>
+      </w:r>
+      <w:proofErr w:type="spellEnd"/>
       <w:r>
         <w:rPr>
           <w:rStyle w:val="HTML"/>
@@ -368,11 +511,12 @@
           <w:sz w:val="28"/>
           <w:szCs w:val="24"/>
         </w:rPr>
-        <w:t>java.util</w:t>
-      </w:r>
-      <w:r>
-        <w:t>. Он выбран вместо обычного массива, поскольку заранее неизвестно количество вводимых чисел: пользователь вводит их последовательно до тех пор, пока не введёт «-1», а «</w:t>
-      </w:r>
+        <w:t>»</w:t>
+      </w:r>
+      <w:r>
+        <w:t xml:space="preserve"> из библиотеки </w:t>
+      </w:r>
+      <w:proofErr w:type="spellStart"/>
       <w:r>
         <w:rPr>
           <w:rStyle w:val="HTML"/>
@@ -380,11 +524,13 @@
           <w:sz w:val="28"/>
           <w:szCs w:val="24"/>
         </w:rPr>
-        <w:t>ArrayList»</w:t>
-      </w:r>
-      <w:r>
-        <w:t xml:space="preserve"> позволяет динамически добавлять элементы без предварительного объявления размера. Также использован класс </w:t>
-      </w:r>
+        <w:t>java.util</w:t>
+      </w:r>
+      <w:proofErr w:type="spellEnd"/>
+      <w:r>
+        <w:t>. Он выбран вместо обычного массива, поскольку заранее неизвестно количество вводимых чисел: пользователь вводит их последовательно до тех пор, пока не введёт «-1», а «</w:t>
+      </w:r>
+      <w:proofErr w:type="spellStart"/>
       <w:r>
         <w:rPr>
           <w:rStyle w:val="HTML"/>
@@ -392,11 +538,9 @@
           <w:sz w:val="28"/>
           <w:szCs w:val="24"/>
         </w:rPr>
-        <w:t>Scanner</w:t>
-      </w:r>
-      <w:r>
-        <w:t xml:space="preserve"> из того же пакета для считывания целых чисел, вводимых пользователем с клавиатуры через стандартный поток ввода </w:t>
-      </w:r>
+        <w:t>ArrayList</w:t>
+      </w:r>
+      <w:proofErr w:type="spellEnd"/>
       <w:r>
         <w:rPr>
           <w:rStyle w:val="HTML"/>
@@ -404,11 +548,12 @@
           <w:sz w:val="28"/>
           <w:szCs w:val="24"/>
         </w:rPr>
-        <w:t>System.in</w:t>
-      </w:r>
-      <w:r>
-        <w:t xml:space="preserve">. Считанные числа сохраняются в список методом </w:t>
-      </w:r>
+        <w:t>»</w:t>
+      </w:r>
+      <w:r>
+        <w:t xml:space="preserve"> позволяет динамически добавлять элементы без предварительного объявления размера. Также использован класс </w:t>
+      </w:r>
+      <w:proofErr w:type="spellStart"/>
       <w:r>
         <w:rPr>
           <w:rStyle w:val="HTML"/>
@@ -416,10 +561,11 @@
           <w:sz w:val="28"/>
           <w:szCs w:val="24"/>
         </w:rPr>
-        <w:t>enterDigits()</w:t>
-      </w:r>
-      <w:r>
-        <w:t xml:space="preserve">, затем сортируются по возрастанию методом пузырьковой сортировки </w:t>
+        <w:t>Scanner</w:t>
+      </w:r>
+      <w:proofErr w:type="spellEnd"/>
+      <w:r>
+        <w:t xml:space="preserve"> из того же пакета для считывания целых чисел, вводимых пользователем с клавиатуры через стандартный поток ввода </w:t>
       </w:r>
       <w:r>
         <w:rPr>
@@ -428,11 +574,13 @@
           <w:sz w:val="28"/>
           <w:szCs w:val="24"/>
         </w:rPr>
-        <w:t>bubbleSort()</w:t>
-      </w:r>
-      <w:r>
-        <w:t xml:space="preserve"> (последовательное сравнение и обмен соседних элементов через </w:t>
-      </w:r>
+        <w:t>System.in</w:t>
+      </w:r>
+      <w:r>
+        <w:t xml:space="preserve">. Считанные числа сохраняются в список методом </w:t>
+      </w:r>
+      <w:proofErr w:type="spellStart"/>
+      <w:proofErr w:type="gramStart"/>
       <w:r>
         <w:rPr>
           <w:rStyle w:val="HTML"/>
@@ -440,11 +588,9 @@
           <w:sz w:val="28"/>
           <w:szCs w:val="24"/>
         </w:rPr>
-        <w:t>get()</w:t>
-      </w:r>
-      <w:r>
-        <w:t>/</w:t>
-      </w:r>
+        <w:t>enterDigits</w:t>
+      </w:r>
+      <w:proofErr w:type="spellEnd"/>
       <w:r>
         <w:rPr>
           <w:rStyle w:val="HTML"/>
@@ -452,11 +598,9 @@
           <w:sz w:val="28"/>
           <w:szCs w:val="24"/>
         </w:rPr>
-        <w:t>set()</w:t>
-      </w:r>
-      <w:r>
-        <w:t xml:space="preserve">), после чего отсортированный список выводится на экран методом </w:t>
-      </w:r>
+        <w:t>(</w:t>
+      </w:r>
+      <w:proofErr w:type="gramEnd"/>
       <w:r>
         <w:rPr>
           <w:rStyle w:val="HTML"/>
@@ -464,7 +608,99 @@
           <w:sz w:val="28"/>
           <w:szCs w:val="24"/>
         </w:rPr>
-        <w:t>coutArray()</w:t>
+        <w:t>)</w:t>
+      </w:r>
+      <w:r>
+        <w:t xml:space="preserve">, затем сортируются по возрастанию методом пузырьковой сортировки </w:t>
+      </w:r>
+      <w:proofErr w:type="spellStart"/>
+      <w:r>
+        <w:rPr>
+          <w:rStyle w:val="HTML"/>
+          <w:rFonts w:ascii="Times New Roman" w:hAnsi="Times New Roman" w:cs="Times New Roman"/>
+          <w:sz w:val="28"/>
+          <w:szCs w:val="24"/>
+        </w:rPr>
+        <w:t>bubbleSort</w:t>
+      </w:r>
+      <w:proofErr w:type="spellEnd"/>
+      <w:r>
+        <w:rPr>
+          <w:rStyle w:val="HTML"/>
+          <w:rFonts w:ascii="Times New Roman" w:hAnsi="Times New Roman" w:cs="Times New Roman"/>
+          <w:sz w:val="28"/>
+          <w:szCs w:val="24"/>
+        </w:rPr>
+        <w:t>()</w:t>
+      </w:r>
+      <w:r>
+        <w:t xml:space="preserve"> (последовательное сравнение и обмен соседних элементов через </w:t>
+      </w:r>
+      <w:proofErr w:type="spellStart"/>
+      <w:r>
+        <w:rPr>
+          <w:rStyle w:val="HTML"/>
+          <w:rFonts w:ascii="Times New Roman" w:hAnsi="Times New Roman" w:cs="Times New Roman"/>
+          <w:sz w:val="28"/>
+          <w:szCs w:val="24"/>
+        </w:rPr>
+        <w:t>get</w:t>
+      </w:r>
+      <w:proofErr w:type="spellEnd"/>
+      <w:r>
+        <w:rPr>
+          <w:rStyle w:val="HTML"/>
+          <w:rFonts w:ascii="Times New Roman" w:hAnsi="Times New Roman" w:cs="Times New Roman"/>
+          <w:sz w:val="28"/>
+          <w:szCs w:val="24"/>
+        </w:rPr>
+        <w:t>()</w:t>
+      </w:r>
+      <w:r>
+        <w:t>/</w:t>
+      </w:r>
+      <w:proofErr w:type="spellStart"/>
+      <w:r>
+        <w:rPr>
+          <w:rStyle w:val="HTML"/>
+          <w:rFonts w:ascii="Times New Roman" w:hAnsi="Times New Roman" w:cs="Times New Roman"/>
+          <w:sz w:val="28"/>
+          <w:szCs w:val="24"/>
+        </w:rPr>
+        <w:t>set</w:t>
+      </w:r>
+      <w:proofErr w:type="spellEnd"/>
+      <w:r>
+        <w:rPr>
+          <w:rStyle w:val="HTML"/>
+          <w:rFonts w:ascii="Times New Roman" w:hAnsi="Times New Roman" w:cs="Times New Roman"/>
+          <w:sz w:val="28"/>
+          <w:szCs w:val="24"/>
+        </w:rPr>
+        <w:t>()</w:t>
+      </w:r>
+      <w:r>
+        <w:t xml:space="preserve">), после чего отсортированный список выводится на экран методом </w:t>
+      </w:r>
+      <w:proofErr w:type="spellStart"/>
+      <w:r>
+        <w:rPr>
+          <w:rStyle w:val="HTML"/>
+          <w:rFonts w:ascii="Times New Roman" w:hAnsi="Times New Roman" w:cs="Times New Roman"/>
+          <w:sz w:val="28"/>
+          <w:szCs w:val="24"/>
+        </w:rPr>
+        <w:t>coutArray</w:t>
+      </w:r>
+      <w:proofErr w:type="spellEnd"/>
+      <w:r>
+        <w:rPr>
+          <w:rStyle w:val="HTML"/>
+          <w:rFonts w:ascii="Times New Roman" w:hAnsi="Times New Roman" w:cs="Times New Roman"/>
+          <w:sz w:val="28"/>
+          <w:szCs w:val="24"/>
+        </w:rPr>
+        <w:t>()</w:t>
       </w:r>
       <w:r>
         <w:t>.</w:t>
@@ -480,1735 +716,2903 @@
     </w:p>
     <w:p>
       <w:pPr>
-        <w:tabs>
-          <w:tab w:val="left" w:pos="916"/>
-          <w:tab w:val="left" w:pos="1832"/>
-          <w:tab w:val="left" w:pos="2748"/>
-          <w:tab w:val="left" w:pos="3664"/>
-          <w:tab w:val="left" w:pos="4580"/>
-          <w:tab w:val="left" w:pos="5496"/>
-          <w:tab w:val="left" w:pos="6412"/>
-          <w:tab w:val="left" w:pos="7328"/>
-          <w:tab w:val="left" w:pos="8244"/>
-          <w:tab w:val="left" w:pos="9160"/>
-          <w:tab w:val="left" w:pos="10076"/>
-          <w:tab w:val="left" w:pos="10992"/>
-          <w:tab w:val="left" w:pos="11908"/>
-          <w:tab w:val="left" w:pos="12824"/>
-          <w:tab w:val="left" w:pos="13740"/>
-          <w:tab w:val="left" w:pos="14656"/>
-        </w:tabs>
-        <w:spacing w:line="240" w:lineRule="auto"/>
-        <w:ind w:firstLine="0"/>
-        <w:jc w:val="left"/>
-        <w:rPr>
-          <w:rFonts w:ascii="Courier New" w:hAnsi="Courier New" w:cs="Courier New"/>
-          <w:sz w:val="20"/>
-          <w:szCs w:val="20"/>
-        </w:rPr>
-      </w:pPr>
-      <w:r>
-        <w:rPr>
-          <w:rFonts w:ascii="Courier New" w:hAnsi="Courier New" w:cs="Courier New"/>
-          <w:sz w:val="20"/>
-          <w:szCs w:val="20"/>
-          <w:lang w:val="en-US"/>
-        </w:rPr>
-        <w:t>import</w:t>
-      </w:r>
-      <w:r>
-        <w:rPr>
-          <w:rFonts w:ascii="Courier New" w:hAnsi="Courier New" w:cs="Courier New"/>
-          <w:sz w:val="20"/>
-          <w:szCs w:val="20"/>
-        </w:rPr>
-        <w:t xml:space="preserve"> </w:t>
-      </w:r>
-      <w:r>
-        <w:rPr>
-          <w:rFonts w:ascii="Courier New" w:hAnsi="Courier New" w:cs="Courier New"/>
-          <w:sz w:val="20"/>
-          <w:szCs w:val="20"/>
+        <w:pStyle w:val="af9"/>
+        <w:spacing w:after="0"/>
+        <w:jc w:val="both"/>
+        <w:rPr>
+          <w:rFonts w:ascii="Courier New" w:hAnsi="Courier New" w:cs="Courier New"/>
+          <w:bCs w:val="0"/>
+          <w:sz w:val="20"/>
+          <w:lang w:val="en-US"/>
+        </w:rPr>
+      </w:pPr>
+      <w:r>
+        <w:rPr>
+          <w:rFonts w:ascii="Courier New" w:hAnsi="Courier New" w:cs="Courier New"/>
+          <w:bCs w:val="0"/>
+          <w:sz w:val="20"/>
+          <w:lang w:val="en-US"/>
+        </w:rPr>
+        <w:t xml:space="preserve">import </w:t>
+      </w:r>
+      <w:proofErr w:type="spellStart"/>
+      <w:proofErr w:type="gramStart"/>
+      <w:r>
+        <w:rPr>
+          <w:rFonts w:ascii="Courier New" w:hAnsi="Courier New" w:cs="Courier New"/>
+          <w:bCs w:val="0"/>
+          <w:sz w:val="20"/>
+          <w:lang w:val="en-US"/>
+        </w:rPr>
+        <w:t>java.util</w:t>
+      </w:r>
+      <w:proofErr w:type="gramEnd"/>
+      <w:r>
+        <w:rPr>
+          <w:rFonts w:ascii="Courier New" w:hAnsi="Courier New" w:cs="Courier New"/>
+          <w:bCs w:val="0"/>
+          <w:sz w:val="20"/>
+          <w:lang w:val="en-US"/>
+        </w:rPr>
+        <w:t>.ArrayList</w:t>
+      </w:r>
+      <w:proofErr w:type="spellEnd"/>
+      <w:r>
+        <w:rPr>
+          <w:rFonts w:ascii="Courier New" w:hAnsi="Courier New" w:cs="Courier New"/>
+          <w:bCs w:val="0"/>
+          <w:sz w:val="20"/>
+          <w:lang w:val="en-US"/>
+        </w:rPr>
+        <w:t>;</w:t>
+      </w:r>
+    </w:p>
+    <w:p>
+      <w:pPr>
+        <w:pStyle w:val="af9"/>
+        <w:spacing w:after="0"/>
+        <w:jc w:val="both"/>
+        <w:rPr>
+          <w:rFonts w:ascii="Courier New" w:hAnsi="Courier New" w:cs="Courier New"/>
+          <w:bCs w:val="0"/>
+          <w:sz w:val="20"/>
+          <w:lang w:val="en-US"/>
+        </w:rPr>
+      </w:pPr>
+      <w:r>
+        <w:rPr>
+          <w:rFonts w:ascii="Courier New" w:hAnsi="Courier New" w:cs="Courier New"/>
+          <w:bCs w:val="0"/>
+          <w:sz w:val="20"/>
+          <w:lang w:val="en-US"/>
+        </w:rPr>
+        <w:t xml:space="preserve">import </w:t>
+      </w:r>
+      <w:proofErr w:type="spellStart"/>
+      <w:proofErr w:type="gramStart"/>
+      <w:r>
+        <w:rPr>
+          <w:rFonts w:ascii="Courier New" w:hAnsi="Courier New" w:cs="Courier New"/>
+          <w:bCs w:val="0"/>
+          <w:sz w:val="20"/>
+          <w:lang w:val="en-US"/>
+        </w:rPr>
+        <w:t>java.util</w:t>
+      </w:r>
+      <w:proofErr w:type="gramEnd"/>
+      <w:r>
+        <w:rPr>
+          <w:rFonts w:ascii="Courier New" w:hAnsi="Courier New" w:cs="Courier New"/>
+          <w:bCs w:val="0"/>
+          <w:sz w:val="20"/>
+          <w:lang w:val="en-US"/>
+        </w:rPr>
+        <w:t>.Scanner</w:t>
+      </w:r>
+      <w:proofErr w:type="spellEnd"/>
+      <w:r>
+        <w:rPr>
+          <w:rFonts w:ascii="Courier New" w:hAnsi="Courier New" w:cs="Courier New"/>
+          <w:bCs w:val="0"/>
+          <w:sz w:val="20"/>
+          <w:lang w:val="en-US"/>
+        </w:rPr>
+        <w:t>;</w:t>
+      </w:r>
+    </w:p>
+    <w:p>
+      <w:pPr>
+        <w:pStyle w:val="af9"/>
+        <w:spacing w:after="0"/>
+        <w:jc w:val="both"/>
+        <w:rPr>
+          <w:rFonts w:ascii="Courier New" w:hAnsi="Courier New" w:cs="Courier New"/>
+          <w:bCs w:val="0"/>
+          <w:sz w:val="20"/>
+          <w:lang w:val="en-US"/>
+        </w:rPr>
+      </w:pPr>
+    </w:p>
+    <w:p>
+      <w:pPr>
+        <w:pStyle w:val="af9"/>
+        <w:spacing w:after="0"/>
+        <w:jc w:val="both"/>
+        <w:rPr>
+          <w:rFonts w:ascii="Courier New" w:hAnsi="Courier New" w:cs="Courier New"/>
+          <w:bCs w:val="0"/>
+          <w:sz w:val="20"/>
+          <w:lang w:val="en-US"/>
+        </w:rPr>
+      </w:pPr>
+      <w:r>
+        <w:rPr>
+          <w:rFonts w:ascii="Courier New" w:hAnsi="Courier New" w:cs="Courier New"/>
+          <w:bCs w:val="0"/>
+          <w:sz w:val="20"/>
+          <w:lang w:val="en-US"/>
+        </w:rPr>
+        <w:t>class Zero {</w:t>
+      </w:r>
+    </w:p>
+    <w:p>
+      <w:pPr>
+        <w:pStyle w:val="af9"/>
+        <w:spacing w:after="0"/>
+        <w:jc w:val="both"/>
+        <w:rPr>
+          <w:rFonts w:ascii="Courier New" w:hAnsi="Courier New" w:cs="Courier New"/>
+          <w:bCs w:val="0"/>
+          <w:sz w:val="20"/>
+          <w:lang w:val="en-US"/>
+        </w:rPr>
+      </w:pPr>
+    </w:p>
+    <w:p>
+      <w:pPr>
+        <w:pStyle w:val="af9"/>
+        <w:spacing w:after="0"/>
+        <w:jc w:val="both"/>
+        <w:rPr>
+          <w:rFonts w:ascii="Courier New" w:hAnsi="Courier New" w:cs="Courier New"/>
+          <w:bCs w:val="0"/>
+          <w:sz w:val="20"/>
+          <w:lang w:val="en-US"/>
+        </w:rPr>
+      </w:pPr>
+      <w:r>
+        <w:rPr>
+          <w:rFonts w:ascii="Courier New" w:hAnsi="Courier New" w:cs="Courier New"/>
+          <w:bCs w:val="0"/>
+          <w:sz w:val="20"/>
+          <w:lang w:val="en-US"/>
+        </w:rPr>
+        <w:t xml:space="preserve">    private </w:t>
+      </w:r>
+      <w:proofErr w:type="spellStart"/>
+      <w:r>
+        <w:rPr>
+          <w:rFonts w:ascii="Courier New" w:hAnsi="Courier New" w:cs="Courier New"/>
+          <w:bCs w:val="0"/>
+          <w:sz w:val="20"/>
+          <w:lang w:val="en-US"/>
+        </w:rPr>
+        <w:t>ArrayList</w:t>
+      </w:r>
+      <w:proofErr w:type="spellEnd"/>
+      <w:r>
+        <w:rPr>
+          <w:rFonts w:ascii="Courier New" w:hAnsi="Courier New" w:cs="Courier New"/>
+          <w:bCs w:val="0"/>
+          <w:sz w:val="20"/>
+          <w:lang w:val="en-US"/>
+        </w:rPr>
+        <w:t xml:space="preserve">&lt;Integer&gt; </w:t>
+      </w:r>
+      <w:proofErr w:type="spellStart"/>
+      <w:r>
+        <w:rPr>
+          <w:rFonts w:ascii="Courier New" w:hAnsi="Courier New" w:cs="Courier New"/>
+          <w:bCs w:val="0"/>
+          <w:sz w:val="20"/>
+          <w:lang w:val="en-US"/>
+        </w:rPr>
+        <w:t>lst</w:t>
+      </w:r>
+      <w:proofErr w:type="spellEnd"/>
+      <w:r>
+        <w:rPr>
+          <w:rFonts w:ascii="Courier New" w:hAnsi="Courier New" w:cs="Courier New"/>
+          <w:bCs w:val="0"/>
+          <w:sz w:val="20"/>
+          <w:lang w:val="en-US"/>
+        </w:rPr>
+        <w:t>;</w:t>
+      </w:r>
+    </w:p>
+    <w:p>
+      <w:pPr>
+        <w:pStyle w:val="af9"/>
+        <w:spacing w:after="0"/>
+        <w:jc w:val="both"/>
+        <w:rPr>
+          <w:rFonts w:ascii="Courier New" w:hAnsi="Courier New" w:cs="Courier New"/>
+          <w:bCs w:val="0"/>
+          <w:sz w:val="20"/>
+          <w:lang w:val="en-US"/>
+        </w:rPr>
+      </w:pPr>
+    </w:p>
+    <w:p>
+      <w:pPr>
+        <w:pStyle w:val="af9"/>
+        <w:spacing w:after="0"/>
+        <w:jc w:val="both"/>
+        <w:rPr>
+          <w:rFonts w:ascii="Courier New" w:hAnsi="Courier New" w:cs="Courier New"/>
+          <w:bCs w:val="0"/>
+          <w:sz w:val="20"/>
+          <w:lang w:val="en-US"/>
+        </w:rPr>
+      </w:pPr>
+      <w:r>
+        <w:rPr>
+          <w:rFonts w:ascii="Courier New" w:hAnsi="Courier New" w:cs="Courier New"/>
+          <w:bCs w:val="0"/>
+          <w:sz w:val="20"/>
+          <w:lang w:val="en-US"/>
+        </w:rPr>
+        <w:t xml:space="preserve">    public </w:t>
+      </w:r>
+      <w:proofErr w:type="gramStart"/>
+      <w:r>
+        <w:rPr>
+          <w:rFonts w:ascii="Courier New" w:hAnsi="Courier New" w:cs="Courier New"/>
+          <w:bCs w:val="0"/>
+          <w:sz w:val="20"/>
+          <w:lang w:val="en-US"/>
+        </w:rPr>
+        <w:t>Zero(</w:t>
+      </w:r>
+      <w:proofErr w:type="gramEnd"/>
+      <w:r>
+        <w:rPr>
+          <w:rFonts w:ascii="Courier New" w:hAnsi="Courier New" w:cs="Courier New"/>
+          <w:bCs w:val="0"/>
+          <w:sz w:val="20"/>
+          <w:lang w:val="en-US"/>
+        </w:rPr>
+        <w:t>) {</w:t>
+      </w:r>
+    </w:p>
+    <w:p>
+      <w:pPr>
+        <w:pStyle w:val="af9"/>
+        <w:spacing w:after="0"/>
+        <w:jc w:val="both"/>
+        <w:rPr>
+          <w:rFonts w:ascii="Courier New" w:hAnsi="Courier New" w:cs="Courier New"/>
+          <w:bCs w:val="0"/>
+          <w:sz w:val="20"/>
+          <w:lang w:val="en-US"/>
+        </w:rPr>
+      </w:pPr>
+      <w:r>
+        <w:rPr>
+          <w:rFonts w:ascii="Courier New" w:hAnsi="Courier New" w:cs="Courier New"/>
+          <w:bCs w:val="0"/>
+          <w:sz w:val="20"/>
+          <w:lang w:val="en-US"/>
+        </w:rPr>
+        <w:t xml:space="preserve">        </w:t>
+      </w:r>
+      <w:proofErr w:type="spellStart"/>
+      <w:r>
+        <w:rPr>
+          <w:rFonts w:ascii="Courier New" w:hAnsi="Courier New" w:cs="Courier New"/>
+          <w:bCs w:val="0"/>
+          <w:sz w:val="20"/>
+          <w:lang w:val="en-US"/>
+        </w:rPr>
+        <w:t>this.lst</w:t>
+      </w:r>
+      <w:proofErr w:type="spellEnd"/>
+      <w:r>
+        <w:rPr>
+          <w:rFonts w:ascii="Courier New" w:hAnsi="Courier New" w:cs="Courier New"/>
+          <w:bCs w:val="0"/>
+          <w:sz w:val="20"/>
+          <w:lang w:val="en-US"/>
+        </w:rPr>
+        <w:t xml:space="preserve"> = new </w:t>
+      </w:r>
+      <w:proofErr w:type="spellStart"/>
+      <w:r>
+        <w:rPr>
+          <w:rFonts w:ascii="Courier New" w:hAnsi="Courier New" w:cs="Courier New"/>
+          <w:bCs w:val="0"/>
+          <w:sz w:val="20"/>
+          <w:lang w:val="en-US"/>
+        </w:rPr>
+        <w:t>ArrayList</w:t>
+      </w:r>
+      <w:proofErr w:type="spellEnd"/>
+      <w:r>
+        <w:rPr>
+          <w:rFonts w:ascii="Courier New" w:hAnsi="Courier New" w:cs="Courier New"/>
+          <w:bCs w:val="0"/>
+          <w:sz w:val="20"/>
+          <w:lang w:val="en-US"/>
+        </w:rPr>
+        <w:t>&lt;</w:t>
+      </w:r>
+      <w:proofErr w:type="gramStart"/>
+      <w:r>
+        <w:rPr>
+          <w:rFonts w:ascii="Courier New" w:hAnsi="Courier New" w:cs="Courier New"/>
+          <w:bCs w:val="0"/>
+          <w:sz w:val="20"/>
+          <w:lang w:val="en-US"/>
+        </w:rPr>
+        <w:t>&gt;(</w:t>
+      </w:r>
+      <w:proofErr w:type="gramEnd"/>
+      <w:r>
+        <w:rPr>
+          <w:rFonts w:ascii="Courier New" w:hAnsi="Courier New" w:cs="Courier New"/>
+          <w:bCs w:val="0"/>
+          <w:sz w:val="20"/>
+          <w:lang w:val="en-US"/>
+        </w:rPr>
+        <w:t>);</w:t>
+      </w:r>
+    </w:p>
+    <w:p>
+      <w:pPr>
+        <w:pStyle w:val="af9"/>
+        <w:spacing w:after="0"/>
+        <w:jc w:val="both"/>
+        <w:rPr>
+          <w:rFonts w:ascii="Courier New" w:hAnsi="Courier New" w:cs="Courier New"/>
+          <w:bCs w:val="0"/>
+          <w:sz w:val="20"/>
+          <w:lang w:val="en-US"/>
+        </w:rPr>
+      </w:pPr>
+      <w:r>
+        <w:rPr>
+          <w:rFonts w:ascii="Courier New" w:hAnsi="Courier New" w:cs="Courier New"/>
+          <w:bCs w:val="0"/>
+          <w:sz w:val="20"/>
+          <w:lang w:val="en-US"/>
+        </w:rPr>
+        <w:t xml:space="preserve">    }</w:t>
+      </w:r>
+    </w:p>
+    <w:p>
+      <w:pPr>
+        <w:pStyle w:val="af9"/>
+        <w:spacing w:after="0"/>
+        <w:jc w:val="both"/>
+        <w:rPr>
+          <w:rFonts w:ascii="Courier New" w:hAnsi="Courier New" w:cs="Courier New"/>
+          <w:bCs w:val="0"/>
+          <w:sz w:val="20"/>
+          <w:lang w:val="en-US"/>
+        </w:rPr>
+      </w:pPr>
+    </w:p>
+    <w:p>
+      <w:pPr>
+        <w:pStyle w:val="af9"/>
+        <w:spacing w:after="0"/>
+        <w:jc w:val="both"/>
+        <w:rPr>
+          <w:rFonts w:ascii="Courier New" w:hAnsi="Courier New" w:cs="Courier New"/>
+          <w:bCs w:val="0"/>
+          <w:sz w:val="20"/>
+          <w:lang w:val="en-US"/>
+        </w:rPr>
+      </w:pPr>
+      <w:r>
+        <w:rPr>
+          <w:rFonts w:ascii="Courier New" w:hAnsi="Courier New" w:cs="Courier New"/>
+          <w:bCs w:val="0"/>
+          <w:sz w:val="20"/>
+          <w:lang w:val="en-US"/>
+        </w:rPr>
+        <w:t xml:space="preserve">    public </w:t>
+      </w:r>
+      <w:proofErr w:type="gramStart"/>
+      <w:r>
+        <w:rPr>
+          <w:rFonts w:ascii="Courier New" w:hAnsi="Courier New" w:cs="Courier New"/>
+          <w:bCs w:val="0"/>
+          <w:sz w:val="20"/>
+          <w:lang w:val="en-US"/>
+        </w:rPr>
+        <w:t>Zero(</w:t>
+      </w:r>
+      <w:proofErr w:type="spellStart"/>
+      <w:proofErr w:type="gramEnd"/>
+      <w:r>
+        <w:rPr>
+          <w:rFonts w:ascii="Courier New" w:hAnsi="Courier New" w:cs="Courier New"/>
+          <w:bCs w:val="0"/>
+          <w:sz w:val="20"/>
+          <w:lang w:val="en-US"/>
+        </w:rPr>
+        <w:t>ArrayList</w:t>
+      </w:r>
+      <w:proofErr w:type="spellEnd"/>
+      <w:r>
+        <w:rPr>
+          <w:rFonts w:ascii="Courier New" w:hAnsi="Courier New" w:cs="Courier New"/>
+          <w:bCs w:val="0"/>
+          <w:sz w:val="20"/>
+          <w:lang w:val="en-US"/>
+        </w:rPr>
+        <w:t xml:space="preserve">&lt;Integer&gt; </w:t>
+      </w:r>
+      <w:proofErr w:type="spellStart"/>
+      <w:r>
+        <w:rPr>
+          <w:rFonts w:ascii="Courier New" w:hAnsi="Courier New" w:cs="Courier New"/>
+          <w:bCs w:val="0"/>
+          <w:sz w:val="20"/>
+          <w:lang w:val="en-US"/>
+        </w:rPr>
+        <w:t>lst</w:t>
+      </w:r>
+      <w:proofErr w:type="spellEnd"/>
+      <w:r>
+        <w:rPr>
+          <w:rFonts w:ascii="Courier New" w:hAnsi="Courier New" w:cs="Courier New"/>
+          <w:bCs w:val="0"/>
+          <w:sz w:val="20"/>
+          <w:lang w:val="en-US"/>
+        </w:rPr>
+        <w:t>) {</w:t>
+      </w:r>
+    </w:p>
+    <w:p>
+      <w:pPr>
+        <w:pStyle w:val="af9"/>
+        <w:spacing w:after="0"/>
+        <w:jc w:val="both"/>
+        <w:rPr>
+          <w:rFonts w:ascii="Courier New" w:hAnsi="Courier New" w:cs="Courier New"/>
+          <w:bCs w:val="0"/>
+          <w:sz w:val="20"/>
+          <w:lang w:val="en-US"/>
+        </w:rPr>
+      </w:pPr>
+      <w:r>
+        <w:rPr>
+          <w:rFonts w:ascii="Courier New" w:hAnsi="Courier New" w:cs="Courier New"/>
+          <w:bCs w:val="0"/>
+          <w:sz w:val="20"/>
+          <w:lang w:val="en-US"/>
+        </w:rPr>
+        <w:t xml:space="preserve">        </w:t>
+      </w:r>
+      <w:proofErr w:type="spellStart"/>
+      <w:r>
+        <w:rPr>
+          <w:rFonts w:ascii="Courier New" w:hAnsi="Courier New" w:cs="Courier New"/>
+          <w:bCs w:val="0"/>
+          <w:sz w:val="20"/>
+          <w:lang w:val="en-US"/>
+        </w:rPr>
+        <w:t>this.lst</w:t>
+      </w:r>
+      <w:proofErr w:type="spellEnd"/>
+      <w:r>
+        <w:rPr>
+          <w:rFonts w:ascii="Courier New" w:hAnsi="Courier New" w:cs="Courier New"/>
+          <w:bCs w:val="0"/>
+          <w:sz w:val="20"/>
+          <w:lang w:val="en-US"/>
+        </w:rPr>
+        <w:t xml:space="preserve"> = </w:t>
+      </w:r>
+      <w:proofErr w:type="spellStart"/>
+      <w:r>
+        <w:rPr>
+          <w:rFonts w:ascii="Courier New" w:hAnsi="Courier New" w:cs="Courier New"/>
+          <w:bCs w:val="0"/>
+          <w:sz w:val="20"/>
+          <w:lang w:val="en-US"/>
+        </w:rPr>
+        <w:t>lst</w:t>
+      </w:r>
+      <w:proofErr w:type="spellEnd"/>
+      <w:r>
+        <w:rPr>
+          <w:rFonts w:ascii="Courier New" w:hAnsi="Courier New" w:cs="Courier New"/>
+          <w:bCs w:val="0"/>
+          <w:sz w:val="20"/>
+          <w:lang w:val="en-US"/>
+        </w:rPr>
+        <w:t>;</w:t>
+      </w:r>
+    </w:p>
+    <w:p>
+      <w:pPr>
+        <w:pStyle w:val="af9"/>
+        <w:spacing w:after="0"/>
+        <w:jc w:val="both"/>
+        <w:rPr>
+          <w:rFonts w:ascii="Courier New" w:hAnsi="Courier New" w:cs="Courier New"/>
+          <w:bCs w:val="0"/>
+          <w:sz w:val="20"/>
+          <w:lang w:val="en-US"/>
+        </w:rPr>
+      </w:pPr>
+      <w:r>
+        <w:rPr>
+          <w:rFonts w:ascii="Courier New" w:hAnsi="Courier New" w:cs="Courier New"/>
+          <w:bCs w:val="0"/>
+          <w:sz w:val="20"/>
+          <w:lang w:val="en-US"/>
+        </w:rPr>
+        <w:t xml:space="preserve">    }</w:t>
+      </w:r>
+    </w:p>
+    <w:p>
+      <w:pPr>
+        <w:pStyle w:val="af9"/>
+        <w:spacing w:after="0"/>
+        <w:jc w:val="both"/>
+        <w:rPr>
+          <w:rFonts w:ascii="Courier New" w:hAnsi="Courier New" w:cs="Courier New"/>
+          <w:bCs w:val="0"/>
+          <w:sz w:val="20"/>
+          <w:lang w:val="en-US"/>
+        </w:rPr>
+      </w:pPr>
+    </w:p>
+    <w:p>
+      <w:pPr>
+        <w:pStyle w:val="af9"/>
+        <w:spacing w:after="0"/>
+        <w:jc w:val="both"/>
+        <w:rPr>
+          <w:rFonts w:ascii="Courier New" w:hAnsi="Courier New" w:cs="Courier New"/>
+          <w:bCs w:val="0"/>
+          <w:sz w:val="20"/>
+          <w:lang w:val="en-US"/>
+        </w:rPr>
+      </w:pPr>
+      <w:r>
+        <w:rPr>
+          <w:rFonts w:ascii="Courier New" w:hAnsi="Courier New" w:cs="Courier New"/>
+          <w:bCs w:val="0"/>
+          <w:sz w:val="20"/>
+          <w:lang w:val="en-US"/>
+        </w:rPr>
+        <w:t xml:space="preserve">    public </w:t>
+      </w:r>
+      <w:proofErr w:type="gramStart"/>
+      <w:r>
+        <w:rPr>
+          <w:rFonts w:ascii="Courier New" w:hAnsi="Courier New" w:cs="Courier New"/>
+          <w:bCs w:val="0"/>
+          <w:sz w:val="20"/>
+          <w:lang w:val="en-US"/>
+        </w:rPr>
+        <w:t>Zero(</w:t>
+      </w:r>
+      <w:proofErr w:type="gramEnd"/>
+      <w:r>
+        <w:rPr>
+          <w:rFonts w:ascii="Courier New" w:hAnsi="Courier New" w:cs="Courier New"/>
+          <w:bCs w:val="0"/>
+          <w:sz w:val="20"/>
+          <w:lang w:val="en-US"/>
+        </w:rPr>
+        <w:t>Zero other) {</w:t>
+      </w:r>
+    </w:p>
+    <w:p>
+      <w:pPr>
+        <w:pStyle w:val="af9"/>
+        <w:spacing w:after="0"/>
+        <w:jc w:val="both"/>
+        <w:rPr>
+          <w:rFonts w:ascii="Courier New" w:hAnsi="Courier New" w:cs="Courier New"/>
+          <w:bCs w:val="0"/>
+          <w:sz w:val="20"/>
+          <w:lang w:val="en-US"/>
+        </w:rPr>
+      </w:pPr>
+      <w:r>
+        <w:rPr>
+          <w:rFonts w:ascii="Courier New" w:hAnsi="Courier New" w:cs="Courier New"/>
+          <w:bCs w:val="0"/>
+          <w:sz w:val="20"/>
+          <w:lang w:val="en-US"/>
+        </w:rPr>
+        <w:t xml:space="preserve">        </w:t>
+      </w:r>
+      <w:proofErr w:type="spellStart"/>
+      <w:r>
+        <w:rPr>
+          <w:rFonts w:ascii="Courier New" w:hAnsi="Courier New" w:cs="Courier New"/>
+          <w:bCs w:val="0"/>
+          <w:sz w:val="20"/>
+          <w:lang w:val="en-US"/>
+        </w:rPr>
+        <w:t>this.lst</w:t>
+      </w:r>
+      <w:proofErr w:type="spellEnd"/>
+      <w:r>
+        <w:rPr>
+          <w:rFonts w:ascii="Courier New" w:hAnsi="Courier New" w:cs="Courier New"/>
+          <w:bCs w:val="0"/>
+          <w:sz w:val="20"/>
+          <w:lang w:val="en-US"/>
+        </w:rPr>
+        <w:t xml:space="preserve"> = new </w:t>
+      </w:r>
+      <w:proofErr w:type="spellStart"/>
+      <w:r>
+        <w:rPr>
+          <w:rFonts w:ascii="Courier New" w:hAnsi="Courier New" w:cs="Courier New"/>
+          <w:bCs w:val="0"/>
+          <w:sz w:val="20"/>
+          <w:lang w:val="en-US"/>
+        </w:rPr>
+        <w:t>ArrayList</w:t>
+      </w:r>
+      <w:proofErr w:type="spellEnd"/>
+      <w:r>
+        <w:rPr>
+          <w:rFonts w:ascii="Courier New" w:hAnsi="Courier New" w:cs="Courier New"/>
+          <w:bCs w:val="0"/>
+          <w:sz w:val="20"/>
+          <w:lang w:val="en-US"/>
+        </w:rPr>
+        <w:t>&lt;&gt;(</w:t>
+      </w:r>
+      <w:proofErr w:type="spellStart"/>
+      <w:r>
+        <w:rPr>
+          <w:rFonts w:ascii="Courier New" w:hAnsi="Courier New" w:cs="Courier New"/>
+          <w:bCs w:val="0"/>
+          <w:sz w:val="20"/>
+          <w:lang w:val="en-US"/>
+        </w:rPr>
+        <w:t>other.lst</w:t>
+      </w:r>
+      <w:proofErr w:type="spellEnd"/>
+      <w:r>
+        <w:rPr>
+          <w:rFonts w:ascii="Courier New" w:hAnsi="Courier New" w:cs="Courier New"/>
+          <w:bCs w:val="0"/>
+          <w:sz w:val="20"/>
+          <w:lang w:val="en-US"/>
+        </w:rPr>
+        <w:t>);</w:t>
+      </w:r>
+    </w:p>
+    <w:p>
+      <w:pPr>
+        <w:pStyle w:val="af9"/>
+        <w:spacing w:after="0"/>
+        <w:jc w:val="both"/>
+        <w:rPr>
+          <w:rFonts w:ascii="Courier New" w:hAnsi="Courier New" w:cs="Courier New"/>
+          <w:bCs w:val="0"/>
+          <w:sz w:val="20"/>
+          <w:lang w:val="en-US"/>
+        </w:rPr>
+      </w:pPr>
+      <w:r>
+        <w:rPr>
+          <w:rFonts w:ascii="Courier New" w:hAnsi="Courier New" w:cs="Courier New"/>
+          <w:bCs w:val="0"/>
+          <w:sz w:val="20"/>
+          <w:lang w:val="en-US"/>
+        </w:rPr>
+        <w:t xml:space="preserve">    }</w:t>
+      </w:r>
+    </w:p>
+    <w:p>
+      <w:pPr>
+        <w:pStyle w:val="af9"/>
+        <w:spacing w:after="0"/>
+        <w:jc w:val="both"/>
+        <w:rPr>
+          <w:rFonts w:ascii="Courier New" w:hAnsi="Courier New" w:cs="Courier New"/>
+          <w:bCs w:val="0"/>
+          <w:sz w:val="20"/>
+          <w:lang w:val="en-US"/>
+        </w:rPr>
+      </w:pPr>
+    </w:p>
+    <w:p>
+      <w:pPr>
+        <w:pStyle w:val="af9"/>
+        <w:spacing w:after="0"/>
+        <w:jc w:val="both"/>
+        <w:rPr>
+          <w:rFonts w:ascii="Courier New" w:hAnsi="Courier New" w:cs="Courier New"/>
+          <w:bCs w:val="0"/>
+          <w:sz w:val="20"/>
+          <w:lang w:val="en-US"/>
+        </w:rPr>
+      </w:pPr>
+      <w:r>
+        <w:rPr>
+          <w:rFonts w:ascii="Courier New" w:hAnsi="Courier New" w:cs="Courier New"/>
+          <w:bCs w:val="0"/>
+          <w:sz w:val="20"/>
+          <w:lang w:val="en-US"/>
+        </w:rPr>
+        <w:t xml:space="preserve">    public </w:t>
+      </w:r>
+      <w:proofErr w:type="spellStart"/>
+      <w:r>
+        <w:rPr>
+          <w:rFonts w:ascii="Courier New" w:hAnsi="Courier New" w:cs="Courier New"/>
+          <w:bCs w:val="0"/>
+          <w:sz w:val="20"/>
+          <w:lang w:val="en-US"/>
+        </w:rPr>
+        <w:t>ArrayList</w:t>
+      </w:r>
+      <w:proofErr w:type="spellEnd"/>
+      <w:r>
+        <w:rPr>
+          <w:rFonts w:ascii="Courier New" w:hAnsi="Courier New" w:cs="Courier New"/>
+          <w:bCs w:val="0"/>
+          <w:sz w:val="20"/>
+          <w:lang w:val="en-US"/>
+        </w:rPr>
+        <w:t xml:space="preserve">&lt;Integer&gt; </w:t>
+      </w:r>
+      <w:proofErr w:type="spellStart"/>
+      <w:proofErr w:type="gramStart"/>
+      <w:r>
+        <w:rPr>
+          <w:rFonts w:ascii="Courier New" w:hAnsi="Courier New" w:cs="Courier New"/>
+          <w:bCs w:val="0"/>
+          <w:sz w:val="20"/>
+          <w:lang w:val="en-US"/>
+        </w:rPr>
+        <w:t>getLst</w:t>
+      </w:r>
+      <w:proofErr w:type="spellEnd"/>
+      <w:r>
+        <w:rPr>
+          <w:rFonts w:ascii="Courier New" w:hAnsi="Courier New" w:cs="Courier New"/>
+          <w:bCs w:val="0"/>
+          <w:sz w:val="20"/>
+          <w:lang w:val="en-US"/>
+        </w:rPr>
+        <w:t>(</w:t>
+      </w:r>
+      <w:proofErr w:type="gramEnd"/>
+      <w:r>
+        <w:rPr>
+          <w:rFonts w:ascii="Courier New" w:hAnsi="Courier New" w:cs="Courier New"/>
+          <w:bCs w:val="0"/>
+          <w:sz w:val="20"/>
+          <w:lang w:val="en-US"/>
+        </w:rPr>
+        <w:t>) {</w:t>
+      </w:r>
+    </w:p>
+    <w:p>
+      <w:pPr>
+        <w:pStyle w:val="af9"/>
+        <w:spacing w:after="0"/>
+        <w:jc w:val="both"/>
+        <w:rPr>
+          <w:rFonts w:ascii="Courier New" w:hAnsi="Courier New" w:cs="Courier New"/>
+          <w:bCs w:val="0"/>
+          <w:sz w:val="20"/>
+          <w:lang w:val="en-US"/>
+        </w:rPr>
+      </w:pPr>
+      <w:r>
+        <w:rPr>
+          <w:rFonts w:ascii="Courier New" w:hAnsi="Courier New" w:cs="Courier New"/>
+          <w:bCs w:val="0"/>
+          <w:sz w:val="20"/>
+          <w:lang w:val="en-US"/>
+        </w:rPr>
+        <w:t xml:space="preserve">        return </w:t>
+      </w:r>
+      <w:proofErr w:type="spellStart"/>
+      <w:r>
+        <w:rPr>
+          <w:rFonts w:ascii="Courier New" w:hAnsi="Courier New" w:cs="Courier New"/>
+          <w:bCs w:val="0"/>
+          <w:sz w:val="20"/>
+          <w:lang w:val="en-US"/>
+        </w:rPr>
+        <w:t>lst</w:t>
+      </w:r>
+      <w:proofErr w:type="spellEnd"/>
+      <w:r>
+        <w:rPr>
+          <w:rFonts w:ascii="Courier New" w:hAnsi="Courier New" w:cs="Courier New"/>
+          <w:bCs w:val="0"/>
+          <w:sz w:val="20"/>
+          <w:lang w:val="en-US"/>
+        </w:rPr>
+        <w:t>;</w:t>
+      </w:r>
+    </w:p>
+    <w:p>
+      <w:pPr>
+        <w:pStyle w:val="af9"/>
+        <w:spacing w:after="0"/>
+        <w:jc w:val="both"/>
+        <w:rPr>
+          <w:rFonts w:ascii="Courier New" w:hAnsi="Courier New" w:cs="Courier New"/>
+          <w:bCs w:val="0"/>
+          <w:sz w:val="20"/>
+          <w:lang w:val="en-US"/>
+        </w:rPr>
+      </w:pPr>
+      <w:r>
+        <w:rPr>
+          <w:rFonts w:ascii="Courier New" w:hAnsi="Courier New" w:cs="Courier New"/>
+          <w:bCs w:val="0"/>
+          <w:sz w:val="20"/>
+          <w:lang w:val="en-US"/>
+        </w:rPr>
+        <w:t xml:space="preserve">    }</w:t>
+      </w:r>
+    </w:p>
+    <w:p>
+      <w:pPr>
+        <w:pStyle w:val="af9"/>
+        <w:spacing w:after="0"/>
+        <w:jc w:val="both"/>
+        <w:rPr>
+          <w:rFonts w:ascii="Courier New" w:hAnsi="Courier New" w:cs="Courier New"/>
+          <w:bCs w:val="0"/>
+          <w:sz w:val="20"/>
+          <w:lang w:val="en-US"/>
+        </w:rPr>
+      </w:pPr>
+    </w:p>
+    <w:p>
+      <w:pPr>
+        <w:pStyle w:val="af9"/>
+        <w:spacing w:after="0"/>
+        <w:jc w:val="both"/>
+        <w:rPr>
+          <w:rFonts w:ascii="Courier New" w:hAnsi="Courier New" w:cs="Courier New"/>
+          <w:bCs w:val="0"/>
+          <w:sz w:val="20"/>
+          <w:lang w:val="en-US"/>
+        </w:rPr>
+      </w:pPr>
+      <w:r>
+        <w:rPr>
+          <w:rFonts w:ascii="Courier New" w:hAnsi="Courier New" w:cs="Courier New"/>
+          <w:bCs w:val="0"/>
+          <w:sz w:val="20"/>
+          <w:lang w:val="en-US"/>
+        </w:rPr>
+        <w:t xml:space="preserve">    public void </w:t>
+      </w:r>
+      <w:proofErr w:type="spellStart"/>
+      <w:proofErr w:type="gramStart"/>
+      <w:r>
+        <w:rPr>
+          <w:rFonts w:ascii="Courier New" w:hAnsi="Courier New" w:cs="Courier New"/>
+          <w:bCs w:val="0"/>
+          <w:sz w:val="20"/>
+          <w:lang w:val="en-US"/>
+        </w:rPr>
+        <w:t>setLst</w:t>
+      </w:r>
+      <w:proofErr w:type="spellEnd"/>
+      <w:r>
+        <w:rPr>
+          <w:rFonts w:ascii="Courier New" w:hAnsi="Courier New" w:cs="Courier New"/>
+          <w:bCs w:val="0"/>
+          <w:sz w:val="20"/>
+          <w:lang w:val="en-US"/>
+        </w:rPr>
+        <w:t>(</w:t>
+      </w:r>
+      <w:proofErr w:type="spellStart"/>
+      <w:proofErr w:type="gramEnd"/>
+      <w:r>
+        <w:rPr>
+          <w:rFonts w:ascii="Courier New" w:hAnsi="Courier New" w:cs="Courier New"/>
+          <w:bCs w:val="0"/>
+          <w:sz w:val="20"/>
+          <w:lang w:val="en-US"/>
+        </w:rPr>
+        <w:t>ArrayList</w:t>
+      </w:r>
+      <w:proofErr w:type="spellEnd"/>
+      <w:r>
+        <w:rPr>
+          <w:rFonts w:ascii="Courier New" w:hAnsi="Courier New" w:cs="Courier New"/>
+          <w:bCs w:val="0"/>
+          <w:sz w:val="20"/>
+          <w:lang w:val="en-US"/>
+        </w:rPr>
+        <w:t xml:space="preserve">&lt;Integer&gt; </w:t>
+      </w:r>
+      <w:proofErr w:type="spellStart"/>
+      <w:r>
+        <w:rPr>
+          <w:rFonts w:ascii="Courier New" w:hAnsi="Courier New" w:cs="Courier New"/>
+          <w:bCs w:val="0"/>
+          <w:sz w:val="20"/>
+          <w:lang w:val="en-US"/>
+        </w:rPr>
+        <w:t>lst</w:t>
+      </w:r>
+      <w:proofErr w:type="spellEnd"/>
+      <w:r>
+        <w:rPr>
+          <w:rFonts w:ascii="Courier New" w:hAnsi="Courier New" w:cs="Courier New"/>
+          <w:bCs w:val="0"/>
+          <w:sz w:val="20"/>
+          <w:lang w:val="en-US"/>
+        </w:rPr>
+        <w:t>) {</w:t>
+      </w:r>
+    </w:p>
+    <w:p>
+      <w:pPr>
+        <w:pStyle w:val="af9"/>
+        <w:spacing w:after="0"/>
+        <w:jc w:val="both"/>
+        <w:rPr>
+          <w:rFonts w:ascii="Courier New" w:hAnsi="Courier New" w:cs="Courier New"/>
+          <w:bCs w:val="0"/>
+          <w:sz w:val="20"/>
+          <w:lang w:val="en-US"/>
+        </w:rPr>
+      </w:pPr>
+      <w:r>
+        <w:rPr>
+          <w:rFonts w:ascii="Courier New" w:hAnsi="Courier New" w:cs="Courier New"/>
+          <w:bCs w:val="0"/>
+          <w:sz w:val="20"/>
+          <w:lang w:val="en-US"/>
+        </w:rPr>
+        <w:t xml:space="preserve">        </w:t>
+      </w:r>
+      <w:proofErr w:type="spellStart"/>
+      <w:r>
+        <w:rPr>
+          <w:rFonts w:ascii="Courier New" w:hAnsi="Courier New" w:cs="Courier New"/>
+          <w:bCs w:val="0"/>
+          <w:sz w:val="20"/>
+          <w:lang w:val="en-US"/>
+        </w:rPr>
+        <w:t>this.lst</w:t>
+      </w:r>
+      <w:proofErr w:type="spellEnd"/>
+      <w:r>
+        <w:rPr>
+          <w:rFonts w:ascii="Courier New" w:hAnsi="Courier New" w:cs="Courier New"/>
+          <w:bCs w:val="0"/>
+          <w:sz w:val="20"/>
+          <w:lang w:val="en-US"/>
+        </w:rPr>
+        <w:t xml:space="preserve"> = </w:t>
+      </w:r>
+      <w:proofErr w:type="spellStart"/>
+      <w:r>
+        <w:rPr>
+          <w:rFonts w:ascii="Courier New" w:hAnsi="Courier New" w:cs="Courier New"/>
+          <w:bCs w:val="0"/>
+          <w:sz w:val="20"/>
+          <w:lang w:val="en-US"/>
+        </w:rPr>
+        <w:t>lst</w:t>
+      </w:r>
+      <w:proofErr w:type="spellEnd"/>
+      <w:r>
+        <w:rPr>
+          <w:rFonts w:ascii="Courier New" w:hAnsi="Courier New" w:cs="Courier New"/>
+          <w:bCs w:val="0"/>
+          <w:sz w:val="20"/>
+          <w:lang w:val="en-US"/>
+        </w:rPr>
+        <w:t>;</w:t>
+      </w:r>
+    </w:p>
+    <w:p>
+      <w:pPr>
+        <w:pStyle w:val="af9"/>
+        <w:spacing w:after="0"/>
+        <w:jc w:val="both"/>
+        <w:rPr>
+          <w:rFonts w:ascii="Courier New" w:hAnsi="Courier New" w:cs="Courier New"/>
+          <w:bCs w:val="0"/>
+          <w:sz w:val="20"/>
+          <w:lang w:val="en-US"/>
+        </w:rPr>
+      </w:pPr>
+      <w:r>
+        <w:rPr>
+          <w:rFonts w:ascii="Courier New" w:hAnsi="Courier New" w:cs="Courier New"/>
+          <w:bCs w:val="0"/>
+          <w:sz w:val="20"/>
+          <w:lang w:val="en-US"/>
+        </w:rPr>
+        <w:t xml:space="preserve">    }</w:t>
+      </w:r>
+    </w:p>
+    <w:p>
+      <w:pPr>
+        <w:pStyle w:val="af9"/>
+        <w:spacing w:after="0"/>
+        <w:jc w:val="both"/>
+        <w:rPr>
+          <w:rFonts w:ascii="Courier New" w:hAnsi="Courier New" w:cs="Courier New"/>
+          <w:bCs w:val="0"/>
+          <w:sz w:val="20"/>
+          <w:lang w:val="en-US"/>
+        </w:rPr>
+      </w:pPr>
+    </w:p>
+    <w:p>
+      <w:pPr>
+        <w:pStyle w:val="af9"/>
+        <w:spacing w:after="0"/>
+        <w:jc w:val="both"/>
+        <w:rPr>
+          <w:rFonts w:ascii="Courier New" w:hAnsi="Courier New" w:cs="Courier New"/>
+          <w:bCs w:val="0"/>
+          <w:sz w:val="20"/>
+          <w:lang w:val="en-US"/>
+        </w:rPr>
+      </w:pPr>
+      <w:r>
+        <w:rPr>
+          <w:rFonts w:ascii="Courier New" w:hAnsi="Courier New" w:cs="Courier New"/>
+          <w:bCs w:val="0"/>
+          <w:sz w:val="20"/>
+          <w:lang w:val="en-US"/>
+        </w:rPr>
+        <w:t xml:space="preserve">    public </w:t>
+      </w:r>
+      <w:proofErr w:type="spellStart"/>
+      <w:r>
+        <w:rPr>
+          <w:rFonts w:ascii="Courier New" w:hAnsi="Courier New" w:cs="Courier New"/>
+          <w:bCs w:val="0"/>
+          <w:sz w:val="20"/>
+          <w:lang w:val="en-US"/>
+        </w:rPr>
+        <w:t>ArrayList</w:t>
+      </w:r>
+      <w:proofErr w:type="spellEnd"/>
+      <w:r>
+        <w:rPr>
+          <w:rFonts w:ascii="Courier New" w:hAnsi="Courier New" w:cs="Courier New"/>
+          <w:bCs w:val="0"/>
+          <w:sz w:val="20"/>
+          <w:lang w:val="en-US"/>
+        </w:rPr>
+        <w:t xml:space="preserve">&lt;Integer&gt; </w:t>
+      </w:r>
+      <w:proofErr w:type="spellStart"/>
+      <w:proofErr w:type="gramStart"/>
+      <w:r>
+        <w:rPr>
+          <w:rFonts w:ascii="Courier New" w:hAnsi="Courier New" w:cs="Courier New"/>
+          <w:bCs w:val="0"/>
+          <w:sz w:val="20"/>
+          <w:lang w:val="en-US"/>
+        </w:rPr>
+        <w:t>enterDigits</w:t>
+      </w:r>
+      <w:proofErr w:type="spellEnd"/>
+      <w:r>
+        <w:rPr>
+          <w:rFonts w:ascii="Courier New" w:hAnsi="Courier New" w:cs="Courier New"/>
+          <w:bCs w:val="0"/>
+          <w:sz w:val="20"/>
+          <w:lang w:val="en-US"/>
+        </w:rPr>
+        <w:t>(</w:t>
+      </w:r>
+      <w:proofErr w:type="gramEnd"/>
+      <w:r>
+        <w:rPr>
+          <w:rFonts w:ascii="Courier New" w:hAnsi="Courier New" w:cs="Courier New"/>
+          <w:bCs w:val="0"/>
+          <w:sz w:val="20"/>
+          <w:lang w:val="en-US"/>
+        </w:rPr>
+        <w:t>) {</w:t>
+      </w:r>
+    </w:p>
+    <w:p>
+      <w:pPr>
+        <w:pStyle w:val="af9"/>
+        <w:spacing w:after="0"/>
+        <w:jc w:val="both"/>
+        <w:rPr>
+          <w:rFonts w:ascii="Courier New" w:hAnsi="Courier New" w:cs="Courier New"/>
+          <w:bCs w:val="0"/>
+          <w:sz w:val="20"/>
+          <w:lang w:val="en-US"/>
+        </w:rPr>
+      </w:pPr>
+      <w:r>
+        <w:rPr>
+          <w:rFonts w:ascii="Courier New" w:hAnsi="Courier New" w:cs="Courier New"/>
+          <w:bCs w:val="0"/>
+          <w:sz w:val="20"/>
+          <w:lang w:val="en-US"/>
+        </w:rPr>
+        <w:t xml:space="preserve">        </w:t>
+      </w:r>
+      <w:proofErr w:type="spellStart"/>
+      <w:r>
+        <w:rPr>
+          <w:rFonts w:ascii="Courier New" w:hAnsi="Courier New" w:cs="Courier New"/>
+          <w:bCs w:val="0"/>
+          <w:sz w:val="20"/>
+          <w:lang w:val="en-US"/>
+        </w:rPr>
+        <w:t>ArrayList</w:t>
+      </w:r>
+      <w:proofErr w:type="spellEnd"/>
+      <w:r>
+        <w:rPr>
+          <w:rFonts w:ascii="Courier New" w:hAnsi="Courier New" w:cs="Courier New"/>
+          <w:bCs w:val="0"/>
+          <w:sz w:val="20"/>
+          <w:lang w:val="en-US"/>
+        </w:rPr>
+        <w:t xml:space="preserve">&lt;Integer&gt; </w:t>
+      </w:r>
+      <w:proofErr w:type="spellStart"/>
+      <w:r>
+        <w:rPr>
+          <w:rFonts w:ascii="Courier New" w:hAnsi="Courier New" w:cs="Courier New"/>
+          <w:bCs w:val="0"/>
+          <w:sz w:val="20"/>
+          <w:lang w:val="en-US"/>
+        </w:rPr>
+        <w:t>lst</w:t>
+      </w:r>
+      <w:proofErr w:type="spellEnd"/>
+      <w:r>
+        <w:rPr>
+          <w:rFonts w:ascii="Courier New" w:hAnsi="Courier New" w:cs="Courier New"/>
+          <w:bCs w:val="0"/>
+          <w:sz w:val="20"/>
+          <w:lang w:val="en-US"/>
+        </w:rPr>
+        <w:t xml:space="preserve"> = new </w:t>
+      </w:r>
+      <w:proofErr w:type="spellStart"/>
+      <w:r>
+        <w:rPr>
+          <w:rFonts w:ascii="Courier New" w:hAnsi="Courier New" w:cs="Courier New"/>
+          <w:bCs w:val="0"/>
+          <w:sz w:val="20"/>
+          <w:lang w:val="en-US"/>
+        </w:rPr>
+        <w:t>ArrayList</w:t>
+      </w:r>
+      <w:proofErr w:type="spellEnd"/>
+      <w:r>
+        <w:rPr>
+          <w:rFonts w:ascii="Courier New" w:hAnsi="Courier New" w:cs="Courier New"/>
+          <w:bCs w:val="0"/>
+          <w:sz w:val="20"/>
+          <w:lang w:val="en-US"/>
+        </w:rPr>
+        <w:t>&lt;</w:t>
+      </w:r>
+      <w:proofErr w:type="gramStart"/>
+      <w:r>
+        <w:rPr>
+          <w:rFonts w:ascii="Courier New" w:hAnsi="Courier New" w:cs="Courier New"/>
+          <w:bCs w:val="0"/>
+          <w:sz w:val="20"/>
+          <w:lang w:val="en-US"/>
+        </w:rPr>
+        <w:t>&gt;(</w:t>
+      </w:r>
+      <w:proofErr w:type="gramEnd"/>
+      <w:r>
+        <w:rPr>
+          <w:rFonts w:ascii="Courier New" w:hAnsi="Courier New" w:cs="Courier New"/>
+          <w:bCs w:val="0"/>
+          <w:sz w:val="20"/>
+          <w:lang w:val="en-US"/>
+        </w:rPr>
+        <w:t>);</w:t>
+      </w:r>
+    </w:p>
+    <w:p>
+      <w:pPr>
+        <w:pStyle w:val="af9"/>
+        <w:spacing w:after="0"/>
+        <w:jc w:val="both"/>
+        <w:rPr>
+          <w:rFonts w:ascii="Courier New" w:hAnsi="Courier New" w:cs="Courier New"/>
+          <w:bCs w:val="0"/>
+          <w:sz w:val="20"/>
+          <w:lang w:val="en-US"/>
+        </w:rPr>
+      </w:pPr>
+      <w:r>
+        <w:rPr>
+          <w:rFonts w:ascii="Courier New" w:hAnsi="Courier New" w:cs="Courier New"/>
+          <w:bCs w:val="0"/>
+          <w:sz w:val="20"/>
+          <w:lang w:val="en-US"/>
+        </w:rPr>
+        <w:lastRenderedPageBreak/>
+        <w:t xml:space="preserve">        Scanner </w:t>
+      </w:r>
+      <w:proofErr w:type="spellStart"/>
+      <w:r>
+        <w:rPr>
+          <w:rFonts w:ascii="Courier New" w:hAnsi="Courier New" w:cs="Courier New"/>
+          <w:bCs w:val="0"/>
+          <w:sz w:val="20"/>
+          <w:lang w:val="en-US"/>
+        </w:rPr>
+        <w:t>scanner</w:t>
+      </w:r>
+      <w:proofErr w:type="spellEnd"/>
+      <w:r>
+        <w:rPr>
+          <w:rFonts w:ascii="Courier New" w:hAnsi="Courier New" w:cs="Courier New"/>
+          <w:bCs w:val="0"/>
+          <w:sz w:val="20"/>
+          <w:lang w:val="en-US"/>
+        </w:rPr>
+        <w:t xml:space="preserve"> = new </w:t>
+      </w:r>
+      <w:proofErr w:type="gramStart"/>
+      <w:r>
+        <w:rPr>
+          <w:rFonts w:ascii="Courier New" w:hAnsi="Courier New" w:cs="Courier New"/>
+          <w:bCs w:val="0"/>
+          <w:sz w:val="20"/>
+          <w:lang w:val="en-US"/>
+        </w:rPr>
+        <w:t>Scanner(</w:t>
+      </w:r>
+      <w:proofErr w:type="gramEnd"/>
+      <w:r>
+        <w:rPr>
+          <w:rFonts w:ascii="Courier New" w:hAnsi="Courier New" w:cs="Courier New"/>
+          <w:bCs w:val="0"/>
+          <w:sz w:val="20"/>
+          <w:lang w:val="en-US"/>
+        </w:rPr>
+        <w:t>System.in);</w:t>
+      </w:r>
+    </w:p>
+    <w:p>
+      <w:pPr>
+        <w:pStyle w:val="af9"/>
+        <w:spacing w:after="0"/>
+        <w:jc w:val="both"/>
+        <w:rPr>
+          <w:rFonts w:ascii="Courier New" w:hAnsi="Courier New" w:cs="Courier New"/>
+          <w:bCs w:val="0"/>
+          <w:sz w:val="20"/>
+          <w:lang w:val="en-US"/>
+        </w:rPr>
+      </w:pPr>
+      <w:r>
+        <w:rPr>
+          <w:rFonts w:ascii="Courier New" w:hAnsi="Courier New" w:cs="Courier New"/>
+          <w:bCs w:val="0"/>
+          <w:sz w:val="20"/>
+          <w:lang w:val="en-US"/>
+        </w:rPr>
+        <w:t xml:space="preserve">        while (true) {</w:t>
+      </w:r>
+    </w:p>
+    <w:p>
+      <w:pPr>
+        <w:pStyle w:val="af9"/>
+        <w:spacing w:after="0"/>
+        <w:jc w:val="both"/>
+        <w:rPr>
+          <w:rFonts w:ascii="Courier New" w:hAnsi="Courier New" w:cs="Courier New"/>
+          <w:bCs w:val="0"/>
+          <w:sz w:val="20"/>
+          <w:lang w:val="en-US"/>
+        </w:rPr>
+      </w:pPr>
+      <w:r>
+        <w:rPr>
+          <w:rFonts w:ascii="Courier New" w:hAnsi="Courier New" w:cs="Courier New"/>
+          <w:bCs w:val="0"/>
+          <w:sz w:val="20"/>
+          <w:lang w:val="en-US"/>
+        </w:rPr>
+        <w:t xml:space="preserve">            if (</w:t>
+      </w:r>
+      <w:proofErr w:type="spellStart"/>
+      <w:proofErr w:type="gramStart"/>
+      <w:r>
+        <w:rPr>
+          <w:rFonts w:ascii="Courier New" w:hAnsi="Courier New" w:cs="Courier New"/>
+          <w:bCs w:val="0"/>
+          <w:sz w:val="20"/>
+          <w:lang w:val="en-US"/>
+        </w:rPr>
+        <w:t>scanner.hasNextInt</w:t>
+      </w:r>
+      <w:proofErr w:type="spellEnd"/>
+      <w:proofErr w:type="gramEnd"/>
+      <w:r>
+        <w:rPr>
+          <w:rFonts w:ascii="Courier New" w:hAnsi="Courier New" w:cs="Courier New"/>
+          <w:bCs w:val="0"/>
+          <w:sz w:val="20"/>
+          <w:lang w:val="en-US"/>
+        </w:rPr>
+        <w:t>()) {</w:t>
+      </w:r>
+    </w:p>
+    <w:p>
+      <w:pPr>
+        <w:pStyle w:val="af9"/>
+        <w:spacing w:after="0"/>
+        <w:jc w:val="both"/>
+        <w:rPr>
+          <w:rFonts w:ascii="Courier New" w:hAnsi="Courier New" w:cs="Courier New"/>
+          <w:bCs w:val="0"/>
+          <w:sz w:val="20"/>
+          <w:lang w:val="en-US"/>
+        </w:rPr>
+      </w:pPr>
+      <w:r>
+        <w:rPr>
+          <w:rFonts w:ascii="Courier New" w:hAnsi="Courier New" w:cs="Courier New"/>
+          <w:bCs w:val="0"/>
+          <w:sz w:val="20"/>
+          <w:lang w:val="en-US"/>
+        </w:rPr>
+        <w:t xml:space="preserve">                int num = </w:t>
+      </w:r>
+      <w:proofErr w:type="spellStart"/>
+      <w:proofErr w:type="gramStart"/>
+      <w:r>
+        <w:rPr>
+          <w:rFonts w:ascii="Courier New" w:hAnsi="Courier New" w:cs="Courier New"/>
+          <w:bCs w:val="0"/>
+          <w:sz w:val="20"/>
+          <w:lang w:val="en-US"/>
+        </w:rPr>
+        <w:t>scanner.nextInt</w:t>
+      </w:r>
+      <w:proofErr w:type="spellEnd"/>
+      <w:proofErr w:type="gramEnd"/>
+      <w:r>
+        <w:rPr>
+          <w:rFonts w:ascii="Courier New" w:hAnsi="Courier New" w:cs="Courier New"/>
+          <w:bCs w:val="0"/>
+          <w:sz w:val="20"/>
+          <w:lang w:val="en-US"/>
+        </w:rPr>
+        <w:t>();</w:t>
+      </w:r>
+    </w:p>
+    <w:p>
+      <w:pPr>
+        <w:pStyle w:val="af9"/>
+        <w:spacing w:after="0"/>
+        <w:jc w:val="both"/>
+        <w:rPr>
+          <w:rFonts w:ascii="Courier New" w:hAnsi="Courier New" w:cs="Courier New"/>
+          <w:bCs w:val="0"/>
+          <w:sz w:val="20"/>
+          <w:lang w:val="en-US"/>
+        </w:rPr>
+      </w:pPr>
+      <w:r>
+        <w:rPr>
+          <w:rFonts w:ascii="Courier New" w:hAnsi="Courier New" w:cs="Courier New"/>
+          <w:bCs w:val="0"/>
+          <w:sz w:val="20"/>
+          <w:lang w:val="en-US"/>
+        </w:rPr>
+        <w:t xml:space="preserve">                if (num == -1) break;</w:t>
+      </w:r>
+    </w:p>
+    <w:p>
+      <w:pPr>
+        <w:pStyle w:val="af9"/>
+        <w:spacing w:after="0"/>
+        <w:jc w:val="both"/>
+        <w:rPr>
+          <w:rFonts w:ascii="Courier New" w:hAnsi="Courier New" w:cs="Courier New"/>
+          <w:bCs w:val="0"/>
+          <w:sz w:val="20"/>
+          <w:lang w:val="en-US"/>
+        </w:rPr>
+      </w:pPr>
+      <w:r>
+        <w:rPr>
+          <w:rFonts w:ascii="Courier New" w:hAnsi="Courier New" w:cs="Courier New"/>
+          <w:bCs w:val="0"/>
+          <w:sz w:val="20"/>
+          <w:lang w:val="en-US"/>
+        </w:rPr>
+        <w:t xml:space="preserve">                </w:t>
+      </w:r>
+      <w:proofErr w:type="spellStart"/>
+      <w:r>
+        <w:rPr>
+          <w:rFonts w:ascii="Courier New" w:hAnsi="Courier New" w:cs="Courier New"/>
+          <w:bCs w:val="0"/>
+          <w:sz w:val="20"/>
+          <w:lang w:val="en-US"/>
+        </w:rPr>
+        <w:t>lst.add</w:t>
+      </w:r>
+      <w:proofErr w:type="spellEnd"/>
+      <w:r>
+        <w:rPr>
+          <w:rFonts w:ascii="Courier New" w:hAnsi="Courier New" w:cs="Courier New"/>
+          <w:bCs w:val="0"/>
+          <w:sz w:val="20"/>
+          <w:lang w:val="en-US"/>
+        </w:rPr>
+        <w:t>(num);</w:t>
+      </w:r>
+    </w:p>
+    <w:p>
+      <w:pPr>
+        <w:pStyle w:val="af9"/>
+        <w:spacing w:after="0"/>
+        <w:jc w:val="both"/>
+        <w:rPr>
+          <w:rFonts w:ascii="Courier New" w:hAnsi="Courier New" w:cs="Courier New"/>
+          <w:bCs w:val="0"/>
+          <w:sz w:val="20"/>
+          <w:lang w:val="en-US"/>
+        </w:rPr>
+      </w:pPr>
+      <w:r>
+        <w:rPr>
+          <w:rFonts w:ascii="Courier New" w:hAnsi="Courier New" w:cs="Courier New"/>
+          <w:bCs w:val="0"/>
+          <w:sz w:val="20"/>
+          <w:lang w:val="en-US"/>
+        </w:rPr>
+        <w:t xml:space="preserve">            }</w:t>
+      </w:r>
+    </w:p>
+    <w:p>
+      <w:pPr>
+        <w:pStyle w:val="af9"/>
+        <w:spacing w:after="0"/>
+        <w:jc w:val="both"/>
+        <w:rPr>
+          <w:rFonts w:ascii="Courier New" w:hAnsi="Courier New" w:cs="Courier New"/>
+          <w:bCs w:val="0"/>
+          <w:sz w:val="20"/>
+          <w:lang w:val="en-US"/>
+        </w:rPr>
+      </w:pPr>
+      <w:r>
+        <w:rPr>
+          <w:rFonts w:ascii="Courier New" w:hAnsi="Courier New" w:cs="Courier New"/>
+          <w:bCs w:val="0"/>
+          <w:sz w:val="20"/>
+          <w:lang w:val="en-US"/>
+        </w:rPr>
+        <w:t xml:space="preserve">            else </w:t>
+      </w:r>
+      <w:proofErr w:type="spellStart"/>
+      <w:proofErr w:type="gramStart"/>
+      <w:r>
+        <w:rPr>
+          <w:rFonts w:ascii="Courier New" w:hAnsi="Courier New" w:cs="Courier New"/>
+          <w:bCs w:val="0"/>
+          <w:sz w:val="20"/>
+          <w:lang w:val="en-US"/>
+        </w:rPr>
+        <w:t>scanner.next</w:t>
+      </w:r>
+      <w:proofErr w:type="spellEnd"/>
+      <w:proofErr w:type="gramEnd"/>
+      <w:r>
+        <w:rPr>
+          <w:rFonts w:ascii="Courier New" w:hAnsi="Courier New" w:cs="Courier New"/>
+          <w:bCs w:val="0"/>
+          <w:sz w:val="20"/>
+          <w:lang w:val="en-US"/>
+        </w:rPr>
+        <w:t>();</w:t>
+      </w:r>
+    </w:p>
+    <w:p>
+      <w:pPr>
+        <w:pStyle w:val="af9"/>
+        <w:spacing w:after="0"/>
+        <w:jc w:val="both"/>
+        <w:rPr>
+          <w:rFonts w:ascii="Courier New" w:hAnsi="Courier New" w:cs="Courier New"/>
+          <w:bCs w:val="0"/>
+          <w:sz w:val="20"/>
+          <w:lang w:val="en-US"/>
+        </w:rPr>
+      </w:pPr>
+      <w:r>
+        <w:rPr>
+          <w:rFonts w:ascii="Courier New" w:hAnsi="Courier New" w:cs="Courier New"/>
+          <w:bCs w:val="0"/>
+          <w:sz w:val="20"/>
+          <w:lang w:val="en-US"/>
+        </w:rPr>
+        <w:t xml:space="preserve">        }</w:t>
+      </w:r>
+    </w:p>
+    <w:p>
+      <w:pPr>
+        <w:pStyle w:val="af9"/>
+        <w:spacing w:after="0"/>
+        <w:jc w:val="both"/>
+        <w:rPr>
+          <w:rFonts w:ascii="Courier New" w:hAnsi="Courier New" w:cs="Courier New"/>
+          <w:bCs w:val="0"/>
+          <w:sz w:val="20"/>
+          <w:lang w:val="en-US"/>
+        </w:rPr>
+      </w:pPr>
+      <w:r>
+        <w:rPr>
+          <w:rFonts w:ascii="Courier New" w:hAnsi="Courier New" w:cs="Courier New"/>
+          <w:bCs w:val="0"/>
+          <w:sz w:val="20"/>
+          <w:lang w:val="en-US"/>
+        </w:rPr>
+        <w:t xml:space="preserve">        return </w:t>
+      </w:r>
+      <w:proofErr w:type="spellStart"/>
+      <w:r>
+        <w:rPr>
+          <w:rFonts w:ascii="Courier New" w:hAnsi="Courier New" w:cs="Courier New"/>
+          <w:bCs w:val="0"/>
+          <w:sz w:val="20"/>
+          <w:lang w:val="en-US"/>
+        </w:rPr>
+        <w:t>lst</w:t>
+      </w:r>
+      <w:proofErr w:type="spellEnd"/>
+      <w:r>
+        <w:rPr>
+          <w:rFonts w:ascii="Courier New" w:hAnsi="Courier New" w:cs="Courier New"/>
+          <w:bCs w:val="0"/>
+          <w:sz w:val="20"/>
+          <w:lang w:val="en-US"/>
+        </w:rPr>
+        <w:t>;</w:t>
+      </w:r>
+    </w:p>
+    <w:p>
+      <w:pPr>
+        <w:pStyle w:val="af9"/>
+        <w:spacing w:after="0"/>
+        <w:jc w:val="both"/>
+        <w:rPr>
+          <w:rFonts w:ascii="Courier New" w:hAnsi="Courier New" w:cs="Courier New"/>
+          <w:bCs w:val="0"/>
+          <w:sz w:val="20"/>
+          <w:lang w:val="en-US"/>
+        </w:rPr>
+      </w:pPr>
+      <w:r>
+        <w:rPr>
+          <w:rFonts w:ascii="Courier New" w:hAnsi="Courier New" w:cs="Courier New"/>
+          <w:bCs w:val="0"/>
+          <w:sz w:val="20"/>
+          <w:lang w:val="en-US"/>
+        </w:rPr>
+        <w:t xml:space="preserve">    }</w:t>
+      </w:r>
+    </w:p>
+    <w:p>
+      <w:pPr>
+        <w:pStyle w:val="af9"/>
+        <w:spacing w:after="0"/>
+        <w:jc w:val="both"/>
+        <w:rPr>
+          <w:rFonts w:ascii="Courier New" w:hAnsi="Courier New" w:cs="Courier New"/>
+          <w:bCs w:val="0"/>
+          <w:sz w:val="20"/>
+          <w:lang w:val="en-US"/>
+        </w:rPr>
+      </w:pPr>
+    </w:p>
+    <w:p>
+      <w:pPr>
+        <w:pStyle w:val="af9"/>
+        <w:spacing w:after="0"/>
+        <w:jc w:val="both"/>
+        <w:rPr>
+          <w:rFonts w:ascii="Courier New" w:hAnsi="Courier New" w:cs="Courier New"/>
+          <w:bCs w:val="0"/>
+          <w:sz w:val="20"/>
+          <w:lang w:val="en-US"/>
+        </w:rPr>
+      </w:pPr>
+      <w:r>
+        <w:rPr>
+          <w:rFonts w:ascii="Courier New" w:hAnsi="Courier New" w:cs="Courier New"/>
+          <w:bCs w:val="0"/>
+          <w:sz w:val="20"/>
+          <w:lang w:val="en-US"/>
+        </w:rPr>
+        <w:t xml:space="preserve">    public void </w:t>
+      </w:r>
+      <w:proofErr w:type="spellStart"/>
+      <w:proofErr w:type="gramStart"/>
+      <w:r>
+        <w:rPr>
+          <w:rFonts w:ascii="Courier New" w:hAnsi="Courier New" w:cs="Courier New"/>
+          <w:bCs w:val="0"/>
+          <w:sz w:val="20"/>
+          <w:lang w:val="en-US"/>
+        </w:rPr>
+        <w:t>bubbleSort</w:t>
+      </w:r>
+      <w:proofErr w:type="spellEnd"/>
+      <w:r>
+        <w:rPr>
+          <w:rFonts w:ascii="Courier New" w:hAnsi="Courier New" w:cs="Courier New"/>
+          <w:bCs w:val="0"/>
+          <w:sz w:val="20"/>
+          <w:lang w:val="en-US"/>
+        </w:rPr>
+        <w:t>(</w:t>
+      </w:r>
+      <w:proofErr w:type="gramEnd"/>
+      <w:r>
+        <w:rPr>
+          <w:rFonts w:ascii="Courier New" w:hAnsi="Courier New" w:cs="Courier New"/>
+          <w:bCs w:val="0"/>
+          <w:sz w:val="20"/>
+          <w:lang w:val="en-US"/>
+        </w:rPr>
+        <w:t>) {</w:t>
+      </w:r>
+    </w:p>
+    <w:p>
+      <w:pPr>
+        <w:pStyle w:val="af9"/>
+        <w:spacing w:after="0"/>
+        <w:jc w:val="both"/>
+        <w:rPr>
+          <w:rFonts w:ascii="Courier New" w:hAnsi="Courier New" w:cs="Courier New"/>
+          <w:bCs w:val="0"/>
+          <w:sz w:val="20"/>
+          <w:lang w:val="en-US"/>
+        </w:rPr>
+      </w:pPr>
+      <w:r>
+        <w:rPr>
+          <w:rFonts w:ascii="Courier New" w:hAnsi="Courier New" w:cs="Courier New"/>
+          <w:bCs w:val="0"/>
+          <w:sz w:val="20"/>
+          <w:lang w:val="en-US"/>
+        </w:rPr>
+        <w:t xml:space="preserve">        int n = </w:t>
+      </w:r>
+      <w:proofErr w:type="spellStart"/>
+      <w:proofErr w:type="gramStart"/>
+      <w:r>
+        <w:rPr>
+          <w:rFonts w:ascii="Courier New" w:hAnsi="Courier New" w:cs="Courier New"/>
+          <w:bCs w:val="0"/>
+          <w:sz w:val="20"/>
+          <w:lang w:val="en-US"/>
+        </w:rPr>
+        <w:t>this.lst.size</w:t>
+      </w:r>
+      <w:proofErr w:type="spellEnd"/>
+      <w:proofErr w:type="gramEnd"/>
+      <w:r>
+        <w:rPr>
+          <w:rFonts w:ascii="Courier New" w:hAnsi="Courier New" w:cs="Courier New"/>
+          <w:bCs w:val="0"/>
+          <w:sz w:val="20"/>
+          <w:lang w:val="en-US"/>
+        </w:rPr>
+        <w:t>();</w:t>
+      </w:r>
+    </w:p>
+    <w:p>
+      <w:pPr>
+        <w:pStyle w:val="af9"/>
+        <w:spacing w:after="0"/>
+        <w:jc w:val="both"/>
+        <w:rPr>
+          <w:rFonts w:ascii="Courier New" w:hAnsi="Courier New" w:cs="Courier New"/>
+          <w:bCs w:val="0"/>
+          <w:sz w:val="20"/>
+          <w:lang w:val="en-US"/>
+        </w:rPr>
+      </w:pPr>
+      <w:r>
+        <w:rPr>
+          <w:rFonts w:ascii="Courier New" w:hAnsi="Courier New" w:cs="Courier New"/>
+          <w:bCs w:val="0"/>
+          <w:sz w:val="20"/>
+          <w:lang w:val="en-US"/>
+        </w:rPr>
+        <w:t xml:space="preserve">        for (int </w:t>
+      </w:r>
+      <w:proofErr w:type="spellStart"/>
+      <w:r>
+        <w:rPr>
+          <w:rFonts w:ascii="Courier New" w:hAnsi="Courier New" w:cs="Courier New"/>
+          <w:bCs w:val="0"/>
+          <w:sz w:val="20"/>
+          <w:lang w:val="en-US"/>
+        </w:rPr>
+        <w:t>i</w:t>
+      </w:r>
+      <w:proofErr w:type="spellEnd"/>
+      <w:r>
+        <w:rPr>
+          <w:rFonts w:ascii="Courier New" w:hAnsi="Courier New" w:cs="Courier New"/>
+          <w:bCs w:val="0"/>
+          <w:sz w:val="20"/>
+          <w:lang w:val="en-US"/>
+        </w:rPr>
+        <w:t xml:space="preserve"> = 0; </w:t>
+      </w:r>
+      <w:proofErr w:type="spellStart"/>
+      <w:r>
+        <w:rPr>
+          <w:rFonts w:ascii="Courier New" w:hAnsi="Courier New" w:cs="Courier New"/>
+          <w:bCs w:val="0"/>
+          <w:sz w:val="20"/>
+          <w:lang w:val="en-US"/>
+        </w:rPr>
+        <w:t>i</w:t>
+      </w:r>
+      <w:proofErr w:type="spellEnd"/>
+      <w:r>
+        <w:rPr>
+          <w:rFonts w:ascii="Courier New" w:hAnsi="Courier New" w:cs="Courier New"/>
+          <w:bCs w:val="0"/>
+          <w:sz w:val="20"/>
+          <w:lang w:val="en-US"/>
+        </w:rPr>
+        <w:t xml:space="preserve"> &lt; n - 1; </w:t>
+      </w:r>
+      <w:proofErr w:type="spellStart"/>
+      <w:r>
+        <w:rPr>
+          <w:rFonts w:ascii="Courier New" w:hAnsi="Courier New" w:cs="Courier New"/>
+          <w:bCs w:val="0"/>
+          <w:sz w:val="20"/>
+          <w:lang w:val="en-US"/>
+        </w:rPr>
+        <w:t>i</w:t>
+      </w:r>
+      <w:proofErr w:type="spellEnd"/>
+      <w:r>
+        <w:rPr>
+          <w:rFonts w:ascii="Courier New" w:hAnsi="Courier New" w:cs="Courier New"/>
+          <w:bCs w:val="0"/>
+          <w:sz w:val="20"/>
+          <w:lang w:val="en-US"/>
+        </w:rPr>
+        <w:t>++) {</w:t>
+      </w:r>
+    </w:p>
+    <w:p>
+      <w:pPr>
+        <w:pStyle w:val="af9"/>
+        <w:spacing w:after="0"/>
+        <w:jc w:val="both"/>
+        <w:rPr>
+          <w:rFonts w:ascii="Courier New" w:hAnsi="Courier New" w:cs="Courier New"/>
+          <w:bCs w:val="0"/>
+          <w:sz w:val="20"/>
+          <w:lang w:val="en-US"/>
+        </w:rPr>
+      </w:pPr>
+      <w:r>
+        <w:rPr>
+          <w:rFonts w:ascii="Courier New" w:hAnsi="Courier New" w:cs="Courier New"/>
+          <w:bCs w:val="0"/>
+          <w:sz w:val="20"/>
+          <w:lang w:val="en-US"/>
+        </w:rPr>
+        <w:t xml:space="preserve">            for (int j = 0; j &lt; n - </w:t>
+      </w:r>
+      <w:proofErr w:type="spellStart"/>
+      <w:r>
+        <w:rPr>
+          <w:rFonts w:ascii="Courier New" w:hAnsi="Courier New" w:cs="Courier New"/>
+          <w:bCs w:val="0"/>
+          <w:sz w:val="20"/>
+          <w:lang w:val="en-US"/>
+        </w:rPr>
+        <w:t>i</w:t>
+      </w:r>
+      <w:proofErr w:type="spellEnd"/>
+      <w:r>
+        <w:rPr>
+          <w:rFonts w:ascii="Courier New" w:hAnsi="Courier New" w:cs="Courier New"/>
+          <w:bCs w:val="0"/>
+          <w:sz w:val="20"/>
+          <w:lang w:val="en-US"/>
+        </w:rPr>
+        <w:t xml:space="preserve"> - 1; </w:t>
+      </w:r>
+      <w:proofErr w:type="spellStart"/>
+      <w:r>
+        <w:rPr>
+          <w:rFonts w:ascii="Courier New" w:hAnsi="Courier New" w:cs="Courier New"/>
+          <w:bCs w:val="0"/>
+          <w:sz w:val="20"/>
+          <w:lang w:val="en-US"/>
+        </w:rPr>
+        <w:t>j++</w:t>
+      </w:r>
+      <w:proofErr w:type="spellEnd"/>
+      <w:r>
+        <w:rPr>
+          <w:rFonts w:ascii="Courier New" w:hAnsi="Courier New" w:cs="Courier New"/>
+          <w:bCs w:val="0"/>
+          <w:sz w:val="20"/>
+          <w:lang w:val="en-US"/>
+        </w:rPr>
+        <w:t>) {</w:t>
+      </w:r>
+    </w:p>
+    <w:p>
+      <w:pPr>
+        <w:pStyle w:val="af9"/>
+        <w:spacing w:after="0"/>
+        <w:jc w:val="both"/>
+        <w:rPr>
+          <w:rFonts w:ascii="Courier New" w:hAnsi="Courier New" w:cs="Courier New"/>
+          <w:bCs w:val="0"/>
+          <w:sz w:val="20"/>
+          <w:lang w:val="en-US"/>
+        </w:rPr>
+      </w:pPr>
+      <w:r>
+        <w:rPr>
+          <w:rFonts w:ascii="Courier New" w:hAnsi="Courier New" w:cs="Courier New"/>
+          <w:bCs w:val="0"/>
+          <w:sz w:val="20"/>
+          <w:lang w:val="en-US"/>
+        </w:rPr>
+        <w:t xml:space="preserve">                if (</w:t>
+      </w:r>
+      <w:proofErr w:type="spellStart"/>
+      <w:r>
+        <w:rPr>
+          <w:rFonts w:ascii="Courier New" w:hAnsi="Courier New" w:cs="Courier New"/>
+          <w:bCs w:val="0"/>
+          <w:sz w:val="20"/>
+          <w:lang w:val="en-US"/>
+        </w:rPr>
+        <w:t>this.lst.get</w:t>
+      </w:r>
+      <w:proofErr w:type="spellEnd"/>
+      <w:r>
+        <w:rPr>
+          <w:rFonts w:ascii="Courier New" w:hAnsi="Courier New" w:cs="Courier New"/>
+          <w:bCs w:val="0"/>
+          <w:sz w:val="20"/>
+          <w:lang w:val="en-US"/>
+        </w:rPr>
+        <w:t xml:space="preserve">(j) &gt; </w:t>
+      </w:r>
+      <w:proofErr w:type="spellStart"/>
+      <w:proofErr w:type="gramStart"/>
+      <w:r>
+        <w:rPr>
+          <w:rFonts w:ascii="Courier New" w:hAnsi="Courier New" w:cs="Courier New"/>
+          <w:bCs w:val="0"/>
+          <w:sz w:val="20"/>
+          <w:lang w:val="en-US"/>
+        </w:rPr>
+        <w:t>this.lst.get</w:t>
+      </w:r>
+      <w:proofErr w:type="spellEnd"/>
+      <w:r>
+        <w:rPr>
+          <w:rFonts w:ascii="Courier New" w:hAnsi="Courier New" w:cs="Courier New"/>
+          <w:bCs w:val="0"/>
+          <w:sz w:val="20"/>
+          <w:lang w:val="en-US"/>
+        </w:rPr>
+        <w:t>(</w:t>
+      </w:r>
+      <w:proofErr w:type="gramEnd"/>
+      <w:r>
+        <w:rPr>
+          <w:rFonts w:ascii="Courier New" w:hAnsi="Courier New" w:cs="Courier New"/>
+          <w:bCs w:val="0"/>
+          <w:sz w:val="20"/>
+          <w:lang w:val="en-US"/>
+        </w:rPr>
+        <w:t>j + 1)) {</w:t>
+      </w:r>
+    </w:p>
+    <w:p>
+      <w:pPr>
+        <w:pStyle w:val="af9"/>
+        <w:spacing w:after="0"/>
+        <w:jc w:val="both"/>
+        <w:rPr>
+          <w:rFonts w:ascii="Courier New" w:hAnsi="Courier New" w:cs="Courier New"/>
+          <w:bCs w:val="0"/>
+          <w:sz w:val="20"/>
+          <w:lang w:val="en-US"/>
+        </w:rPr>
+      </w:pPr>
+      <w:r>
+        <w:rPr>
+          <w:rFonts w:ascii="Courier New" w:hAnsi="Courier New" w:cs="Courier New"/>
+          <w:bCs w:val="0"/>
+          <w:sz w:val="20"/>
+          <w:lang w:val="en-US"/>
+        </w:rPr>
+        <w:t xml:space="preserve">                    int temp = </w:t>
+      </w:r>
+      <w:proofErr w:type="spellStart"/>
+      <w:r>
+        <w:rPr>
+          <w:rFonts w:ascii="Courier New" w:hAnsi="Courier New" w:cs="Courier New"/>
+          <w:bCs w:val="0"/>
+          <w:sz w:val="20"/>
+          <w:lang w:val="en-US"/>
+        </w:rPr>
+        <w:t>this.lst.get</w:t>
+      </w:r>
+      <w:proofErr w:type="spellEnd"/>
+      <w:r>
+        <w:rPr>
+          <w:rFonts w:ascii="Courier New" w:hAnsi="Courier New" w:cs="Courier New"/>
+          <w:bCs w:val="0"/>
+          <w:sz w:val="20"/>
+          <w:lang w:val="en-US"/>
+        </w:rPr>
+        <w:t>(j);</w:t>
+      </w:r>
+    </w:p>
+    <w:p>
+      <w:pPr>
+        <w:pStyle w:val="af9"/>
+        <w:spacing w:after="0"/>
+        <w:jc w:val="both"/>
+        <w:rPr>
+          <w:rFonts w:ascii="Courier New" w:hAnsi="Courier New" w:cs="Courier New"/>
+          <w:bCs w:val="0"/>
+          <w:sz w:val="20"/>
+          <w:lang w:val="en-US"/>
+        </w:rPr>
+      </w:pPr>
+      <w:r>
+        <w:rPr>
+          <w:rFonts w:ascii="Courier New" w:hAnsi="Courier New" w:cs="Courier New"/>
+          <w:bCs w:val="0"/>
+          <w:sz w:val="20"/>
+          <w:lang w:val="en-US"/>
+        </w:rPr>
+        <w:t xml:space="preserve">                    </w:t>
+      </w:r>
+      <w:proofErr w:type="spellStart"/>
+      <w:proofErr w:type="gramStart"/>
+      <w:r>
+        <w:rPr>
+          <w:rFonts w:ascii="Courier New" w:hAnsi="Courier New" w:cs="Courier New"/>
+          <w:bCs w:val="0"/>
+          <w:sz w:val="20"/>
+          <w:lang w:val="en-US"/>
+        </w:rPr>
+        <w:t>this.lst.set</w:t>
+      </w:r>
+      <w:proofErr w:type="spellEnd"/>
+      <w:r>
+        <w:rPr>
+          <w:rFonts w:ascii="Courier New" w:hAnsi="Courier New" w:cs="Courier New"/>
+          <w:bCs w:val="0"/>
+          <w:sz w:val="20"/>
+          <w:lang w:val="en-US"/>
+        </w:rPr>
+        <w:t>(</w:t>
+      </w:r>
+      <w:proofErr w:type="gramEnd"/>
+      <w:r>
+        <w:rPr>
+          <w:rFonts w:ascii="Courier New" w:hAnsi="Courier New" w:cs="Courier New"/>
+          <w:bCs w:val="0"/>
+          <w:sz w:val="20"/>
+          <w:lang w:val="en-US"/>
+        </w:rPr>
+        <w:t xml:space="preserve">j, </w:t>
+      </w:r>
+      <w:proofErr w:type="spellStart"/>
+      <w:r>
+        <w:rPr>
+          <w:rFonts w:ascii="Courier New" w:hAnsi="Courier New" w:cs="Courier New"/>
+          <w:bCs w:val="0"/>
+          <w:sz w:val="20"/>
+          <w:lang w:val="en-US"/>
+        </w:rPr>
+        <w:t>this.lst.get</w:t>
+      </w:r>
+      <w:proofErr w:type="spellEnd"/>
+      <w:r>
+        <w:rPr>
+          <w:rFonts w:ascii="Courier New" w:hAnsi="Courier New" w:cs="Courier New"/>
+          <w:bCs w:val="0"/>
+          <w:sz w:val="20"/>
+          <w:lang w:val="en-US"/>
+        </w:rPr>
+        <w:t>(j+1));</w:t>
+      </w:r>
+    </w:p>
+    <w:p>
+      <w:pPr>
+        <w:pStyle w:val="af9"/>
+        <w:spacing w:after="0"/>
+        <w:jc w:val="both"/>
+        <w:rPr>
+          <w:rFonts w:ascii="Courier New" w:hAnsi="Courier New" w:cs="Courier New"/>
+          <w:bCs w:val="0"/>
+          <w:sz w:val="20"/>
+          <w:lang w:val="en-US"/>
+        </w:rPr>
+      </w:pPr>
+      <w:r>
+        <w:rPr>
+          <w:rFonts w:ascii="Courier New" w:hAnsi="Courier New" w:cs="Courier New"/>
+          <w:bCs w:val="0"/>
+          <w:sz w:val="20"/>
+          <w:lang w:val="en-US"/>
+        </w:rPr>
+        <w:t xml:space="preserve">                    </w:t>
+      </w:r>
+      <w:proofErr w:type="spellStart"/>
+      <w:proofErr w:type="gramStart"/>
+      <w:r>
+        <w:rPr>
+          <w:rFonts w:ascii="Courier New" w:hAnsi="Courier New" w:cs="Courier New"/>
+          <w:bCs w:val="0"/>
+          <w:sz w:val="20"/>
+          <w:lang w:val="en-US"/>
+        </w:rPr>
+        <w:t>this.lst.set</w:t>
+      </w:r>
+      <w:proofErr w:type="spellEnd"/>
+      <w:r>
+        <w:rPr>
+          <w:rFonts w:ascii="Courier New" w:hAnsi="Courier New" w:cs="Courier New"/>
+          <w:bCs w:val="0"/>
+          <w:sz w:val="20"/>
+          <w:lang w:val="en-US"/>
+        </w:rPr>
+        <w:t>(</w:t>
+      </w:r>
+      <w:proofErr w:type="gramEnd"/>
+      <w:r>
+        <w:rPr>
+          <w:rFonts w:ascii="Courier New" w:hAnsi="Courier New" w:cs="Courier New"/>
+          <w:bCs w:val="0"/>
+          <w:sz w:val="20"/>
+          <w:lang w:val="en-US"/>
+        </w:rPr>
+        <w:t>j+1, temp);</w:t>
+      </w:r>
+    </w:p>
+    <w:p>
+      <w:pPr>
+        <w:pStyle w:val="af9"/>
+        <w:spacing w:after="0"/>
+        <w:jc w:val="both"/>
+        <w:rPr>
+          <w:rFonts w:ascii="Courier New" w:hAnsi="Courier New" w:cs="Courier New"/>
+          <w:bCs w:val="0"/>
+          <w:sz w:val="20"/>
+          <w:lang w:val="en-US"/>
+        </w:rPr>
+      </w:pPr>
+      <w:r>
+        <w:rPr>
+          <w:rFonts w:ascii="Courier New" w:hAnsi="Courier New" w:cs="Courier New"/>
+          <w:bCs w:val="0"/>
+          <w:sz w:val="20"/>
+          <w:lang w:val="en-US"/>
+        </w:rPr>
+        <w:t xml:space="preserve">                }</w:t>
+      </w:r>
+    </w:p>
+    <w:p>
+      <w:pPr>
+        <w:pStyle w:val="af9"/>
+        <w:spacing w:after="0"/>
+        <w:jc w:val="both"/>
+        <w:rPr>
+          <w:rFonts w:ascii="Courier New" w:hAnsi="Courier New" w:cs="Courier New"/>
+          <w:bCs w:val="0"/>
+          <w:sz w:val="20"/>
+          <w:lang w:val="en-US"/>
+        </w:rPr>
+      </w:pPr>
+      <w:r>
+        <w:rPr>
+          <w:rFonts w:ascii="Courier New" w:hAnsi="Courier New" w:cs="Courier New"/>
+          <w:bCs w:val="0"/>
+          <w:sz w:val="20"/>
+          <w:lang w:val="en-US"/>
+        </w:rPr>
+        <w:t xml:space="preserve">            }</w:t>
+      </w:r>
+    </w:p>
+    <w:p>
+      <w:pPr>
+        <w:pStyle w:val="af9"/>
+        <w:spacing w:after="0"/>
+        <w:jc w:val="both"/>
+        <w:rPr>
+          <w:rFonts w:ascii="Courier New" w:hAnsi="Courier New" w:cs="Courier New"/>
+          <w:bCs w:val="0"/>
+          <w:sz w:val="20"/>
+          <w:lang w:val="en-US"/>
+        </w:rPr>
+      </w:pPr>
+      <w:r>
+        <w:rPr>
+          <w:rFonts w:ascii="Courier New" w:hAnsi="Courier New" w:cs="Courier New"/>
+          <w:bCs w:val="0"/>
+          <w:sz w:val="20"/>
+          <w:lang w:val="en-US"/>
+        </w:rPr>
+        <w:t xml:space="preserve">        }</w:t>
+      </w:r>
+    </w:p>
+    <w:p>
+      <w:pPr>
+        <w:pStyle w:val="af9"/>
+        <w:spacing w:after="0"/>
+        <w:jc w:val="both"/>
+        <w:rPr>
+          <w:rFonts w:ascii="Courier New" w:hAnsi="Courier New" w:cs="Courier New"/>
+          <w:bCs w:val="0"/>
+          <w:sz w:val="20"/>
+          <w:lang w:val="en-US"/>
+        </w:rPr>
+      </w:pPr>
+      <w:r>
+        <w:rPr>
+          <w:rFonts w:ascii="Courier New" w:hAnsi="Courier New" w:cs="Courier New"/>
+          <w:bCs w:val="0"/>
+          <w:sz w:val="20"/>
+          <w:lang w:val="en-US"/>
+        </w:rPr>
+        <w:t xml:space="preserve">    }</w:t>
+      </w:r>
+    </w:p>
+    <w:p>
+      <w:pPr>
+        <w:pStyle w:val="af9"/>
+        <w:spacing w:after="0"/>
+        <w:jc w:val="both"/>
+        <w:rPr>
+          <w:rFonts w:ascii="Courier New" w:hAnsi="Courier New" w:cs="Courier New"/>
+          <w:bCs w:val="0"/>
+          <w:sz w:val="20"/>
+          <w:lang w:val="en-US"/>
+        </w:rPr>
+      </w:pPr>
+    </w:p>
+    <w:p>
+      <w:pPr>
+        <w:pStyle w:val="af9"/>
+        <w:spacing w:after="0"/>
+        <w:jc w:val="both"/>
+        <w:rPr>
+          <w:rFonts w:ascii="Courier New" w:hAnsi="Courier New" w:cs="Courier New"/>
+          <w:bCs w:val="0"/>
+          <w:sz w:val="20"/>
+          <w:lang w:val="en-US"/>
+        </w:rPr>
+      </w:pPr>
+      <w:r>
+        <w:rPr>
+          <w:rFonts w:ascii="Courier New" w:hAnsi="Courier New" w:cs="Courier New"/>
+          <w:bCs w:val="0"/>
+          <w:sz w:val="20"/>
+          <w:lang w:val="en-US"/>
+        </w:rPr>
+        <w:t xml:space="preserve">    public void </w:t>
+      </w:r>
+      <w:proofErr w:type="spellStart"/>
+      <w:proofErr w:type="gramStart"/>
+      <w:r>
+        <w:rPr>
+          <w:rFonts w:ascii="Courier New" w:hAnsi="Courier New" w:cs="Courier New"/>
+          <w:bCs w:val="0"/>
+          <w:sz w:val="20"/>
+          <w:lang w:val="en-US"/>
+        </w:rPr>
+        <w:t>coutArray</w:t>
+      </w:r>
+      <w:proofErr w:type="spellEnd"/>
+      <w:r>
+        <w:rPr>
+          <w:rFonts w:ascii="Courier New" w:hAnsi="Courier New" w:cs="Courier New"/>
+          <w:bCs w:val="0"/>
+          <w:sz w:val="20"/>
+          <w:lang w:val="en-US"/>
+        </w:rPr>
+        <w:t>(</w:t>
+      </w:r>
+      <w:proofErr w:type="gramEnd"/>
+      <w:r>
+        <w:rPr>
+          <w:rFonts w:ascii="Courier New" w:hAnsi="Courier New" w:cs="Courier New"/>
+          <w:bCs w:val="0"/>
+          <w:sz w:val="20"/>
+          <w:lang w:val="en-US"/>
+        </w:rPr>
+        <w:t>) {</w:t>
+      </w:r>
+    </w:p>
+    <w:p>
+      <w:pPr>
+        <w:pStyle w:val="af9"/>
+        <w:spacing w:after="0"/>
+        <w:jc w:val="both"/>
+        <w:rPr>
+          <w:rFonts w:ascii="Courier New" w:hAnsi="Courier New" w:cs="Courier New"/>
+          <w:bCs w:val="0"/>
+          <w:sz w:val="20"/>
+          <w:lang w:val="en-US"/>
+        </w:rPr>
+      </w:pPr>
+      <w:r>
+        <w:rPr>
+          <w:rFonts w:ascii="Courier New" w:hAnsi="Courier New" w:cs="Courier New"/>
+          <w:bCs w:val="0"/>
+          <w:sz w:val="20"/>
+          <w:lang w:val="en-US"/>
+        </w:rPr>
+        <w:t xml:space="preserve">        int n = </w:t>
+      </w:r>
+      <w:proofErr w:type="spellStart"/>
+      <w:proofErr w:type="gramStart"/>
+      <w:r>
+        <w:rPr>
+          <w:rFonts w:ascii="Courier New" w:hAnsi="Courier New" w:cs="Courier New"/>
+          <w:bCs w:val="0"/>
+          <w:sz w:val="20"/>
+          <w:lang w:val="en-US"/>
+        </w:rPr>
+        <w:t>this.lst.size</w:t>
+      </w:r>
+      <w:proofErr w:type="spellEnd"/>
+      <w:proofErr w:type="gramEnd"/>
+      <w:r>
+        <w:rPr>
+          <w:rFonts w:ascii="Courier New" w:hAnsi="Courier New" w:cs="Courier New"/>
+          <w:bCs w:val="0"/>
+          <w:sz w:val="20"/>
+          <w:lang w:val="en-US"/>
+        </w:rPr>
+        <w:t>();</w:t>
+      </w:r>
+    </w:p>
+    <w:p>
+      <w:pPr>
+        <w:pStyle w:val="af9"/>
+        <w:spacing w:after="0"/>
+        <w:jc w:val="both"/>
+        <w:rPr>
+          <w:rFonts w:ascii="Courier New" w:hAnsi="Courier New" w:cs="Courier New"/>
+          <w:bCs w:val="0"/>
+          <w:sz w:val="20"/>
+          <w:lang w:val="en-US"/>
+        </w:rPr>
+      </w:pPr>
+      <w:r>
+        <w:rPr>
+          <w:rFonts w:ascii="Courier New" w:hAnsi="Courier New" w:cs="Courier New"/>
+          <w:bCs w:val="0"/>
+          <w:sz w:val="20"/>
+          <w:lang w:val="en-US"/>
+        </w:rPr>
+        <w:t xml:space="preserve">        for (int </w:t>
+      </w:r>
+      <w:proofErr w:type="spellStart"/>
+      <w:r>
+        <w:rPr>
+          <w:rFonts w:ascii="Courier New" w:hAnsi="Courier New" w:cs="Courier New"/>
+          <w:bCs w:val="0"/>
+          <w:sz w:val="20"/>
+          <w:lang w:val="en-US"/>
+        </w:rPr>
+        <w:t>i</w:t>
+      </w:r>
+      <w:proofErr w:type="spellEnd"/>
+      <w:r>
+        <w:rPr>
+          <w:rFonts w:ascii="Courier New" w:hAnsi="Courier New" w:cs="Courier New"/>
+          <w:bCs w:val="0"/>
+          <w:sz w:val="20"/>
+          <w:lang w:val="en-US"/>
+        </w:rPr>
+        <w:t xml:space="preserve"> = 0; </w:t>
+      </w:r>
+      <w:proofErr w:type="spellStart"/>
+      <w:r>
+        <w:rPr>
+          <w:rFonts w:ascii="Courier New" w:hAnsi="Courier New" w:cs="Courier New"/>
+          <w:bCs w:val="0"/>
+          <w:sz w:val="20"/>
+          <w:lang w:val="en-US"/>
+        </w:rPr>
+        <w:t>i</w:t>
+      </w:r>
+      <w:proofErr w:type="spellEnd"/>
+      <w:r>
+        <w:rPr>
+          <w:rFonts w:ascii="Courier New" w:hAnsi="Courier New" w:cs="Courier New"/>
+          <w:bCs w:val="0"/>
+          <w:sz w:val="20"/>
+          <w:lang w:val="en-US"/>
+        </w:rPr>
+        <w:t xml:space="preserve"> &lt; n; </w:t>
+      </w:r>
+      <w:proofErr w:type="spellStart"/>
+      <w:r>
+        <w:rPr>
+          <w:rFonts w:ascii="Courier New" w:hAnsi="Courier New" w:cs="Courier New"/>
+          <w:bCs w:val="0"/>
+          <w:sz w:val="20"/>
+          <w:lang w:val="en-US"/>
+        </w:rPr>
+        <w:t>i</w:t>
+      </w:r>
+      <w:proofErr w:type="spellEnd"/>
+      <w:r>
+        <w:rPr>
+          <w:rFonts w:ascii="Courier New" w:hAnsi="Courier New" w:cs="Courier New"/>
+          <w:bCs w:val="0"/>
+          <w:sz w:val="20"/>
+          <w:lang w:val="en-US"/>
+        </w:rPr>
+        <w:t>++) {</w:t>
+      </w:r>
+    </w:p>
+    <w:p>
+      <w:pPr>
+        <w:pStyle w:val="af9"/>
+        <w:spacing w:after="0"/>
+        <w:jc w:val="both"/>
+        <w:rPr>
+          <w:rFonts w:ascii="Courier New" w:hAnsi="Courier New" w:cs="Courier New"/>
+          <w:bCs w:val="0"/>
+          <w:sz w:val="20"/>
+          <w:lang w:val="en-US"/>
+        </w:rPr>
+      </w:pPr>
+      <w:r>
+        <w:rPr>
+          <w:rFonts w:ascii="Courier New" w:hAnsi="Courier New" w:cs="Courier New"/>
+          <w:bCs w:val="0"/>
+          <w:sz w:val="20"/>
+          <w:lang w:val="en-US"/>
+        </w:rPr>
+        <w:t xml:space="preserve">            </w:t>
+      </w:r>
+      <w:proofErr w:type="spellStart"/>
+      <w:r>
+        <w:rPr>
+          <w:rFonts w:ascii="Courier New" w:hAnsi="Courier New" w:cs="Courier New"/>
+          <w:bCs w:val="0"/>
+          <w:sz w:val="20"/>
+          <w:lang w:val="en-US"/>
+        </w:rPr>
+        <w:t>System.out.print</w:t>
+      </w:r>
+      <w:proofErr w:type="spellEnd"/>
+      <w:r>
+        <w:rPr>
+          <w:rFonts w:ascii="Courier New" w:hAnsi="Courier New" w:cs="Courier New"/>
+          <w:bCs w:val="0"/>
+          <w:sz w:val="20"/>
+          <w:lang w:val="en-US"/>
+        </w:rPr>
+        <w:t>(</w:t>
+      </w:r>
+      <w:proofErr w:type="spellStart"/>
+      <w:r>
+        <w:rPr>
+          <w:rFonts w:ascii="Courier New" w:hAnsi="Courier New" w:cs="Courier New"/>
+          <w:bCs w:val="0"/>
+          <w:sz w:val="20"/>
+          <w:lang w:val="en-US"/>
+        </w:rPr>
+        <w:t>this.lst.get</w:t>
+      </w:r>
+      <w:proofErr w:type="spellEnd"/>
+      <w:r>
+        <w:rPr>
+          <w:rFonts w:ascii="Courier New" w:hAnsi="Courier New" w:cs="Courier New"/>
+          <w:bCs w:val="0"/>
+          <w:sz w:val="20"/>
+          <w:lang w:val="en-US"/>
+        </w:rPr>
+        <w:t>(</w:t>
+      </w:r>
+      <w:proofErr w:type="spellStart"/>
+      <w:r>
+        <w:rPr>
+          <w:rFonts w:ascii="Courier New" w:hAnsi="Courier New" w:cs="Courier New"/>
+          <w:bCs w:val="0"/>
+          <w:sz w:val="20"/>
+          <w:lang w:val="en-US"/>
+        </w:rPr>
+        <w:t>i</w:t>
+      </w:r>
+      <w:proofErr w:type="spellEnd"/>
+      <w:r>
+        <w:rPr>
+          <w:rFonts w:ascii="Courier New" w:hAnsi="Courier New" w:cs="Courier New"/>
+          <w:bCs w:val="0"/>
+          <w:sz w:val="20"/>
+          <w:lang w:val="en-US"/>
+        </w:rPr>
+        <w:t>) + " ");</w:t>
+      </w:r>
+    </w:p>
+    <w:p>
+      <w:pPr>
+        <w:pStyle w:val="af9"/>
+        <w:spacing w:after="0"/>
+        <w:jc w:val="both"/>
+        <w:rPr>
+          <w:rFonts w:ascii="Courier New" w:hAnsi="Courier New" w:cs="Courier New"/>
+          <w:bCs w:val="0"/>
+          <w:sz w:val="20"/>
+        </w:rPr>
+      </w:pPr>
+      <w:r>
+        <w:rPr>
+          <w:rFonts w:ascii="Courier New" w:hAnsi="Courier New" w:cs="Courier New"/>
+          <w:bCs w:val="0"/>
+          <w:sz w:val="20"/>
+          <w:lang w:val="en-US"/>
+        </w:rPr>
+        <w:t xml:space="preserve">        </w:t>
+      </w:r>
+      <w:r>
+        <w:rPr>
+          <w:rFonts w:ascii="Courier New" w:hAnsi="Courier New" w:cs="Courier New"/>
+          <w:bCs w:val="0"/>
+          <w:sz w:val="20"/>
+        </w:rPr>
+        <w:t>}</w:t>
+      </w:r>
+    </w:p>
+    <w:p>
+      <w:pPr>
+        <w:pStyle w:val="af9"/>
+        <w:spacing w:after="0"/>
+        <w:jc w:val="both"/>
+        <w:rPr>
+          <w:rFonts w:ascii="Courier New" w:hAnsi="Courier New" w:cs="Courier New"/>
+          <w:bCs w:val="0"/>
+          <w:sz w:val="20"/>
+        </w:rPr>
+      </w:pPr>
+      <w:r>
+        <w:rPr>
+          <w:rFonts w:ascii="Courier New" w:hAnsi="Courier New" w:cs="Courier New"/>
+          <w:bCs w:val="0"/>
+          <w:sz w:val="20"/>
+        </w:rPr>
+        <w:t xml:space="preserve">    }</w:t>
+      </w:r>
+    </w:p>
+    <w:p>
+      <w:pPr>
+        <w:pStyle w:val="af9"/>
+        <w:spacing w:after="0"/>
+        <w:jc w:val="both"/>
+        <w:rPr>
+          <w:rFonts w:ascii="Courier New" w:hAnsi="Courier New" w:cs="Courier New"/>
+          <w:bCs w:val="0"/>
+          <w:sz w:val="20"/>
+        </w:rPr>
+      </w:pPr>
+      <w:r>
+        <w:rPr>
+          <w:rFonts w:ascii="Courier New" w:hAnsi="Courier New" w:cs="Courier New"/>
+          <w:bCs w:val="0"/>
+          <w:sz w:val="20"/>
+        </w:rPr>
+        <w:t>}</w:t>
+      </w:r>
+    </w:p>
+    <w:p>
+      <w:pPr>
+        <w:pStyle w:val="af9"/>
+      </w:pPr>
+      <w:r>
+        <w:t>Листинг 1 – Решение алгоритмической задачи «сортировка пузырьком»</w:t>
+      </w:r>
+    </w:p>
+    <w:p>
+      <w:pPr>
+        <w:pStyle w:val="aff"/>
+      </w:pPr>
+      <w:r>
+        <w:t>Далее создан файл «</w:t>
+      </w:r>
+      <w:r>
+        <w:rPr>
+          <w:lang w:val="en-US"/>
+        </w:rPr>
+        <w:t>Main</w:t>
+      </w:r>
+      <w:r>
+        <w:t>.</w:t>
+      </w:r>
+      <w:r>
+        <w:rPr>
           <w:lang w:val="en-US"/>
         </w:rPr>
         <w:t>java</w:t>
       </w:r>
       <w:r>
-        <w:rPr>
-          <w:rFonts w:ascii="Courier New" w:hAnsi="Courier New" w:cs="Courier New"/>
-          <w:sz w:val="20"/>
-          <w:szCs w:val="20"/>
-        </w:rPr>
-        <w:t>.</w:t>
-      </w:r>
-      <w:r>
-        <w:rPr>
-          <w:rFonts w:ascii="Courier New" w:hAnsi="Courier New" w:cs="Courier New"/>
-          <w:sz w:val="20"/>
-          <w:szCs w:val="20"/>
-          <w:lang w:val="en-US"/>
-        </w:rPr>
-        <w:t>util</w:t>
-      </w:r>
-      <w:r>
-        <w:rPr>
-          <w:rFonts w:ascii="Courier New" w:hAnsi="Courier New" w:cs="Courier New"/>
-          <w:sz w:val="20"/>
-          <w:szCs w:val="20"/>
-        </w:rPr>
-        <w:t>.</w:t>
-      </w:r>
-      <w:r>
-        <w:rPr>
-          <w:rFonts w:ascii="Courier New" w:hAnsi="Courier New" w:cs="Courier New"/>
-          <w:sz w:val="20"/>
-          <w:szCs w:val="20"/>
+        <w:t>»</w:t>
+      </w:r>
+      <w:r>
+        <w:t>,</w:t>
+      </w:r>
+      <w:r>
+        <w:t xml:space="preserve"> являющийся входной точкой в программу, содержащий инициализацию класса и выполнение его методов. Код класса представлен на листинге 2.</w:t>
+      </w:r>
+    </w:p>
+    <w:p>
+      <w:pPr>
+        <w:pStyle w:val="af5"/>
+        <w:rPr>
+          <w:lang w:val="en-US"/>
+        </w:rPr>
+      </w:pPr>
+      <w:r>
+        <w:rPr>
+          <w:lang w:val="en-US"/>
+        </w:rPr>
+        <w:t xml:space="preserve">import </w:t>
+      </w:r>
+      <w:proofErr w:type="spellStart"/>
+      <w:proofErr w:type="gramStart"/>
+      <w:r>
+        <w:rPr>
+          <w:lang w:val="en-US"/>
+        </w:rPr>
+        <w:t>java.util</w:t>
+      </w:r>
+      <w:proofErr w:type="gramEnd"/>
+      <w:r>
+        <w:rPr>
+          <w:lang w:val="en-US"/>
+        </w:rPr>
+        <w:t>.ArrayList</w:t>
+      </w:r>
+      <w:proofErr w:type="spellEnd"/>
+      <w:r>
+        <w:rPr>
+          <w:lang w:val="en-US"/>
+        </w:rPr>
+        <w:t>;</w:t>
+      </w:r>
+    </w:p>
+    <w:p>
+      <w:pPr>
+        <w:pStyle w:val="af5"/>
+        <w:rPr>
+          <w:lang w:val="en-US"/>
+        </w:rPr>
+      </w:pPr>
+      <w:r>
+        <w:rPr>
+          <w:lang w:val="en-US"/>
+        </w:rPr>
+        <w:t>public class Main {</w:t>
+      </w:r>
+    </w:p>
+    <w:p>
+      <w:pPr>
+        <w:pStyle w:val="af5"/>
+        <w:rPr>
+          <w:lang w:val="en-US"/>
+        </w:rPr>
+      </w:pPr>
+      <w:r>
+        <w:rPr>
+          <w:lang w:val="en-US"/>
+        </w:rPr>
+        <w:t xml:space="preserve">    public static void </w:t>
+      </w:r>
+      <w:proofErr w:type="gramStart"/>
+      <w:r>
+        <w:rPr>
+          <w:lang w:val="en-US"/>
+        </w:rPr>
+        <w:t>main(</w:t>
+      </w:r>
+      <w:proofErr w:type="gramEnd"/>
+      <w:r>
+        <w:rPr>
+          <w:lang w:val="en-US"/>
+        </w:rPr>
+        <w:t xml:space="preserve">String </w:t>
+      </w:r>
+      <w:proofErr w:type="spellStart"/>
+      <w:r>
+        <w:rPr>
+          <w:lang w:val="en-US"/>
+        </w:rPr>
+        <w:t>args</w:t>
+      </w:r>
+      <w:proofErr w:type="spellEnd"/>
+      <w:r>
+        <w:rPr>
+          <w:lang w:val="en-US"/>
+        </w:rPr>
+        <w:t>[]) {</w:t>
+      </w:r>
+    </w:p>
+    <w:p>
+      <w:pPr>
+        <w:pStyle w:val="af5"/>
+        <w:rPr>
+          <w:lang w:val="en-US"/>
+        </w:rPr>
+      </w:pPr>
+      <w:r>
+        <w:rPr>
+          <w:lang w:val="en-US"/>
+        </w:rPr>
+        <w:t xml:space="preserve">        Zero lab = new </w:t>
+      </w:r>
+      <w:proofErr w:type="gramStart"/>
+      <w:r>
+        <w:rPr>
+          <w:lang w:val="en-US"/>
+        </w:rPr>
+        <w:t>Zero(</w:t>
+      </w:r>
+      <w:proofErr w:type="gramEnd"/>
+      <w:r>
+        <w:rPr>
+          <w:lang w:val="en-US"/>
+        </w:rPr>
+        <w:t>);</w:t>
+      </w:r>
+    </w:p>
+    <w:p>
+      <w:pPr>
+        <w:pStyle w:val="af5"/>
+        <w:rPr>
+          <w:lang w:val="en-US"/>
+        </w:rPr>
+      </w:pPr>
+      <w:r>
+        <w:rPr>
+          <w:lang w:val="en-US"/>
+        </w:rPr>
+        <w:t xml:space="preserve">        </w:t>
+      </w:r>
+      <w:proofErr w:type="spellStart"/>
+      <w:r>
+        <w:rPr>
           <w:lang w:val="en-US"/>
         </w:rPr>
         <w:t>ArrayList</w:t>
       </w:r>
-      <w:r>
-        <w:rPr>
-          <w:rFonts w:ascii="Courier New" w:hAnsi="Courier New" w:cs="Courier New"/>
-          <w:sz w:val="20"/>
-          <w:szCs w:val="20"/>
-        </w:rPr>
-        <w:t>;</w:t>
-      </w:r>
-    </w:p>
-    <w:p>
-      <w:pPr>
-        <w:tabs>
-          <w:tab w:val="left" w:pos="916"/>
-          <w:tab w:val="left" w:pos="1832"/>
-          <w:tab w:val="left" w:pos="2748"/>
-          <w:tab w:val="left" w:pos="3664"/>
-          <w:tab w:val="left" w:pos="4580"/>
-          <w:tab w:val="left" w:pos="5496"/>
-          <w:tab w:val="left" w:pos="6412"/>
-          <w:tab w:val="left" w:pos="7328"/>
-          <w:tab w:val="left" w:pos="8244"/>
-          <w:tab w:val="left" w:pos="9160"/>
-          <w:tab w:val="left" w:pos="10076"/>
-          <w:tab w:val="left" w:pos="10992"/>
-          <w:tab w:val="left" w:pos="11908"/>
-          <w:tab w:val="left" w:pos="12824"/>
-          <w:tab w:val="left" w:pos="13740"/>
-          <w:tab w:val="left" w:pos="14656"/>
-        </w:tabs>
-        <w:spacing w:line="240" w:lineRule="auto"/>
-        <w:ind w:firstLine="0"/>
-        <w:jc w:val="left"/>
-        <w:rPr>
-          <w:rFonts w:ascii="Courier New" w:hAnsi="Courier New" w:cs="Courier New"/>
-          <w:sz w:val="20"/>
-          <w:szCs w:val="20"/>
-          <w:lang w:val="en-US"/>
-        </w:rPr>
-      </w:pPr>
-      <w:r>
-        <w:rPr>
-          <w:rFonts w:ascii="Courier New" w:hAnsi="Courier New" w:cs="Courier New"/>
-          <w:sz w:val="20"/>
-          <w:szCs w:val="20"/>
-          <w:lang w:val="en-US"/>
-        </w:rPr>
-        <w:t>import java.util.Scanner;</w:t>
-      </w:r>
-    </w:p>
-    <w:p>
-      <w:pPr>
-        <w:tabs>
-          <w:tab w:val="left" w:pos="916"/>
-          <w:tab w:val="left" w:pos="1832"/>
-          <w:tab w:val="left" w:pos="2748"/>
-          <w:tab w:val="left" w:pos="3664"/>
-          <w:tab w:val="left" w:pos="4580"/>
-          <w:tab w:val="left" w:pos="5496"/>
-          <w:tab w:val="left" w:pos="6412"/>
-          <w:tab w:val="left" w:pos="7328"/>
-          <w:tab w:val="left" w:pos="8244"/>
-          <w:tab w:val="left" w:pos="9160"/>
-          <w:tab w:val="left" w:pos="10076"/>
-          <w:tab w:val="left" w:pos="10992"/>
-          <w:tab w:val="left" w:pos="11908"/>
-          <w:tab w:val="left" w:pos="12824"/>
-          <w:tab w:val="left" w:pos="13740"/>
-          <w:tab w:val="left" w:pos="14656"/>
-        </w:tabs>
-        <w:spacing w:line="240" w:lineRule="auto"/>
-        <w:ind w:firstLine="0"/>
-        <w:jc w:val="left"/>
-        <w:rPr>
-          <w:rFonts w:ascii="Courier New" w:hAnsi="Courier New" w:cs="Courier New"/>
-          <w:sz w:val="20"/>
-          <w:szCs w:val="20"/>
-          <w:lang w:val="en-US"/>
-        </w:rPr>
-      </w:pPr>
-    </w:p>
-    <w:p>
-      <w:pPr>
-        <w:tabs>
-          <w:tab w:val="left" w:pos="916"/>
-          <w:tab w:val="left" w:pos="1832"/>
-          <w:tab w:val="left" w:pos="2748"/>
-          <w:tab w:val="left" w:pos="3664"/>
-          <w:tab w:val="left" w:pos="4580"/>
-          <w:tab w:val="left" w:pos="5496"/>
-          <w:tab w:val="left" w:pos="6412"/>
-          <w:tab w:val="left" w:pos="7328"/>
-          <w:tab w:val="left" w:pos="8244"/>
-          <w:tab w:val="left" w:pos="9160"/>
-          <w:tab w:val="left" w:pos="10076"/>
-          <w:tab w:val="left" w:pos="10992"/>
-          <w:tab w:val="left" w:pos="11908"/>
-          <w:tab w:val="left" w:pos="12824"/>
-          <w:tab w:val="left" w:pos="13740"/>
-          <w:tab w:val="left" w:pos="14656"/>
-        </w:tabs>
-        <w:spacing w:line="240" w:lineRule="auto"/>
-        <w:ind w:firstLine="0"/>
-        <w:jc w:val="left"/>
-        <w:rPr>
-          <w:rFonts w:ascii="Courier New" w:hAnsi="Courier New" w:cs="Courier New"/>
-          <w:sz w:val="20"/>
-          <w:szCs w:val="20"/>
-          <w:lang w:val="en-US"/>
-        </w:rPr>
-      </w:pPr>
-      <w:r>
-        <w:rPr>
-          <w:rFonts w:ascii="Courier New" w:hAnsi="Courier New" w:cs="Courier New"/>
-          <w:sz w:val="20"/>
-          <w:szCs w:val="20"/>
-          <w:lang w:val="en-US"/>
-        </w:rPr>
-        <w:t>public class Main {</w:t>
-      </w:r>
-    </w:p>
-    <w:p>
-      <w:pPr>
-        <w:tabs>
-          <w:tab w:val="left" w:pos="916"/>
-          <w:tab w:val="left" w:pos="1832"/>
-          <w:tab w:val="left" w:pos="2748"/>
-          <w:tab w:val="left" w:pos="3664"/>
-          <w:tab w:val="left" w:pos="4580"/>
-          <w:tab w:val="left" w:pos="5496"/>
-          <w:tab w:val="left" w:pos="6412"/>
-          <w:tab w:val="left" w:pos="7328"/>
-          <w:tab w:val="left" w:pos="8244"/>
-          <w:tab w:val="left" w:pos="9160"/>
-          <w:tab w:val="left" w:pos="10076"/>
-          <w:tab w:val="left" w:pos="10992"/>
-          <w:tab w:val="left" w:pos="11908"/>
-          <w:tab w:val="left" w:pos="12824"/>
-          <w:tab w:val="left" w:pos="13740"/>
-          <w:tab w:val="left" w:pos="14656"/>
-        </w:tabs>
-        <w:spacing w:line="240" w:lineRule="auto"/>
-        <w:ind w:firstLine="0"/>
-        <w:jc w:val="left"/>
-        <w:rPr>
-          <w:rFonts w:ascii="Courier New" w:hAnsi="Courier New" w:cs="Courier New"/>
-          <w:sz w:val="20"/>
-          <w:szCs w:val="20"/>
-          <w:lang w:val="en-US"/>
-        </w:rPr>
-      </w:pPr>
-    </w:p>
-    <w:p>
-      <w:pPr>
-        <w:tabs>
-          <w:tab w:val="left" w:pos="916"/>
-          <w:tab w:val="left" w:pos="1832"/>
-          <w:tab w:val="left" w:pos="2748"/>
-          <w:tab w:val="left" w:pos="3664"/>
-          <w:tab w:val="left" w:pos="4580"/>
-          <w:tab w:val="left" w:pos="5496"/>
-          <w:tab w:val="left" w:pos="6412"/>
-          <w:tab w:val="left" w:pos="7328"/>
-          <w:tab w:val="left" w:pos="8244"/>
-          <w:tab w:val="left" w:pos="9160"/>
-          <w:tab w:val="left" w:pos="10076"/>
-          <w:tab w:val="left" w:pos="10992"/>
-          <w:tab w:val="left" w:pos="11908"/>
-          <w:tab w:val="left" w:pos="12824"/>
-          <w:tab w:val="left" w:pos="13740"/>
-          <w:tab w:val="left" w:pos="14656"/>
-        </w:tabs>
-        <w:spacing w:line="240" w:lineRule="auto"/>
-        <w:ind w:firstLine="0"/>
-        <w:jc w:val="left"/>
-        <w:rPr>
-          <w:rFonts w:ascii="Courier New" w:hAnsi="Courier New" w:cs="Courier New"/>
-          <w:sz w:val="20"/>
-          <w:szCs w:val="20"/>
-          <w:lang w:val="en-US"/>
-        </w:rPr>
-      </w:pPr>
-      <w:r>
-        <w:rPr>
-          <w:rFonts w:ascii="Courier New" w:hAnsi="Courier New" w:cs="Courier New"/>
-          <w:sz w:val="20"/>
-          <w:szCs w:val="20"/>
-          <w:lang w:val="en-US"/>
-        </w:rPr>
-        <w:t xml:space="preserve">    public static ArrayList&lt;Integer&gt; enterDigits() {</w:t>
-      </w:r>
-    </w:p>
-    <w:p>
-      <w:pPr>
-        <w:tabs>
-          <w:tab w:val="left" w:pos="916"/>
-          <w:tab w:val="left" w:pos="1832"/>
-          <w:tab w:val="left" w:pos="2748"/>
-          <w:tab w:val="left" w:pos="3664"/>
-          <w:tab w:val="left" w:pos="4580"/>
-          <w:tab w:val="left" w:pos="5496"/>
-          <w:tab w:val="left" w:pos="6412"/>
-          <w:tab w:val="left" w:pos="7328"/>
-          <w:tab w:val="left" w:pos="8244"/>
-          <w:tab w:val="left" w:pos="9160"/>
-          <w:tab w:val="left" w:pos="10076"/>
-          <w:tab w:val="left" w:pos="10992"/>
-          <w:tab w:val="left" w:pos="11908"/>
-          <w:tab w:val="left" w:pos="12824"/>
-          <w:tab w:val="left" w:pos="13740"/>
-          <w:tab w:val="left" w:pos="14656"/>
-        </w:tabs>
-        <w:spacing w:line="240" w:lineRule="auto"/>
-        <w:ind w:firstLine="0"/>
-        <w:jc w:val="left"/>
-        <w:rPr>
-          <w:rFonts w:ascii="Courier New" w:hAnsi="Courier New" w:cs="Courier New"/>
-          <w:sz w:val="20"/>
-          <w:szCs w:val="20"/>
-          <w:lang w:val="en-US"/>
-        </w:rPr>
-      </w:pPr>
-      <w:r>
-        <w:rPr>
-          <w:rFonts w:ascii="Courier New" w:hAnsi="Courier New" w:cs="Courier New"/>
-          <w:sz w:val="20"/>
-          <w:szCs w:val="20"/>
-          <w:lang w:val="en-US"/>
-        </w:rPr>
-        <w:t xml:space="preserve">        ArrayList&lt;Integer&gt; list = new ArrayList&lt;&gt;();</w:t>
-      </w:r>
-    </w:p>
-    <w:p>
-      <w:pPr>
-        <w:tabs>
-          <w:tab w:val="left" w:pos="916"/>
-          <w:tab w:val="left" w:pos="1832"/>
-          <w:tab w:val="left" w:pos="2748"/>
-          <w:tab w:val="left" w:pos="3664"/>
-          <w:tab w:val="left" w:pos="4580"/>
-          <w:tab w:val="left" w:pos="5496"/>
-          <w:tab w:val="left" w:pos="6412"/>
-          <w:tab w:val="left" w:pos="7328"/>
-          <w:tab w:val="left" w:pos="8244"/>
-          <w:tab w:val="left" w:pos="9160"/>
-          <w:tab w:val="left" w:pos="10076"/>
-          <w:tab w:val="left" w:pos="10992"/>
-          <w:tab w:val="left" w:pos="11908"/>
-          <w:tab w:val="left" w:pos="12824"/>
-          <w:tab w:val="left" w:pos="13740"/>
-          <w:tab w:val="left" w:pos="14656"/>
-        </w:tabs>
-        <w:spacing w:line="240" w:lineRule="auto"/>
-        <w:ind w:firstLine="0"/>
-        <w:jc w:val="left"/>
-        <w:rPr>
-          <w:rFonts w:ascii="Courier New" w:hAnsi="Courier New" w:cs="Courier New"/>
-          <w:sz w:val="20"/>
-          <w:szCs w:val="20"/>
-          <w:lang w:val="en-US"/>
-        </w:rPr>
-      </w:pPr>
-      <w:r>
-        <w:rPr>
-          <w:rFonts w:ascii="Courier New" w:hAnsi="Courier New" w:cs="Courier New"/>
-          <w:sz w:val="20"/>
-          <w:szCs w:val="20"/>
-          <w:lang w:val="en-US"/>
-        </w:rPr>
-        <w:t xml:space="preserve">        Scanner scanner = new Scanner(System.in);</w:t>
-      </w:r>
-    </w:p>
-    <w:p>
-      <w:pPr>
-        <w:tabs>
-          <w:tab w:val="left" w:pos="916"/>
-          <w:tab w:val="left" w:pos="1832"/>
-          <w:tab w:val="left" w:pos="2748"/>
-          <w:tab w:val="left" w:pos="3664"/>
-          <w:tab w:val="left" w:pos="4580"/>
-          <w:tab w:val="left" w:pos="5496"/>
-          <w:tab w:val="left" w:pos="6412"/>
-          <w:tab w:val="left" w:pos="7328"/>
-          <w:tab w:val="left" w:pos="8244"/>
-          <w:tab w:val="left" w:pos="9160"/>
-          <w:tab w:val="left" w:pos="10076"/>
-          <w:tab w:val="left" w:pos="10992"/>
-          <w:tab w:val="left" w:pos="11908"/>
-          <w:tab w:val="left" w:pos="12824"/>
-          <w:tab w:val="left" w:pos="13740"/>
-          <w:tab w:val="left" w:pos="14656"/>
-        </w:tabs>
-        <w:spacing w:line="240" w:lineRule="auto"/>
-        <w:ind w:firstLine="0"/>
-        <w:jc w:val="left"/>
-        <w:rPr>
-          <w:rFonts w:ascii="Courier New" w:hAnsi="Courier New" w:cs="Courier New"/>
-          <w:sz w:val="20"/>
-          <w:szCs w:val="20"/>
-          <w:lang w:val="en-US"/>
-        </w:rPr>
-      </w:pPr>
-      <w:r>
-        <w:rPr>
-          <w:rFonts w:ascii="Courier New" w:hAnsi="Courier New" w:cs="Courier New"/>
-          <w:sz w:val="20"/>
-          <w:szCs w:val="20"/>
-          <w:lang w:val="en-US"/>
-        </w:rPr>
-        <w:t xml:space="preserve">        while (true) {</w:t>
-      </w:r>
-    </w:p>
-    <w:p>
-      <w:pPr>
-        <w:tabs>
-          <w:tab w:val="left" w:pos="916"/>
-          <w:tab w:val="left" w:pos="1832"/>
-          <w:tab w:val="left" w:pos="2748"/>
-          <w:tab w:val="left" w:pos="3664"/>
-          <w:tab w:val="left" w:pos="4580"/>
-          <w:tab w:val="left" w:pos="5496"/>
-          <w:tab w:val="left" w:pos="6412"/>
-          <w:tab w:val="left" w:pos="7328"/>
-          <w:tab w:val="left" w:pos="8244"/>
-          <w:tab w:val="left" w:pos="9160"/>
-          <w:tab w:val="left" w:pos="10076"/>
-          <w:tab w:val="left" w:pos="10992"/>
-          <w:tab w:val="left" w:pos="11908"/>
-          <w:tab w:val="left" w:pos="12824"/>
-          <w:tab w:val="left" w:pos="13740"/>
-          <w:tab w:val="left" w:pos="14656"/>
-        </w:tabs>
-        <w:spacing w:line="240" w:lineRule="auto"/>
-        <w:ind w:firstLine="0"/>
-        <w:jc w:val="left"/>
-        <w:rPr>
-          <w:rFonts w:ascii="Courier New" w:hAnsi="Courier New" w:cs="Courier New"/>
-          <w:sz w:val="20"/>
-          <w:szCs w:val="20"/>
-          <w:lang w:val="en-US"/>
-        </w:rPr>
-      </w:pPr>
-      <w:r>
-        <w:rPr>
-          <w:rFonts w:ascii="Courier New" w:hAnsi="Courier New" w:cs="Courier New"/>
-          <w:sz w:val="20"/>
-          <w:szCs w:val="20"/>
-          <w:lang w:val="en-US"/>
-        </w:rPr>
-        <w:t xml:space="preserve">            int num = scanner.nextInt();</w:t>
-      </w:r>
-    </w:p>
-    <w:p>
-      <w:pPr>
-        <w:tabs>
-          <w:tab w:val="left" w:pos="916"/>
-          <w:tab w:val="left" w:pos="1832"/>
-          <w:tab w:val="left" w:pos="2748"/>
-          <w:tab w:val="left" w:pos="3664"/>
-          <w:tab w:val="left" w:pos="4580"/>
-          <w:tab w:val="left" w:pos="5496"/>
-          <w:tab w:val="left" w:pos="6412"/>
-          <w:tab w:val="left" w:pos="7328"/>
-          <w:tab w:val="left" w:pos="8244"/>
-          <w:tab w:val="left" w:pos="9160"/>
-          <w:tab w:val="left" w:pos="10076"/>
-          <w:tab w:val="left" w:pos="10992"/>
-          <w:tab w:val="left" w:pos="11908"/>
-          <w:tab w:val="left" w:pos="12824"/>
-          <w:tab w:val="left" w:pos="13740"/>
-          <w:tab w:val="left" w:pos="14656"/>
-        </w:tabs>
-        <w:spacing w:line="240" w:lineRule="auto"/>
-        <w:ind w:firstLine="0"/>
-        <w:jc w:val="left"/>
-        <w:rPr>
-          <w:rFonts w:ascii="Courier New" w:hAnsi="Courier New" w:cs="Courier New"/>
-          <w:sz w:val="20"/>
-          <w:szCs w:val="20"/>
-          <w:lang w:val="en-US"/>
-        </w:rPr>
-      </w:pPr>
-      <w:r>
-        <w:rPr>
-          <w:rFonts w:ascii="Courier New" w:hAnsi="Courier New" w:cs="Courier New"/>
-          <w:sz w:val="20"/>
-          <w:szCs w:val="20"/>
-          <w:lang w:val="en-US"/>
-        </w:rPr>
-        <w:t xml:space="preserve">            if (num == -1) break;</w:t>
-      </w:r>
-    </w:p>
-    <w:p>
-      <w:pPr>
-        <w:tabs>
-          <w:tab w:val="left" w:pos="916"/>
-          <w:tab w:val="left" w:pos="1832"/>
-          <w:tab w:val="left" w:pos="2748"/>
-          <w:tab w:val="left" w:pos="3664"/>
-          <w:tab w:val="left" w:pos="4580"/>
-          <w:tab w:val="left" w:pos="5496"/>
-          <w:tab w:val="left" w:pos="6412"/>
-          <w:tab w:val="left" w:pos="7328"/>
-          <w:tab w:val="left" w:pos="8244"/>
-          <w:tab w:val="left" w:pos="9160"/>
-          <w:tab w:val="left" w:pos="10076"/>
-          <w:tab w:val="left" w:pos="10992"/>
-          <w:tab w:val="left" w:pos="11908"/>
-          <w:tab w:val="left" w:pos="12824"/>
-          <w:tab w:val="left" w:pos="13740"/>
-          <w:tab w:val="left" w:pos="14656"/>
-        </w:tabs>
-        <w:spacing w:line="240" w:lineRule="auto"/>
-        <w:ind w:firstLine="0"/>
-        <w:jc w:val="left"/>
-        <w:rPr>
-          <w:rFonts w:ascii="Courier New" w:hAnsi="Courier New" w:cs="Courier New"/>
-          <w:sz w:val="20"/>
-          <w:szCs w:val="20"/>
-          <w:lang w:val="en-US"/>
-        </w:rPr>
-      </w:pPr>
-      <w:r>
-        <w:rPr>
-          <w:rFonts w:ascii="Courier New" w:hAnsi="Courier New" w:cs="Courier New"/>
-          <w:sz w:val="20"/>
-          <w:szCs w:val="20"/>
-          <w:lang w:val="en-US"/>
-        </w:rPr>
-        <w:t xml:space="preserve">            list.add(num);</w:t>
-      </w:r>
-    </w:p>
-    <w:p>
-      <w:pPr>
-        <w:tabs>
-          <w:tab w:val="left" w:pos="916"/>
-          <w:tab w:val="left" w:pos="1832"/>
-          <w:tab w:val="left" w:pos="2748"/>
-          <w:tab w:val="left" w:pos="3664"/>
-          <w:tab w:val="left" w:pos="4580"/>
-          <w:tab w:val="left" w:pos="5496"/>
-          <w:tab w:val="left" w:pos="6412"/>
-          <w:tab w:val="left" w:pos="7328"/>
-          <w:tab w:val="left" w:pos="8244"/>
-          <w:tab w:val="left" w:pos="9160"/>
-          <w:tab w:val="left" w:pos="10076"/>
-          <w:tab w:val="left" w:pos="10992"/>
-          <w:tab w:val="left" w:pos="11908"/>
-          <w:tab w:val="left" w:pos="12824"/>
-          <w:tab w:val="left" w:pos="13740"/>
-          <w:tab w:val="left" w:pos="14656"/>
-        </w:tabs>
-        <w:spacing w:line="240" w:lineRule="auto"/>
-        <w:ind w:firstLine="0"/>
-        <w:jc w:val="left"/>
-        <w:rPr>
-          <w:rFonts w:ascii="Courier New" w:hAnsi="Courier New" w:cs="Courier New"/>
-          <w:sz w:val="20"/>
-          <w:szCs w:val="20"/>
-          <w:lang w:val="en-US"/>
-        </w:rPr>
-      </w:pPr>
-      <w:r>
-        <w:rPr>
-          <w:rFonts w:ascii="Courier New" w:hAnsi="Courier New" w:cs="Courier New"/>
-          <w:sz w:val="20"/>
-          <w:szCs w:val="20"/>
-          <w:lang w:val="en-US"/>
-        </w:rPr>
-        <w:t xml:space="preserve">        }</w:t>
-      </w:r>
-    </w:p>
-    <w:p>
-      <w:pPr>
-        <w:tabs>
-          <w:tab w:val="left" w:pos="916"/>
-          <w:tab w:val="left" w:pos="1832"/>
-          <w:tab w:val="left" w:pos="2748"/>
-          <w:tab w:val="left" w:pos="3664"/>
-          <w:tab w:val="left" w:pos="4580"/>
-          <w:tab w:val="left" w:pos="5496"/>
-          <w:tab w:val="left" w:pos="6412"/>
-          <w:tab w:val="left" w:pos="7328"/>
-          <w:tab w:val="left" w:pos="8244"/>
-          <w:tab w:val="left" w:pos="9160"/>
-          <w:tab w:val="left" w:pos="10076"/>
-          <w:tab w:val="left" w:pos="10992"/>
-          <w:tab w:val="left" w:pos="11908"/>
-          <w:tab w:val="left" w:pos="12824"/>
-          <w:tab w:val="left" w:pos="13740"/>
-          <w:tab w:val="left" w:pos="14656"/>
-        </w:tabs>
-        <w:spacing w:line="240" w:lineRule="auto"/>
-        <w:ind w:firstLine="0"/>
-        <w:jc w:val="left"/>
-        <w:rPr>
-          <w:rFonts w:ascii="Courier New" w:hAnsi="Courier New" w:cs="Courier New"/>
-          <w:sz w:val="20"/>
-          <w:szCs w:val="20"/>
-          <w:lang w:val="en-US"/>
-        </w:rPr>
-      </w:pPr>
-      <w:r>
-        <w:rPr>
-          <w:rFonts w:ascii="Courier New" w:hAnsi="Courier New" w:cs="Courier New"/>
-          <w:sz w:val="20"/>
-          <w:szCs w:val="20"/>
-          <w:lang w:val="en-US"/>
-        </w:rPr>
-        <w:t xml:space="preserve">        return list;</w:t>
-      </w:r>
-    </w:p>
-    <w:p>
-      <w:pPr>
-        <w:tabs>
-          <w:tab w:val="left" w:pos="916"/>
-          <w:tab w:val="left" w:pos="1832"/>
-          <w:tab w:val="left" w:pos="2748"/>
-          <w:tab w:val="left" w:pos="3664"/>
-          <w:tab w:val="left" w:pos="4580"/>
-          <w:tab w:val="left" w:pos="5496"/>
-          <w:tab w:val="left" w:pos="6412"/>
-          <w:tab w:val="left" w:pos="7328"/>
-          <w:tab w:val="left" w:pos="8244"/>
-          <w:tab w:val="left" w:pos="9160"/>
-          <w:tab w:val="left" w:pos="10076"/>
-          <w:tab w:val="left" w:pos="10992"/>
-          <w:tab w:val="left" w:pos="11908"/>
-          <w:tab w:val="left" w:pos="12824"/>
-          <w:tab w:val="left" w:pos="13740"/>
-          <w:tab w:val="left" w:pos="14656"/>
-        </w:tabs>
-        <w:spacing w:line="240" w:lineRule="auto"/>
-        <w:ind w:firstLine="0"/>
-        <w:jc w:val="left"/>
-        <w:rPr>
-          <w:rFonts w:ascii="Courier New" w:hAnsi="Courier New" w:cs="Courier New"/>
-          <w:sz w:val="20"/>
-          <w:szCs w:val="20"/>
-          <w:lang w:val="en-US"/>
-        </w:rPr>
-      </w:pPr>
-      <w:r>
-        <w:rPr>
-          <w:rFonts w:ascii="Courier New" w:hAnsi="Courier New" w:cs="Courier New"/>
-          <w:sz w:val="20"/>
-          <w:szCs w:val="20"/>
-          <w:lang w:val="en-US"/>
-        </w:rPr>
+      <w:proofErr w:type="spellEnd"/>
+      <w:r>
+        <w:rPr>
+          <w:lang w:val="en-US"/>
+        </w:rPr>
+        <w:t xml:space="preserve">&lt;Integer&gt; </w:t>
+      </w:r>
+      <w:proofErr w:type="spellStart"/>
+      <w:r>
+        <w:rPr>
+          <w:lang w:val="en-US"/>
+        </w:rPr>
+        <w:t>lst</w:t>
+      </w:r>
+      <w:proofErr w:type="spellEnd"/>
+      <w:r>
+        <w:rPr>
+          <w:lang w:val="en-US"/>
+        </w:rPr>
+        <w:t xml:space="preserve"> = </w:t>
+      </w:r>
+      <w:proofErr w:type="spellStart"/>
+      <w:proofErr w:type="gramStart"/>
+      <w:r>
+        <w:rPr>
+          <w:lang w:val="en-US"/>
+        </w:rPr>
+        <w:t>lab.enterDigits</w:t>
+      </w:r>
+      <w:proofErr w:type="spellEnd"/>
+      <w:proofErr w:type="gramEnd"/>
+      <w:r>
+        <w:rPr>
+          <w:lang w:val="en-US"/>
+        </w:rPr>
+        <w:t>();</w:t>
+      </w:r>
+    </w:p>
+    <w:p>
+      <w:pPr>
+        <w:pStyle w:val="af5"/>
+        <w:rPr>
+          <w:lang w:val="en-US"/>
+        </w:rPr>
+      </w:pPr>
+      <w:r>
+        <w:rPr>
+          <w:lang w:val="en-US"/>
+        </w:rPr>
+        <w:t xml:space="preserve">        </w:t>
+      </w:r>
+      <w:proofErr w:type="spellStart"/>
+      <w:proofErr w:type="gramStart"/>
+      <w:r>
+        <w:rPr>
+          <w:lang w:val="en-US"/>
+        </w:rPr>
+        <w:t>lab.setLst</w:t>
+      </w:r>
+      <w:proofErr w:type="spellEnd"/>
+      <w:proofErr w:type="gramEnd"/>
+      <w:r>
+        <w:rPr>
+          <w:lang w:val="en-US"/>
+        </w:rPr>
+        <w:t>(</w:t>
+      </w:r>
+      <w:proofErr w:type="spellStart"/>
+      <w:r>
+        <w:rPr>
+          <w:lang w:val="en-US"/>
+        </w:rPr>
+        <w:t>lst</w:t>
+      </w:r>
+      <w:proofErr w:type="spellEnd"/>
+      <w:r>
+        <w:rPr>
+          <w:lang w:val="en-US"/>
+        </w:rPr>
+        <w:t>);</w:t>
+      </w:r>
+    </w:p>
+    <w:p>
+      <w:pPr>
+        <w:pStyle w:val="af5"/>
+        <w:rPr>
+          <w:lang w:val="en-US"/>
+        </w:rPr>
+      </w:pPr>
+      <w:r>
+        <w:rPr>
+          <w:lang w:val="en-US"/>
+        </w:rPr>
+        <w:t xml:space="preserve">        </w:t>
+      </w:r>
+      <w:proofErr w:type="spellStart"/>
+      <w:proofErr w:type="gramStart"/>
+      <w:r>
+        <w:rPr>
+          <w:lang w:val="en-US"/>
+        </w:rPr>
+        <w:t>lab.bubbleSort</w:t>
+      </w:r>
+      <w:proofErr w:type="spellEnd"/>
+      <w:proofErr w:type="gramEnd"/>
+      <w:r>
+        <w:rPr>
+          <w:lang w:val="en-US"/>
+        </w:rPr>
+        <w:t>();</w:t>
+      </w:r>
+    </w:p>
+    <w:p>
+      <w:pPr>
+        <w:pStyle w:val="af5"/>
+      </w:pPr>
+      <w:r>
+        <w:rPr>
+          <w:lang w:val="en-US"/>
+        </w:rPr>
+        <w:t xml:space="preserve">        </w:t>
+      </w:r>
+      <w:proofErr w:type="spellStart"/>
+      <w:proofErr w:type="gramStart"/>
+      <w:r>
+        <w:t>lab.coutArray</w:t>
+      </w:r>
+      <w:proofErr w:type="spellEnd"/>
+      <w:proofErr w:type="gramEnd"/>
+      <w:r>
+        <w:t>();</w:t>
+      </w:r>
+    </w:p>
+    <w:p>
+      <w:pPr>
+        <w:pStyle w:val="af5"/>
+      </w:pPr>
+      <w:r>
         <w:t xml:space="preserve">    }</w:t>
       </w:r>
     </w:p>
     <w:p>
       <w:pPr>
-        <w:tabs>
-          <w:tab w:val="left" w:pos="916"/>
-          <w:tab w:val="left" w:pos="1832"/>
-          <w:tab w:val="left" w:pos="2748"/>
-          <w:tab w:val="left" w:pos="3664"/>
-          <w:tab w:val="left" w:pos="4580"/>
-          <w:tab w:val="left" w:pos="5496"/>
-          <w:tab w:val="left" w:pos="6412"/>
-          <w:tab w:val="left" w:pos="7328"/>
-          <w:tab w:val="left" w:pos="8244"/>
-          <w:tab w:val="left" w:pos="9160"/>
-          <w:tab w:val="left" w:pos="10076"/>
-          <w:tab w:val="left" w:pos="10992"/>
-          <w:tab w:val="left" w:pos="11908"/>
-          <w:tab w:val="left" w:pos="12824"/>
-          <w:tab w:val="left" w:pos="13740"/>
-          <w:tab w:val="left" w:pos="14656"/>
-        </w:tabs>
-        <w:spacing w:line="240" w:lineRule="auto"/>
-        <w:ind w:firstLine="0"/>
-        <w:jc w:val="left"/>
-        <w:rPr>
-          <w:rFonts w:ascii="Courier New" w:hAnsi="Courier New" w:cs="Courier New"/>
-          <w:sz w:val="20"/>
-          <w:szCs w:val="20"/>
-          <w:lang w:val="en-US"/>
-        </w:rPr>
-      </w:pPr>
-    </w:p>
-    <w:p>
-      <w:pPr>
-        <w:tabs>
-          <w:tab w:val="left" w:pos="916"/>
-          <w:tab w:val="left" w:pos="1832"/>
-          <w:tab w:val="left" w:pos="2748"/>
-          <w:tab w:val="left" w:pos="3664"/>
-          <w:tab w:val="left" w:pos="4580"/>
-          <w:tab w:val="left" w:pos="5496"/>
-          <w:tab w:val="left" w:pos="6412"/>
-          <w:tab w:val="left" w:pos="7328"/>
-          <w:tab w:val="left" w:pos="8244"/>
-          <w:tab w:val="left" w:pos="9160"/>
-          <w:tab w:val="left" w:pos="10076"/>
-          <w:tab w:val="left" w:pos="10992"/>
-          <w:tab w:val="left" w:pos="11908"/>
-          <w:tab w:val="left" w:pos="12824"/>
-          <w:tab w:val="left" w:pos="13740"/>
-          <w:tab w:val="left" w:pos="14656"/>
-        </w:tabs>
-        <w:spacing w:line="240" w:lineRule="auto"/>
-        <w:ind w:firstLine="0"/>
-        <w:jc w:val="left"/>
-        <w:rPr>
-          <w:rFonts w:ascii="Courier New" w:hAnsi="Courier New" w:cs="Courier New"/>
-          <w:sz w:val="20"/>
-          <w:szCs w:val="20"/>
-          <w:lang w:val="en-US"/>
-        </w:rPr>
-      </w:pPr>
-      <w:r>
-        <w:rPr>
-          <w:rFonts w:ascii="Courier New" w:hAnsi="Courier New" w:cs="Courier New"/>
-          <w:sz w:val="20"/>
-          <w:szCs w:val="20"/>
-          <w:lang w:val="en-US"/>
-        </w:rPr>
-        <w:t xml:space="preserve">    public static void bubbleSort(ArrayList&lt;Integer&gt; lst) {</w:t>
-      </w:r>
-    </w:p>
-    <w:p>
-      <w:pPr>
-        <w:tabs>
-          <w:tab w:val="left" w:pos="916"/>
-          <w:tab w:val="left" w:pos="1832"/>
-          <w:tab w:val="left" w:pos="2748"/>
-          <w:tab w:val="left" w:pos="3664"/>
-          <w:tab w:val="left" w:pos="4580"/>
-          <w:tab w:val="left" w:pos="5496"/>
-          <w:tab w:val="left" w:pos="6412"/>
-          <w:tab w:val="left" w:pos="7328"/>
-          <w:tab w:val="left" w:pos="8244"/>
-          <w:tab w:val="left" w:pos="9160"/>
-          <w:tab w:val="left" w:pos="10076"/>
-          <w:tab w:val="left" w:pos="10992"/>
-          <w:tab w:val="left" w:pos="11908"/>
-          <w:tab w:val="left" w:pos="12824"/>
-          <w:tab w:val="left" w:pos="13740"/>
-          <w:tab w:val="left" w:pos="14656"/>
-        </w:tabs>
-        <w:spacing w:line="240" w:lineRule="auto"/>
-        <w:ind w:firstLine="0"/>
-        <w:jc w:val="left"/>
-        <w:rPr>
-          <w:rFonts w:ascii="Courier New" w:hAnsi="Courier New" w:cs="Courier New"/>
-          <w:sz w:val="20"/>
-          <w:szCs w:val="20"/>
-          <w:lang w:val="en-US"/>
-        </w:rPr>
-      </w:pPr>
-      <w:r>
-        <w:rPr>
-          <w:rFonts w:ascii="Courier New" w:hAnsi="Courier New" w:cs="Courier New"/>
-          <w:sz w:val="20"/>
-          <w:szCs w:val="20"/>
-          <w:lang w:val="en-US"/>
-        </w:rPr>
-        <w:t xml:space="preserve">        int n = lst.size();</w:t>
-      </w:r>
-    </w:p>
-    <w:p>
-      <w:pPr>
-        <w:tabs>
-          <w:tab w:val="left" w:pos="916"/>
-          <w:tab w:val="left" w:pos="1832"/>
-          <w:tab w:val="left" w:pos="2748"/>
-          <w:tab w:val="left" w:pos="3664"/>
-          <w:tab w:val="left" w:pos="4580"/>
-          <w:tab w:val="left" w:pos="5496"/>
-          <w:tab w:val="left" w:pos="6412"/>
-          <w:tab w:val="left" w:pos="7328"/>
-          <w:tab w:val="left" w:pos="8244"/>
-          <w:tab w:val="left" w:pos="9160"/>
-          <w:tab w:val="left" w:pos="10076"/>
-          <w:tab w:val="left" w:pos="10992"/>
-          <w:tab w:val="left" w:pos="11908"/>
-          <w:tab w:val="left" w:pos="12824"/>
-          <w:tab w:val="left" w:pos="13740"/>
-          <w:tab w:val="left" w:pos="14656"/>
-        </w:tabs>
-        <w:spacing w:line="240" w:lineRule="auto"/>
-        <w:ind w:firstLine="0"/>
-        <w:jc w:val="left"/>
-        <w:rPr>
-          <w:rFonts w:ascii="Courier New" w:hAnsi="Courier New" w:cs="Courier New"/>
-          <w:sz w:val="20"/>
-          <w:szCs w:val="20"/>
-          <w:lang w:val="en-US"/>
-        </w:rPr>
-      </w:pPr>
-      <w:r>
-        <w:rPr>
-          <w:rFonts w:ascii="Courier New" w:hAnsi="Courier New" w:cs="Courier New"/>
-          <w:sz w:val="20"/>
-          <w:szCs w:val="20"/>
-          <w:lang w:val="en-US"/>
-        </w:rPr>
-        <w:t xml:space="preserve">        for (int i = 0; i &lt; n - 1; i++) {</w:t>
-      </w:r>
-    </w:p>
-    <w:p>
-      <w:pPr>
-        <w:tabs>
-          <w:tab w:val="left" w:pos="916"/>
-          <w:tab w:val="left" w:pos="1832"/>
-          <w:tab w:val="left" w:pos="2748"/>
-          <w:tab w:val="left" w:pos="3664"/>
-          <w:tab w:val="left" w:pos="4580"/>
-          <w:tab w:val="left" w:pos="5496"/>
-          <w:tab w:val="left" w:pos="6412"/>
-          <w:tab w:val="left" w:pos="7328"/>
-          <w:tab w:val="left" w:pos="8244"/>
-          <w:tab w:val="left" w:pos="9160"/>
-          <w:tab w:val="left" w:pos="10076"/>
-          <w:tab w:val="left" w:pos="10992"/>
-          <w:tab w:val="left" w:pos="11908"/>
-          <w:tab w:val="left" w:pos="12824"/>
-          <w:tab w:val="left" w:pos="13740"/>
-          <w:tab w:val="left" w:pos="14656"/>
-        </w:tabs>
-        <w:spacing w:line="240" w:lineRule="auto"/>
-        <w:ind w:firstLine="0"/>
-        <w:jc w:val="left"/>
-        <w:rPr>
-          <w:rFonts w:ascii="Courier New" w:hAnsi="Courier New" w:cs="Courier New"/>
-          <w:sz w:val="20"/>
-          <w:szCs w:val="20"/>
-          <w:lang w:val="en-US"/>
-        </w:rPr>
-      </w:pPr>
-      <w:r>
-        <w:rPr>
-          <w:rFonts w:ascii="Courier New" w:hAnsi="Courier New" w:cs="Courier New"/>
-          <w:sz w:val="20"/>
-          <w:szCs w:val="20"/>
-          <w:lang w:val="en-US"/>
-        </w:rPr>
-        <w:t xml:space="preserve">            for (int j = 0; j &lt; n - i - 1; j++) {</w:t>
-      </w:r>
-    </w:p>
-    <w:p>
-      <w:pPr>
-        <w:tabs>
-          <w:tab w:val="left" w:pos="916"/>
-          <w:tab w:val="left" w:pos="1832"/>
-          <w:tab w:val="left" w:pos="2748"/>
-          <w:tab w:val="left" w:pos="3664"/>
-          <w:tab w:val="left" w:pos="4580"/>
-          <w:tab w:val="left" w:pos="5496"/>
-          <w:tab w:val="left" w:pos="6412"/>
-          <w:tab w:val="left" w:pos="7328"/>
-          <w:tab w:val="left" w:pos="8244"/>
-          <w:tab w:val="left" w:pos="9160"/>
-          <w:tab w:val="left" w:pos="10076"/>
-          <w:tab w:val="left" w:pos="10992"/>
-          <w:tab w:val="left" w:pos="11908"/>
-          <w:tab w:val="left" w:pos="12824"/>
-          <w:tab w:val="left" w:pos="13740"/>
-          <w:tab w:val="left" w:pos="14656"/>
-        </w:tabs>
-        <w:spacing w:line="240" w:lineRule="auto"/>
-        <w:ind w:firstLine="0"/>
-        <w:jc w:val="left"/>
-        <w:rPr>
-          <w:rFonts w:ascii="Courier New" w:hAnsi="Courier New" w:cs="Courier New"/>
-          <w:sz w:val="20"/>
-          <w:szCs w:val="20"/>
-          <w:lang w:val="en-US"/>
-        </w:rPr>
-      </w:pPr>
-      <w:r>
-        <w:rPr>
-          <w:rFonts w:ascii="Courier New" w:hAnsi="Courier New" w:cs="Courier New"/>
-          <w:sz w:val="20"/>
-          <w:szCs w:val="20"/>
-          <w:lang w:val="en-US"/>
-        </w:rPr>
-        <w:t xml:space="preserve">                if (lst.get(j) &gt; lst.get(j + 1)) {</w:t>
-      </w:r>
-    </w:p>
-    <w:p>
-      <w:pPr>
-        <w:tabs>
-          <w:tab w:val="left" w:pos="916"/>
-          <w:tab w:val="left" w:pos="1832"/>
-          <w:tab w:val="left" w:pos="2748"/>
-          <w:tab w:val="left" w:pos="3664"/>
-          <w:tab w:val="left" w:pos="4580"/>
-          <w:tab w:val="left" w:pos="5496"/>
-          <w:tab w:val="left" w:pos="6412"/>
-          <w:tab w:val="left" w:pos="7328"/>
-          <w:tab w:val="left" w:pos="8244"/>
-          <w:tab w:val="left" w:pos="9160"/>
-          <w:tab w:val="left" w:pos="10076"/>
-          <w:tab w:val="left" w:pos="10992"/>
-          <w:tab w:val="left" w:pos="11908"/>
-          <w:tab w:val="left" w:pos="12824"/>
-          <w:tab w:val="left" w:pos="13740"/>
-          <w:tab w:val="left" w:pos="14656"/>
-        </w:tabs>
-        <w:spacing w:line="240" w:lineRule="auto"/>
-        <w:ind w:firstLine="0"/>
-        <w:jc w:val="left"/>
-        <w:rPr>
-          <w:rFonts w:ascii="Courier New" w:hAnsi="Courier New" w:cs="Courier New"/>
-          <w:sz w:val="20"/>
-          <w:szCs w:val="20"/>
-          <w:lang w:val="en-US"/>
-        </w:rPr>
-      </w:pPr>
-      <w:r>
-        <w:rPr>
-          <w:rFonts w:ascii="Courier New" w:hAnsi="Courier New" w:cs="Courier New"/>
-          <w:sz w:val="20"/>
-          <w:szCs w:val="20"/>
-          <w:lang w:val="en-US"/>
-        </w:rPr>
-        <w:t xml:space="preserve">                    int temp = lst.get(j);</w:t>
-      </w:r>
-    </w:p>
-    <w:p>
-      <w:pPr>
-        <w:tabs>
-          <w:tab w:val="left" w:pos="916"/>
-          <w:tab w:val="left" w:pos="1832"/>
-          <w:tab w:val="left" w:pos="2748"/>
-          <w:tab w:val="left" w:pos="3664"/>
-          <w:tab w:val="left" w:pos="4580"/>
-          <w:tab w:val="left" w:pos="5496"/>
-          <w:tab w:val="left" w:pos="6412"/>
-          <w:tab w:val="left" w:pos="7328"/>
-          <w:tab w:val="left" w:pos="8244"/>
-          <w:tab w:val="left" w:pos="9160"/>
-          <w:tab w:val="left" w:pos="10076"/>
-          <w:tab w:val="left" w:pos="10992"/>
-          <w:tab w:val="left" w:pos="11908"/>
-          <w:tab w:val="left" w:pos="12824"/>
-          <w:tab w:val="left" w:pos="13740"/>
-          <w:tab w:val="left" w:pos="14656"/>
-        </w:tabs>
-        <w:spacing w:line="240" w:lineRule="auto"/>
-        <w:ind w:firstLine="0"/>
-        <w:jc w:val="left"/>
-        <w:rPr>
-          <w:rFonts w:ascii="Courier New" w:hAnsi="Courier New" w:cs="Courier New"/>
-          <w:sz w:val="20"/>
-          <w:szCs w:val="20"/>
-          <w:lang w:val="en-US"/>
-        </w:rPr>
-      </w:pPr>
-      <w:r>
-        <w:rPr>
-          <w:rFonts w:ascii="Courier New" w:hAnsi="Courier New" w:cs="Courier New"/>
-          <w:sz w:val="20"/>
-          <w:szCs w:val="20"/>
-          <w:lang w:val="en-US"/>
-        </w:rPr>
-        <w:t xml:space="preserve">                    lst.set(j, lst.get(j+1));</w:t>
-      </w:r>
-    </w:p>
-    <w:p>
-      <w:pPr>
-        <w:tabs>
-          <w:tab w:val="left" w:pos="916"/>
-          <w:tab w:val="left" w:pos="1832"/>
-          <w:tab w:val="left" w:pos="2748"/>
-          <w:tab w:val="left" w:pos="3664"/>
-          <w:tab w:val="left" w:pos="4580"/>
-          <w:tab w:val="left" w:pos="5496"/>
-          <w:tab w:val="left" w:pos="6412"/>
-          <w:tab w:val="left" w:pos="7328"/>
-          <w:tab w:val="left" w:pos="8244"/>
-          <w:tab w:val="left" w:pos="9160"/>
-          <w:tab w:val="left" w:pos="10076"/>
-          <w:tab w:val="left" w:pos="10992"/>
-          <w:tab w:val="left" w:pos="11908"/>
-          <w:tab w:val="left" w:pos="12824"/>
-          <w:tab w:val="left" w:pos="13740"/>
-          <w:tab w:val="left" w:pos="14656"/>
-        </w:tabs>
-        <w:spacing w:line="240" w:lineRule="auto"/>
-        <w:ind w:firstLine="0"/>
-        <w:jc w:val="left"/>
-        <w:rPr>
-          <w:rFonts w:ascii="Courier New" w:hAnsi="Courier New" w:cs="Courier New"/>
-          <w:sz w:val="20"/>
-          <w:szCs w:val="20"/>
-          <w:lang w:val="en-US"/>
-        </w:rPr>
-      </w:pPr>
-      <w:r>
-        <w:rPr>
-          <w:rFonts w:ascii="Courier New" w:hAnsi="Courier New" w:cs="Courier New"/>
-          <w:sz w:val="20"/>
-          <w:szCs w:val="20"/>
-          <w:lang w:val="en-US"/>
-        </w:rPr>
-        <w:t xml:space="preserve">                    lst.set(j+1, temp);</w:t>
-      </w:r>
-    </w:p>
-    <w:p>
-      <w:pPr>
-        <w:tabs>
-          <w:tab w:val="left" w:pos="916"/>
-          <w:tab w:val="left" w:pos="1832"/>
-          <w:tab w:val="left" w:pos="2748"/>
-          <w:tab w:val="left" w:pos="3664"/>
-          <w:tab w:val="left" w:pos="4580"/>
-          <w:tab w:val="left" w:pos="5496"/>
-          <w:tab w:val="left" w:pos="6412"/>
-          <w:tab w:val="left" w:pos="7328"/>
-          <w:tab w:val="left" w:pos="8244"/>
-          <w:tab w:val="left" w:pos="9160"/>
-          <w:tab w:val="left" w:pos="10076"/>
-          <w:tab w:val="left" w:pos="10992"/>
-          <w:tab w:val="left" w:pos="11908"/>
-          <w:tab w:val="left" w:pos="12824"/>
-          <w:tab w:val="left" w:pos="13740"/>
-          <w:tab w:val="left" w:pos="14656"/>
-        </w:tabs>
-        <w:spacing w:line="240" w:lineRule="auto"/>
-        <w:ind w:firstLine="0"/>
-        <w:jc w:val="left"/>
-        <w:rPr>
-          <w:rFonts w:ascii="Courier New" w:hAnsi="Courier New" w:cs="Courier New"/>
-          <w:sz w:val="20"/>
-          <w:szCs w:val="20"/>
-          <w:lang w:val="en-US"/>
-        </w:rPr>
-      </w:pPr>
-      <w:r>
-        <w:rPr>
-          <w:rFonts w:ascii="Courier New" w:hAnsi="Courier New" w:cs="Courier New"/>
-          <w:sz w:val="20"/>
-          <w:szCs w:val="20"/>
-          <w:lang w:val="en-US"/>
-        </w:rPr>
-        <w:t xml:space="preserve">                }</w:t>
-      </w:r>
-    </w:p>
-    <w:p>
-      <w:pPr>
-        <w:tabs>
-          <w:tab w:val="left" w:pos="916"/>
-          <w:tab w:val="left" w:pos="1832"/>
-          <w:tab w:val="left" w:pos="2748"/>
-          <w:tab w:val="left" w:pos="3664"/>
-          <w:tab w:val="left" w:pos="4580"/>
-          <w:tab w:val="left" w:pos="5496"/>
-          <w:tab w:val="left" w:pos="6412"/>
-          <w:tab w:val="left" w:pos="7328"/>
-          <w:tab w:val="left" w:pos="8244"/>
-          <w:tab w:val="left" w:pos="9160"/>
-          <w:tab w:val="left" w:pos="10076"/>
-          <w:tab w:val="left" w:pos="10992"/>
-          <w:tab w:val="left" w:pos="11908"/>
-          <w:tab w:val="left" w:pos="12824"/>
-          <w:tab w:val="left" w:pos="13740"/>
-          <w:tab w:val="left" w:pos="14656"/>
-        </w:tabs>
-        <w:spacing w:line="240" w:lineRule="auto"/>
-        <w:ind w:firstLine="0"/>
-        <w:jc w:val="left"/>
-        <w:rPr>
-          <w:rFonts w:ascii="Courier New" w:hAnsi="Courier New" w:cs="Courier New"/>
-          <w:sz w:val="20"/>
-          <w:szCs w:val="20"/>
-          <w:lang w:val="en-US"/>
-        </w:rPr>
-      </w:pPr>
-      <w:r>
-        <w:rPr>
-          <w:rFonts w:ascii="Courier New" w:hAnsi="Courier New" w:cs="Courier New"/>
-          <w:sz w:val="20"/>
-          <w:szCs w:val="20"/>
-          <w:lang w:val="en-US"/>
-        </w:rPr>
-        <w:t xml:space="preserve">            }</w:t>
-      </w:r>
-    </w:p>
-    <w:p>
-      <w:pPr>
-        <w:tabs>
-          <w:tab w:val="left" w:pos="916"/>
-          <w:tab w:val="left" w:pos="1832"/>
-          <w:tab w:val="left" w:pos="2748"/>
-          <w:tab w:val="left" w:pos="3664"/>
-          <w:tab w:val="left" w:pos="4580"/>
-          <w:tab w:val="left" w:pos="5496"/>
-          <w:tab w:val="left" w:pos="6412"/>
-          <w:tab w:val="left" w:pos="7328"/>
-          <w:tab w:val="left" w:pos="8244"/>
-          <w:tab w:val="left" w:pos="9160"/>
-          <w:tab w:val="left" w:pos="10076"/>
-          <w:tab w:val="left" w:pos="10992"/>
-          <w:tab w:val="left" w:pos="11908"/>
-          <w:tab w:val="left" w:pos="12824"/>
-          <w:tab w:val="left" w:pos="13740"/>
-          <w:tab w:val="left" w:pos="14656"/>
-        </w:tabs>
-        <w:spacing w:line="240" w:lineRule="auto"/>
-        <w:ind w:firstLine="0"/>
-        <w:jc w:val="left"/>
-        <w:rPr>
-          <w:rFonts w:ascii="Courier New" w:hAnsi="Courier New" w:cs="Courier New"/>
-          <w:sz w:val="20"/>
-          <w:szCs w:val="20"/>
-          <w:lang w:val="en-US"/>
-        </w:rPr>
-      </w:pPr>
-      <w:r>
-        <w:rPr>
-          <w:rFonts w:ascii="Courier New" w:hAnsi="Courier New" w:cs="Courier New"/>
-          <w:sz w:val="20"/>
-          <w:szCs w:val="20"/>
-          <w:lang w:val="en-US"/>
-        </w:rPr>
-        <w:t xml:space="preserve">        }</w:t>
-      </w:r>
-    </w:p>
-    <w:p>
-      <w:pPr>
-        <w:tabs>
-          <w:tab w:val="left" w:pos="916"/>
-          <w:tab w:val="left" w:pos="1832"/>
-          <w:tab w:val="left" w:pos="2748"/>
-          <w:tab w:val="left" w:pos="3664"/>
-          <w:tab w:val="left" w:pos="4580"/>
-          <w:tab w:val="left" w:pos="5496"/>
-          <w:tab w:val="left" w:pos="6412"/>
-          <w:tab w:val="left" w:pos="7328"/>
-          <w:tab w:val="left" w:pos="8244"/>
-          <w:tab w:val="left" w:pos="9160"/>
-          <w:tab w:val="left" w:pos="10076"/>
-          <w:tab w:val="left" w:pos="10992"/>
-          <w:tab w:val="left" w:pos="11908"/>
-          <w:tab w:val="left" w:pos="12824"/>
-          <w:tab w:val="left" w:pos="13740"/>
-          <w:tab w:val="left" w:pos="14656"/>
-        </w:tabs>
-        <w:spacing w:line="240" w:lineRule="auto"/>
-        <w:ind w:firstLine="0"/>
-        <w:jc w:val="left"/>
-        <w:rPr>
-          <w:rFonts w:ascii="Courier New" w:hAnsi="Courier New" w:cs="Courier New"/>
-          <w:sz w:val="20"/>
-          <w:szCs w:val="20"/>
-          <w:lang w:val="en-US"/>
-        </w:rPr>
-      </w:pPr>
-      <w:r>
-        <w:rPr>
-          <w:rFonts w:ascii="Courier New" w:hAnsi="Courier New" w:cs="Courier New"/>
-          <w:sz w:val="20"/>
-          <w:szCs w:val="20"/>
-          <w:lang w:val="en-US"/>
-        </w:rPr>
-        <w:t xml:space="preserve">    }</w:t>
-      </w:r>
-    </w:p>
-    <w:p>
-      <w:pPr>
-        <w:tabs>
-          <w:tab w:val="left" w:pos="916"/>
-          <w:tab w:val="left" w:pos="1832"/>
-          <w:tab w:val="left" w:pos="2748"/>
-          <w:tab w:val="left" w:pos="3664"/>
-          <w:tab w:val="left" w:pos="4580"/>
-          <w:tab w:val="left" w:pos="5496"/>
-          <w:tab w:val="left" w:pos="6412"/>
-          <w:tab w:val="left" w:pos="7328"/>
-          <w:tab w:val="left" w:pos="8244"/>
-          <w:tab w:val="left" w:pos="9160"/>
-          <w:tab w:val="left" w:pos="10076"/>
-          <w:tab w:val="left" w:pos="10992"/>
-          <w:tab w:val="left" w:pos="11908"/>
-          <w:tab w:val="left" w:pos="12824"/>
-          <w:tab w:val="left" w:pos="13740"/>
-          <w:tab w:val="left" w:pos="14656"/>
-        </w:tabs>
-        <w:spacing w:line="240" w:lineRule="auto"/>
-        <w:ind w:firstLine="0"/>
-        <w:jc w:val="left"/>
-        <w:rPr>
-          <w:rFonts w:ascii="Courier New" w:hAnsi="Courier New" w:cs="Courier New"/>
-          <w:sz w:val="20"/>
-          <w:szCs w:val="20"/>
-          <w:lang w:val="en-US"/>
-        </w:rPr>
-      </w:pPr>
-    </w:p>
-    <w:p>
-      <w:pPr>
-        <w:tabs>
-          <w:tab w:val="left" w:pos="916"/>
-          <w:tab w:val="left" w:pos="1832"/>
-          <w:tab w:val="left" w:pos="2748"/>
-          <w:tab w:val="left" w:pos="3664"/>
-          <w:tab w:val="left" w:pos="4580"/>
-          <w:tab w:val="left" w:pos="5496"/>
-          <w:tab w:val="left" w:pos="6412"/>
-          <w:tab w:val="left" w:pos="7328"/>
-          <w:tab w:val="left" w:pos="8244"/>
-          <w:tab w:val="left" w:pos="9160"/>
-          <w:tab w:val="left" w:pos="10076"/>
-          <w:tab w:val="left" w:pos="10992"/>
-          <w:tab w:val="left" w:pos="11908"/>
-          <w:tab w:val="left" w:pos="12824"/>
-          <w:tab w:val="left" w:pos="13740"/>
-          <w:tab w:val="left" w:pos="14656"/>
-        </w:tabs>
-        <w:spacing w:line="240" w:lineRule="auto"/>
-        <w:ind w:firstLine="0"/>
-        <w:jc w:val="left"/>
-        <w:rPr>
-          <w:rFonts w:ascii="Courier New" w:hAnsi="Courier New" w:cs="Courier New"/>
-          <w:sz w:val="20"/>
-          <w:szCs w:val="20"/>
-          <w:lang w:val="en-US"/>
-        </w:rPr>
-      </w:pPr>
-      <w:r>
-        <w:rPr>
-          <w:rFonts w:ascii="Courier New" w:hAnsi="Courier New" w:cs="Courier New"/>
-          <w:sz w:val="20"/>
-          <w:szCs w:val="20"/>
-          <w:lang w:val="en-US"/>
-        </w:rPr>
-        <w:lastRenderedPageBreak/>
-        <w:t xml:space="preserve">    public static void coutArray(ArrayList&lt;Integer&gt; lst) {</w:t>
-      </w:r>
-    </w:p>
-    <w:p>
-      <w:pPr>
-        <w:tabs>
-          <w:tab w:val="left" w:pos="916"/>
-          <w:tab w:val="left" w:pos="1832"/>
-          <w:tab w:val="left" w:pos="2748"/>
-          <w:tab w:val="left" w:pos="3664"/>
-          <w:tab w:val="left" w:pos="4580"/>
-          <w:tab w:val="left" w:pos="5496"/>
-          <w:tab w:val="left" w:pos="6412"/>
-          <w:tab w:val="left" w:pos="7328"/>
-          <w:tab w:val="left" w:pos="8244"/>
-          <w:tab w:val="left" w:pos="9160"/>
-          <w:tab w:val="left" w:pos="10076"/>
-          <w:tab w:val="left" w:pos="10992"/>
-          <w:tab w:val="left" w:pos="11908"/>
-          <w:tab w:val="left" w:pos="12824"/>
-          <w:tab w:val="left" w:pos="13740"/>
-          <w:tab w:val="left" w:pos="14656"/>
-        </w:tabs>
-        <w:spacing w:line="240" w:lineRule="auto"/>
-        <w:ind w:firstLine="0"/>
-        <w:jc w:val="left"/>
-        <w:rPr>
-          <w:rFonts w:ascii="Courier New" w:hAnsi="Courier New" w:cs="Courier New"/>
-          <w:sz w:val="20"/>
-          <w:szCs w:val="20"/>
-          <w:lang w:val="en-US"/>
-        </w:rPr>
-      </w:pPr>
-      <w:r>
-        <w:rPr>
-          <w:rFonts w:ascii="Courier New" w:hAnsi="Courier New" w:cs="Courier New"/>
-          <w:sz w:val="20"/>
-          <w:szCs w:val="20"/>
-          <w:lang w:val="en-US"/>
-        </w:rPr>
-        <w:t xml:space="preserve">        int n = lst.size();</w:t>
-      </w:r>
-    </w:p>
-    <w:p>
-      <w:pPr>
-        <w:tabs>
-          <w:tab w:val="left" w:pos="916"/>
-          <w:tab w:val="left" w:pos="1832"/>
-          <w:tab w:val="left" w:pos="2748"/>
-          <w:tab w:val="left" w:pos="3664"/>
-          <w:tab w:val="left" w:pos="4580"/>
-          <w:tab w:val="left" w:pos="5496"/>
-          <w:tab w:val="left" w:pos="6412"/>
-          <w:tab w:val="left" w:pos="7328"/>
-          <w:tab w:val="left" w:pos="8244"/>
-          <w:tab w:val="left" w:pos="9160"/>
-          <w:tab w:val="left" w:pos="10076"/>
-          <w:tab w:val="left" w:pos="10992"/>
-          <w:tab w:val="left" w:pos="11908"/>
-          <w:tab w:val="left" w:pos="12824"/>
-          <w:tab w:val="left" w:pos="13740"/>
-          <w:tab w:val="left" w:pos="14656"/>
-        </w:tabs>
-        <w:spacing w:line="240" w:lineRule="auto"/>
-        <w:ind w:firstLine="0"/>
-        <w:jc w:val="left"/>
-        <w:rPr>
-          <w:rFonts w:ascii="Courier New" w:hAnsi="Courier New" w:cs="Courier New"/>
-          <w:sz w:val="20"/>
-          <w:szCs w:val="20"/>
-          <w:lang w:val="en-US"/>
-        </w:rPr>
-      </w:pPr>
-      <w:r>
-        <w:rPr>
-          <w:rFonts w:ascii="Courier New" w:hAnsi="Courier New" w:cs="Courier New"/>
-          <w:sz w:val="20"/>
-          <w:szCs w:val="20"/>
-          <w:lang w:val="en-US"/>
-        </w:rPr>
-        <w:t xml:space="preserve">        for (int i = 0; i &lt; n; i++) {</w:t>
-      </w:r>
-    </w:p>
-    <w:p>
-      <w:pPr>
-        <w:tabs>
-          <w:tab w:val="left" w:pos="916"/>
-          <w:tab w:val="left" w:pos="1832"/>
-          <w:tab w:val="left" w:pos="2748"/>
-          <w:tab w:val="left" w:pos="3664"/>
-          <w:tab w:val="left" w:pos="4580"/>
-          <w:tab w:val="left" w:pos="5496"/>
-          <w:tab w:val="left" w:pos="6412"/>
-          <w:tab w:val="left" w:pos="7328"/>
-          <w:tab w:val="left" w:pos="8244"/>
-          <w:tab w:val="left" w:pos="9160"/>
-          <w:tab w:val="left" w:pos="10076"/>
-          <w:tab w:val="left" w:pos="10992"/>
-          <w:tab w:val="left" w:pos="11908"/>
-          <w:tab w:val="left" w:pos="12824"/>
-          <w:tab w:val="left" w:pos="13740"/>
-          <w:tab w:val="left" w:pos="14656"/>
-        </w:tabs>
-        <w:spacing w:line="240" w:lineRule="auto"/>
-        <w:ind w:firstLine="0"/>
-        <w:jc w:val="left"/>
-        <w:rPr>
-          <w:rFonts w:ascii="Courier New" w:hAnsi="Courier New" w:cs="Courier New"/>
-          <w:sz w:val="20"/>
-          <w:szCs w:val="20"/>
-          <w:lang w:val="en-US"/>
-        </w:rPr>
-      </w:pPr>
-      <w:r>
-        <w:rPr>
-          <w:rFonts w:ascii="Courier New" w:hAnsi="Courier New" w:cs="Courier New"/>
-          <w:sz w:val="20"/>
-          <w:szCs w:val="20"/>
-          <w:lang w:val="en-US"/>
-        </w:rPr>
-        <w:t xml:space="preserve">            System.out.print(lst.get(i) + " ");</w:t>
-      </w:r>
-    </w:p>
-    <w:p>
-      <w:pPr>
-        <w:tabs>
-          <w:tab w:val="left" w:pos="916"/>
-          <w:tab w:val="left" w:pos="1832"/>
-          <w:tab w:val="left" w:pos="2748"/>
-          <w:tab w:val="left" w:pos="3664"/>
-          <w:tab w:val="left" w:pos="4580"/>
-          <w:tab w:val="left" w:pos="5496"/>
-          <w:tab w:val="left" w:pos="6412"/>
-          <w:tab w:val="left" w:pos="7328"/>
-          <w:tab w:val="left" w:pos="8244"/>
-          <w:tab w:val="left" w:pos="9160"/>
-          <w:tab w:val="left" w:pos="10076"/>
-          <w:tab w:val="left" w:pos="10992"/>
-          <w:tab w:val="left" w:pos="11908"/>
-          <w:tab w:val="left" w:pos="12824"/>
-          <w:tab w:val="left" w:pos="13740"/>
-          <w:tab w:val="left" w:pos="14656"/>
-        </w:tabs>
-        <w:spacing w:line="240" w:lineRule="auto"/>
-        <w:ind w:firstLine="0"/>
-        <w:jc w:val="left"/>
-        <w:rPr>
-          <w:rFonts w:ascii="Courier New" w:hAnsi="Courier New" w:cs="Courier New"/>
-          <w:sz w:val="20"/>
-          <w:szCs w:val="20"/>
-          <w:lang w:val="en-US"/>
-        </w:rPr>
-      </w:pPr>
-      <w:r>
-        <w:rPr>
-          <w:rFonts w:ascii="Courier New" w:hAnsi="Courier New" w:cs="Courier New"/>
-          <w:sz w:val="20"/>
-          <w:szCs w:val="20"/>
-          <w:lang w:val="en-US"/>
-        </w:rPr>
-        <w:t xml:space="preserve">        }</w:t>
-      </w:r>
-    </w:p>
-    <w:p>
-      <w:pPr>
-        <w:tabs>
-          <w:tab w:val="left" w:pos="916"/>
-          <w:tab w:val="left" w:pos="1832"/>
-          <w:tab w:val="left" w:pos="2748"/>
-          <w:tab w:val="left" w:pos="3664"/>
-          <w:tab w:val="left" w:pos="4580"/>
-          <w:tab w:val="left" w:pos="5496"/>
-          <w:tab w:val="left" w:pos="6412"/>
-          <w:tab w:val="left" w:pos="7328"/>
-          <w:tab w:val="left" w:pos="8244"/>
-          <w:tab w:val="left" w:pos="9160"/>
-          <w:tab w:val="left" w:pos="10076"/>
-          <w:tab w:val="left" w:pos="10992"/>
-          <w:tab w:val="left" w:pos="11908"/>
-          <w:tab w:val="left" w:pos="12824"/>
-          <w:tab w:val="left" w:pos="13740"/>
-          <w:tab w:val="left" w:pos="14656"/>
-        </w:tabs>
-        <w:spacing w:line="240" w:lineRule="auto"/>
-        <w:ind w:firstLine="0"/>
-        <w:jc w:val="left"/>
-        <w:rPr>
-          <w:rFonts w:ascii="Courier New" w:hAnsi="Courier New" w:cs="Courier New"/>
-          <w:sz w:val="20"/>
-          <w:szCs w:val="20"/>
-          <w:lang w:val="en-US"/>
-        </w:rPr>
-      </w:pPr>
-      <w:r>
-        <w:rPr>
-          <w:rFonts w:ascii="Courier New" w:hAnsi="Courier New" w:cs="Courier New"/>
-          <w:sz w:val="20"/>
-          <w:szCs w:val="20"/>
-          <w:lang w:val="en-US"/>
-        </w:rPr>
-        <w:t xml:space="preserve">    }</w:t>
-      </w:r>
-    </w:p>
-    <w:p>
-      <w:pPr>
-        <w:tabs>
-          <w:tab w:val="left" w:pos="916"/>
-          <w:tab w:val="left" w:pos="1832"/>
-          <w:tab w:val="left" w:pos="2748"/>
-          <w:tab w:val="left" w:pos="3664"/>
-          <w:tab w:val="left" w:pos="4580"/>
-          <w:tab w:val="left" w:pos="5496"/>
-          <w:tab w:val="left" w:pos="6412"/>
-          <w:tab w:val="left" w:pos="7328"/>
-          <w:tab w:val="left" w:pos="8244"/>
-          <w:tab w:val="left" w:pos="9160"/>
-          <w:tab w:val="left" w:pos="10076"/>
-          <w:tab w:val="left" w:pos="10992"/>
-          <w:tab w:val="left" w:pos="11908"/>
-          <w:tab w:val="left" w:pos="12824"/>
-          <w:tab w:val="left" w:pos="13740"/>
-          <w:tab w:val="left" w:pos="14656"/>
-        </w:tabs>
-        <w:spacing w:line="240" w:lineRule="auto"/>
-        <w:ind w:firstLine="0"/>
-        <w:jc w:val="left"/>
-        <w:rPr>
-          <w:rFonts w:ascii="Courier New" w:hAnsi="Courier New" w:cs="Courier New"/>
-          <w:sz w:val="20"/>
-          <w:szCs w:val="20"/>
-          <w:lang w:val="en-US"/>
-        </w:rPr>
-      </w:pPr>
-    </w:p>
-    <w:p>
-      <w:pPr>
-        <w:tabs>
-          <w:tab w:val="left" w:pos="916"/>
-          <w:tab w:val="left" w:pos="1832"/>
-          <w:tab w:val="left" w:pos="2748"/>
-          <w:tab w:val="left" w:pos="3664"/>
-          <w:tab w:val="left" w:pos="4580"/>
-          <w:tab w:val="left" w:pos="5496"/>
-          <w:tab w:val="left" w:pos="6412"/>
-          <w:tab w:val="left" w:pos="7328"/>
-          <w:tab w:val="left" w:pos="8244"/>
-          <w:tab w:val="left" w:pos="9160"/>
-          <w:tab w:val="left" w:pos="10076"/>
-          <w:tab w:val="left" w:pos="10992"/>
-          <w:tab w:val="left" w:pos="11908"/>
-          <w:tab w:val="left" w:pos="12824"/>
-          <w:tab w:val="left" w:pos="13740"/>
-          <w:tab w:val="left" w:pos="14656"/>
-        </w:tabs>
-        <w:spacing w:line="240" w:lineRule="auto"/>
-        <w:ind w:firstLine="0"/>
-        <w:jc w:val="left"/>
-        <w:rPr>
-          <w:rFonts w:ascii="Courier New" w:hAnsi="Courier New" w:cs="Courier New"/>
-          <w:sz w:val="20"/>
-          <w:szCs w:val="20"/>
-          <w:lang w:val="en-US"/>
-        </w:rPr>
-      </w:pPr>
-      <w:r>
-        <w:rPr>
-          <w:rFonts w:ascii="Courier New" w:hAnsi="Courier New" w:cs="Courier New"/>
-          <w:sz w:val="20"/>
-          <w:szCs w:val="20"/>
-          <w:lang w:val="en-US"/>
-        </w:rPr>
-        <w:t xml:space="preserve">    public static void main(String[] args) {</w:t>
-      </w:r>
-    </w:p>
-    <w:p>
-      <w:pPr>
-        <w:tabs>
-          <w:tab w:val="left" w:pos="916"/>
-          <w:tab w:val="left" w:pos="1832"/>
-          <w:tab w:val="left" w:pos="2748"/>
-          <w:tab w:val="left" w:pos="3664"/>
-          <w:tab w:val="left" w:pos="4580"/>
-          <w:tab w:val="left" w:pos="5496"/>
-          <w:tab w:val="left" w:pos="6412"/>
-          <w:tab w:val="left" w:pos="7328"/>
-          <w:tab w:val="left" w:pos="8244"/>
-          <w:tab w:val="left" w:pos="9160"/>
-          <w:tab w:val="left" w:pos="10076"/>
-          <w:tab w:val="left" w:pos="10992"/>
-          <w:tab w:val="left" w:pos="11908"/>
-          <w:tab w:val="left" w:pos="12824"/>
-          <w:tab w:val="left" w:pos="13740"/>
-          <w:tab w:val="left" w:pos="14656"/>
-        </w:tabs>
-        <w:spacing w:line="240" w:lineRule="auto"/>
-        <w:ind w:firstLine="0"/>
-        <w:jc w:val="left"/>
-        <w:rPr>
-          <w:rFonts w:ascii="Courier New" w:hAnsi="Courier New" w:cs="Courier New"/>
-          <w:sz w:val="20"/>
-          <w:szCs w:val="20"/>
-          <w:lang w:val="en-US"/>
-        </w:rPr>
-      </w:pPr>
-      <w:r>
-        <w:rPr>
-          <w:rFonts w:ascii="Courier New" w:hAnsi="Courier New" w:cs="Courier New"/>
-          <w:sz w:val="20"/>
-          <w:szCs w:val="20"/>
-          <w:lang w:val="en-US"/>
-        </w:rPr>
-        <w:t xml:space="preserve">        ArrayList&lt;Integer&gt; lst = enterDigits();</w:t>
-      </w:r>
-    </w:p>
-    <w:p>
-      <w:pPr>
-        <w:tabs>
-          <w:tab w:val="left" w:pos="916"/>
-          <w:tab w:val="left" w:pos="1832"/>
-          <w:tab w:val="left" w:pos="2748"/>
-          <w:tab w:val="left" w:pos="3664"/>
-          <w:tab w:val="left" w:pos="4580"/>
-          <w:tab w:val="left" w:pos="5496"/>
-          <w:tab w:val="left" w:pos="6412"/>
-          <w:tab w:val="left" w:pos="7328"/>
-          <w:tab w:val="left" w:pos="8244"/>
-          <w:tab w:val="left" w:pos="9160"/>
-          <w:tab w:val="left" w:pos="10076"/>
-          <w:tab w:val="left" w:pos="10992"/>
-          <w:tab w:val="left" w:pos="11908"/>
-          <w:tab w:val="left" w:pos="12824"/>
-          <w:tab w:val="left" w:pos="13740"/>
-          <w:tab w:val="left" w:pos="14656"/>
-        </w:tabs>
-        <w:spacing w:line="240" w:lineRule="auto"/>
-        <w:ind w:firstLine="0"/>
-        <w:jc w:val="left"/>
-        <w:rPr>
-          <w:rFonts w:ascii="Courier New" w:hAnsi="Courier New" w:cs="Courier New"/>
-          <w:sz w:val="20"/>
-          <w:szCs w:val="20"/>
-          <w:lang w:val="en-US"/>
-        </w:rPr>
-      </w:pPr>
-      <w:r>
-        <w:rPr>
-          <w:rFonts w:ascii="Courier New" w:hAnsi="Courier New" w:cs="Courier New"/>
-          <w:sz w:val="20"/>
-          <w:szCs w:val="20"/>
-          <w:lang w:val="en-US"/>
-        </w:rPr>
-        <w:t xml:space="preserve">        bubbleSort(lst);</w:t>
-      </w:r>
-    </w:p>
-    <w:p>
-      <w:pPr>
-        <w:tabs>
-          <w:tab w:val="left" w:pos="916"/>
-          <w:tab w:val="left" w:pos="1832"/>
-          <w:tab w:val="left" w:pos="2748"/>
-          <w:tab w:val="left" w:pos="3664"/>
-          <w:tab w:val="left" w:pos="4580"/>
-          <w:tab w:val="left" w:pos="5496"/>
-          <w:tab w:val="left" w:pos="6412"/>
-          <w:tab w:val="left" w:pos="7328"/>
-          <w:tab w:val="left" w:pos="8244"/>
-          <w:tab w:val="left" w:pos="9160"/>
-          <w:tab w:val="left" w:pos="10076"/>
-          <w:tab w:val="left" w:pos="10992"/>
-          <w:tab w:val="left" w:pos="11908"/>
-          <w:tab w:val="left" w:pos="12824"/>
-          <w:tab w:val="left" w:pos="13740"/>
-          <w:tab w:val="left" w:pos="14656"/>
-        </w:tabs>
-        <w:spacing w:line="240" w:lineRule="auto"/>
-        <w:ind w:firstLine="0"/>
-        <w:jc w:val="left"/>
-        <w:rPr>
-          <w:rFonts w:ascii="Courier New" w:hAnsi="Courier New" w:cs="Courier New"/>
-          <w:sz w:val="20"/>
-          <w:szCs w:val="20"/>
-        </w:rPr>
-      </w:pPr>
-      <w:r>
-        <w:rPr>
-          <w:rFonts w:ascii="Courier New" w:hAnsi="Courier New" w:cs="Courier New"/>
-          <w:sz w:val="20"/>
-          <w:szCs w:val="20"/>
-          <w:lang w:val="en-US"/>
-        </w:rPr>
-        <w:t xml:space="preserve">        </w:t>
-      </w:r>
-      <w:r>
-        <w:rPr>
-          <w:rFonts w:ascii="Courier New" w:hAnsi="Courier New" w:cs="Courier New"/>
-          <w:sz w:val="20"/>
-          <w:szCs w:val="20"/>
-        </w:rPr>
-        <w:t>coutArray(lst);</w:t>
-      </w:r>
-    </w:p>
-    <w:p>
-      <w:pPr>
-        <w:tabs>
-          <w:tab w:val="left" w:pos="916"/>
-          <w:tab w:val="left" w:pos="1832"/>
-          <w:tab w:val="left" w:pos="2748"/>
-          <w:tab w:val="left" w:pos="3664"/>
-          <w:tab w:val="left" w:pos="4580"/>
-          <w:tab w:val="left" w:pos="5496"/>
-          <w:tab w:val="left" w:pos="6412"/>
-          <w:tab w:val="left" w:pos="7328"/>
-          <w:tab w:val="left" w:pos="8244"/>
-          <w:tab w:val="left" w:pos="9160"/>
-          <w:tab w:val="left" w:pos="10076"/>
-          <w:tab w:val="left" w:pos="10992"/>
-          <w:tab w:val="left" w:pos="11908"/>
-          <w:tab w:val="left" w:pos="12824"/>
-          <w:tab w:val="left" w:pos="13740"/>
-          <w:tab w:val="left" w:pos="14656"/>
-        </w:tabs>
-        <w:spacing w:line="240" w:lineRule="auto"/>
-        <w:ind w:firstLine="0"/>
-        <w:jc w:val="left"/>
-        <w:rPr>
-          <w:rFonts w:ascii="Courier New" w:hAnsi="Courier New" w:cs="Courier New"/>
-          <w:sz w:val="20"/>
-          <w:szCs w:val="20"/>
-        </w:rPr>
-      </w:pPr>
-      <w:r>
-        <w:rPr>
-          <w:rFonts w:ascii="Courier New" w:hAnsi="Courier New" w:cs="Courier New"/>
-          <w:sz w:val="20"/>
-          <w:szCs w:val="20"/>
-        </w:rPr>
-        <w:t xml:space="preserve">    }</w:t>
-      </w:r>
-    </w:p>
-    <w:p>
-      <w:pPr>
-        <w:tabs>
-          <w:tab w:val="left" w:pos="916"/>
-          <w:tab w:val="left" w:pos="1832"/>
-          <w:tab w:val="left" w:pos="2748"/>
-          <w:tab w:val="left" w:pos="3664"/>
-          <w:tab w:val="left" w:pos="4580"/>
-          <w:tab w:val="left" w:pos="5496"/>
-          <w:tab w:val="left" w:pos="6412"/>
-          <w:tab w:val="left" w:pos="7328"/>
-          <w:tab w:val="left" w:pos="8244"/>
-          <w:tab w:val="left" w:pos="9160"/>
-          <w:tab w:val="left" w:pos="10076"/>
-          <w:tab w:val="left" w:pos="10992"/>
-          <w:tab w:val="left" w:pos="11908"/>
-          <w:tab w:val="left" w:pos="12824"/>
-          <w:tab w:val="left" w:pos="13740"/>
-          <w:tab w:val="left" w:pos="14656"/>
-        </w:tabs>
-        <w:spacing w:line="240" w:lineRule="auto"/>
-        <w:ind w:firstLine="0"/>
-        <w:jc w:val="left"/>
-        <w:rPr>
-          <w:rFonts w:ascii="Courier New" w:hAnsi="Courier New" w:cs="Courier New"/>
-          <w:sz w:val="20"/>
-          <w:szCs w:val="20"/>
-        </w:rPr>
-      </w:pPr>
-      <w:r>
-        <w:rPr>
-          <w:rFonts w:ascii="Courier New" w:hAnsi="Courier New" w:cs="Courier New"/>
-          <w:sz w:val="20"/>
-          <w:szCs w:val="20"/>
-        </w:rPr>
+        <w:pStyle w:val="af5"/>
+      </w:pPr>
+      <w:r>
         <w:t>}</w:t>
       </w:r>
     </w:p>
     <w:p>
       <w:pPr>
-        <w:pStyle w:val="af9"/>
-      </w:pPr>
-      <w:r>
-        <w:t>Листинг 1 – Решение алгоритмической задачи «сортировка пузырьком»</w:t>
+        <w:pStyle w:val="af8"/>
+        <w:spacing w:after="240"/>
+        <w:rPr>
+          <w:lang w:val="en-US"/>
+        </w:rPr>
+      </w:pPr>
+      <w:r>
+        <w:t xml:space="preserve">Листинг 2 – Код класса </w:t>
+      </w:r>
+      <w:r>
+        <w:rPr>
+          <w:lang w:val="en-US"/>
+        </w:rPr>
+        <w:t>Main</w:t>
       </w:r>
     </w:p>
     <w:p>
       <w:pPr>
         <w:pStyle w:val="a9"/>
+      </w:pPr>
+      <w:r>
         <w:rPr>
           <w:szCs w:val="28"/>
         </w:rPr>
-      </w:pPr>
-      <w:r>
-        <w:rPr>
-          <w:szCs w:val="28"/>
-        </w:rPr>
         <w:t xml:space="preserve">Вывод: </w:t>
       </w:r>
       <w:r>
         <w:t>изучены базовые элементы синтаксиса языка программирования Java, освоены основные конструкции языка и получены практические навыки написания, компиляции и запуска простых программ в среде разработки.</w:t>
       </w:r>
     </w:p>
-    <w:p>
-      <w:pPr>
-        <w:pStyle w:val="a9"/>
-        <w:rPr>
-          <w:szCs w:val="28"/>
-        </w:rPr>
-      </w:pPr>
-    </w:p>
-    <w:p/>
     <w:sectPr>
       <w:footerReference w:type="default" r:id="rId8"/>
       <w:pgSz w:w="11906" w:h="16838"/>

--- a/Отчёты/КИС/0лаб.docx
+++ b/Отчёты/КИС/0лаб.docx
@@ -474,16 +474,10 @@
         <w:pStyle w:val="aff"/>
       </w:pPr>
       <w:r>
-        <w:t xml:space="preserve">Для введения и ознакомления с базовыми концепциями языка </w:t>
-      </w:r>
-      <w:r>
-        <w:rPr>
-          <w:lang w:val="en-US"/>
-        </w:rPr>
-        <w:t>Java</w:t>
-      </w:r>
-      <w:r>
-        <w:t xml:space="preserve"> реализована простая алгоритмическая задача сортировки массива пузырьком.</w:t>
+        <w:t xml:space="preserve">Для ознакомления с базовыми конструкциями языка Java реализована консольная программа для работы с массивом целых чисел. Пользователь вводит положительные числа, затем может </w:t>
+      </w:r>
+      <w:r>
+        <w:t>вывести массив в прямом и обратном порядке, отсортировать его по возрастанию или по убыванию. Управление выполняется через текстовое меню.</w:t>
       </w:r>
     </w:p>
     <w:p>
@@ -491,3112 +485,4024 @@
         <w:pStyle w:val="aff"/>
       </w:pPr>
       <w:r>
-        <w:t>В программе использованы класс «</w:t>
-      </w:r>
-      <w:proofErr w:type="spellStart"/>
-      <w:r>
-        <w:rPr>
-          <w:rStyle w:val="HTML"/>
-          <w:rFonts w:ascii="Times New Roman" w:hAnsi="Times New Roman" w:cs="Times New Roman"/>
-          <w:sz w:val="28"/>
-          <w:szCs w:val="24"/>
-        </w:rPr>
+        <w:t>В программе использован класс «ArrayList» из пакета java.util. Он выбран вместо обычного массива, потому что заранее неизвестно, сколько чисел введёт пользователь, а «ArrayList» позволяет добавлять элементы без заданного размера. Для чтения данных с клавиа</w:t>
+      </w:r>
+      <w:r>
+        <w:t>туры использован класс Scanner. Он объявлен как static final, поэтому создаётся один раз на весь класс и не пересоздаётся при каждом вызове метода ввода.</w:t>
+      </w:r>
+    </w:p>
+    <w:p>
+      <w:pPr>
+        <w:pStyle w:val="aff"/>
+      </w:pPr>
+      <w:r>
+        <w:t>Список хранится в закрытом поле lst. В классе три конструктора: без параметров, с передачей списка и к</w:t>
+      </w:r>
+      <w:r>
+        <w:t>опирующий. Везде, где список передаётся в класс или возвращается из него (конструктор, setLst(), getLst()), создаётся его копия, поэтому изменение исходного списка снаружи не затрагивает данные внутри объекта.</w:t>
+      </w:r>
+    </w:p>
+    <w:p>
+      <w:pPr>
+        <w:pStyle w:val="aff"/>
+      </w:pPr>
+      <w:r>
+        <w:t>Метод enterDigits() запрашивает числа, пока по</w:t>
+      </w:r>
+      <w:r>
+        <w:t>льзователь не введёт «-1». Отрицательные числа и текст отклоняются с сообщением об ошибке. Если введено меньше двух чисел, ввод запрашивается заново.</w:t>
+      </w:r>
+    </w:p>
+    <w:p>
+      <w:pPr>
+        <w:pStyle w:val="aff"/>
+      </w:pPr>
+      <w:r>
+        <w:t>Сортировка выполняется методом Collections.sort(). Метод sortAsc() сортирует список по возрастанию, а sort</w:t>
+      </w:r>
+      <w:r>
+        <w:t>Desc() сначала сортирует его по возрастанию, затем разворачивает методом Collections.reverse(). Вывод в прямом и обратном порядке выполняют методы coutArrayForward() и coutArrayBack(). Проверка, что в списке есть минимум два числа, вынесена в закрытый мето</w:t>
+      </w:r>
+      <w:r>
+        <w:t>д hasEnoughData().</w:t>
+      </w:r>
+    </w:p>
+    <w:p>
+      <w:pPr>
+        <w:pStyle w:val="aff"/>
+      </w:pPr>
+      <w:r>
+        <w:t>Метод menu() выводит меню в цикле do-while, пока не выбран пункт 6. Выбранный пункт обрабатывается оператором switch. Если вместо числа введён текст, программа выводит сообщение и показывает меню снова.</w:t>
+      </w:r>
+    </w:p>
+    <w:p>
+      <w:pPr>
+        <w:pStyle w:val="aff"/>
+      </w:pPr>
+      <w:r>
+        <w:lastRenderedPageBreak/>
+        <w:t>Код класса Zero представлен на лис</w:t>
+      </w:r>
+      <w:r>
+        <w:t>тинге 1.</w:t>
+      </w:r>
+    </w:p>
+    <w:p>
+      <w:pPr>
+        <w:pStyle w:val="af5"/>
+        <w:keepNext w:val="0"/>
+        <w:keepLines w:val="0"/>
+        <w:rPr>
+          <w:lang w:val="en-US"/>
+        </w:rPr>
+      </w:pPr>
+      <w:r>
+        <w:rPr>
+          <w:lang w:val="en-US"/>
+        </w:rPr>
+        <w:t xml:space="preserve">import </w:t>
+      </w:r>
+      <w:proofErr w:type="spellStart"/>
+      <w:proofErr w:type="gramStart"/>
+      <w:r>
+        <w:rPr>
+          <w:lang w:val="en-US"/>
+        </w:rPr>
+        <w:t>java.util</w:t>
+      </w:r>
+      <w:proofErr w:type="gramEnd"/>
+      <w:r>
+        <w:rPr>
+          <w:lang w:val="en-US"/>
+        </w:rPr>
+        <w:t>.ArrayList</w:t>
+      </w:r>
+      <w:proofErr w:type="spellEnd"/>
+      <w:r>
+        <w:rPr>
+          <w:lang w:val="en-US"/>
+        </w:rPr>
+        <w:t>;</w:t>
+      </w:r>
+    </w:p>
+    <w:p>
+      <w:pPr>
+        <w:pStyle w:val="af5"/>
+        <w:keepNext w:val="0"/>
+        <w:keepLines w:val="0"/>
+        <w:rPr>
+          <w:lang w:val="en-US"/>
+        </w:rPr>
+      </w:pPr>
+      <w:r>
+        <w:rPr>
+          <w:lang w:val="en-US"/>
+        </w:rPr>
+        <w:t xml:space="preserve">import </w:t>
+      </w:r>
+      <w:proofErr w:type="spellStart"/>
+      <w:proofErr w:type="gramStart"/>
+      <w:r>
+        <w:rPr>
+          <w:lang w:val="en-US"/>
+        </w:rPr>
+        <w:t>java.util</w:t>
+      </w:r>
+      <w:proofErr w:type="gramEnd"/>
+      <w:r>
+        <w:rPr>
+          <w:lang w:val="en-US"/>
+        </w:rPr>
+        <w:t>.Collections</w:t>
+      </w:r>
+      <w:proofErr w:type="spellEnd"/>
+      <w:r>
+        <w:rPr>
+          <w:lang w:val="en-US"/>
+        </w:rPr>
+        <w:t>;</w:t>
+      </w:r>
+    </w:p>
+    <w:p>
+      <w:pPr>
+        <w:pStyle w:val="af5"/>
+        <w:keepNext w:val="0"/>
+        <w:keepLines w:val="0"/>
+        <w:rPr>
+          <w:lang w:val="en-US"/>
+        </w:rPr>
+      </w:pPr>
+      <w:r>
+        <w:rPr>
+          <w:lang w:val="en-US"/>
+        </w:rPr>
+        <w:t xml:space="preserve">import </w:t>
+      </w:r>
+      <w:proofErr w:type="spellStart"/>
+      <w:proofErr w:type="gramStart"/>
+      <w:r>
+        <w:rPr>
+          <w:lang w:val="en-US"/>
+        </w:rPr>
+        <w:t>java.util</w:t>
+      </w:r>
+      <w:proofErr w:type="gramEnd"/>
+      <w:r>
+        <w:rPr>
+          <w:lang w:val="en-US"/>
+        </w:rPr>
+        <w:t>.Scanner</w:t>
+      </w:r>
+      <w:proofErr w:type="spellEnd"/>
+      <w:r>
+        <w:rPr>
+          <w:lang w:val="en-US"/>
+        </w:rPr>
+        <w:t>;</w:t>
+      </w:r>
+    </w:p>
+    <w:p>
+      <w:pPr>
+        <w:pStyle w:val="af5"/>
+        <w:keepNext w:val="0"/>
+        <w:keepLines w:val="0"/>
+        <w:rPr>
+          <w:lang w:val="en-US"/>
+        </w:rPr>
+      </w:pPr>
+    </w:p>
+    <w:p>
+      <w:pPr>
+        <w:pStyle w:val="af5"/>
+        <w:keepNext w:val="0"/>
+        <w:keepLines w:val="0"/>
+        <w:rPr>
+          <w:lang w:val="en-US"/>
+        </w:rPr>
+      </w:pPr>
+      <w:r>
+        <w:rPr>
+          <w:lang w:val="en-US"/>
+        </w:rPr>
+        <w:t>class Zero {</w:t>
+      </w:r>
+    </w:p>
+    <w:p>
+      <w:pPr>
+        <w:pStyle w:val="af5"/>
+        <w:keepNext w:val="0"/>
+        <w:keepLines w:val="0"/>
+      </w:pPr>
+      <w:r>
+        <w:rPr>
+          <w:lang w:val="en-US"/>
+        </w:rPr>
+        <w:t xml:space="preserve">    </w:t>
+      </w:r>
+      <w:proofErr w:type="spellStart"/>
+      <w:r>
+        <w:t>private</w:t>
+      </w:r>
+      <w:proofErr w:type="spellEnd"/>
+      <w:r>
+        <w:t xml:space="preserve"> </w:t>
+      </w:r>
+      <w:proofErr w:type="spellStart"/>
+      <w:proofErr w:type="gramStart"/>
+      <w:r>
         <w:t>ArrayList</w:t>
       </w:r>
       <w:proofErr w:type="spellEnd"/>
       <w:r>
-        <w:rPr>
-          <w:rStyle w:val="HTML"/>
-          <w:rFonts w:ascii="Times New Roman" w:hAnsi="Times New Roman" w:cs="Times New Roman"/>
-          <w:sz w:val="28"/>
-          <w:szCs w:val="24"/>
-        </w:rPr>
-        <w:t>»</w:t>
-      </w:r>
-      <w:r>
-        <w:t xml:space="preserve"> из библиотеки </w:t>
-      </w:r>
-      <w:proofErr w:type="spellStart"/>
-      <w:r>
-        <w:rPr>
-          <w:rStyle w:val="HTML"/>
-          <w:rFonts w:ascii="Times New Roman" w:hAnsi="Times New Roman" w:cs="Times New Roman"/>
-          <w:sz w:val="28"/>
-          <w:szCs w:val="24"/>
-        </w:rPr>
-        <w:t>java.util</w:t>
-      </w:r>
-      <w:proofErr w:type="spellEnd"/>
-      <w:r>
-        <w:t>. Он выбран вместо обычного массива, поскольку заранее неизвестно количество вводимых чисел: пользователь вводит их последовательно до тех пор, пока не введёт «-1», а «</w:t>
-      </w:r>
-      <w:proofErr w:type="spellStart"/>
-      <w:r>
-        <w:rPr>
-          <w:rStyle w:val="HTML"/>
-          <w:rFonts w:ascii="Times New Roman" w:hAnsi="Times New Roman" w:cs="Times New Roman"/>
-          <w:sz w:val="28"/>
-          <w:szCs w:val="24"/>
+        <w:t>&lt;</w:t>
+      </w:r>
+      <w:proofErr w:type="spellStart"/>
+      <w:proofErr w:type="gramEnd"/>
+      <w:r>
+        <w:t>Integer</w:t>
+      </w:r>
+      <w:proofErr w:type="spellEnd"/>
+      <w:r>
+        <w:t xml:space="preserve">&gt; </w:t>
+      </w:r>
+      <w:proofErr w:type="spellStart"/>
+      <w:r>
+        <w:t>lst</w:t>
+      </w:r>
+      <w:proofErr w:type="spellEnd"/>
+      <w:r>
+        <w:t>;</w:t>
+      </w:r>
+    </w:p>
+    <w:p>
+      <w:pPr>
+        <w:pStyle w:val="af5"/>
+        <w:keepNext w:val="0"/>
+        <w:keepLines w:val="0"/>
+        <w:rPr>
+          <w:lang w:val="en-US"/>
+        </w:rPr>
+      </w:pPr>
+      <w:r>
+        <w:rPr>
+          <w:lang w:val="en-US"/>
+        </w:rPr>
+        <w:t xml:space="preserve"> </w:t>
+      </w:r>
+      <w:r>
+        <w:rPr>
+          <w:lang w:val="en-US"/>
+        </w:rPr>
+        <w:t xml:space="preserve">   private static final Scanner </w:t>
+      </w:r>
+      <w:proofErr w:type="spellStart"/>
+      <w:r>
+        <w:rPr>
+          <w:lang w:val="en-US"/>
+        </w:rPr>
+        <w:t>scanner</w:t>
+      </w:r>
+      <w:proofErr w:type="spellEnd"/>
+      <w:r>
+        <w:rPr>
+          <w:lang w:val="en-US"/>
+        </w:rPr>
+        <w:t xml:space="preserve"> = new </w:t>
+      </w:r>
+      <w:proofErr w:type="gramStart"/>
+      <w:r>
+        <w:rPr>
+          <w:lang w:val="en-US"/>
+        </w:rPr>
+        <w:t>Scanner</w:t>
+      </w:r>
+      <w:r>
+        <w:rPr>
+          <w:lang w:val="en-US"/>
+        </w:rPr>
+        <w:t>(</w:t>
+      </w:r>
+      <w:proofErr w:type="gramEnd"/>
+      <w:r>
+        <w:rPr>
+          <w:lang w:val="en-US"/>
+        </w:rPr>
+        <w:t>System.in);</w:t>
+      </w:r>
+    </w:p>
+    <w:p>
+      <w:pPr>
+        <w:pStyle w:val="af5"/>
+        <w:keepNext w:val="0"/>
+        <w:keepLines w:val="0"/>
+        <w:rPr>
+          <w:lang w:val="en-US"/>
+        </w:rPr>
+      </w:pPr>
+    </w:p>
+    <w:p>
+      <w:pPr>
+        <w:pStyle w:val="af5"/>
+        <w:keepNext w:val="0"/>
+        <w:keepLines w:val="0"/>
+        <w:rPr>
+          <w:lang w:val="en-US"/>
+        </w:rPr>
+      </w:pPr>
+      <w:r>
+        <w:rPr>
+          <w:lang w:val="en-US"/>
+        </w:rPr>
+        <w:t xml:space="preserve">    public </w:t>
+      </w:r>
+      <w:proofErr w:type="gramStart"/>
+      <w:r>
+        <w:rPr>
+          <w:lang w:val="en-US"/>
+        </w:rPr>
+        <w:t>Zero(</w:t>
+      </w:r>
+      <w:proofErr w:type="gramEnd"/>
+      <w:r>
+        <w:rPr>
+          <w:lang w:val="en-US"/>
+        </w:rPr>
+        <w:t>) {</w:t>
+      </w:r>
+    </w:p>
+    <w:p>
+      <w:pPr>
+        <w:pStyle w:val="af5"/>
+        <w:keepNext w:val="0"/>
+        <w:keepLines w:val="0"/>
+        <w:rPr>
+          <w:lang w:val="en-US"/>
+        </w:rPr>
+      </w:pPr>
+      <w:r>
+        <w:rPr>
+          <w:lang w:val="en-US"/>
+        </w:rPr>
+        <w:t xml:space="preserve">        </w:t>
+      </w:r>
+      <w:proofErr w:type="spellStart"/>
+      <w:r>
+        <w:rPr>
+          <w:lang w:val="en-US"/>
+        </w:rPr>
+        <w:t>this.lst</w:t>
+      </w:r>
+      <w:proofErr w:type="spellEnd"/>
+      <w:r>
+        <w:rPr>
+          <w:lang w:val="en-US"/>
+        </w:rPr>
+        <w:t xml:space="preserve"> = new </w:t>
+      </w:r>
+      <w:proofErr w:type="spellStart"/>
+      <w:r>
+        <w:rPr>
+          <w:lang w:val="en-US"/>
         </w:rPr>
         <w:t>ArrayList</w:t>
       </w:r>
       <w:proofErr w:type="spellEnd"/>
       <w:r>
         <w:rPr>
-          <w:rStyle w:val="HTML"/>
-          <w:rFonts w:ascii="Times New Roman" w:hAnsi="Times New Roman" w:cs="Times New Roman"/>
-          <w:sz w:val="28"/>
-          <w:szCs w:val="24"/>
-        </w:rPr>
-        <w:t>»</w:t>
-      </w:r>
-      <w:r>
-        <w:t xml:space="preserve"> позволяет динамически добавлять элементы без предварительного объявления размера. Также использован класс </w:t>
-      </w:r>
-      <w:proofErr w:type="spellStart"/>
-      <w:r>
-        <w:rPr>
-          <w:rStyle w:val="HTML"/>
-          <w:rFonts w:ascii="Times New Roman" w:hAnsi="Times New Roman" w:cs="Times New Roman"/>
-          <w:sz w:val="28"/>
-          <w:szCs w:val="24"/>
-        </w:rPr>
-        <w:t>Scanner</w:t>
-      </w:r>
-      <w:proofErr w:type="spellEnd"/>
-      <w:r>
-        <w:t xml:space="preserve"> из того же пакета для считывания целых чисел, вводимых пользователем с клавиатуры через стандартный поток ввода </w:t>
-      </w:r>
-      <w:r>
-        <w:rPr>
-          <w:rStyle w:val="HTML"/>
-          <w:rFonts w:ascii="Times New Roman" w:hAnsi="Times New Roman" w:cs="Times New Roman"/>
-          <w:sz w:val="28"/>
-          <w:szCs w:val="24"/>
-        </w:rPr>
-        <w:t>System.in</w:t>
-      </w:r>
-      <w:r>
-        <w:t xml:space="preserve">. Считанные числа сохраняются в список методом </w:t>
-      </w:r>
-      <w:proofErr w:type="spellStart"/>
+          <w:lang w:val="en-US"/>
+        </w:rPr>
+        <w:t>&lt;</w:t>
+      </w:r>
       <w:proofErr w:type="gramStart"/>
       <w:r>
         <w:rPr>
-          <w:rStyle w:val="HTML"/>
-          <w:rFonts w:ascii="Times New Roman" w:hAnsi="Times New Roman" w:cs="Times New Roman"/>
-          <w:sz w:val="28"/>
-          <w:szCs w:val="24"/>
+          <w:lang w:val="en-US"/>
+        </w:rPr>
+        <w:t>&gt;(</w:t>
+      </w:r>
+      <w:proofErr w:type="gramEnd"/>
+      <w:r>
+        <w:rPr>
+          <w:lang w:val="en-US"/>
+        </w:rPr>
+        <w:t>);</w:t>
+      </w:r>
+    </w:p>
+    <w:p>
+      <w:pPr>
+        <w:pStyle w:val="af5"/>
+        <w:keepNext w:val="0"/>
+        <w:keepLines w:val="0"/>
+        <w:rPr>
+          <w:lang w:val="en-US"/>
+        </w:rPr>
+      </w:pPr>
+      <w:r>
+        <w:rPr>
+          <w:lang w:val="en-US"/>
+        </w:rPr>
+        <w:t xml:space="preserve">    }</w:t>
+      </w:r>
+    </w:p>
+    <w:p>
+      <w:pPr>
+        <w:pStyle w:val="af5"/>
+        <w:keepNext w:val="0"/>
+        <w:keepLines w:val="0"/>
+        <w:rPr>
+          <w:lang w:val="en-US"/>
+        </w:rPr>
+      </w:pPr>
+    </w:p>
+    <w:p>
+      <w:pPr>
+        <w:pStyle w:val="af5"/>
+        <w:keepNext w:val="0"/>
+        <w:keepLines w:val="0"/>
+        <w:rPr>
+          <w:lang w:val="en-US"/>
+        </w:rPr>
+      </w:pPr>
+      <w:r>
+        <w:rPr>
+          <w:lang w:val="en-US"/>
+        </w:rPr>
+        <w:t xml:space="preserve">    public </w:t>
+      </w:r>
+      <w:proofErr w:type="gramStart"/>
+      <w:r>
+        <w:rPr>
+          <w:lang w:val="en-US"/>
+        </w:rPr>
+        <w:t>Zero(</w:t>
+      </w:r>
+      <w:proofErr w:type="spellStart"/>
+      <w:proofErr w:type="gramEnd"/>
+      <w:r>
+        <w:rPr>
+          <w:lang w:val="en-US"/>
+        </w:rPr>
+        <w:t>ArrayList</w:t>
+      </w:r>
+      <w:proofErr w:type="spellEnd"/>
+      <w:r>
+        <w:rPr>
+          <w:lang w:val="en-US"/>
+        </w:rPr>
+        <w:t xml:space="preserve">&lt;Integer&gt; </w:t>
+      </w:r>
+      <w:proofErr w:type="spellStart"/>
+      <w:r>
+        <w:rPr>
+          <w:lang w:val="en-US"/>
+        </w:rPr>
+        <w:t>lst</w:t>
+      </w:r>
+      <w:proofErr w:type="spellEnd"/>
+      <w:r>
+        <w:rPr>
+          <w:lang w:val="en-US"/>
+        </w:rPr>
+        <w:t>) {</w:t>
+      </w:r>
+    </w:p>
+    <w:p>
+      <w:pPr>
+        <w:pStyle w:val="af5"/>
+        <w:keepNext w:val="0"/>
+        <w:keepLines w:val="0"/>
+      </w:pPr>
+      <w:r>
+        <w:rPr>
+          <w:lang w:val="en-US"/>
+        </w:rPr>
+        <w:t xml:space="preserve">        </w:t>
+      </w:r>
+      <w:proofErr w:type="spellStart"/>
+      <w:r>
+        <w:t>this.lst</w:t>
+      </w:r>
+      <w:proofErr w:type="spellEnd"/>
+      <w:r>
+        <w:t xml:space="preserve"> = </w:t>
+      </w:r>
+      <w:proofErr w:type="spellStart"/>
+      <w:r>
+        <w:t>new</w:t>
+      </w:r>
+      <w:proofErr w:type="spellEnd"/>
+      <w:r>
+        <w:t xml:space="preserve"> </w:t>
+      </w:r>
+      <w:proofErr w:type="spellStart"/>
+      <w:r>
+        <w:t>ArrayList</w:t>
+      </w:r>
+      <w:proofErr w:type="spellEnd"/>
+      <w:proofErr w:type="gramStart"/>
+      <w:r>
+        <w:t>&lt;&gt;(</w:t>
+      </w:r>
+      <w:proofErr w:type="spellStart"/>
+      <w:proofErr w:type="gramEnd"/>
+      <w:r>
+        <w:t>lst</w:t>
+      </w:r>
+      <w:proofErr w:type="spellEnd"/>
+      <w:r>
+        <w:t>); // Если кто-то удалит из старого, то в новом ничего не изменится</w:t>
+      </w:r>
+    </w:p>
+    <w:p>
+      <w:pPr>
+        <w:pStyle w:val="af5"/>
+        <w:keepNext w:val="0"/>
+        <w:keepLines w:val="0"/>
+        <w:rPr>
+          <w:lang w:val="en-US"/>
+        </w:rPr>
+      </w:pPr>
+      <w:r>
+        <w:t xml:space="preserve">    </w:t>
+      </w:r>
+      <w:r>
+        <w:rPr>
+          <w:lang w:val="en-US"/>
+        </w:rPr>
+        <w:t>}</w:t>
+      </w:r>
+    </w:p>
+    <w:p>
+      <w:pPr>
+        <w:pStyle w:val="af5"/>
+        <w:keepNext w:val="0"/>
+        <w:keepLines w:val="0"/>
+        <w:rPr>
+          <w:lang w:val="en-US"/>
+        </w:rPr>
+      </w:pPr>
+    </w:p>
+    <w:p>
+      <w:pPr>
+        <w:pStyle w:val="af5"/>
+        <w:keepNext w:val="0"/>
+        <w:keepLines w:val="0"/>
+        <w:rPr>
+          <w:lang w:val="en-US"/>
+        </w:rPr>
+      </w:pPr>
+      <w:r>
+        <w:rPr>
+          <w:lang w:val="en-US"/>
+        </w:rPr>
+        <w:t xml:space="preserve">    public </w:t>
+      </w:r>
+      <w:proofErr w:type="gramStart"/>
+      <w:r>
+        <w:rPr>
+          <w:lang w:val="en-US"/>
+        </w:rPr>
+        <w:t>Zero(</w:t>
+      </w:r>
+      <w:proofErr w:type="gramEnd"/>
+      <w:r>
+        <w:rPr>
+          <w:lang w:val="en-US"/>
+        </w:rPr>
+        <w:t>Zero other) {</w:t>
+      </w:r>
+    </w:p>
+    <w:p>
+      <w:pPr>
+        <w:pStyle w:val="af5"/>
+        <w:keepNext w:val="0"/>
+        <w:keepLines w:val="0"/>
+        <w:rPr>
+          <w:lang w:val="en-US"/>
+        </w:rPr>
+      </w:pPr>
+      <w:r>
+        <w:rPr>
+          <w:lang w:val="en-US"/>
+        </w:rPr>
+        <w:t xml:space="preserve">        </w:t>
+      </w:r>
+      <w:proofErr w:type="spellStart"/>
+      <w:r>
+        <w:rPr>
+          <w:lang w:val="en-US"/>
+        </w:rPr>
+        <w:t>this.lst</w:t>
+      </w:r>
+      <w:proofErr w:type="spellEnd"/>
+      <w:r>
+        <w:rPr>
+          <w:lang w:val="en-US"/>
+        </w:rPr>
+        <w:t xml:space="preserve"> = new </w:t>
+      </w:r>
+      <w:proofErr w:type="spellStart"/>
+      <w:r>
+        <w:rPr>
+          <w:lang w:val="en-US"/>
+        </w:rPr>
+        <w:t>ArrayList</w:t>
+      </w:r>
+      <w:proofErr w:type="spellEnd"/>
+      <w:r>
+        <w:rPr>
+          <w:lang w:val="en-US"/>
+        </w:rPr>
+        <w:t>&lt;&gt;(</w:t>
+      </w:r>
+      <w:proofErr w:type="spellStart"/>
+      <w:r>
+        <w:rPr>
+          <w:lang w:val="en-US"/>
+        </w:rPr>
+        <w:t>other.lst</w:t>
+      </w:r>
+      <w:proofErr w:type="spellEnd"/>
+      <w:r>
+        <w:rPr>
+          <w:lang w:val="en-US"/>
+        </w:rPr>
+        <w:t>);</w:t>
+      </w:r>
+    </w:p>
+    <w:p>
+      <w:pPr>
+        <w:pStyle w:val="af5"/>
+        <w:keepNext w:val="0"/>
+        <w:keepLines w:val="0"/>
+        <w:rPr>
+          <w:lang w:val="en-US"/>
+        </w:rPr>
+      </w:pPr>
+      <w:r>
+        <w:rPr>
+          <w:lang w:val="en-US"/>
+        </w:rPr>
+        <w:t xml:space="preserve">    }</w:t>
+      </w:r>
+    </w:p>
+    <w:p>
+      <w:pPr>
+        <w:pStyle w:val="af5"/>
+        <w:keepNext w:val="0"/>
+        <w:keepLines w:val="0"/>
+        <w:rPr>
+          <w:lang w:val="en-US"/>
+        </w:rPr>
+      </w:pPr>
+    </w:p>
+    <w:p>
+      <w:pPr>
+        <w:pStyle w:val="af5"/>
+        <w:keepNext w:val="0"/>
+        <w:keepLines w:val="0"/>
+        <w:rPr>
+          <w:lang w:val="en-US"/>
+        </w:rPr>
+      </w:pPr>
+      <w:r>
+        <w:rPr>
+          <w:lang w:val="en-US"/>
+        </w:rPr>
+        <w:t xml:space="preserve">    public </w:t>
+      </w:r>
+      <w:proofErr w:type="spellStart"/>
+      <w:r>
+        <w:rPr>
+          <w:lang w:val="en-US"/>
+        </w:rPr>
+        <w:t>ArrayList</w:t>
+      </w:r>
+      <w:proofErr w:type="spellEnd"/>
+      <w:r>
+        <w:rPr>
+          <w:lang w:val="en-US"/>
+        </w:rPr>
+        <w:t xml:space="preserve">&lt;Integer&gt; </w:t>
+      </w:r>
+      <w:proofErr w:type="spellStart"/>
+      <w:proofErr w:type="gramStart"/>
+      <w:r>
+        <w:rPr>
+          <w:lang w:val="en-US"/>
+        </w:rPr>
+        <w:t>getLst</w:t>
+      </w:r>
+      <w:proofErr w:type="spellEnd"/>
+      <w:r>
+        <w:rPr>
+          <w:lang w:val="en-US"/>
+        </w:rPr>
+        <w:t>(</w:t>
+      </w:r>
+      <w:proofErr w:type="gramEnd"/>
+      <w:r>
+        <w:rPr>
+          <w:lang w:val="en-US"/>
+        </w:rPr>
+        <w:t>) {</w:t>
+      </w:r>
+    </w:p>
+    <w:p>
+      <w:pPr>
+        <w:pStyle w:val="af5"/>
+        <w:keepNext w:val="0"/>
+        <w:keepLines w:val="0"/>
+        <w:rPr>
+          <w:lang w:val="en-US"/>
+        </w:rPr>
+      </w:pPr>
+      <w:r>
+        <w:rPr>
+          <w:lang w:val="en-US"/>
+        </w:rPr>
+        <w:t xml:space="preserve">        return new </w:t>
+      </w:r>
+      <w:proofErr w:type="spellStart"/>
+      <w:r>
+        <w:rPr>
+          <w:lang w:val="en-US"/>
+        </w:rPr>
+        <w:t>ArrayList</w:t>
+      </w:r>
+      <w:proofErr w:type="spellEnd"/>
+      <w:r>
+        <w:rPr>
+          <w:lang w:val="en-US"/>
+        </w:rPr>
+        <w:t>&lt;&gt;(</w:t>
+      </w:r>
+      <w:proofErr w:type="spellStart"/>
+      <w:r>
+        <w:rPr>
+          <w:lang w:val="en-US"/>
+        </w:rPr>
+        <w:t>lst</w:t>
+      </w:r>
+      <w:proofErr w:type="spellEnd"/>
+      <w:r>
+        <w:rPr>
+          <w:lang w:val="en-US"/>
+        </w:rPr>
+        <w:t>);</w:t>
+      </w:r>
+    </w:p>
+    <w:p>
+      <w:pPr>
+        <w:pStyle w:val="af5"/>
+        <w:keepNext w:val="0"/>
+        <w:keepLines w:val="0"/>
+        <w:rPr>
+          <w:lang w:val="en-US"/>
+        </w:rPr>
+      </w:pPr>
+      <w:r>
+        <w:rPr>
+          <w:lang w:val="en-US"/>
+        </w:rPr>
+        <w:t xml:space="preserve">    }</w:t>
+      </w:r>
+    </w:p>
+    <w:p>
+      <w:pPr>
+        <w:pStyle w:val="af5"/>
+        <w:keepNext w:val="0"/>
+        <w:keepLines w:val="0"/>
+        <w:rPr>
+          <w:lang w:val="en-US"/>
+        </w:rPr>
+      </w:pPr>
+    </w:p>
+    <w:p>
+      <w:pPr>
+        <w:pStyle w:val="af5"/>
+        <w:keepNext w:val="0"/>
+        <w:keepLines w:val="0"/>
+        <w:rPr>
+          <w:lang w:val="en-US"/>
+        </w:rPr>
+      </w:pPr>
+      <w:r>
+        <w:rPr>
+          <w:lang w:val="en-US"/>
+        </w:rPr>
+        <w:t xml:space="preserve">    public void </w:t>
+      </w:r>
+      <w:proofErr w:type="spellStart"/>
+      <w:proofErr w:type="gramStart"/>
+      <w:r>
+        <w:rPr>
+          <w:lang w:val="en-US"/>
+        </w:rPr>
+        <w:t>setLst</w:t>
+      </w:r>
+      <w:proofErr w:type="spellEnd"/>
+      <w:r>
+        <w:rPr>
+          <w:lang w:val="en-US"/>
+        </w:rPr>
+        <w:t>(</w:t>
+      </w:r>
+      <w:proofErr w:type="spellStart"/>
+      <w:proofErr w:type="gramEnd"/>
+      <w:r>
+        <w:rPr>
+          <w:lang w:val="en-US"/>
+        </w:rPr>
+        <w:t>ArrayList</w:t>
+      </w:r>
+      <w:proofErr w:type="spellEnd"/>
+      <w:r>
+        <w:rPr>
+          <w:lang w:val="en-US"/>
+        </w:rPr>
+        <w:t xml:space="preserve">&lt;Integer&gt; </w:t>
+      </w:r>
+      <w:proofErr w:type="spellStart"/>
+      <w:r>
+        <w:rPr>
+          <w:lang w:val="en-US"/>
+        </w:rPr>
+        <w:t>lst</w:t>
+      </w:r>
+      <w:proofErr w:type="spellEnd"/>
+      <w:r>
+        <w:rPr>
+          <w:lang w:val="en-US"/>
+        </w:rPr>
+        <w:t>) {</w:t>
+      </w:r>
+    </w:p>
+    <w:p>
+      <w:pPr>
+        <w:pStyle w:val="af5"/>
+        <w:keepNext w:val="0"/>
+        <w:keepLines w:val="0"/>
+        <w:rPr>
+          <w:lang w:val="en-US"/>
+        </w:rPr>
+      </w:pPr>
+      <w:r>
+        <w:rPr>
+          <w:lang w:val="en-US"/>
+        </w:rPr>
+        <w:t xml:space="preserve">        </w:t>
+      </w:r>
+      <w:proofErr w:type="spellStart"/>
+      <w:r>
+        <w:rPr>
+          <w:lang w:val="en-US"/>
+        </w:rPr>
+        <w:t>this.lst</w:t>
+      </w:r>
+      <w:proofErr w:type="spellEnd"/>
+      <w:r>
+        <w:rPr>
+          <w:lang w:val="en-US"/>
+        </w:rPr>
+        <w:t xml:space="preserve"> = new </w:t>
+      </w:r>
+      <w:proofErr w:type="spellStart"/>
+      <w:r>
+        <w:rPr>
+          <w:lang w:val="en-US"/>
+        </w:rPr>
+        <w:t>ArrayList</w:t>
+      </w:r>
+      <w:proofErr w:type="spellEnd"/>
+      <w:r>
+        <w:rPr>
+          <w:lang w:val="en-US"/>
+        </w:rPr>
+        <w:t>&lt;&gt;(</w:t>
+      </w:r>
+      <w:proofErr w:type="spellStart"/>
+      <w:r>
+        <w:rPr>
+          <w:lang w:val="en-US"/>
+        </w:rPr>
+        <w:t>lst</w:t>
+      </w:r>
+      <w:proofErr w:type="spellEnd"/>
+      <w:r>
+        <w:rPr>
+          <w:lang w:val="en-US"/>
+        </w:rPr>
+        <w:t>);</w:t>
+      </w:r>
+    </w:p>
+    <w:p>
+      <w:pPr>
+        <w:pStyle w:val="af5"/>
+        <w:keepNext w:val="0"/>
+        <w:keepLines w:val="0"/>
+        <w:rPr>
+          <w:lang w:val="en-US"/>
+        </w:rPr>
+      </w:pPr>
+      <w:r>
+        <w:rPr>
+          <w:lang w:val="en-US"/>
+        </w:rPr>
+        <w:t xml:space="preserve">    }</w:t>
+      </w:r>
+    </w:p>
+    <w:p>
+      <w:pPr>
+        <w:pStyle w:val="af5"/>
+        <w:keepNext w:val="0"/>
+        <w:keepLines w:val="0"/>
+        <w:rPr>
+          <w:lang w:val="en-US"/>
+        </w:rPr>
+      </w:pPr>
+    </w:p>
+    <w:p>
+      <w:pPr>
+        <w:pStyle w:val="af5"/>
+        <w:keepNext w:val="0"/>
+        <w:keepLines w:val="0"/>
+        <w:rPr>
+          <w:lang w:val="en-US"/>
+        </w:rPr>
+      </w:pPr>
+      <w:r>
+        <w:rPr>
+          <w:lang w:val="en-US"/>
+        </w:rPr>
+        <w:t xml:space="preserve">    public void </w:t>
+      </w:r>
+      <w:proofErr w:type="spellStart"/>
+      <w:proofErr w:type="gramStart"/>
+      <w:r>
+        <w:rPr>
+          <w:lang w:val="en-US"/>
         </w:rPr>
         <w:t>enterDigits</w:t>
       </w:r>
       <w:proofErr w:type="spellEnd"/>
       <w:r>
         <w:rPr>
-          <w:rStyle w:val="HTML"/>
-          <w:rFonts w:ascii="Times New Roman" w:hAnsi="Times New Roman" w:cs="Times New Roman"/>
-          <w:sz w:val="28"/>
-          <w:szCs w:val="24"/>
+          <w:lang w:val="en-US"/>
         </w:rPr>
         <w:t>(</w:t>
       </w:r>
       <w:proofErr w:type="gramEnd"/>
       <w:r>
         <w:rPr>
-          <w:rStyle w:val="HTML"/>
-          <w:rFonts w:ascii="Times New Roman" w:hAnsi="Times New Roman" w:cs="Times New Roman"/>
-          <w:sz w:val="28"/>
-          <w:szCs w:val="24"/>
-        </w:rPr>
-        <w:t>)</w:t>
-      </w:r>
-      <w:r>
-        <w:t xml:space="preserve">, затем сортируются по возрастанию методом пузырьковой сортировки </w:t>
-      </w:r>
-      <w:proofErr w:type="spellStart"/>
-      <w:r>
-        <w:rPr>
-          <w:rStyle w:val="HTML"/>
-          <w:rFonts w:ascii="Times New Roman" w:hAnsi="Times New Roman" w:cs="Times New Roman"/>
-          <w:sz w:val="28"/>
-          <w:szCs w:val="24"/>
-        </w:rPr>
-        <w:t>bubbleSort</w:t>
-      </w:r>
-      <w:proofErr w:type="spellEnd"/>
-      <w:r>
-        <w:rPr>
-          <w:rStyle w:val="HTML"/>
-          <w:rFonts w:ascii="Times New Roman" w:hAnsi="Times New Roman" w:cs="Times New Roman"/>
-          <w:sz w:val="28"/>
-          <w:szCs w:val="24"/>
-        </w:rPr>
-        <w:t>()</w:t>
-      </w:r>
-      <w:r>
-        <w:t xml:space="preserve"> (последовательное сравнение и обмен соседних элементов через </w:t>
-      </w:r>
-      <w:proofErr w:type="spellStart"/>
-      <w:r>
-        <w:rPr>
-          <w:rStyle w:val="HTML"/>
-          <w:rFonts w:ascii="Times New Roman" w:hAnsi="Times New Roman" w:cs="Times New Roman"/>
-          <w:sz w:val="28"/>
-          <w:szCs w:val="24"/>
-        </w:rPr>
-        <w:t>get</w:t>
-      </w:r>
-      <w:proofErr w:type="spellEnd"/>
-      <w:r>
-        <w:rPr>
-          <w:rStyle w:val="HTML"/>
-          <w:rFonts w:ascii="Times New Roman" w:hAnsi="Times New Roman" w:cs="Times New Roman"/>
-          <w:sz w:val="28"/>
-          <w:szCs w:val="24"/>
-        </w:rPr>
-        <w:t>()</w:t>
-      </w:r>
-      <w:r>
-        <w:t>/</w:t>
-      </w:r>
-      <w:proofErr w:type="spellStart"/>
-      <w:r>
-        <w:rPr>
-          <w:rStyle w:val="HTML"/>
-          <w:rFonts w:ascii="Times New Roman" w:hAnsi="Times New Roman" w:cs="Times New Roman"/>
-          <w:sz w:val="28"/>
-          <w:szCs w:val="24"/>
-        </w:rPr>
-        <w:t>set</w:t>
-      </w:r>
-      <w:proofErr w:type="spellEnd"/>
-      <w:r>
-        <w:rPr>
-          <w:rStyle w:val="HTML"/>
-          <w:rFonts w:ascii="Times New Roman" w:hAnsi="Times New Roman" w:cs="Times New Roman"/>
-          <w:sz w:val="28"/>
-          <w:szCs w:val="24"/>
-        </w:rPr>
-        <w:t>()</w:t>
-      </w:r>
-      <w:r>
-        <w:t xml:space="preserve">), после чего отсортированный список выводится на экран методом </w:t>
-      </w:r>
-      <w:proofErr w:type="spellStart"/>
-      <w:r>
-        <w:rPr>
-          <w:rStyle w:val="HTML"/>
-          <w:rFonts w:ascii="Times New Roman" w:hAnsi="Times New Roman" w:cs="Times New Roman"/>
-          <w:sz w:val="28"/>
-          <w:szCs w:val="24"/>
-        </w:rPr>
-        <w:t>coutArray</w:t>
-      </w:r>
-      <w:proofErr w:type="spellEnd"/>
-      <w:r>
-        <w:rPr>
-          <w:rStyle w:val="HTML"/>
-          <w:rFonts w:ascii="Times New Roman" w:hAnsi="Times New Roman" w:cs="Times New Roman"/>
-          <w:sz w:val="28"/>
-          <w:szCs w:val="24"/>
-        </w:rPr>
-        <w:t>()</w:t>
-      </w:r>
-      <w:r>
-        <w:t>.</w:t>
+          <w:lang w:val="en-US"/>
+        </w:rPr>
+        <w:t>) {</w:t>
+      </w:r>
+    </w:p>
+    <w:p>
+      <w:pPr>
+        <w:pStyle w:val="af5"/>
+        <w:keepNext w:val="0"/>
+        <w:keepLines w:val="0"/>
+        <w:rPr>
+          <w:lang w:val="en-US"/>
+        </w:rPr>
+      </w:pPr>
+      <w:r>
+        <w:rPr>
+          <w:lang w:val="en-US"/>
+        </w:rPr>
+        <w:t xml:space="preserve">        </w:t>
+      </w:r>
+      <w:proofErr w:type="spellStart"/>
+      <w:r>
+        <w:rPr>
+          <w:lang w:val="en-US"/>
+        </w:rPr>
+        <w:t>ArrayList</w:t>
+      </w:r>
+      <w:proofErr w:type="spellEnd"/>
+      <w:r>
+        <w:rPr>
+          <w:lang w:val="en-US"/>
+        </w:rPr>
+        <w:t xml:space="preserve">&lt;Integer&gt; result = new </w:t>
+      </w:r>
+      <w:proofErr w:type="spellStart"/>
+      <w:r>
+        <w:rPr>
+          <w:lang w:val="en-US"/>
+        </w:rPr>
+        <w:t>ArrayList</w:t>
+      </w:r>
+      <w:proofErr w:type="spellEnd"/>
+      <w:r>
+        <w:rPr>
+          <w:lang w:val="en-US"/>
+        </w:rPr>
+        <w:t>&lt;</w:t>
+      </w:r>
+      <w:proofErr w:type="gramStart"/>
+      <w:r>
+        <w:rPr>
+          <w:lang w:val="en-US"/>
+        </w:rPr>
+        <w:t>&gt;(</w:t>
+      </w:r>
+      <w:proofErr w:type="gramEnd"/>
+      <w:r>
+        <w:rPr>
+          <w:lang w:val="en-US"/>
+        </w:rPr>
+        <w:t>);</w:t>
+      </w:r>
+    </w:p>
+    <w:p>
+      <w:pPr>
+        <w:pStyle w:val="af5"/>
+        <w:keepNext w:val="0"/>
+        <w:keepLines w:val="0"/>
+        <w:rPr>
+          <w:lang w:val="en-US"/>
+        </w:rPr>
+      </w:pPr>
+    </w:p>
+    <w:p>
+      <w:pPr>
+        <w:pStyle w:val="af5"/>
+        <w:keepNext w:val="0"/>
+        <w:keepLines w:val="0"/>
+      </w:pPr>
+      <w:r>
+        <w:rPr>
+          <w:lang w:val="en-US"/>
+        </w:rPr>
+        <w:t xml:space="preserve">        </w:t>
+      </w:r>
+      <w:proofErr w:type="spellStart"/>
+      <w:r>
+        <w:t>do</w:t>
+      </w:r>
+      <w:proofErr w:type="spellEnd"/>
+      <w:r>
+        <w:t xml:space="preserve"> {</w:t>
+      </w:r>
+    </w:p>
+    <w:p>
+      <w:pPr>
+        <w:pStyle w:val="af5"/>
+        <w:keepNext w:val="0"/>
+        <w:keepLines w:val="0"/>
+      </w:pPr>
+      <w:r>
+        <w:t xml:space="preserve">            System.out.println("Вводите положительные числ</w:t>
+      </w:r>
+      <w:r>
+        <w:t>а (минимум 2).");</w:t>
+      </w:r>
+    </w:p>
+    <w:p>
+      <w:pPr>
+        <w:pStyle w:val="af5"/>
+        <w:keepNext w:val="0"/>
+        <w:keepLines w:val="0"/>
+      </w:pPr>
+      <w:r>
+        <w:t xml:space="preserve">            System.out.println("Чтобы закончить ввод, впишите -1.");</w:t>
+      </w:r>
+    </w:p>
+    <w:p>
+      <w:pPr>
+        <w:pStyle w:val="af5"/>
+        <w:keepNext w:val="0"/>
+        <w:keepLines w:val="0"/>
+        <w:rPr>
+          <w:lang w:val="en-US"/>
+        </w:rPr>
+      </w:pPr>
+      <w:r>
+        <w:t xml:space="preserve">            </w:t>
+      </w:r>
+      <w:proofErr w:type="spellStart"/>
+      <w:r>
+        <w:rPr>
+          <w:lang w:val="en-US"/>
+        </w:rPr>
+        <w:t>boolean</w:t>
+      </w:r>
+      <w:proofErr w:type="spellEnd"/>
+      <w:r>
+        <w:rPr>
+          <w:lang w:val="en-US"/>
+        </w:rPr>
+        <w:t xml:space="preserve"> flag = true;</w:t>
+      </w:r>
+    </w:p>
+    <w:p>
+      <w:pPr>
+        <w:pStyle w:val="af5"/>
+        <w:keepNext w:val="0"/>
+        <w:keepLines w:val="0"/>
+        <w:rPr>
+          <w:lang w:val="en-US"/>
+        </w:rPr>
+      </w:pPr>
+      <w:r>
+        <w:rPr>
+          <w:lang w:val="en-US"/>
+        </w:rPr>
+        <w:t xml:space="preserve">            while (flag) {</w:t>
+      </w:r>
+    </w:p>
+    <w:p>
+      <w:pPr>
+        <w:pStyle w:val="af5"/>
+        <w:keepNext w:val="0"/>
+        <w:keepLines w:val="0"/>
+        <w:rPr>
+          <w:lang w:val="en-US"/>
+        </w:rPr>
+      </w:pPr>
+      <w:r>
+        <w:rPr>
+          <w:lang w:val="en-US"/>
+        </w:rPr>
+        <w:t xml:space="preserve">                </w:t>
+      </w:r>
+      <w:proofErr w:type="spellStart"/>
+      <w:r>
+        <w:rPr>
+          <w:lang w:val="en-US"/>
+        </w:rPr>
+        <w:t>System.out.print</w:t>
+      </w:r>
+      <w:proofErr w:type="spellEnd"/>
+      <w:r>
+        <w:rPr>
+          <w:lang w:val="en-US"/>
+        </w:rPr>
+        <w:t>("-&gt; ");</w:t>
+      </w:r>
+    </w:p>
+    <w:p>
+      <w:pPr>
+        <w:pStyle w:val="af5"/>
+        <w:keepNext w:val="0"/>
+        <w:keepLines w:val="0"/>
+        <w:rPr>
+          <w:lang w:val="en-US"/>
+        </w:rPr>
+      </w:pPr>
+      <w:r>
+        <w:rPr>
+          <w:lang w:val="en-US"/>
+        </w:rPr>
+        <w:t xml:space="preserve">                if (</w:t>
+      </w:r>
+      <w:proofErr w:type="spellStart"/>
+      <w:proofErr w:type="gramStart"/>
+      <w:r>
+        <w:rPr>
+          <w:lang w:val="en-US"/>
+        </w:rPr>
+        <w:t>scanner.hasNextInt</w:t>
+      </w:r>
+      <w:proofErr w:type="spellEnd"/>
+      <w:proofErr w:type="gramEnd"/>
+      <w:r>
+        <w:rPr>
+          <w:lang w:val="en-US"/>
+        </w:rPr>
+        <w:t>()) {</w:t>
+      </w:r>
+    </w:p>
+    <w:p>
+      <w:pPr>
+        <w:pStyle w:val="af5"/>
+        <w:keepNext w:val="0"/>
+        <w:keepLines w:val="0"/>
+        <w:rPr>
+          <w:lang w:val="en-US"/>
+        </w:rPr>
+      </w:pPr>
+      <w:r>
+        <w:rPr>
+          <w:lang w:val="en-US"/>
+        </w:rPr>
+        <w:t xml:space="preserve">                    int </w:t>
+      </w:r>
+      <w:r>
+        <w:rPr>
+          <w:lang w:val="en-US"/>
+        </w:rPr>
+        <w:t xml:space="preserve">num = </w:t>
+      </w:r>
+      <w:proofErr w:type="spellStart"/>
+      <w:proofErr w:type="gramStart"/>
+      <w:r>
+        <w:rPr>
+          <w:lang w:val="en-US"/>
+        </w:rPr>
+        <w:t>scanner.nextInt</w:t>
+      </w:r>
+      <w:proofErr w:type="spellEnd"/>
+      <w:proofErr w:type="gramEnd"/>
+      <w:r>
+        <w:rPr>
+          <w:lang w:val="en-US"/>
+        </w:rPr>
+        <w:t>();</w:t>
+      </w:r>
+    </w:p>
+    <w:p>
+      <w:pPr>
+        <w:pStyle w:val="af5"/>
+        <w:keepNext w:val="0"/>
+        <w:keepLines w:val="0"/>
+        <w:rPr>
+          <w:lang w:val="en-US"/>
+        </w:rPr>
+      </w:pPr>
+      <w:r>
+        <w:rPr>
+          <w:lang w:val="en-US"/>
+        </w:rPr>
+        <w:t xml:space="preserve">                    if (num == -1) {</w:t>
+      </w:r>
+    </w:p>
+    <w:p>
+      <w:pPr>
+        <w:pStyle w:val="af5"/>
+        <w:keepNext w:val="0"/>
+        <w:keepLines w:val="0"/>
+        <w:rPr>
+          <w:lang w:val="en-US"/>
+        </w:rPr>
+      </w:pPr>
+      <w:r>
+        <w:rPr>
+          <w:lang w:val="en-US"/>
+        </w:rPr>
+        <w:t xml:space="preserve">                        flag = false;</w:t>
+      </w:r>
+    </w:p>
+    <w:p>
+      <w:pPr>
+        <w:pStyle w:val="af5"/>
+        <w:keepNext w:val="0"/>
+        <w:keepLines w:val="0"/>
+        <w:rPr>
+          <w:lang w:val="en-US"/>
+        </w:rPr>
+      </w:pPr>
+      <w:r>
+        <w:rPr>
+          <w:lang w:val="en-US"/>
+        </w:rPr>
+        <w:t xml:space="preserve">                    } else if (num &lt; 0) {</w:t>
+      </w:r>
+    </w:p>
+    <w:p>
+      <w:pPr>
+        <w:pStyle w:val="af5"/>
+        <w:keepNext w:val="0"/>
+        <w:keepLines w:val="0"/>
+      </w:pPr>
+      <w:r>
+        <w:rPr>
+          <w:lang w:val="en-US"/>
+        </w:rPr>
+        <w:t xml:space="preserve">                        </w:t>
+      </w:r>
+      <w:proofErr w:type="spellStart"/>
+      <w:r>
+        <w:t>System.out.println</w:t>
+      </w:r>
+      <w:proofErr w:type="spellEnd"/>
+      <w:r>
+        <w:t>("Число должно быть положительным. Попробуйте ещё раз.");</w:t>
+      </w:r>
+    </w:p>
+    <w:p>
+      <w:pPr>
+        <w:pStyle w:val="af5"/>
+        <w:keepNext w:val="0"/>
+        <w:keepLines w:val="0"/>
+      </w:pPr>
+      <w:r>
+        <w:t xml:space="preserve">              </w:t>
+      </w:r>
+      <w:r>
+        <w:t xml:space="preserve">      } else {</w:t>
+      </w:r>
+    </w:p>
+    <w:p>
+      <w:pPr>
+        <w:pStyle w:val="af5"/>
+        <w:keepNext w:val="0"/>
+        <w:keepLines w:val="0"/>
+      </w:pPr>
+      <w:r>
+        <w:t xml:space="preserve">                        result.add(num);</w:t>
+      </w:r>
+    </w:p>
+    <w:p>
+      <w:pPr>
+        <w:pStyle w:val="af5"/>
+        <w:keepNext w:val="0"/>
+        <w:keepLines w:val="0"/>
+      </w:pPr>
+      <w:r>
+        <w:t xml:space="preserve">                    }</w:t>
+      </w:r>
+    </w:p>
+    <w:p>
+      <w:pPr>
+        <w:pStyle w:val="af5"/>
+        <w:keepNext w:val="0"/>
+        <w:keepLines w:val="0"/>
+      </w:pPr>
+      <w:r>
+        <w:t xml:space="preserve">                } else {</w:t>
+      </w:r>
+    </w:p>
+    <w:p>
+      <w:pPr>
+        <w:pStyle w:val="af5"/>
+        <w:keepNext w:val="0"/>
+        <w:keepLines w:val="0"/>
+      </w:pPr>
+      <w:r>
+        <w:t xml:space="preserve">                    scanner.next();</w:t>
+      </w:r>
+    </w:p>
+    <w:p>
+      <w:pPr>
+        <w:pStyle w:val="af5"/>
+        <w:keepNext w:val="0"/>
+        <w:keepLines w:val="0"/>
+      </w:pPr>
+      <w:r>
+        <w:t xml:space="preserve">                    System.out.println("Это не число, попробуй ещё раз.");</w:t>
+      </w:r>
+    </w:p>
+    <w:p>
+      <w:pPr>
+        <w:pStyle w:val="af5"/>
+        <w:keepNext w:val="0"/>
+        <w:keepLines w:val="0"/>
+      </w:pPr>
+      <w:r>
+        <w:t xml:space="preserve">                }</w:t>
+      </w:r>
+    </w:p>
+    <w:p>
+      <w:pPr>
+        <w:pStyle w:val="af5"/>
+        <w:keepNext w:val="0"/>
+        <w:keepLines w:val="0"/>
+      </w:pPr>
+      <w:r>
+        <w:t xml:space="preserve">            }</w:t>
+      </w:r>
+    </w:p>
+    <w:p>
+      <w:pPr>
+        <w:pStyle w:val="af5"/>
+        <w:keepNext w:val="0"/>
+        <w:keepLines w:val="0"/>
+      </w:pPr>
+    </w:p>
+    <w:p>
+      <w:pPr>
+        <w:pStyle w:val="af5"/>
+        <w:keepNext w:val="0"/>
+        <w:keepLines w:val="0"/>
+      </w:pPr>
+      <w:r>
+        <w:t xml:space="preserve">            if (result.size() &lt; 2) {</w:t>
+      </w:r>
+    </w:p>
+    <w:p>
+      <w:pPr>
+        <w:pStyle w:val="af5"/>
+        <w:keepNext w:val="0"/>
+        <w:keepLines w:val="0"/>
+        <w:rPr>
+          <w:lang w:val="en-US"/>
+        </w:rPr>
+      </w:pPr>
+      <w:r>
+        <w:t xml:space="preserve">                System.out.println("\nОшибка: Вы ввели менее 2-х чисел. Давайте</w:t>
+      </w:r>
+      <w:r>
+        <w:rPr>
+          <w:lang w:val="en-US"/>
+        </w:rPr>
+        <w:t xml:space="preserve"> </w:t>
+      </w:r>
+      <w:r>
+        <w:t>начнем</w:t>
+      </w:r>
+      <w:r>
+        <w:rPr>
+          <w:lang w:val="en-US"/>
+        </w:rPr>
+        <w:t xml:space="preserve"> </w:t>
+      </w:r>
+      <w:r>
+        <w:t>заново</w:t>
+      </w:r>
+      <w:r>
+        <w:rPr>
+          <w:lang w:val="en-US"/>
+        </w:rPr>
+        <w:t>.\n");</w:t>
+      </w:r>
+    </w:p>
+    <w:p>
+      <w:pPr>
+        <w:pStyle w:val="af5"/>
+        <w:keepNext w:val="0"/>
+        <w:keepLines w:val="0"/>
+        <w:rPr>
+          <w:lang w:val="en-US"/>
+        </w:rPr>
+      </w:pPr>
+      <w:r>
+        <w:rPr>
+          <w:lang w:val="en-US"/>
+        </w:rPr>
+        <w:t xml:space="preserve">            }</w:t>
+      </w:r>
+    </w:p>
+    <w:p>
+      <w:pPr>
+        <w:pStyle w:val="af5"/>
+        <w:keepNext w:val="0"/>
+        <w:keepLines w:val="0"/>
+        <w:rPr>
+          <w:lang w:val="en-US"/>
+        </w:rPr>
+      </w:pPr>
+    </w:p>
+    <w:p>
+      <w:pPr>
+        <w:pStyle w:val="af5"/>
+        <w:keepNext w:val="0"/>
+        <w:keepLines w:val="0"/>
+        <w:rPr>
+          <w:lang w:val="en-US"/>
+        </w:rPr>
+      </w:pPr>
+      <w:r>
+        <w:rPr>
+          <w:lang w:val="en-US"/>
+        </w:rPr>
+        <w:t xml:space="preserve">        } while (</w:t>
+      </w:r>
+      <w:proofErr w:type="spellStart"/>
+      <w:proofErr w:type="gramStart"/>
+      <w:r>
+        <w:rPr>
+          <w:lang w:val="en-US"/>
+        </w:rPr>
+        <w:t>result.size</w:t>
+      </w:r>
+      <w:proofErr w:type="spellEnd"/>
+      <w:proofErr w:type="gramEnd"/>
+      <w:r>
+        <w:rPr>
+          <w:lang w:val="en-US"/>
+        </w:rPr>
+        <w:t>() &lt; 2);</w:t>
+      </w:r>
+    </w:p>
+    <w:p>
+      <w:pPr>
+        <w:pStyle w:val="af5"/>
+        <w:keepNext w:val="0"/>
+        <w:keepLines w:val="0"/>
+        <w:rPr>
+          <w:lang w:val="en-US"/>
+        </w:rPr>
+      </w:pPr>
+    </w:p>
+    <w:p>
+      <w:pPr>
+        <w:pStyle w:val="af5"/>
+        <w:keepNext w:val="0"/>
+        <w:keepLines w:val="0"/>
+        <w:rPr>
+          <w:lang w:val="en-US"/>
+        </w:rPr>
+      </w:pPr>
+      <w:r>
+        <w:rPr>
+          <w:lang w:val="en-US"/>
+        </w:rPr>
+        <w:lastRenderedPageBreak/>
+        <w:t xml:space="preserve">        </w:t>
+      </w:r>
+      <w:proofErr w:type="spellStart"/>
+      <w:r>
+        <w:rPr>
+          <w:lang w:val="en-US"/>
+        </w:rPr>
+        <w:t>this.lst</w:t>
+      </w:r>
+      <w:proofErr w:type="spellEnd"/>
+      <w:r>
+        <w:rPr>
+          <w:lang w:val="en-US"/>
+        </w:rPr>
+        <w:t xml:space="preserve"> = result;</w:t>
+      </w:r>
+    </w:p>
+    <w:p>
+      <w:pPr>
+        <w:pStyle w:val="af5"/>
+        <w:keepNext w:val="0"/>
+        <w:keepLines w:val="0"/>
+        <w:rPr>
+          <w:lang w:val="en-US"/>
+        </w:rPr>
+      </w:pPr>
+      <w:r>
+        <w:rPr>
+          <w:lang w:val="en-US"/>
+        </w:rPr>
+        <w:t xml:space="preserve">    }</w:t>
+      </w:r>
+    </w:p>
+    <w:p>
+      <w:pPr>
+        <w:pStyle w:val="af5"/>
+        <w:keepNext w:val="0"/>
+        <w:keepLines w:val="0"/>
+        <w:rPr>
+          <w:lang w:val="en-US"/>
+        </w:rPr>
+      </w:pPr>
+    </w:p>
+    <w:p>
+      <w:pPr>
+        <w:pStyle w:val="af5"/>
+        <w:keepNext w:val="0"/>
+        <w:keepLines w:val="0"/>
+        <w:rPr>
+          <w:lang w:val="en-US"/>
+        </w:rPr>
+      </w:pPr>
+      <w:r>
+        <w:rPr>
+          <w:lang w:val="en-US"/>
+        </w:rPr>
+        <w:t xml:space="preserve">    public void </w:t>
+      </w:r>
+      <w:proofErr w:type="spellStart"/>
+      <w:proofErr w:type="gramStart"/>
+      <w:r>
+        <w:rPr>
+          <w:lang w:val="en-US"/>
+        </w:rPr>
+        <w:t>s</w:t>
+      </w:r>
+      <w:r>
+        <w:rPr>
+          <w:lang w:val="en-US"/>
+        </w:rPr>
+        <w:t>ortAsc</w:t>
+      </w:r>
+      <w:proofErr w:type="spellEnd"/>
+      <w:r>
+        <w:rPr>
+          <w:lang w:val="en-US"/>
+        </w:rPr>
+        <w:t>(</w:t>
+      </w:r>
+      <w:proofErr w:type="gramEnd"/>
+      <w:r>
+        <w:rPr>
+          <w:lang w:val="en-US"/>
+        </w:rPr>
+        <w:t>) {</w:t>
+      </w:r>
+    </w:p>
+    <w:p>
+      <w:pPr>
+        <w:pStyle w:val="af5"/>
+        <w:keepNext w:val="0"/>
+        <w:keepLines w:val="0"/>
+        <w:rPr>
+          <w:lang w:val="en-US"/>
+        </w:rPr>
+      </w:pPr>
+      <w:r>
+        <w:rPr>
+          <w:lang w:val="en-US"/>
+        </w:rPr>
+        <w:t xml:space="preserve">        </w:t>
+      </w:r>
+      <w:proofErr w:type="spellStart"/>
+      <w:r>
+        <w:rPr>
+          <w:lang w:val="en-US"/>
+        </w:rPr>
+        <w:t>Collections.sort</w:t>
+      </w:r>
+      <w:proofErr w:type="spellEnd"/>
+      <w:r>
+        <w:rPr>
+          <w:lang w:val="en-US"/>
+        </w:rPr>
+        <w:t>(</w:t>
+      </w:r>
+      <w:proofErr w:type="spellStart"/>
+      <w:r>
+        <w:rPr>
+          <w:lang w:val="en-US"/>
+        </w:rPr>
+        <w:t>this.lst</w:t>
+      </w:r>
+      <w:proofErr w:type="spellEnd"/>
+      <w:r>
+        <w:rPr>
+          <w:lang w:val="en-US"/>
+        </w:rPr>
+        <w:t>);</w:t>
+      </w:r>
+    </w:p>
+    <w:p>
+      <w:pPr>
+        <w:pStyle w:val="af5"/>
+        <w:keepNext w:val="0"/>
+        <w:keepLines w:val="0"/>
+        <w:rPr>
+          <w:lang w:val="en-US"/>
+        </w:rPr>
+      </w:pPr>
+      <w:r>
+        <w:rPr>
+          <w:lang w:val="en-US"/>
+        </w:rPr>
+        <w:t xml:space="preserve">    }</w:t>
+      </w:r>
+    </w:p>
+    <w:p>
+      <w:pPr>
+        <w:pStyle w:val="af5"/>
+        <w:keepNext w:val="0"/>
+        <w:keepLines w:val="0"/>
+        <w:rPr>
+          <w:lang w:val="en-US"/>
+        </w:rPr>
+      </w:pPr>
+    </w:p>
+    <w:p>
+      <w:pPr>
+        <w:pStyle w:val="af5"/>
+        <w:keepNext w:val="0"/>
+        <w:keepLines w:val="0"/>
+        <w:rPr>
+          <w:lang w:val="en-US"/>
+        </w:rPr>
+      </w:pPr>
+      <w:r>
+        <w:rPr>
+          <w:lang w:val="en-US"/>
+        </w:rPr>
+        <w:t xml:space="preserve">    public void </w:t>
+      </w:r>
+      <w:proofErr w:type="spellStart"/>
+      <w:proofErr w:type="gramStart"/>
+      <w:r>
+        <w:rPr>
+          <w:lang w:val="en-US"/>
+        </w:rPr>
+        <w:t>sortDesc</w:t>
+      </w:r>
+      <w:proofErr w:type="spellEnd"/>
+      <w:r>
+        <w:rPr>
+          <w:lang w:val="en-US"/>
+        </w:rPr>
+        <w:t>(</w:t>
+      </w:r>
+      <w:proofErr w:type="gramEnd"/>
+      <w:r>
+        <w:rPr>
+          <w:lang w:val="en-US"/>
+        </w:rPr>
+        <w:t>) {</w:t>
+      </w:r>
+    </w:p>
+    <w:p>
+      <w:pPr>
+        <w:pStyle w:val="af5"/>
+        <w:keepNext w:val="0"/>
+        <w:keepLines w:val="0"/>
+        <w:rPr>
+          <w:lang w:val="en-US"/>
+        </w:rPr>
+      </w:pPr>
+      <w:r>
+        <w:rPr>
+          <w:lang w:val="en-US"/>
+        </w:rPr>
+        <w:t xml:space="preserve">        </w:t>
+      </w:r>
+      <w:proofErr w:type="spellStart"/>
+      <w:proofErr w:type="gramStart"/>
+      <w:r>
+        <w:rPr>
+          <w:lang w:val="en-US"/>
+        </w:rPr>
+        <w:t>sortAsc</w:t>
+      </w:r>
+      <w:proofErr w:type="spellEnd"/>
+      <w:r>
+        <w:rPr>
+          <w:lang w:val="en-US"/>
+        </w:rPr>
+        <w:t>(</w:t>
+      </w:r>
+      <w:proofErr w:type="gramEnd"/>
+      <w:r>
+        <w:rPr>
+          <w:lang w:val="en-US"/>
+        </w:rPr>
+        <w:t>);</w:t>
+      </w:r>
+    </w:p>
+    <w:p>
+      <w:pPr>
+        <w:pStyle w:val="af5"/>
+        <w:keepNext w:val="0"/>
+        <w:keepLines w:val="0"/>
+        <w:rPr>
+          <w:lang w:val="en-US"/>
+        </w:rPr>
+      </w:pPr>
+      <w:r>
+        <w:rPr>
+          <w:lang w:val="en-US"/>
+        </w:rPr>
+        <w:t xml:space="preserve">        </w:t>
+      </w:r>
+      <w:proofErr w:type="spellStart"/>
+      <w:r>
+        <w:rPr>
+          <w:lang w:val="en-US"/>
+        </w:rPr>
+        <w:t>Collections.reverse</w:t>
+      </w:r>
+      <w:proofErr w:type="spellEnd"/>
+      <w:r>
+        <w:rPr>
+          <w:lang w:val="en-US"/>
+        </w:rPr>
+        <w:t>(</w:t>
+      </w:r>
+      <w:proofErr w:type="spellStart"/>
+      <w:r>
+        <w:rPr>
+          <w:lang w:val="en-US"/>
+        </w:rPr>
+        <w:t>this.lst</w:t>
+      </w:r>
+      <w:proofErr w:type="spellEnd"/>
+      <w:r>
+        <w:rPr>
+          <w:lang w:val="en-US"/>
+        </w:rPr>
+        <w:t>);</w:t>
+      </w:r>
+    </w:p>
+    <w:p>
+      <w:pPr>
+        <w:pStyle w:val="af5"/>
+        <w:keepNext w:val="0"/>
+        <w:keepLines w:val="0"/>
+        <w:rPr>
+          <w:lang w:val="en-US"/>
+        </w:rPr>
+      </w:pPr>
+      <w:r>
+        <w:rPr>
+          <w:lang w:val="en-US"/>
+        </w:rPr>
+        <w:t xml:space="preserve">    }</w:t>
+      </w:r>
+    </w:p>
+    <w:p>
+      <w:pPr>
+        <w:pStyle w:val="af5"/>
+        <w:keepNext w:val="0"/>
+        <w:keepLines w:val="0"/>
+        <w:rPr>
+          <w:lang w:val="en-US"/>
+        </w:rPr>
+      </w:pPr>
+    </w:p>
+    <w:p>
+      <w:pPr>
+        <w:pStyle w:val="af5"/>
+        <w:keepNext w:val="0"/>
+        <w:keepLines w:val="0"/>
+        <w:rPr>
+          <w:lang w:val="en-US"/>
+        </w:rPr>
+      </w:pPr>
+      <w:r>
+        <w:rPr>
+          <w:lang w:val="en-US"/>
+        </w:rPr>
+        <w:t xml:space="preserve">    private </w:t>
+      </w:r>
+      <w:proofErr w:type="spellStart"/>
+      <w:r>
+        <w:rPr>
+          <w:lang w:val="en-US"/>
+        </w:rPr>
+        <w:t>boolean</w:t>
+      </w:r>
+      <w:proofErr w:type="spellEnd"/>
+      <w:r>
+        <w:rPr>
+          <w:lang w:val="en-US"/>
+        </w:rPr>
+        <w:t xml:space="preserve"> </w:t>
+      </w:r>
+      <w:proofErr w:type="spellStart"/>
+      <w:proofErr w:type="gramStart"/>
+      <w:r>
+        <w:rPr>
+          <w:lang w:val="en-US"/>
+        </w:rPr>
+        <w:t>hasEnoughData</w:t>
+      </w:r>
+      <w:proofErr w:type="spellEnd"/>
+      <w:r>
+        <w:rPr>
+          <w:lang w:val="en-US"/>
+        </w:rPr>
+        <w:t>(</w:t>
+      </w:r>
+      <w:proofErr w:type="gramEnd"/>
+      <w:r>
+        <w:rPr>
+          <w:lang w:val="en-US"/>
+        </w:rPr>
+        <w:t>) {</w:t>
+      </w:r>
+    </w:p>
+    <w:p>
+      <w:pPr>
+        <w:pStyle w:val="af5"/>
+        <w:keepNext w:val="0"/>
+        <w:keepLines w:val="0"/>
+        <w:rPr>
+          <w:lang w:val="en-US"/>
+        </w:rPr>
+      </w:pPr>
+      <w:r>
+        <w:rPr>
+          <w:lang w:val="en-US"/>
+        </w:rPr>
+        <w:t xml:space="preserve">        return </w:t>
+      </w:r>
+      <w:proofErr w:type="spellStart"/>
+      <w:proofErr w:type="gramStart"/>
+      <w:r>
+        <w:rPr>
+          <w:lang w:val="en-US"/>
+        </w:rPr>
+        <w:t>this.lst.size</w:t>
+      </w:r>
+      <w:proofErr w:type="spellEnd"/>
+      <w:proofErr w:type="gramEnd"/>
+      <w:r>
+        <w:rPr>
+          <w:lang w:val="en-US"/>
+        </w:rPr>
+        <w:t>() &gt; 1;</w:t>
+      </w:r>
+    </w:p>
+    <w:p>
+      <w:pPr>
+        <w:pStyle w:val="af5"/>
+        <w:keepNext w:val="0"/>
+        <w:keepLines w:val="0"/>
+        <w:rPr>
+          <w:lang w:val="en-US"/>
+        </w:rPr>
+      </w:pPr>
+      <w:r>
+        <w:rPr>
+          <w:lang w:val="en-US"/>
+        </w:rPr>
+        <w:t xml:space="preserve">    }</w:t>
+      </w:r>
+    </w:p>
+    <w:p>
+      <w:pPr>
+        <w:pStyle w:val="af5"/>
+        <w:keepNext w:val="0"/>
+        <w:keepLines w:val="0"/>
+        <w:rPr>
+          <w:lang w:val="en-US"/>
+        </w:rPr>
+      </w:pPr>
+    </w:p>
+    <w:p>
+      <w:pPr>
+        <w:pStyle w:val="af5"/>
+        <w:keepNext w:val="0"/>
+        <w:keepLines w:val="0"/>
+        <w:rPr>
+          <w:lang w:val="en-US"/>
+        </w:rPr>
+      </w:pPr>
+      <w:r>
+        <w:rPr>
+          <w:lang w:val="en-US"/>
+        </w:rPr>
+        <w:t xml:space="preserve">    public void </w:t>
+      </w:r>
+      <w:proofErr w:type="gramStart"/>
+      <w:r>
+        <w:rPr>
+          <w:lang w:val="en-US"/>
+        </w:rPr>
+        <w:t>menu(</w:t>
+      </w:r>
+      <w:proofErr w:type="gramEnd"/>
+      <w:r>
+        <w:rPr>
+          <w:lang w:val="en-US"/>
+        </w:rPr>
+        <w:t>) {</w:t>
+      </w:r>
+    </w:p>
+    <w:p>
+      <w:pPr>
+        <w:pStyle w:val="af5"/>
+        <w:keepNext w:val="0"/>
+        <w:keepLines w:val="0"/>
+        <w:rPr>
+          <w:lang w:val="en-US"/>
+        </w:rPr>
+      </w:pPr>
+      <w:r>
+        <w:rPr>
+          <w:lang w:val="en-US"/>
+        </w:rPr>
+        <w:t xml:space="preserve">        int choice = 0;</w:t>
+      </w:r>
+    </w:p>
+    <w:p>
+      <w:pPr>
+        <w:pStyle w:val="af5"/>
+        <w:keepNext w:val="0"/>
+        <w:keepLines w:val="0"/>
+        <w:rPr>
+          <w:lang w:val="en-US"/>
+        </w:rPr>
+      </w:pPr>
+    </w:p>
+    <w:p>
+      <w:pPr>
+        <w:pStyle w:val="af5"/>
+        <w:keepNext w:val="0"/>
+        <w:keepLines w:val="0"/>
+      </w:pPr>
+      <w:r>
+        <w:rPr>
+          <w:lang w:val="en-US"/>
+        </w:rPr>
+        <w:t xml:space="preserve">        </w:t>
+      </w:r>
+      <w:proofErr w:type="spellStart"/>
+      <w:r>
+        <w:t>do</w:t>
+      </w:r>
+      <w:proofErr w:type="spellEnd"/>
+      <w:r>
+        <w:t xml:space="preserve"> {</w:t>
+      </w:r>
+    </w:p>
+    <w:p>
+      <w:pPr>
+        <w:pStyle w:val="af5"/>
+        <w:keepNext w:val="0"/>
+        <w:keepLines w:val="0"/>
+      </w:pPr>
+      <w:r>
+        <w:t xml:space="preserve">            System.out.print("""</w:t>
+      </w:r>
+    </w:p>
+    <w:p>
+      <w:pPr>
+        <w:pStyle w:val="af5"/>
+        <w:keepNext w:val="0"/>
+        <w:keepLines w:val="0"/>
+      </w:pPr>
+    </w:p>
+    <w:p>
+      <w:pPr>
+        <w:pStyle w:val="af5"/>
+        <w:keepNext w:val="0"/>
+        <w:keepLines w:val="0"/>
+      </w:pPr>
+      <w:r>
+        <w:t xml:space="preserve">                    Введите число (1 - 5):</w:t>
+      </w:r>
+    </w:p>
+    <w:p>
+      <w:pPr>
+        <w:pStyle w:val="af5"/>
+        <w:keepNext w:val="0"/>
+        <w:keepLines w:val="0"/>
+      </w:pPr>
+      <w:r>
+        <w:t xml:space="preserve">                    1. Показать массив в прямом порядке;</w:t>
+      </w:r>
+    </w:p>
+    <w:p>
+      <w:pPr>
+        <w:pStyle w:val="af5"/>
+        <w:keepNext w:val="0"/>
+        <w:keepLines w:val="0"/>
+      </w:pPr>
+      <w:r>
+        <w:t xml:space="preserve">                    2. Показать массив в противоположном порядке;</w:t>
+      </w:r>
+    </w:p>
+    <w:p>
+      <w:pPr>
+        <w:pStyle w:val="af5"/>
+        <w:keepNext w:val="0"/>
+        <w:keepLines w:val="0"/>
+      </w:pPr>
+      <w:r>
+        <w:t xml:space="preserve">                    3. Ввести числа;</w:t>
+      </w:r>
+    </w:p>
+    <w:p>
+      <w:pPr>
+        <w:pStyle w:val="af5"/>
+        <w:keepNext w:val="0"/>
+        <w:keepLines w:val="0"/>
+      </w:pPr>
+      <w:r>
+        <w:t xml:space="preserve">                    4. Сортировка по убыванию;</w:t>
+      </w:r>
+    </w:p>
+    <w:p>
+      <w:pPr>
+        <w:pStyle w:val="af5"/>
+        <w:keepNext w:val="0"/>
+        <w:keepLines w:val="0"/>
+      </w:pPr>
+      <w:r>
+        <w:t xml:space="preserve">                    5. Сортировка по возрастанию;</w:t>
+      </w:r>
+    </w:p>
+    <w:p>
+      <w:pPr>
+        <w:pStyle w:val="af5"/>
+        <w:keepNext w:val="0"/>
+        <w:keepLines w:val="0"/>
+      </w:pPr>
+      <w:r>
+        <w:t xml:space="preserve">                    6. Выход.</w:t>
+      </w:r>
+    </w:p>
+    <w:p>
+      <w:pPr>
+        <w:pStyle w:val="af5"/>
+        <w:keepNext w:val="0"/>
+        <w:keepLines w:val="0"/>
+      </w:pPr>
+      <w:r>
+        <w:t xml:space="preserve">                    Выбор:</w:t>
+      </w:r>
+      <w:r>
+        <w:t xml:space="preserve"> """);</w:t>
+      </w:r>
+    </w:p>
+    <w:p>
+      <w:pPr>
+        <w:pStyle w:val="af5"/>
+        <w:keepNext w:val="0"/>
+        <w:keepLines w:val="0"/>
+      </w:pPr>
+    </w:p>
+    <w:p>
+      <w:pPr>
+        <w:pStyle w:val="af5"/>
+        <w:keepNext w:val="0"/>
+        <w:keepLines w:val="0"/>
+        <w:rPr>
+          <w:lang w:val="en-US"/>
+        </w:rPr>
+      </w:pPr>
+      <w:r>
+        <w:t xml:space="preserve">            </w:t>
+      </w:r>
+      <w:r>
+        <w:rPr>
+          <w:lang w:val="en-US"/>
+        </w:rPr>
+        <w:t>if (</w:t>
+      </w:r>
+      <w:proofErr w:type="spellStart"/>
+      <w:proofErr w:type="gramStart"/>
+      <w:r>
+        <w:rPr>
+          <w:lang w:val="en-US"/>
+        </w:rPr>
+        <w:t>scanner.hasNextInt</w:t>
+      </w:r>
+      <w:proofErr w:type="spellEnd"/>
+      <w:proofErr w:type="gramEnd"/>
+      <w:r>
+        <w:rPr>
+          <w:lang w:val="en-US"/>
+        </w:rPr>
+        <w:t>()) {</w:t>
+      </w:r>
+    </w:p>
+    <w:p>
+      <w:pPr>
+        <w:pStyle w:val="af5"/>
+        <w:keepNext w:val="0"/>
+        <w:keepLines w:val="0"/>
+        <w:rPr>
+          <w:lang w:val="en-US"/>
+        </w:rPr>
+      </w:pPr>
+      <w:r>
+        <w:rPr>
+          <w:lang w:val="en-US"/>
+        </w:rPr>
+        <w:t xml:space="preserve">                choice = </w:t>
+      </w:r>
+      <w:proofErr w:type="spellStart"/>
+      <w:proofErr w:type="gramStart"/>
+      <w:r>
+        <w:rPr>
+          <w:lang w:val="en-US"/>
+        </w:rPr>
+        <w:t>scanner.nextInt</w:t>
+      </w:r>
+      <w:proofErr w:type="spellEnd"/>
+      <w:proofErr w:type="gramEnd"/>
+      <w:r>
+        <w:rPr>
+          <w:lang w:val="en-US"/>
+        </w:rPr>
+        <w:t>();</w:t>
+      </w:r>
+    </w:p>
+    <w:p>
+      <w:pPr>
+        <w:pStyle w:val="af5"/>
+        <w:keepNext w:val="0"/>
+        <w:keepLines w:val="0"/>
+        <w:rPr>
+          <w:lang w:val="en-US"/>
+        </w:rPr>
+      </w:pPr>
+      <w:r>
+        <w:rPr>
+          <w:lang w:val="en-US"/>
+        </w:rPr>
+        <w:t xml:space="preserve">                switch (choice) {</w:t>
+      </w:r>
+    </w:p>
+    <w:p>
+      <w:pPr>
+        <w:pStyle w:val="af5"/>
+        <w:keepNext w:val="0"/>
+        <w:keepLines w:val="0"/>
+        <w:rPr>
+          <w:lang w:val="en-US"/>
+        </w:rPr>
+      </w:pPr>
+      <w:r>
+        <w:rPr>
+          <w:lang w:val="en-US"/>
+        </w:rPr>
+        <w:t xml:space="preserve">                    case 1:</w:t>
+      </w:r>
+    </w:p>
+    <w:p>
+      <w:pPr>
+        <w:pStyle w:val="af5"/>
+        <w:keepNext w:val="0"/>
+        <w:keepLines w:val="0"/>
+        <w:rPr>
+          <w:lang w:val="en-US"/>
+        </w:rPr>
+      </w:pPr>
+      <w:r>
+        <w:rPr>
+          <w:lang w:val="en-US"/>
+        </w:rPr>
+        <w:t xml:space="preserve">                        if (</w:t>
+      </w:r>
+      <w:proofErr w:type="spellStart"/>
+      <w:proofErr w:type="gramStart"/>
+      <w:r>
+        <w:rPr>
+          <w:lang w:val="en-US"/>
+        </w:rPr>
+        <w:t>hasEnoughData</w:t>
+      </w:r>
+      <w:proofErr w:type="spellEnd"/>
+      <w:r>
+        <w:rPr>
+          <w:lang w:val="en-US"/>
+        </w:rPr>
+        <w:t>(</w:t>
+      </w:r>
+      <w:proofErr w:type="gramEnd"/>
+      <w:r>
+        <w:rPr>
+          <w:lang w:val="en-US"/>
+        </w:rPr>
+        <w:t>)) {</w:t>
+      </w:r>
+    </w:p>
+    <w:p>
+      <w:pPr>
+        <w:pStyle w:val="af5"/>
+        <w:keepNext w:val="0"/>
+        <w:keepLines w:val="0"/>
+        <w:rPr>
+          <w:lang w:val="en-US"/>
+        </w:rPr>
+      </w:pPr>
+      <w:r>
+        <w:rPr>
+          <w:lang w:val="en-US"/>
+        </w:rPr>
+        <w:t xml:space="preserve">                            </w:t>
+      </w:r>
+      <w:proofErr w:type="spellStart"/>
+      <w:proofErr w:type="gramStart"/>
+      <w:r>
+        <w:rPr>
+          <w:lang w:val="en-US"/>
+        </w:rPr>
+        <w:t>coutArrayForward</w:t>
+      </w:r>
+      <w:proofErr w:type="spellEnd"/>
+      <w:r>
+        <w:rPr>
+          <w:lang w:val="en-US"/>
+        </w:rPr>
+        <w:t>(</w:t>
+      </w:r>
+      <w:proofErr w:type="gramEnd"/>
+      <w:r>
+        <w:rPr>
+          <w:lang w:val="en-US"/>
+        </w:rPr>
+        <w:t>);</w:t>
+      </w:r>
+    </w:p>
+    <w:p>
+      <w:pPr>
+        <w:pStyle w:val="af5"/>
+        <w:keepNext w:val="0"/>
+        <w:keepLines w:val="0"/>
+        <w:rPr>
+          <w:lang w:val="en-US"/>
+        </w:rPr>
+      </w:pPr>
+      <w:r>
+        <w:rPr>
+          <w:lang w:val="en-US"/>
+        </w:rPr>
+        <w:t xml:space="preserve">       </w:t>
+      </w:r>
+      <w:r>
+        <w:rPr>
+          <w:lang w:val="en-US"/>
+        </w:rPr>
+        <w:t xml:space="preserve">                 } else {</w:t>
+      </w:r>
+    </w:p>
+    <w:p>
+      <w:pPr>
+        <w:pStyle w:val="af5"/>
+        <w:keepNext w:val="0"/>
+        <w:keepLines w:val="0"/>
+        <w:rPr>
+          <w:lang w:val="en-US"/>
+        </w:rPr>
+      </w:pPr>
+      <w:r>
+        <w:rPr>
+          <w:lang w:val="en-US"/>
+        </w:rPr>
+        <w:t xml:space="preserve">                            </w:t>
+      </w:r>
+      <w:proofErr w:type="spellStart"/>
+      <w:r>
+        <w:rPr>
+          <w:lang w:val="en-US"/>
+        </w:rPr>
+        <w:t>System.out.println</w:t>
+      </w:r>
+      <w:proofErr w:type="spellEnd"/>
+      <w:r>
+        <w:rPr>
+          <w:lang w:val="en-US"/>
+        </w:rPr>
+        <w:t>("</w:t>
+      </w:r>
+      <w:r>
+        <w:t>Недостаточно</w:t>
+      </w:r>
+      <w:r>
+        <w:rPr>
+          <w:lang w:val="en-US"/>
+        </w:rPr>
+        <w:t xml:space="preserve"> </w:t>
+      </w:r>
+      <w:r>
+        <w:t>данных</w:t>
+      </w:r>
+      <w:r>
+        <w:rPr>
+          <w:lang w:val="en-US"/>
+        </w:rPr>
+        <w:t xml:space="preserve">. </w:t>
+      </w:r>
+      <w:r>
+        <w:t>Сначала</w:t>
+      </w:r>
+      <w:r>
+        <w:rPr>
+          <w:lang w:val="en-US"/>
+        </w:rPr>
+        <w:t xml:space="preserve"> </w:t>
+      </w:r>
+      <w:r>
+        <w:t>заполните</w:t>
+      </w:r>
+      <w:r>
+        <w:rPr>
+          <w:lang w:val="en-US"/>
+        </w:rPr>
+        <w:t xml:space="preserve"> </w:t>
+      </w:r>
+      <w:r>
+        <w:t>массив</w:t>
+      </w:r>
+      <w:r>
+        <w:rPr>
+          <w:lang w:val="en-US"/>
+        </w:rPr>
+        <w:t xml:space="preserve"> (</w:t>
+      </w:r>
+      <w:r>
+        <w:t>минимум</w:t>
+      </w:r>
+      <w:r>
+        <w:rPr>
+          <w:lang w:val="en-US"/>
+        </w:rPr>
+        <w:t xml:space="preserve"> 2 </w:t>
+      </w:r>
+      <w:r>
+        <w:t>числа</w:t>
+      </w:r>
+      <w:r>
+        <w:rPr>
+          <w:lang w:val="en-US"/>
+        </w:rPr>
+        <w:t>).");</w:t>
+      </w:r>
+    </w:p>
+    <w:p>
+      <w:pPr>
+        <w:pStyle w:val="af5"/>
+        <w:keepNext w:val="0"/>
+        <w:keepLines w:val="0"/>
+        <w:rPr>
+          <w:lang w:val="en-US"/>
+        </w:rPr>
+      </w:pPr>
+      <w:r>
+        <w:rPr>
+          <w:lang w:val="en-US"/>
+        </w:rPr>
+        <w:t xml:space="preserve">                        }</w:t>
+      </w:r>
+    </w:p>
+    <w:p>
+      <w:pPr>
+        <w:pStyle w:val="af5"/>
+        <w:keepNext w:val="0"/>
+        <w:keepLines w:val="0"/>
+        <w:rPr>
+          <w:lang w:val="en-US"/>
+        </w:rPr>
+      </w:pPr>
+      <w:r>
+        <w:rPr>
+          <w:lang w:val="en-US"/>
+        </w:rPr>
+        <w:t xml:space="preserve">                        break;</w:t>
+      </w:r>
+    </w:p>
+    <w:p>
+      <w:pPr>
+        <w:pStyle w:val="af5"/>
+        <w:keepNext w:val="0"/>
+        <w:keepLines w:val="0"/>
+        <w:rPr>
+          <w:lang w:val="en-US"/>
+        </w:rPr>
+      </w:pPr>
+      <w:r>
+        <w:rPr>
+          <w:lang w:val="en-US"/>
+        </w:rPr>
+        <w:t xml:space="preserve">                    case 2:</w:t>
+      </w:r>
+    </w:p>
+    <w:p>
+      <w:pPr>
+        <w:pStyle w:val="af5"/>
+        <w:keepNext w:val="0"/>
+        <w:keepLines w:val="0"/>
+        <w:rPr>
+          <w:lang w:val="en-US"/>
+        </w:rPr>
+      </w:pPr>
+      <w:r>
+        <w:rPr>
+          <w:lang w:val="en-US"/>
+        </w:rPr>
+        <w:t xml:space="preserve">                        if (</w:t>
+      </w:r>
+      <w:proofErr w:type="spellStart"/>
+      <w:proofErr w:type="gramStart"/>
+      <w:r>
+        <w:rPr>
+          <w:lang w:val="en-US"/>
+        </w:rPr>
+        <w:t>h</w:t>
+      </w:r>
+      <w:r>
+        <w:rPr>
+          <w:lang w:val="en-US"/>
+        </w:rPr>
+        <w:t>asEnoughData</w:t>
+      </w:r>
+      <w:proofErr w:type="spellEnd"/>
+      <w:r>
+        <w:rPr>
+          <w:lang w:val="en-US"/>
+        </w:rPr>
+        <w:t>(</w:t>
+      </w:r>
+      <w:proofErr w:type="gramEnd"/>
+      <w:r>
+        <w:rPr>
+          <w:lang w:val="en-US"/>
+        </w:rPr>
+        <w:t>)) {</w:t>
+      </w:r>
+    </w:p>
+    <w:p>
+      <w:pPr>
+        <w:pStyle w:val="af5"/>
+        <w:keepNext w:val="0"/>
+        <w:keepLines w:val="0"/>
+        <w:rPr>
+          <w:lang w:val="en-US"/>
+        </w:rPr>
+      </w:pPr>
+      <w:r>
+        <w:rPr>
+          <w:lang w:val="en-US"/>
+        </w:rPr>
+        <w:t xml:space="preserve">                            </w:t>
+      </w:r>
+      <w:proofErr w:type="spellStart"/>
+      <w:proofErr w:type="gramStart"/>
+      <w:r>
+        <w:rPr>
+          <w:lang w:val="en-US"/>
+        </w:rPr>
+        <w:t>coutArrayBack</w:t>
+      </w:r>
+      <w:proofErr w:type="spellEnd"/>
+      <w:r>
+        <w:rPr>
+          <w:lang w:val="en-US"/>
+        </w:rPr>
+        <w:t>(</w:t>
+      </w:r>
+      <w:proofErr w:type="gramEnd"/>
+      <w:r>
+        <w:rPr>
+          <w:lang w:val="en-US"/>
+        </w:rPr>
+        <w:t>);</w:t>
+      </w:r>
+    </w:p>
+    <w:p>
+      <w:pPr>
+        <w:pStyle w:val="af5"/>
+        <w:keepNext w:val="0"/>
+        <w:keepLines w:val="0"/>
+      </w:pPr>
+      <w:r>
+        <w:rPr>
+          <w:lang w:val="en-US"/>
+        </w:rPr>
+        <w:t xml:space="preserve">                        </w:t>
+      </w:r>
+      <w:r>
+        <w:t xml:space="preserve">} </w:t>
+      </w:r>
+      <w:proofErr w:type="spellStart"/>
+      <w:r>
+        <w:t>else</w:t>
+      </w:r>
+      <w:proofErr w:type="spellEnd"/>
+      <w:r>
+        <w:t xml:space="preserve"> {</w:t>
+      </w:r>
+    </w:p>
+    <w:p>
+      <w:pPr>
+        <w:pStyle w:val="af5"/>
+        <w:keepNext w:val="0"/>
+        <w:keepLines w:val="0"/>
+      </w:pPr>
+      <w:r>
+        <w:t xml:space="preserve">                            System.out.println("Недостаточно данных. Сначала заполните массив (минимум 2 числа).");</w:t>
+      </w:r>
+    </w:p>
+    <w:p>
+      <w:pPr>
+        <w:pStyle w:val="af5"/>
+        <w:keepNext w:val="0"/>
+        <w:keepLines w:val="0"/>
+      </w:pPr>
+      <w:r>
+        <w:t xml:space="preserve">                        }</w:t>
+      </w:r>
+    </w:p>
+    <w:p>
+      <w:pPr>
+        <w:pStyle w:val="af5"/>
+        <w:keepNext w:val="0"/>
+        <w:keepLines w:val="0"/>
+      </w:pPr>
+      <w:r>
+        <w:t xml:space="preserve">                  </w:t>
+      </w:r>
+      <w:r>
+        <w:t xml:space="preserve">      break;</w:t>
+      </w:r>
+    </w:p>
+    <w:p>
+      <w:pPr>
+        <w:pStyle w:val="af5"/>
+        <w:keepNext w:val="0"/>
+        <w:keepLines w:val="0"/>
+      </w:pPr>
+      <w:r>
+        <w:t xml:space="preserve">                    case 3:</w:t>
+      </w:r>
+    </w:p>
+    <w:p>
+      <w:pPr>
+        <w:pStyle w:val="af5"/>
+        <w:keepNext w:val="0"/>
+        <w:keepLines w:val="0"/>
+      </w:pPr>
+      <w:r>
+        <w:t xml:space="preserve">                        enterDigits();</w:t>
+      </w:r>
+    </w:p>
+    <w:p>
+      <w:pPr>
+        <w:pStyle w:val="af5"/>
+        <w:keepNext w:val="0"/>
+        <w:keepLines w:val="0"/>
+      </w:pPr>
+      <w:r>
+        <w:t xml:space="preserve">                        break;</w:t>
+      </w:r>
+    </w:p>
+    <w:p>
+      <w:pPr>
+        <w:pStyle w:val="af5"/>
+        <w:keepNext w:val="0"/>
+        <w:keepLines w:val="0"/>
+      </w:pPr>
+      <w:r>
+        <w:t xml:space="preserve">                    case 4:</w:t>
+      </w:r>
+    </w:p>
+    <w:p>
+      <w:pPr>
+        <w:pStyle w:val="af5"/>
+        <w:keepNext w:val="0"/>
+        <w:keepLines w:val="0"/>
+      </w:pPr>
+      <w:r>
+        <w:t xml:space="preserve">                        if (hasEnoughData()) {</w:t>
+      </w:r>
+    </w:p>
+    <w:p>
+      <w:pPr>
+        <w:pStyle w:val="af5"/>
+        <w:keepNext w:val="0"/>
+        <w:keepLines w:val="0"/>
+      </w:pPr>
+      <w:r>
+        <w:t xml:space="preserve">                            sortDesc();</w:t>
+      </w:r>
+    </w:p>
+    <w:p>
+      <w:pPr>
+        <w:pStyle w:val="af5"/>
+        <w:keepNext w:val="0"/>
+        <w:keepLines w:val="0"/>
+      </w:pPr>
+      <w:r>
+        <w:t xml:space="preserve">                            System.out.println("Массив отсортирован по убыванию.");</w:t>
+      </w:r>
+    </w:p>
+    <w:p>
+      <w:pPr>
+        <w:pStyle w:val="af5"/>
+        <w:keepNext w:val="0"/>
+        <w:keepLines w:val="0"/>
+      </w:pPr>
+      <w:r>
+        <w:t xml:space="preserve">                        } else {</w:t>
+      </w:r>
+    </w:p>
+    <w:p>
+      <w:pPr>
+        <w:pStyle w:val="af5"/>
+        <w:keepNext w:val="0"/>
+        <w:keepLines w:val="0"/>
+      </w:pPr>
+      <w:r>
+        <w:t xml:space="preserve">                            System.out.println("Недостаточно данных. Сначала заполните массив (мини</w:t>
+      </w:r>
+      <w:r>
+        <w:t>мум 2 числа).");</w:t>
+      </w:r>
+    </w:p>
+    <w:p>
+      <w:pPr>
+        <w:pStyle w:val="af5"/>
+        <w:keepNext w:val="0"/>
+        <w:keepLines w:val="0"/>
+      </w:pPr>
+      <w:r>
+        <w:t xml:space="preserve">                        }</w:t>
+      </w:r>
+    </w:p>
+    <w:p>
+      <w:pPr>
+        <w:pStyle w:val="af5"/>
+        <w:keepNext w:val="0"/>
+        <w:keepLines w:val="0"/>
+      </w:pPr>
+      <w:r>
+        <w:t xml:space="preserve">                        break;</w:t>
+      </w:r>
+    </w:p>
+    <w:p>
+      <w:pPr>
+        <w:pStyle w:val="af5"/>
+        <w:keepNext w:val="0"/>
+        <w:keepLines w:val="0"/>
+      </w:pPr>
+      <w:r>
+        <w:t xml:space="preserve">                    case 5:</w:t>
+      </w:r>
+    </w:p>
+    <w:p>
+      <w:pPr>
+        <w:pStyle w:val="af5"/>
+        <w:keepNext w:val="0"/>
+        <w:keepLines w:val="0"/>
+      </w:pPr>
+      <w:r>
+        <w:lastRenderedPageBreak/>
+        <w:t xml:space="preserve">                        if (hasEnoughData()) {</w:t>
+      </w:r>
+    </w:p>
+    <w:p>
+      <w:pPr>
+        <w:pStyle w:val="af5"/>
+        <w:keepNext w:val="0"/>
+        <w:keepLines w:val="0"/>
+      </w:pPr>
+      <w:r>
+        <w:t xml:space="preserve">                            sortAsc();</w:t>
+      </w:r>
+    </w:p>
+    <w:p>
+      <w:pPr>
+        <w:pStyle w:val="af5"/>
+        <w:keepNext w:val="0"/>
+        <w:keepLines w:val="0"/>
+      </w:pPr>
+      <w:r>
+        <w:t xml:space="preserve">                            System.out.println("Массив отсортирован </w:t>
+      </w:r>
+      <w:r>
+        <w:t>по возрастанию.");</w:t>
+      </w:r>
+    </w:p>
+    <w:p>
+      <w:pPr>
+        <w:pStyle w:val="af5"/>
+        <w:keepNext w:val="0"/>
+        <w:keepLines w:val="0"/>
+      </w:pPr>
+      <w:r>
+        <w:t xml:space="preserve">                        } else {</w:t>
+      </w:r>
+    </w:p>
+    <w:p>
+      <w:pPr>
+        <w:pStyle w:val="af5"/>
+        <w:keepNext w:val="0"/>
+        <w:keepLines w:val="0"/>
+      </w:pPr>
+      <w:r>
+        <w:t xml:space="preserve">                            System.out.println("Недостаточно данных. Сначала заполните массив (минимум 2 числа).");</w:t>
+      </w:r>
+    </w:p>
+    <w:p>
+      <w:pPr>
+        <w:pStyle w:val="af5"/>
+        <w:keepNext w:val="0"/>
+        <w:keepLines w:val="0"/>
+      </w:pPr>
+      <w:r>
+        <w:t xml:space="preserve">                        }</w:t>
+      </w:r>
+    </w:p>
+    <w:p>
+      <w:pPr>
+        <w:pStyle w:val="af5"/>
+        <w:keepNext w:val="0"/>
+        <w:keepLines w:val="0"/>
+      </w:pPr>
+      <w:r>
+        <w:t xml:space="preserve">                        break;</w:t>
+      </w:r>
+    </w:p>
+    <w:p>
+      <w:pPr>
+        <w:pStyle w:val="af5"/>
+        <w:keepNext w:val="0"/>
+        <w:keepLines w:val="0"/>
+      </w:pPr>
+      <w:r>
+        <w:t xml:space="preserve">                    case 6:</w:t>
+      </w:r>
+    </w:p>
+    <w:p>
+      <w:pPr>
+        <w:pStyle w:val="af5"/>
+        <w:keepNext w:val="0"/>
+        <w:keepLines w:val="0"/>
+      </w:pPr>
+      <w:r>
+        <w:t xml:space="preserve">   </w:t>
+      </w:r>
+      <w:r>
+        <w:t xml:space="preserve">                     System.out.println("Завершение работы.");</w:t>
+      </w:r>
+    </w:p>
+    <w:p>
+      <w:pPr>
+        <w:pStyle w:val="af5"/>
+        <w:keepNext w:val="0"/>
+        <w:keepLines w:val="0"/>
+      </w:pPr>
+      <w:r>
+        <w:t xml:space="preserve">                        break;</w:t>
+      </w:r>
+    </w:p>
+    <w:p>
+      <w:pPr>
+        <w:pStyle w:val="af5"/>
+        <w:keepNext w:val="0"/>
+        <w:keepLines w:val="0"/>
+      </w:pPr>
+      <w:r>
+        <w:t xml:space="preserve">                    default:</w:t>
+      </w:r>
+    </w:p>
+    <w:p>
+      <w:pPr>
+        <w:pStyle w:val="af5"/>
+        <w:keepNext w:val="0"/>
+        <w:keepLines w:val="0"/>
+      </w:pPr>
+      <w:r>
+        <w:t xml:space="preserve">                        System.out.println("Нет такого пункта.");</w:t>
+      </w:r>
+    </w:p>
+    <w:p>
+      <w:pPr>
+        <w:pStyle w:val="af5"/>
+        <w:keepNext w:val="0"/>
+        <w:keepLines w:val="0"/>
+      </w:pPr>
+      <w:r>
+        <w:t xml:space="preserve">                }</w:t>
+      </w:r>
+    </w:p>
+    <w:p>
+      <w:pPr>
+        <w:pStyle w:val="af5"/>
+        <w:keepNext w:val="0"/>
+        <w:keepLines w:val="0"/>
+      </w:pPr>
+      <w:r>
+        <w:t xml:space="preserve">            } else {</w:t>
+      </w:r>
+    </w:p>
+    <w:p>
+      <w:pPr>
+        <w:pStyle w:val="af5"/>
+        <w:keepNext w:val="0"/>
+        <w:keepLines w:val="0"/>
+      </w:pPr>
+      <w:r>
+        <w:t xml:space="preserve">                scanner.next();</w:t>
+      </w:r>
+    </w:p>
+    <w:p>
+      <w:pPr>
+        <w:pStyle w:val="af5"/>
+        <w:keepNext w:val="0"/>
+        <w:keepLines w:val="0"/>
+      </w:pPr>
+      <w:r>
+        <w:t xml:space="preserve">                System.out.println("Введите корректное число.");</w:t>
+      </w:r>
+    </w:p>
+    <w:p>
+      <w:pPr>
+        <w:pStyle w:val="af5"/>
+        <w:keepNext w:val="0"/>
+        <w:keepLines w:val="0"/>
+        <w:rPr>
+          <w:lang w:val="en-US"/>
+        </w:rPr>
+      </w:pPr>
+      <w:r>
+        <w:t xml:space="preserve">            </w:t>
+      </w:r>
+      <w:r>
+        <w:rPr>
+          <w:lang w:val="en-US"/>
+        </w:rPr>
+        <w:t>}</w:t>
+      </w:r>
+    </w:p>
+    <w:p>
+      <w:pPr>
+        <w:pStyle w:val="af5"/>
+        <w:keepNext w:val="0"/>
+        <w:keepLines w:val="0"/>
+        <w:rPr>
+          <w:lang w:val="en-US"/>
+        </w:rPr>
+      </w:pPr>
+      <w:r>
+        <w:rPr>
+          <w:lang w:val="en-US"/>
+        </w:rPr>
+        <w:t xml:space="preserve">        } while (</w:t>
+      </w:r>
+      <w:proofErr w:type="gramStart"/>
+      <w:r>
+        <w:rPr>
+          <w:lang w:val="en-US"/>
+        </w:rPr>
+        <w:t>choice !</w:t>
+      </w:r>
+      <w:proofErr w:type="gramEnd"/>
+      <w:r>
+        <w:rPr>
+          <w:lang w:val="en-US"/>
+        </w:rPr>
+        <w:t>= 6);</w:t>
+      </w:r>
+    </w:p>
+    <w:p>
+      <w:pPr>
+        <w:pStyle w:val="af5"/>
+        <w:keepNext w:val="0"/>
+        <w:keepLines w:val="0"/>
+        <w:rPr>
+          <w:lang w:val="en-US"/>
+        </w:rPr>
+      </w:pPr>
+      <w:r>
+        <w:rPr>
+          <w:lang w:val="en-US"/>
+        </w:rPr>
+        <w:t xml:space="preserve">    }</w:t>
+      </w:r>
+    </w:p>
+    <w:p>
+      <w:pPr>
+        <w:pStyle w:val="af5"/>
+        <w:keepNext w:val="0"/>
+        <w:keepLines w:val="0"/>
+        <w:rPr>
+          <w:lang w:val="en-US"/>
+        </w:rPr>
+      </w:pPr>
+    </w:p>
+    <w:p>
+      <w:pPr>
+        <w:pStyle w:val="af5"/>
+        <w:keepNext w:val="0"/>
+        <w:keepLines w:val="0"/>
+        <w:rPr>
+          <w:lang w:val="en-US"/>
+        </w:rPr>
+      </w:pPr>
+      <w:r>
+        <w:rPr>
+          <w:lang w:val="en-US"/>
+        </w:rPr>
+        <w:t xml:space="preserve">    public void </w:t>
+      </w:r>
+      <w:proofErr w:type="spellStart"/>
+      <w:proofErr w:type="gramStart"/>
+      <w:r>
+        <w:rPr>
+          <w:lang w:val="en-US"/>
+        </w:rPr>
+        <w:t>coutArrayForward</w:t>
+      </w:r>
+      <w:proofErr w:type="spellEnd"/>
+      <w:r>
+        <w:rPr>
+          <w:lang w:val="en-US"/>
+        </w:rPr>
+        <w:t>(</w:t>
+      </w:r>
+      <w:proofErr w:type="gramEnd"/>
+      <w:r>
+        <w:rPr>
+          <w:lang w:val="en-US"/>
+        </w:rPr>
+        <w:t>) {</w:t>
+      </w:r>
+    </w:p>
+    <w:p>
+      <w:pPr>
+        <w:pStyle w:val="af5"/>
+        <w:keepNext w:val="0"/>
+        <w:keepLines w:val="0"/>
+        <w:rPr>
+          <w:lang w:val="en-US"/>
+        </w:rPr>
+      </w:pPr>
+      <w:r>
+        <w:rPr>
+          <w:lang w:val="en-US"/>
+        </w:rPr>
+        <w:t xml:space="preserve">        for (int </w:t>
+      </w:r>
+      <w:proofErr w:type="gramStart"/>
+      <w:r>
+        <w:rPr>
+          <w:lang w:val="en-US"/>
+        </w:rPr>
+        <w:t>num :</w:t>
+      </w:r>
+      <w:proofErr w:type="gramEnd"/>
+      <w:r>
+        <w:rPr>
+          <w:lang w:val="en-US"/>
+        </w:rPr>
+        <w:t xml:space="preserve"> </w:t>
+      </w:r>
+      <w:proofErr w:type="spellStart"/>
+      <w:r>
+        <w:rPr>
+          <w:lang w:val="en-US"/>
+        </w:rPr>
+        <w:t>this.lst</w:t>
+      </w:r>
+      <w:proofErr w:type="spellEnd"/>
+      <w:r>
+        <w:rPr>
+          <w:lang w:val="en-US"/>
+        </w:rPr>
+        <w:t>) {</w:t>
+      </w:r>
+    </w:p>
+    <w:p>
+      <w:pPr>
+        <w:pStyle w:val="af5"/>
+        <w:keepNext w:val="0"/>
+        <w:keepLines w:val="0"/>
+        <w:rPr>
+          <w:lang w:val="en-US"/>
+        </w:rPr>
+      </w:pPr>
+      <w:r>
+        <w:rPr>
+          <w:lang w:val="en-US"/>
+        </w:rPr>
+        <w:t xml:space="preserve">            </w:t>
+      </w:r>
+      <w:proofErr w:type="spellStart"/>
+      <w:r>
+        <w:rPr>
+          <w:lang w:val="en-US"/>
+        </w:rPr>
+        <w:t>System.out.print</w:t>
+      </w:r>
+      <w:proofErr w:type="spellEnd"/>
+      <w:r>
+        <w:rPr>
+          <w:lang w:val="en-US"/>
+        </w:rPr>
+        <w:t>(num + " ");</w:t>
+      </w:r>
+    </w:p>
+    <w:p>
+      <w:pPr>
+        <w:pStyle w:val="af5"/>
+        <w:keepNext w:val="0"/>
+        <w:keepLines w:val="0"/>
+        <w:rPr>
+          <w:lang w:val="en-US"/>
+        </w:rPr>
+      </w:pPr>
+      <w:r>
+        <w:rPr>
+          <w:lang w:val="en-US"/>
+        </w:rPr>
+        <w:t xml:space="preserve">        }</w:t>
+      </w:r>
+    </w:p>
+    <w:p>
+      <w:pPr>
+        <w:pStyle w:val="af5"/>
+        <w:keepNext w:val="0"/>
+        <w:keepLines w:val="0"/>
+        <w:rPr>
+          <w:lang w:val="en-US"/>
+        </w:rPr>
+      </w:pPr>
+      <w:r>
+        <w:rPr>
+          <w:lang w:val="en-US"/>
+        </w:rPr>
+        <w:t xml:space="preserve">        </w:t>
+      </w:r>
+      <w:proofErr w:type="spellStart"/>
+      <w:r>
+        <w:rPr>
+          <w:lang w:val="en-US"/>
+        </w:rPr>
+        <w:t>System.out.println</w:t>
+      </w:r>
+      <w:proofErr w:type="spellEnd"/>
+      <w:r>
+        <w:rPr>
+          <w:lang w:val="en-US"/>
+        </w:rPr>
+        <w:t>();</w:t>
+      </w:r>
+    </w:p>
+    <w:p>
+      <w:pPr>
+        <w:pStyle w:val="af5"/>
+        <w:keepNext w:val="0"/>
+        <w:keepLines w:val="0"/>
+        <w:rPr>
+          <w:lang w:val="en-US"/>
+        </w:rPr>
+      </w:pPr>
+      <w:r>
+        <w:rPr>
+          <w:lang w:val="en-US"/>
+        </w:rPr>
+        <w:t xml:space="preserve">    }</w:t>
+      </w:r>
+    </w:p>
+    <w:p>
+      <w:pPr>
+        <w:pStyle w:val="af5"/>
+        <w:keepNext w:val="0"/>
+        <w:keepLines w:val="0"/>
+        <w:rPr>
+          <w:lang w:val="en-US"/>
+        </w:rPr>
+      </w:pPr>
+    </w:p>
+    <w:p>
+      <w:pPr>
+        <w:pStyle w:val="af5"/>
+        <w:keepNext w:val="0"/>
+        <w:keepLines w:val="0"/>
+        <w:rPr>
+          <w:lang w:val="en-US"/>
+        </w:rPr>
+      </w:pPr>
+      <w:r>
+        <w:rPr>
+          <w:lang w:val="en-US"/>
+        </w:rPr>
+        <w:t xml:space="preserve">    public void </w:t>
+      </w:r>
+      <w:proofErr w:type="spellStart"/>
+      <w:proofErr w:type="gramStart"/>
+      <w:r>
+        <w:rPr>
+          <w:lang w:val="en-US"/>
+        </w:rPr>
+        <w:t>coutArrayBack</w:t>
+      </w:r>
+      <w:proofErr w:type="spellEnd"/>
+      <w:r>
+        <w:rPr>
+          <w:lang w:val="en-US"/>
+        </w:rPr>
+        <w:t>(</w:t>
+      </w:r>
+      <w:proofErr w:type="gramEnd"/>
+      <w:r>
+        <w:rPr>
+          <w:lang w:val="en-US"/>
+        </w:rPr>
+        <w:t>) {</w:t>
+      </w:r>
+    </w:p>
+    <w:p>
+      <w:pPr>
+        <w:pStyle w:val="af5"/>
+        <w:keepNext w:val="0"/>
+        <w:keepLines w:val="0"/>
+        <w:rPr>
+          <w:lang w:val="en-US"/>
+        </w:rPr>
+      </w:pPr>
+      <w:r>
+        <w:rPr>
+          <w:lang w:val="en-US"/>
+        </w:rPr>
+        <w:t xml:space="preserve">        for (int </w:t>
+      </w:r>
+      <w:proofErr w:type="spellStart"/>
+      <w:r>
+        <w:rPr>
+          <w:lang w:val="en-US"/>
+        </w:rPr>
+        <w:t>i</w:t>
+      </w:r>
+      <w:proofErr w:type="spellEnd"/>
+      <w:r>
+        <w:rPr>
+          <w:lang w:val="en-US"/>
+        </w:rPr>
+        <w:t xml:space="preserve"> = </w:t>
+      </w:r>
+      <w:proofErr w:type="spellStart"/>
+      <w:proofErr w:type="gramStart"/>
+      <w:r>
+        <w:rPr>
+          <w:lang w:val="en-US"/>
+        </w:rPr>
+        <w:t>this.lst.size</w:t>
+      </w:r>
+      <w:proofErr w:type="spellEnd"/>
+      <w:proofErr w:type="gramEnd"/>
+      <w:r>
+        <w:rPr>
+          <w:lang w:val="en-US"/>
+        </w:rPr>
+        <w:t xml:space="preserve">() - 1; </w:t>
+      </w:r>
+      <w:proofErr w:type="spellStart"/>
+      <w:r>
+        <w:rPr>
+          <w:lang w:val="en-US"/>
+        </w:rPr>
+        <w:t>i</w:t>
+      </w:r>
+      <w:proofErr w:type="spellEnd"/>
+      <w:r>
+        <w:rPr>
+          <w:lang w:val="en-US"/>
+        </w:rPr>
+        <w:t xml:space="preserve"> &gt;= 0; </w:t>
+      </w:r>
+      <w:proofErr w:type="spellStart"/>
+      <w:r>
+        <w:rPr>
+          <w:lang w:val="en-US"/>
+        </w:rPr>
+        <w:t>i</w:t>
+      </w:r>
+      <w:proofErr w:type="spellEnd"/>
+      <w:r>
+        <w:rPr>
+          <w:lang w:val="en-US"/>
+        </w:rPr>
+        <w:t>--) {</w:t>
+      </w:r>
+    </w:p>
+    <w:p>
+      <w:pPr>
+        <w:pStyle w:val="af5"/>
+        <w:keepNext w:val="0"/>
+        <w:keepLines w:val="0"/>
+        <w:rPr>
+          <w:lang w:val="en-US"/>
+        </w:rPr>
+      </w:pPr>
+      <w:r>
+        <w:rPr>
+          <w:lang w:val="en-US"/>
+        </w:rPr>
+        <w:t xml:space="preserve">            </w:t>
+      </w:r>
+      <w:proofErr w:type="spellStart"/>
+      <w:r>
+        <w:rPr>
+          <w:lang w:val="en-US"/>
+        </w:rPr>
+        <w:t>System.out.print</w:t>
+      </w:r>
+      <w:proofErr w:type="spellEnd"/>
+      <w:r>
+        <w:rPr>
+          <w:lang w:val="en-US"/>
+        </w:rPr>
+        <w:t>(</w:t>
+      </w:r>
+      <w:proofErr w:type="spellStart"/>
+      <w:r>
+        <w:rPr>
+          <w:lang w:val="en-US"/>
+        </w:rPr>
+        <w:t>this.lst.get</w:t>
+      </w:r>
+      <w:proofErr w:type="spellEnd"/>
+      <w:r>
+        <w:rPr>
+          <w:lang w:val="en-US"/>
+        </w:rPr>
+        <w:t>(</w:t>
+      </w:r>
+      <w:proofErr w:type="spellStart"/>
+      <w:r>
+        <w:rPr>
+          <w:lang w:val="en-US"/>
+        </w:rPr>
+        <w:t>i</w:t>
+      </w:r>
+      <w:proofErr w:type="spellEnd"/>
+      <w:r>
+        <w:rPr>
+          <w:lang w:val="en-US"/>
+        </w:rPr>
+        <w:t>) + " ");</w:t>
+      </w:r>
+    </w:p>
+    <w:p>
+      <w:pPr>
+        <w:pStyle w:val="af5"/>
+        <w:keepNext w:val="0"/>
+        <w:keepLines w:val="0"/>
+      </w:pPr>
+      <w:r>
+        <w:rPr>
+          <w:lang w:val="en-US"/>
+        </w:rPr>
+        <w:t xml:space="preserve">        </w:t>
+      </w:r>
+      <w:r>
+        <w:t>}</w:t>
+      </w:r>
+    </w:p>
+    <w:p>
+      <w:pPr>
+        <w:pStyle w:val="af5"/>
+        <w:keepNext w:val="0"/>
+        <w:keepLines w:val="0"/>
+      </w:pPr>
+      <w:r>
+        <w:t xml:space="preserve">        System</w:t>
+      </w:r>
+      <w:r>
+        <w:t>.out.println();</w:t>
+      </w:r>
+    </w:p>
+    <w:p>
+      <w:pPr>
+        <w:pStyle w:val="af5"/>
+        <w:keepNext w:val="0"/>
+        <w:keepLines w:val="0"/>
+      </w:pPr>
+      <w:r>
+        <w:t xml:space="preserve">    }</w:t>
+      </w:r>
+    </w:p>
+    <w:p>
+      <w:pPr>
+        <w:pStyle w:val="af5"/>
+        <w:keepNext w:val="0"/>
+        <w:keepLines w:val="0"/>
+      </w:pPr>
+      <w:r>
+        <w:t>}</w:t>
+      </w:r>
+    </w:p>
+    <w:p>
+      <w:pPr>
+        <w:pStyle w:val="af8"/>
+        <w:keepNext w:val="0"/>
+        <w:spacing w:after="240"/>
+      </w:pPr>
+      <w:r>
+        <w:t>Листинг 1 – Класс Zero для работы с массивом чисел</w:t>
       </w:r>
     </w:p>
     <w:p>
       <w:pPr>
         <w:pStyle w:val="aff"/>
-      </w:pPr>
-      <w:r>
-        <w:t>Код представлен на листинге 1.</w:t>
-      </w:r>
-    </w:p>
-    <w:p>
-      <w:pPr>
-        <w:pStyle w:val="af9"/>
-        <w:spacing w:after="0"/>
+        <w:rPr>
+          <w:lang w:val="en-US"/>
+        </w:rPr>
+      </w:pPr>
+      <w:r>
+        <w:t>Далее создан файл «Main.java», являющийся входной точкой в программу. В нём создаётся объект класса Zero и вызывается метод menu(). Код</w:t>
+      </w:r>
+      <w:r>
+        <w:rPr>
+          <w:lang w:val="en-US"/>
+        </w:rPr>
+        <w:t xml:space="preserve"> </w:t>
+      </w:r>
+      <w:r>
+        <w:t>класса</w:t>
+      </w:r>
+      <w:r>
+        <w:rPr>
+          <w:lang w:val="en-US"/>
+        </w:rPr>
+        <w:t xml:space="preserve"> </w:t>
+      </w:r>
+      <w:r>
+        <w:t>представлен</w:t>
+      </w:r>
+      <w:r>
+        <w:rPr>
+          <w:lang w:val="en-US"/>
+        </w:rPr>
+        <w:t xml:space="preserve"> </w:t>
+      </w:r>
+      <w:r>
+        <w:t>на</w:t>
+      </w:r>
+      <w:r>
+        <w:rPr>
+          <w:lang w:val="en-US"/>
+        </w:rPr>
+        <w:t xml:space="preserve"> </w:t>
+      </w:r>
+      <w:r>
+        <w:t>листинге</w:t>
+      </w:r>
+      <w:r>
+        <w:rPr>
+          <w:lang w:val="en-US"/>
+        </w:rPr>
+        <w:t xml:space="preserve"> 2.</w:t>
+      </w:r>
+    </w:p>
+    <w:p>
+      <w:pPr>
+        <w:pStyle w:val="af5"/>
+        <w:keepNext w:val="0"/>
+        <w:keepLines w:val="0"/>
+        <w:rPr>
+          <w:lang w:val="en-US"/>
+        </w:rPr>
+      </w:pPr>
+      <w:r>
+        <w:rPr>
+          <w:lang w:val="en-US"/>
+        </w:rPr>
+        <w:t>public cla</w:t>
+      </w:r>
+      <w:r>
+        <w:rPr>
+          <w:lang w:val="en-US"/>
+        </w:rPr>
+        <w:t>ss Main {</w:t>
+      </w:r>
+    </w:p>
+    <w:p>
+      <w:pPr>
+        <w:pStyle w:val="af5"/>
+        <w:keepNext w:val="0"/>
+        <w:keepLines w:val="0"/>
+        <w:rPr>
+          <w:lang w:val="en-US"/>
+        </w:rPr>
+      </w:pPr>
+      <w:r>
+        <w:rPr>
+          <w:lang w:val="en-US"/>
+        </w:rPr>
+        <w:t xml:space="preserve">    public static void </w:t>
+      </w:r>
+      <w:proofErr w:type="gramStart"/>
+      <w:r>
+        <w:rPr>
+          <w:lang w:val="en-US"/>
+        </w:rPr>
+        <w:t>main(</w:t>
+      </w:r>
+      <w:proofErr w:type="gramEnd"/>
+      <w:r>
+        <w:rPr>
+          <w:lang w:val="en-US"/>
+        </w:rPr>
+        <w:t xml:space="preserve">String[] </w:t>
+      </w:r>
+      <w:proofErr w:type="spellStart"/>
+      <w:r>
+        <w:rPr>
+          <w:lang w:val="en-US"/>
+        </w:rPr>
+        <w:t>args</w:t>
+      </w:r>
+      <w:proofErr w:type="spellEnd"/>
+      <w:r>
+        <w:rPr>
+          <w:lang w:val="en-US"/>
+        </w:rPr>
+        <w:t>) {</w:t>
+      </w:r>
+    </w:p>
+    <w:p>
+      <w:pPr>
+        <w:pStyle w:val="af5"/>
+        <w:keepNext w:val="0"/>
+        <w:keepLines w:val="0"/>
+        <w:rPr>
+          <w:lang w:val="en-US"/>
+        </w:rPr>
+      </w:pPr>
+      <w:r>
+        <w:rPr>
+          <w:lang w:val="en-US"/>
+        </w:rPr>
+        <w:t xml:space="preserve">        Zero lab = new </w:t>
+      </w:r>
+      <w:proofErr w:type="gramStart"/>
+      <w:r>
+        <w:rPr>
+          <w:lang w:val="en-US"/>
+        </w:rPr>
+        <w:t>Zero(</w:t>
+      </w:r>
+      <w:proofErr w:type="gramEnd"/>
+      <w:r>
+        <w:rPr>
+          <w:lang w:val="en-US"/>
+        </w:rPr>
+        <w:t>);</w:t>
+      </w:r>
+    </w:p>
+    <w:p>
+      <w:pPr>
+        <w:pStyle w:val="af5"/>
+        <w:keepNext w:val="0"/>
+        <w:keepLines w:val="0"/>
+        <w:rPr>
+          <w:lang w:val="en-US"/>
+        </w:rPr>
+      </w:pPr>
+      <w:r>
+        <w:rPr>
+          <w:lang w:val="en-US"/>
+        </w:rPr>
+        <w:t xml:space="preserve">        </w:t>
+      </w:r>
+      <w:proofErr w:type="spellStart"/>
+      <w:proofErr w:type="gramStart"/>
+      <w:r>
+        <w:rPr>
+          <w:lang w:val="en-US"/>
+        </w:rPr>
+        <w:t>lab.menu</w:t>
+      </w:r>
+      <w:proofErr w:type="spellEnd"/>
+      <w:proofErr w:type="gramEnd"/>
+      <w:r>
+        <w:rPr>
+          <w:lang w:val="en-US"/>
+        </w:rPr>
+        <w:t>();</w:t>
+      </w:r>
+    </w:p>
+    <w:p>
+      <w:pPr>
+        <w:pStyle w:val="af5"/>
+        <w:keepNext w:val="0"/>
+        <w:keepLines w:val="0"/>
+      </w:pPr>
+      <w:r>
+        <w:rPr>
+          <w:lang w:val="en-US"/>
+        </w:rPr>
+        <w:t xml:space="preserve">    </w:t>
+      </w:r>
+      <w:r>
+        <w:t>}</w:t>
+      </w:r>
+    </w:p>
+    <w:p>
+      <w:pPr>
+        <w:pStyle w:val="af5"/>
+        <w:keepNext w:val="0"/>
+        <w:keepLines w:val="0"/>
+      </w:pPr>
+      <w:r>
+        <w:t>}</w:t>
+      </w:r>
+    </w:p>
+    <w:p>
+      <w:pPr>
+        <w:pStyle w:val="af8"/>
+        <w:keepNext w:val="0"/>
+        <w:spacing w:after="240"/>
+      </w:pPr>
+      <w:r>
+        <w:t>Листинг 2 – Код класса Main</w:t>
+      </w:r>
+    </w:p>
+    <w:p>
+      <w:pPr>
+        <w:pStyle w:val="af8"/>
+        <w:keepNext w:val="0"/>
+        <w:spacing w:before="120" w:after="240"/>
+        <w:ind w:firstLine="709"/>
         <w:jc w:val="both"/>
-        <w:rPr>
-          <w:rFonts w:ascii="Courier New" w:hAnsi="Courier New" w:cs="Courier New"/>
-          <w:bCs w:val="0"/>
-          <w:sz w:val="20"/>
-          <w:lang w:val="en-US"/>
-        </w:rPr>
-      </w:pPr>
-      <w:r>
-        <w:rPr>
-          <w:rFonts w:ascii="Courier New" w:hAnsi="Courier New" w:cs="Courier New"/>
-          <w:bCs w:val="0"/>
-          <w:sz w:val="20"/>
-          <w:lang w:val="en-US"/>
-        </w:rPr>
-        <w:t xml:space="preserve">import </w:t>
-      </w:r>
-      <w:proofErr w:type="spellStart"/>
-      <w:proofErr w:type="gramStart"/>
-      <w:r>
-        <w:rPr>
-          <w:rFonts w:ascii="Courier New" w:hAnsi="Courier New" w:cs="Courier New"/>
-          <w:bCs w:val="0"/>
-          <w:sz w:val="20"/>
-          <w:lang w:val="en-US"/>
-        </w:rPr>
-        <w:t>java.util</w:t>
-      </w:r>
-      <w:proofErr w:type="gramEnd"/>
-      <w:r>
-        <w:rPr>
-          <w:rFonts w:ascii="Courier New" w:hAnsi="Courier New" w:cs="Courier New"/>
-          <w:bCs w:val="0"/>
-          <w:sz w:val="20"/>
-          <w:lang w:val="en-US"/>
-        </w:rPr>
-        <w:t>.ArrayList</w:t>
-      </w:r>
-      <w:proofErr w:type="spellEnd"/>
-      <w:r>
-        <w:rPr>
-          <w:rFonts w:ascii="Courier New" w:hAnsi="Courier New" w:cs="Courier New"/>
-          <w:bCs w:val="0"/>
-          <w:sz w:val="20"/>
-          <w:lang w:val="en-US"/>
-        </w:rPr>
-        <w:t>;</w:t>
-      </w:r>
-    </w:p>
-    <w:p>
-      <w:pPr>
-        <w:pStyle w:val="af9"/>
-        <w:spacing w:after="0"/>
-        <w:jc w:val="both"/>
-        <w:rPr>
-          <w:rFonts w:ascii="Courier New" w:hAnsi="Courier New" w:cs="Courier New"/>
-          <w:bCs w:val="0"/>
-          <w:sz w:val="20"/>
-          <w:lang w:val="en-US"/>
-        </w:rPr>
-      </w:pPr>
-      <w:r>
-        <w:rPr>
-          <w:rFonts w:ascii="Courier New" w:hAnsi="Courier New" w:cs="Courier New"/>
-          <w:bCs w:val="0"/>
-          <w:sz w:val="20"/>
-          <w:lang w:val="en-US"/>
-        </w:rPr>
-        <w:t xml:space="preserve">import </w:t>
-      </w:r>
-      <w:proofErr w:type="spellStart"/>
-      <w:proofErr w:type="gramStart"/>
-      <w:r>
-        <w:rPr>
-          <w:rFonts w:ascii="Courier New" w:hAnsi="Courier New" w:cs="Courier New"/>
-          <w:bCs w:val="0"/>
-          <w:sz w:val="20"/>
-          <w:lang w:val="en-US"/>
-        </w:rPr>
-        <w:t>java.util</w:t>
-      </w:r>
-      <w:proofErr w:type="gramEnd"/>
-      <w:r>
-        <w:rPr>
-          <w:rFonts w:ascii="Courier New" w:hAnsi="Courier New" w:cs="Courier New"/>
-          <w:bCs w:val="0"/>
-          <w:sz w:val="20"/>
-          <w:lang w:val="en-US"/>
-        </w:rPr>
-        <w:t>.Scanner</w:t>
-      </w:r>
-      <w:proofErr w:type="spellEnd"/>
-      <w:r>
-        <w:rPr>
-          <w:rFonts w:ascii="Courier New" w:hAnsi="Courier New" w:cs="Courier New"/>
-          <w:bCs w:val="0"/>
-          <w:sz w:val="20"/>
-          <w:lang w:val="en-US"/>
-        </w:rPr>
-        <w:t>;</w:t>
-      </w:r>
-    </w:p>
-    <w:p>
-      <w:pPr>
-        <w:pStyle w:val="af9"/>
-        <w:spacing w:after="0"/>
-        <w:jc w:val="both"/>
-        <w:rPr>
-          <w:rFonts w:ascii="Courier New" w:hAnsi="Courier New" w:cs="Courier New"/>
-          <w:bCs w:val="0"/>
-          <w:sz w:val="20"/>
-          <w:lang w:val="en-US"/>
-        </w:rPr>
-      </w:pPr>
-    </w:p>
-    <w:p>
-      <w:pPr>
-        <w:pStyle w:val="af9"/>
-        <w:spacing w:after="0"/>
-        <w:jc w:val="both"/>
-        <w:rPr>
-          <w:rFonts w:ascii="Courier New" w:hAnsi="Courier New" w:cs="Courier New"/>
-          <w:bCs w:val="0"/>
-          <w:sz w:val="20"/>
-          <w:lang w:val="en-US"/>
-        </w:rPr>
-      </w:pPr>
-      <w:r>
-        <w:rPr>
-          <w:rFonts w:ascii="Courier New" w:hAnsi="Courier New" w:cs="Courier New"/>
-          <w:bCs w:val="0"/>
-          <w:sz w:val="20"/>
-          <w:lang w:val="en-US"/>
-        </w:rPr>
-        <w:t>class Zero {</w:t>
-      </w:r>
-    </w:p>
-    <w:p>
-      <w:pPr>
-        <w:pStyle w:val="af9"/>
-        <w:spacing w:after="0"/>
-        <w:jc w:val="both"/>
-        <w:rPr>
-          <w:rFonts w:ascii="Courier New" w:hAnsi="Courier New" w:cs="Courier New"/>
-          <w:bCs w:val="0"/>
-          <w:sz w:val="20"/>
-          <w:lang w:val="en-US"/>
-        </w:rPr>
-      </w:pPr>
-    </w:p>
-    <w:p>
-      <w:pPr>
-        <w:pStyle w:val="af9"/>
-        <w:spacing w:after="0"/>
-        <w:jc w:val="both"/>
-        <w:rPr>
-          <w:rFonts w:ascii="Courier New" w:hAnsi="Courier New" w:cs="Courier New"/>
-          <w:bCs w:val="0"/>
-          <w:sz w:val="20"/>
-          <w:lang w:val="en-US"/>
-        </w:rPr>
-      </w:pPr>
-      <w:r>
-        <w:rPr>
-          <w:rFonts w:ascii="Courier New" w:hAnsi="Courier New" w:cs="Courier New"/>
-          <w:bCs w:val="0"/>
-          <w:sz w:val="20"/>
-          <w:lang w:val="en-US"/>
-        </w:rPr>
-        <w:t xml:space="preserve">    private </w:t>
-      </w:r>
-      <w:proofErr w:type="spellStart"/>
-      <w:r>
-        <w:rPr>
-          <w:rFonts w:ascii="Courier New" w:hAnsi="Courier New" w:cs="Courier New"/>
-          <w:bCs w:val="0"/>
-          <w:sz w:val="20"/>
-          <w:lang w:val="en-US"/>
-        </w:rPr>
-        <w:t>ArrayList</w:t>
-      </w:r>
-      <w:proofErr w:type="spellEnd"/>
-      <w:r>
-        <w:rPr>
-          <w:rFonts w:ascii="Courier New" w:hAnsi="Courier New" w:cs="Courier New"/>
-          <w:bCs w:val="0"/>
-          <w:sz w:val="20"/>
-          <w:lang w:val="en-US"/>
-        </w:rPr>
-        <w:t xml:space="preserve">&lt;Integer&gt; </w:t>
-      </w:r>
-      <w:proofErr w:type="spellStart"/>
-      <w:r>
-        <w:rPr>
-          <w:rFonts w:ascii="Courier New" w:hAnsi="Courier New" w:cs="Courier New"/>
-          <w:bCs w:val="0"/>
-          <w:sz w:val="20"/>
-          <w:lang w:val="en-US"/>
-        </w:rPr>
-        <w:t>lst</w:t>
-      </w:r>
-      <w:proofErr w:type="spellEnd"/>
-      <w:r>
-        <w:rPr>
-          <w:rFonts w:ascii="Courier New" w:hAnsi="Courier New" w:cs="Courier New"/>
-          <w:bCs w:val="0"/>
-          <w:sz w:val="20"/>
-          <w:lang w:val="en-US"/>
-        </w:rPr>
-        <w:t>;</w:t>
-      </w:r>
-    </w:p>
-    <w:p>
-      <w:pPr>
-        <w:pStyle w:val="af9"/>
-        <w:spacing w:after="0"/>
-        <w:jc w:val="both"/>
-        <w:rPr>
-          <w:rFonts w:ascii="Courier New" w:hAnsi="Courier New" w:cs="Courier New"/>
-          <w:bCs w:val="0"/>
-          <w:sz w:val="20"/>
-          <w:lang w:val="en-US"/>
-        </w:rPr>
-      </w:pPr>
-    </w:p>
-    <w:p>
-      <w:pPr>
-        <w:pStyle w:val="af9"/>
-        <w:spacing w:after="0"/>
-        <w:jc w:val="both"/>
-        <w:rPr>
-          <w:rFonts w:ascii="Courier New" w:hAnsi="Courier New" w:cs="Courier New"/>
-          <w:bCs w:val="0"/>
-          <w:sz w:val="20"/>
-          <w:lang w:val="en-US"/>
-        </w:rPr>
-      </w:pPr>
-      <w:r>
-        <w:rPr>
-          <w:rFonts w:ascii="Courier New" w:hAnsi="Courier New" w:cs="Courier New"/>
-          <w:bCs w:val="0"/>
-          <w:sz w:val="20"/>
-          <w:lang w:val="en-US"/>
-        </w:rPr>
-        <w:t xml:space="preserve">    public </w:t>
-      </w:r>
-      <w:proofErr w:type="gramStart"/>
-      <w:r>
-        <w:rPr>
-          <w:rFonts w:ascii="Courier New" w:hAnsi="Courier New" w:cs="Courier New"/>
-          <w:bCs w:val="0"/>
-          <w:sz w:val="20"/>
-          <w:lang w:val="en-US"/>
-        </w:rPr>
-        <w:t>Zero(</w:t>
-      </w:r>
-      <w:proofErr w:type="gramEnd"/>
-      <w:r>
-        <w:rPr>
-          <w:rFonts w:ascii="Courier New" w:hAnsi="Courier New" w:cs="Courier New"/>
-          <w:bCs w:val="0"/>
-          <w:sz w:val="20"/>
-          <w:lang w:val="en-US"/>
-        </w:rPr>
-        <w:t>) {</w:t>
-      </w:r>
-    </w:p>
-    <w:p>
-      <w:pPr>
-        <w:pStyle w:val="af9"/>
-        <w:spacing w:after="0"/>
-        <w:jc w:val="both"/>
-        <w:rPr>
-          <w:rFonts w:ascii="Courier New" w:hAnsi="Courier New" w:cs="Courier New"/>
-          <w:bCs w:val="0"/>
-          <w:sz w:val="20"/>
-          <w:lang w:val="en-US"/>
-        </w:rPr>
-      </w:pPr>
-      <w:r>
-        <w:rPr>
-          <w:rFonts w:ascii="Courier New" w:hAnsi="Courier New" w:cs="Courier New"/>
-          <w:bCs w:val="0"/>
-          <w:sz w:val="20"/>
-          <w:lang w:val="en-US"/>
-        </w:rPr>
-        <w:t xml:space="preserve">        </w:t>
-      </w:r>
-      <w:proofErr w:type="spellStart"/>
-      <w:r>
-        <w:rPr>
-          <w:rFonts w:ascii="Courier New" w:hAnsi="Courier New" w:cs="Courier New"/>
-          <w:bCs w:val="0"/>
-          <w:sz w:val="20"/>
-          <w:lang w:val="en-US"/>
-        </w:rPr>
-        <w:t>this.lst</w:t>
-      </w:r>
-      <w:proofErr w:type="spellEnd"/>
-      <w:r>
-        <w:rPr>
-          <w:rFonts w:ascii="Courier New" w:hAnsi="Courier New" w:cs="Courier New"/>
-          <w:bCs w:val="0"/>
-          <w:sz w:val="20"/>
-          <w:lang w:val="en-US"/>
-        </w:rPr>
-        <w:t xml:space="preserve"> = new </w:t>
-      </w:r>
-      <w:proofErr w:type="spellStart"/>
-      <w:r>
-        <w:rPr>
-          <w:rFonts w:ascii="Courier New" w:hAnsi="Courier New" w:cs="Courier New"/>
-          <w:bCs w:val="0"/>
-          <w:sz w:val="20"/>
-          <w:lang w:val="en-US"/>
-        </w:rPr>
-        <w:t>ArrayList</w:t>
-      </w:r>
-      <w:proofErr w:type="spellEnd"/>
-      <w:r>
-        <w:rPr>
-          <w:rFonts w:ascii="Courier New" w:hAnsi="Courier New" w:cs="Courier New"/>
-          <w:bCs w:val="0"/>
-          <w:sz w:val="20"/>
-          <w:lang w:val="en-US"/>
-        </w:rPr>
-        <w:t>&lt;</w:t>
-      </w:r>
-      <w:proofErr w:type="gramStart"/>
-      <w:r>
-        <w:rPr>
-          <w:rFonts w:ascii="Courier New" w:hAnsi="Courier New" w:cs="Courier New"/>
-          <w:bCs w:val="0"/>
-          <w:sz w:val="20"/>
-          <w:lang w:val="en-US"/>
-        </w:rPr>
-        <w:t>&gt;(</w:t>
-      </w:r>
-      <w:proofErr w:type="gramEnd"/>
-      <w:r>
-        <w:rPr>
-          <w:rFonts w:ascii="Courier New" w:hAnsi="Courier New" w:cs="Courier New"/>
-          <w:bCs w:val="0"/>
-          <w:sz w:val="20"/>
-          <w:lang w:val="en-US"/>
-        </w:rPr>
-        <w:t>);</w:t>
-      </w:r>
-    </w:p>
-    <w:p>
-      <w:pPr>
-        <w:pStyle w:val="af9"/>
-        <w:spacing w:after="0"/>
-        <w:jc w:val="both"/>
-        <w:rPr>
-          <w:rFonts w:ascii="Courier New" w:hAnsi="Courier New" w:cs="Courier New"/>
-          <w:bCs w:val="0"/>
-          <w:sz w:val="20"/>
-          <w:lang w:val="en-US"/>
-        </w:rPr>
-      </w:pPr>
-      <w:r>
-        <w:rPr>
-          <w:rFonts w:ascii="Courier New" w:hAnsi="Courier New" w:cs="Courier New"/>
-          <w:bCs w:val="0"/>
-          <w:sz w:val="20"/>
-          <w:lang w:val="en-US"/>
-        </w:rPr>
-        <w:t xml:space="preserve">    }</w:t>
-      </w:r>
-    </w:p>
-    <w:p>
-      <w:pPr>
-        <w:pStyle w:val="af9"/>
-        <w:spacing w:after="0"/>
-        <w:jc w:val="both"/>
-        <w:rPr>
-          <w:rFonts w:ascii="Courier New" w:hAnsi="Courier New" w:cs="Courier New"/>
-          <w:bCs w:val="0"/>
-          <w:sz w:val="20"/>
-          <w:lang w:val="en-US"/>
-        </w:rPr>
-      </w:pPr>
-    </w:p>
-    <w:p>
-      <w:pPr>
-        <w:pStyle w:val="af9"/>
-        <w:spacing w:after="0"/>
-        <w:jc w:val="both"/>
-        <w:rPr>
-          <w:rFonts w:ascii="Courier New" w:hAnsi="Courier New" w:cs="Courier New"/>
-          <w:bCs w:val="0"/>
-          <w:sz w:val="20"/>
-          <w:lang w:val="en-US"/>
-        </w:rPr>
-      </w:pPr>
-      <w:r>
-        <w:rPr>
-          <w:rFonts w:ascii="Courier New" w:hAnsi="Courier New" w:cs="Courier New"/>
-          <w:bCs w:val="0"/>
-          <w:sz w:val="20"/>
-          <w:lang w:val="en-US"/>
-        </w:rPr>
-        <w:t xml:space="preserve">    public </w:t>
-      </w:r>
-      <w:proofErr w:type="gramStart"/>
-      <w:r>
-        <w:rPr>
-          <w:rFonts w:ascii="Courier New" w:hAnsi="Courier New" w:cs="Courier New"/>
-          <w:bCs w:val="0"/>
-          <w:sz w:val="20"/>
-          <w:lang w:val="en-US"/>
-        </w:rPr>
-        <w:t>Zero(</w:t>
-      </w:r>
-      <w:proofErr w:type="spellStart"/>
-      <w:proofErr w:type="gramEnd"/>
-      <w:r>
-        <w:rPr>
-          <w:rFonts w:ascii="Courier New" w:hAnsi="Courier New" w:cs="Courier New"/>
-          <w:bCs w:val="0"/>
-          <w:sz w:val="20"/>
-          <w:lang w:val="en-US"/>
-        </w:rPr>
-        <w:t>ArrayList</w:t>
-      </w:r>
-      <w:proofErr w:type="spellEnd"/>
-      <w:r>
-        <w:rPr>
-          <w:rFonts w:ascii="Courier New" w:hAnsi="Courier New" w:cs="Courier New"/>
-          <w:bCs w:val="0"/>
-          <w:sz w:val="20"/>
-          <w:lang w:val="en-US"/>
-        </w:rPr>
-        <w:t xml:space="preserve">&lt;Integer&gt; </w:t>
-      </w:r>
-      <w:proofErr w:type="spellStart"/>
-      <w:r>
-        <w:rPr>
-          <w:rFonts w:ascii="Courier New" w:hAnsi="Courier New" w:cs="Courier New"/>
-          <w:bCs w:val="0"/>
-          <w:sz w:val="20"/>
-          <w:lang w:val="en-US"/>
-        </w:rPr>
-        <w:t>lst</w:t>
-      </w:r>
-      <w:proofErr w:type="spellEnd"/>
-      <w:r>
-        <w:rPr>
-          <w:rFonts w:ascii="Courier New" w:hAnsi="Courier New" w:cs="Courier New"/>
-          <w:bCs w:val="0"/>
-          <w:sz w:val="20"/>
-          <w:lang w:val="en-US"/>
-        </w:rPr>
-        <w:t>) {</w:t>
-      </w:r>
-    </w:p>
-    <w:p>
-      <w:pPr>
-        <w:pStyle w:val="af9"/>
-        <w:spacing w:after="0"/>
-        <w:jc w:val="both"/>
-        <w:rPr>
-          <w:rFonts w:ascii="Courier New" w:hAnsi="Courier New" w:cs="Courier New"/>
-          <w:bCs w:val="0"/>
-          <w:sz w:val="20"/>
-          <w:lang w:val="en-US"/>
-        </w:rPr>
-      </w:pPr>
-      <w:r>
-        <w:rPr>
-          <w:rFonts w:ascii="Courier New" w:hAnsi="Courier New" w:cs="Courier New"/>
-          <w:bCs w:val="0"/>
-          <w:sz w:val="20"/>
-          <w:lang w:val="en-US"/>
-        </w:rPr>
-        <w:t xml:space="preserve">        </w:t>
-      </w:r>
-      <w:proofErr w:type="spellStart"/>
-      <w:r>
-        <w:rPr>
-          <w:rFonts w:ascii="Courier New" w:hAnsi="Courier New" w:cs="Courier New"/>
-          <w:bCs w:val="0"/>
-          <w:sz w:val="20"/>
-          <w:lang w:val="en-US"/>
-        </w:rPr>
-        <w:t>this.lst</w:t>
-      </w:r>
-      <w:proofErr w:type="spellEnd"/>
-      <w:r>
-        <w:rPr>
-          <w:rFonts w:ascii="Courier New" w:hAnsi="Courier New" w:cs="Courier New"/>
-          <w:bCs w:val="0"/>
-          <w:sz w:val="20"/>
-          <w:lang w:val="en-US"/>
-        </w:rPr>
-        <w:t xml:space="preserve"> = </w:t>
-      </w:r>
-      <w:proofErr w:type="spellStart"/>
-      <w:r>
-        <w:rPr>
-          <w:rFonts w:ascii="Courier New" w:hAnsi="Courier New" w:cs="Courier New"/>
-          <w:bCs w:val="0"/>
-          <w:sz w:val="20"/>
-          <w:lang w:val="en-US"/>
-        </w:rPr>
-        <w:t>lst</w:t>
-      </w:r>
-      <w:proofErr w:type="spellEnd"/>
-      <w:r>
-        <w:rPr>
-          <w:rFonts w:ascii="Courier New" w:hAnsi="Courier New" w:cs="Courier New"/>
-          <w:bCs w:val="0"/>
-          <w:sz w:val="20"/>
-          <w:lang w:val="en-US"/>
-        </w:rPr>
-        <w:t>;</w:t>
-      </w:r>
-    </w:p>
-    <w:p>
-      <w:pPr>
-        <w:pStyle w:val="af9"/>
-        <w:spacing w:after="0"/>
-        <w:jc w:val="both"/>
-        <w:rPr>
-          <w:rFonts w:ascii="Courier New" w:hAnsi="Courier New" w:cs="Courier New"/>
-          <w:bCs w:val="0"/>
-          <w:sz w:val="20"/>
-          <w:lang w:val="en-US"/>
-        </w:rPr>
-      </w:pPr>
-      <w:r>
-        <w:rPr>
-          <w:rFonts w:ascii="Courier New" w:hAnsi="Courier New" w:cs="Courier New"/>
-          <w:bCs w:val="0"/>
-          <w:sz w:val="20"/>
-          <w:lang w:val="en-US"/>
-        </w:rPr>
-        <w:t xml:space="preserve">    }</w:t>
-      </w:r>
-    </w:p>
-    <w:p>
-      <w:pPr>
-        <w:pStyle w:val="af9"/>
-        <w:spacing w:after="0"/>
-        <w:jc w:val="both"/>
-        <w:rPr>
-          <w:rFonts w:ascii="Courier New" w:hAnsi="Courier New" w:cs="Courier New"/>
-          <w:bCs w:val="0"/>
-          <w:sz w:val="20"/>
-          <w:lang w:val="en-US"/>
-        </w:rPr>
-      </w:pPr>
-    </w:p>
-    <w:p>
-      <w:pPr>
-        <w:pStyle w:val="af9"/>
-        <w:spacing w:after="0"/>
-        <w:jc w:val="both"/>
-        <w:rPr>
-          <w:rFonts w:ascii="Courier New" w:hAnsi="Courier New" w:cs="Courier New"/>
-          <w:bCs w:val="0"/>
-          <w:sz w:val="20"/>
-          <w:lang w:val="en-US"/>
-        </w:rPr>
-      </w:pPr>
-      <w:r>
-        <w:rPr>
-          <w:rFonts w:ascii="Courier New" w:hAnsi="Courier New" w:cs="Courier New"/>
-          <w:bCs w:val="0"/>
-          <w:sz w:val="20"/>
-          <w:lang w:val="en-US"/>
-        </w:rPr>
-        <w:t xml:space="preserve">    public </w:t>
-      </w:r>
-      <w:proofErr w:type="gramStart"/>
-      <w:r>
-        <w:rPr>
-          <w:rFonts w:ascii="Courier New" w:hAnsi="Courier New" w:cs="Courier New"/>
-          <w:bCs w:val="0"/>
-          <w:sz w:val="20"/>
-          <w:lang w:val="en-US"/>
-        </w:rPr>
-        <w:t>Zero(</w:t>
-      </w:r>
-      <w:proofErr w:type="gramEnd"/>
-      <w:r>
-        <w:rPr>
-          <w:rFonts w:ascii="Courier New" w:hAnsi="Courier New" w:cs="Courier New"/>
-          <w:bCs w:val="0"/>
-          <w:sz w:val="20"/>
-          <w:lang w:val="en-US"/>
-        </w:rPr>
-        <w:t>Zero other) {</w:t>
-      </w:r>
-    </w:p>
-    <w:p>
-      <w:pPr>
-        <w:pStyle w:val="af9"/>
-        <w:spacing w:after="0"/>
-        <w:jc w:val="both"/>
-        <w:rPr>
-          <w:rFonts w:ascii="Courier New" w:hAnsi="Courier New" w:cs="Courier New"/>
-          <w:bCs w:val="0"/>
-          <w:sz w:val="20"/>
-          <w:lang w:val="en-US"/>
-        </w:rPr>
-      </w:pPr>
-      <w:r>
-        <w:rPr>
-          <w:rFonts w:ascii="Courier New" w:hAnsi="Courier New" w:cs="Courier New"/>
-          <w:bCs w:val="0"/>
-          <w:sz w:val="20"/>
-          <w:lang w:val="en-US"/>
-        </w:rPr>
-        <w:t xml:space="preserve">        </w:t>
-      </w:r>
-      <w:proofErr w:type="spellStart"/>
-      <w:r>
-        <w:rPr>
-          <w:rFonts w:ascii="Courier New" w:hAnsi="Courier New" w:cs="Courier New"/>
-          <w:bCs w:val="0"/>
-          <w:sz w:val="20"/>
-          <w:lang w:val="en-US"/>
-        </w:rPr>
-        <w:t>this.lst</w:t>
-      </w:r>
-      <w:proofErr w:type="spellEnd"/>
-      <w:r>
-        <w:rPr>
-          <w:rFonts w:ascii="Courier New" w:hAnsi="Courier New" w:cs="Courier New"/>
-          <w:bCs w:val="0"/>
-          <w:sz w:val="20"/>
-          <w:lang w:val="en-US"/>
-        </w:rPr>
-        <w:t xml:space="preserve"> = new </w:t>
-      </w:r>
-      <w:proofErr w:type="spellStart"/>
-      <w:r>
-        <w:rPr>
-          <w:rFonts w:ascii="Courier New" w:hAnsi="Courier New" w:cs="Courier New"/>
-          <w:bCs w:val="0"/>
-          <w:sz w:val="20"/>
-          <w:lang w:val="en-US"/>
-        </w:rPr>
-        <w:t>ArrayList</w:t>
-      </w:r>
-      <w:proofErr w:type="spellEnd"/>
-      <w:r>
-        <w:rPr>
-          <w:rFonts w:ascii="Courier New" w:hAnsi="Courier New" w:cs="Courier New"/>
-          <w:bCs w:val="0"/>
-          <w:sz w:val="20"/>
-          <w:lang w:val="en-US"/>
-        </w:rPr>
-        <w:t>&lt;&gt;(</w:t>
-      </w:r>
-      <w:proofErr w:type="spellStart"/>
-      <w:r>
-        <w:rPr>
-          <w:rFonts w:ascii="Courier New" w:hAnsi="Courier New" w:cs="Courier New"/>
-          <w:bCs w:val="0"/>
-          <w:sz w:val="20"/>
-          <w:lang w:val="en-US"/>
-        </w:rPr>
-        <w:t>other.lst</w:t>
-      </w:r>
-      <w:proofErr w:type="spellEnd"/>
-      <w:r>
-        <w:rPr>
-          <w:rFonts w:ascii="Courier New" w:hAnsi="Courier New" w:cs="Courier New"/>
-          <w:bCs w:val="0"/>
-          <w:sz w:val="20"/>
-          <w:lang w:val="en-US"/>
-        </w:rPr>
-        <w:t>);</w:t>
-      </w:r>
-    </w:p>
-    <w:p>
-      <w:pPr>
-        <w:pStyle w:val="af9"/>
-        <w:spacing w:after="0"/>
-        <w:jc w:val="both"/>
-        <w:rPr>
-          <w:rFonts w:ascii="Courier New" w:hAnsi="Courier New" w:cs="Courier New"/>
-          <w:bCs w:val="0"/>
-          <w:sz w:val="20"/>
-          <w:lang w:val="en-US"/>
-        </w:rPr>
-      </w:pPr>
-      <w:r>
-        <w:rPr>
-          <w:rFonts w:ascii="Courier New" w:hAnsi="Courier New" w:cs="Courier New"/>
-          <w:bCs w:val="0"/>
-          <w:sz w:val="20"/>
-          <w:lang w:val="en-US"/>
-        </w:rPr>
-        <w:t xml:space="preserve">    }</w:t>
-      </w:r>
-    </w:p>
-    <w:p>
-      <w:pPr>
-        <w:pStyle w:val="af9"/>
-        <w:spacing w:after="0"/>
-        <w:jc w:val="both"/>
-        <w:rPr>
-          <w:rFonts w:ascii="Courier New" w:hAnsi="Courier New" w:cs="Courier New"/>
-          <w:bCs w:val="0"/>
-          <w:sz w:val="20"/>
-          <w:lang w:val="en-US"/>
-        </w:rPr>
-      </w:pPr>
-    </w:p>
-    <w:p>
-      <w:pPr>
-        <w:pStyle w:val="af9"/>
-        <w:spacing w:after="0"/>
-        <w:jc w:val="both"/>
-        <w:rPr>
-          <w:rFonts w:ascii="Courier New" w:hAnsi="Courier New" w:cs="Courier New"/>
-          <w:bCs w:val="0"/>
-          <w:sz w:val="20"/>
-          <w:lang w:val="en-US"/>
-        </w:rPr>
-      </w:pPr>
-      <w:r>
-        <w:rPr>
-          <w:rFonts w:ascii="Courier New" w:hAnsi="Courier New" w:cs="Courier New"/>
-          <w:bCs w:val="0"/>
-          <w:sz w:val="20"/>
-          <w:lang w:val="en-US"/>
-        </w:rPr>
-        <w:t xml:space="preserve">    public </w:t>
-      </w:r>
-      <w:proofErr w:type="spellStart"/>
-      <w:r>
-        <w:rPr>
-          <w:rFonts w:ascii="Courier New" w:hAnsi="Courier New" w:cs="Courier New"/>
-          <w:bCs w:val="0"/>
-          <w:sz w:val="20"/>
-          <w:lang w:val="en-US"/>
-        </w:rPr>
-        <w:t>ArrayList</w:t>
-      </w:r>
-      <w:proofErr w:type="spellEnd"/>
-      <w:r>
-        <w:rPr>
-          <w:rFonts w:ascii="Courier New" w:hAnsi="Courier New" w:cs="Courier New"/>
-          <w:bCs w:val="0"/>
-          <w:sz w:val="20"/>
-          <w:lang w:val="en-US"/>
-        </w:rPr>
-        <w:t xml:space="preserve">&lt;Integer&gt; </w:t>
-      </w:r>
-      <w:proofErr w:type="spellStart"/>
-      <w:proofErr w:type="gramStart"/>
-      <w:r>
-        <w:rPr>
-          <w:rFonts w:ascii="Courier New" w:hAnsi="Courier New" w:cs="Courier New"/>
-          <w:bCs w:val="0"/>
-          <w:sz w:val="20"/>
-          <w:lang w:val="en-US"/>
-        </w:rPr>
-        <w:t>getLst</w:t>
-      </w:r>
-      <w:proofErr w:type="spellEnd"/>
-      <w:r>
-        <w:rPr>
-          <w:rFonts w:ascii="Courier New" w:hAnsi="Courier New" w:cs="Courier New"/>
-          <w:bCs w:val="0"/>
-          <w:sz w:val="20"/>
-          <w:lang w:val="en-US"/>
-        </w:rPr>
-        <w:t>(</w:t>
-      </w:r>
-      <w:proofErr w:type="gramEnd"/>
-      <w:r>
-        <w:rPr>
-          <w:rFonts w:ascii="Courier New" w:hAnsi="Courier New" w:cs="Courier New"/>
-          <w:bCs w:val="0"/>
-          <w:sz w:val="20"/>
-          <w:lang w:val="en-US"/>
-        </w:rPr>
-        <w:t>) {</w:t>
-      </w:r>
-    </w:p>
-    <w:p>
-      <w:pPr>
-        <w:pStyle w:val="af9"/>
-        <w:spacing w:after="0"/>
-        <w:jc w:val="both"/>
-        <w:rPr>
-          <w:rFonts w:ascii="Courier New" w:hAnsi="Courier New" w:cs="Courier New"/>
-          <w:bCs w:val="0"/>
-          <w:sz w:val="20"/>
-          <w:lang w:val="en-US"/>
-        </w:rPr>
-      </w:pPr>
-      <w:r>
-        <w:rPr>
-          <w:rFonts w:ascii="Courier New" w:hAnsi="Courier New" w:cs="Courier New"/>
-          <w:bCs w:val="0"/>
-          <w:sz w:val="20"/>
-          <w:lang w:val="en-US"/>
-        </w:rPr>
-        <w:t xml:space="preserve">        return </w:t>
-      </w:r>
-      <w:proofErr w:type="spellStart"/>
-      <w:r>
-        <w:rPr>
-          <w:rFonts w:ascii="Courier New" w:hAnsi="Courier New" w:cs="Courier New"/>
-          <w:bCs w:val="0"/>
-          <w:sz w:val="20"/>
-          <w:lang w:val="en-US"/>
-        </w:rPr>
-        <w:t>lst</w:t>
-      </w:r>
-      <w:proofErr w:type="spellEnd"/>
-      <w:r>
-        <w:rPr>
-          <w:rFonts w:ascii="Courier New" w:hAnsi="Courier New" w:cs="Courier New"/>
-          <w:bCs w:val="0"/>
-          <w:sz w:val="20"/>
-          <w:lang w:val="en-US"/>
-        </w:rPr>
-        <w:t>;</w:t>
-      </w:r>
-    </w:p>
-    <w:p>
-      <w:pPr>
-        <w:pStyle w:val="af9"/>
-        <w:spacing w:after="0"/>
-        <w:jc w:val="both"/>
-        <w:rPr>
-          <w:rFonts w:ascii="Courier New" w:hAnsi="Courier New" w:cs="Courier New"/>
-          <w:bCs w:val="0"/>
-          <w:sz w:val="20"/>
-          <w:lang w:val="en-US"/>
-        </w:rPr>
-      </w:pPr>
-      <w:r>
-        <w:rPr>
-          <w:rFonts w:ascii="Courier New" w:hAnsi="Courier New" w:cs="Courier New"/>
-          <w:bCs w:val="0"/>
-          <w:sz w:val="20"/>
-          <w:lang w:val="en-US"/>
-        </w:rPr>
-        <w:t xml:space="preserve">    }</w:t>
-      </w:r>
-    </w:p>
-    <w:p>
-      <w:pPr>
-        <w:pStyle w:val="af9"/>
-        <w:spacing w:after="0"/>
-        <w:jc w:val="both"/>
-        <w:rPr>
-          <w:rFonts w:ascii="Courier New" w:hAnsi="Courier New" w:cs="Courier New"/>
-          <w:bCs w:val="0"/>
-          <w:sz w:val="20"/>
-          <w:lang w:val="en-US"/>
-        </w:rPr>
-      </w:pPr>
-    </w:p>
-    <w:p>
-      <w:pPr>
-        <w:pStyle w:val="af9"/>
-        <w:spacing w:after="0"/>
-        <w:jc w:val="both"/>
-        <w:rPr>
-          <w:rFonts w:ascii="Courier New" w:hAnsi="Courier New" w:cs="Courier New"/>
-          <w:bCs w:val="0"/>
-          <w:sz w:val="20"/>
-          <w:lang w:val="en-US"/>
-        </w:rPr>
-      </w:pPr>
-      <w:r>
-        <w:rPr>
-          <w:rFonts w:ascii="Courier New" w:hAnsi="Courier New" w:cs="Courier New"/>
-          <w:bCs w:val="0"/>
-          <w:sz w:val="20"/>
-          <w:lang w:val="en-US"/>
-        </w:rPr>
-        <w:t xml:space="preserve">    public void </w:t>
-      </w:r>
-      <w:proofErr w:type="spellStart"/>
-      <w:proofErr w:type="gramStart"/>
-      <w:r>
-        <w:rPr>
-          <w:rFonts w:ascii="Courier New" w:hAnsi="Courier New" w:cs="Courier New"/>
-          <w:bCs w:val="0"/>
-          <w:sz w:val="20"/>
-          <w:lang w:val="en-US"/>
-        </w:rPr>
-        <w:t>setLst</w:t>
-      </w:r>
-      <w:proofErr w:type="spellEnd"/>
-      <w:r>
-        <w:rPr>
-          <w:rFonts w:ascii="Courier New" w:hAnsi="Courier New" w:cs="Courier New"/>
-          <w:bCs w:val="0"/>
-          <w:sz w:val="20"/>
-          <w:lang w:val="en-US"/>
-        </w:rPr>
-        <w:t>(</w:t>
-      </w:r>
-      <w:proofErr w:type="spellStart"/>
-      <w:proofErr w:type="gramEnd"/>
-      <w:r>
-        <w:rPr>
-          <w:rFonts w:ascii="Courier New" w:hAnsi="Courier New" w:cs="Courier New"/>
-          <w:bCs w:val="0"/>
-          <w:sz w:val="20"/>
-          <w:lang w:val="en-US"/>
-        </w:rPr>
-        <w:t>ArrayList</w:t>
-      </w:r>
-      <w:proofErr w:type="spellEnd"/>
-      <w:r>
-        <w:rPr>
-          <w:rFonts w:ascii="Courier New" w:hAnsi="Courier New" w:cs="Courier New"/>
-          <w:bCs w:val="0"/>
-          <w:sz w:val="20"/>
-          <w:lang w:val="en-US"/>
-        </w:rPr>
-        <w:t xml:space="preserve">&lt;Integer&gt; </w:t>
-      </w:r>
-      <w:proofErr w:type="spellStart"/>
-      <w:r>
-        <w:rPr>
-          <w:rFonts w:ascii="Courier New" w:hAnsi="Courier New" w:cs="Courier New"/>
-          <w:bCs w:val="0"/>
-          <w:sz w:val="20"/>
-          <w:lang w:val="en-US"/>
-        </w:rPr>
-        <w:t>lst</w:t>
-      </w:r>
-      <w:proofErr w:type="spellEnd"/>
-      <w:r>
-        <w:rPr>
-          <w:rFonts w:ascii="Courier New" w:hAnsi="Courier New" w:cs="Courier New"/>
-          <w:bCs w:val="0"/>
-          <w:sz w:val="20"/>
-          <w:lang w:val="en-US"/>
-        </w:rPr>
-        <w:t>) {</w:t>
-      </w:r>
-    </w:p>
-    <w:p>
-      <w:pPr>
-        <w:pStyle w:val="af9"/>
-        <w:spacing w:after="0"/>
-        <w:jc w:val="both"/>
-        <w:rPr>
-          <w:rFonts w:ascii="Courier New" w:hAnsi="Courier New" w:cs="Courier New"/>
-          <w:bCs w:val="0"/>
-          <w:sz w:val="20"/>
-          <w:lang w:val="en-US"/>
-        </w:rPr>
-      </w:pPr>
-      <w:r>
-        <w:rPr>
-          <w:rFonts w:ascii="Courier New" w:hAnsi="Courier New" w:cs="Courier New"/>
-          <w:bCs w:val="0"/>
-          <w:sz w:val="20"/>
-          <w:lang w:val="en-US"/>
-        </w:rPr>
-        <w:t xml:space="preserve">        </w:t>
-      </w:r>
-      <w:proofErr w:type="spellStart"/>
-      <w:r>
-        <w:rPr>
-          <w:rFonts w:ascii="Courier New" w:hAnsi="Courier New" w:cs="Courier New"/>
-          <w:bCs w:val="0"/>
-          <w:sz w:val="20"/>
-          <w:lang w:val="en-US"/>
-        </w:rPr>
-        <w:t>this.lst</w:t>
-      </w:r>
-      <w:proofErr w:type="spellEnd"/>
-      <w:r>
-        <w:rPr>
-          <w:rFonts w:ascii="Courier New" w:hAnsi="Courier New" w:cs="Courier New"/>
-          <w:bCs w:val="0"/>
-          <w:sz w:val="20"/>
-          <w:lang w:val="en-US"/>
-        </w:rPr>
-        <w:t xml:space="preserve"> = </w:t>
-      </w:r>
-      <w:proofErr w:type="spellStart"/>
-      <w:r>
-        <w:rPr>
-          <w:rFonts w:ascii="Courier New" w:hAnsi="Courier New" w:cs="Courier New"/>
-          <w:bCs w:val="0"/>
-          <w:sz w:val="20"/>
-          <w:lang w:val="en-US"/>
-        </w:rPr>
-        <w:t>lst</w:t>
-      </w:r>
-      <w:proofErr w:type="spellEnd"/>
-      <w:r>
-        <w:rPr>
-          <w:rFonts w:ascii="Courier New" w:hAnsi="Courier New" w:cs="Courier New"/>
-          <w:bCs w:val="0"/>
-          <w:sz w:val="20"/>
-          <w:lang w:val="en-US"/>
-        </w:rPr>
-        <w:t>;</w:t>
-      </w:r>
-    </w:p>
-    <w:p>
-      <w:pPr>
-        <w:pStyle w:val="af9"/>
-        <w:spacing w:after="0"/>
-        <w:jc w:val="both"/>
-        <w:rPr>
-          <w:rFonts w:ascii="Courier New" w:hAnsi="Courier New" w:cs="Courier New"/>
-          <w:bCs w:val="0"/>
-          <w:sz w:val="20"/>
-          <w:lang w:val="en-US"/>
-        </w:rPr>
-      </w:pPr>
-      <w:r>
-        <w:rPr>
-          <w:rFonts w:ascii="Courier New" w:hAnsi="Courier New" w:cs="Courier New"/>
-          <w:bCs w:val="0"/>
-          <w:sz w:val="20"/>
-          <w:lang w:val="en-US"/>
-        </w:rPr>
-        <w:t xml:space="preserve">    }</w:t>
-      </w:r>
-    </w:p>
-    <w:p>
-      <w:pPr>
-        <w:pStyle w:val="af9"/>
-        <w:spacing w:after="0"/>
-        <w:jc w:val="both"/>
-        <w:rPr>
-          <w:rFonts w:ascii="Courier New" w:hAnsi="Courier New" w:cs="Courier New"/>
-          <w:bCs w:val="0"/>
-          <w:sz w:val="20"/>
-          <w:lang w:val="en-US"/>
-        </w:rPr>
-      </w:pPr>
-    </w:p>
-    <w:p>
-      <w:pPr>
-        <w:pStyle w:val="af9"/>
-        <w:spacing w:after="0"/>
-        <w:jc w:val="both"/>
-        <w:rPr>
-          <w:rFonts w:ascii="Courier New" w:hAnsi="Courier New" w:cs="Courier New"/>
-          <w:bCs w:val="0"/>
-          <w:sz w:val="20"/>
-          <w:lang w:val="en-US"/>
-        </w:rPr>
-      </w:pPr>
-      <w:r>
-        <w:rPr>
-          <w:rFonts w:ascii="Courier New" w:hAnsi="Courier New" w:cs="Courier New"/>
-          <w:bCs w:val="0"/>
-          <w:sz w:val="20"/>
-          <w:lang w:val="en-US"/>
-        </w:rPr>
-        <w:t xml:space="preserve">    public </w:t>
-      </w:r>
-      <w:proofErr w:type="spellStart"/>
-      <w:r>
-        <w:rPr>
-          <w:rFonts w:ascii="Courier New" w:hAnsi="Courier New" w:cs="Courier New"/>
-          <w:bCs w:val="0"/>
-          <w:sz w:val="20"/>
-          <w:lang w:val="en-US"/>
-        </w:rPr>
-        <w:t>ArrayList</w:t>
-      </w:r>
-      <w:proofErr w:type="spellEnd"/>
-      <w:r>
-        <w:rPr>
-          <w:rFonts w:ascii="Courier New" w:hAnsi="Courier New" w:cs="Courier New"/>
-          <w:bCs w:val="0"/>
-          <w:sz w:val="20"/>
-          <w:lang w:val="en-US"/>
-        </w:rPr>
-        <w:t xml:space="preserve">&lt;Integer&gt; </w:t>
-      </w:r>
-      <w:proofErr w:type="spellStart"/>
-      <w:proofErr w:type="gramStart"/>
-      <w:r>
-        <w:rPr>
-          <w:rFonts w:ascii="Courier New" w:hAnsi="Courier New" w:cs="Courier New"/>
-          <w:bCs w:val="0"/>
-          <w:sz w:val="20"/>
-          <w:lang w:val="en-US"/>
-        </w:rPr>
-        <w:t>enterDigits</w:t>
-      </w:r>
-      <w:proofErr w:type="spellEnd"/>
-      <w:r>
-        <w:rPr>
-          <w:rFonts w:ascii="Courier New" w:hAnsi="Courier New" w:cs="Courier New"/>
-          <w:bCs w:val="0"/>
-          <w:sz w:val="20"/>
-          <w:lang w:val="en-US"/>
-        </w:rPr>
-        <w:t>(</w:t>
-      </w:r>
-      <w:proofErr w:type="gramEnd"/>
-      <w:r>
-        <w:rPr>
-          <w:rFonts w:ascii="Courier New" w:hAnsi="Courier New" w:cs="Courier New"/>
-          <w:bCs w:val="0"/>
-          <w:sz w:val="20"/>
-          <w:lang w:val="en-US"/>
-        </w:rPr>
-        <w:t>) {</w:t>
-      </w:r>
-    </w:p>
-    <w:p>
-      <w:pPr>
-        <w:pStyle w:val="af9"/>
-        <w:spacing w:after="0"/>
-        <w:jc w:val="both"/>
-        <w:rPr>
-          <w:rFonts w:ascii="Courier New" w:hAnsi="Courier New" w:cs="Courier New"/>
-          <w:bCs w:val="0"/>
-          <w:sz w:val="20"/>
-          <w:lang w:val="en-US"/>
-        </w:rPr>
-      </w:pPr>
-      <w:r>
-        <w:rPr>
-          <w:rFonts w:ascii="Courier New" w:hAnsi="Courier New" w:cs="Courier New"/>
-          <w:bCs w:val="0"/>
-          <w:sz w:val="20"/>
-          <w:lang w:val="en-US"/>
-        </w:rPr>
-        <w:t xml:space="preserve">        </w:t>
-      </w:r>
-      <w:proofErr w:type="spellStart"/>
-      <w:r>
-        <w:rPr>
-          <w:rFonts w:ascii="Courier New" w:hAnsi="Courier New" w:cs="Courier New"/>
-          <w:bCs w:val="0"/>
-          <w:sz w:val="20"/>
-          <w:lang w:val="en-US"/>
-        </w:rPr>
-        <w:t>ArrayList</w:t>
-      </w:r>
-      <w:proofErr w:type="spellEnd"/>
-      <w:r>
-        <w:rPr>
-          <w:rFonts w:ascii="Courier New" w:hAnsi="Courier New" w:cs="Courier New"/>
-          <w:bCs w:val="0"/>
-          <w:sz w:val="20"/>
-          <w:lang w:val="en-US"/>
-        </w:rPr>
-        <w:t xml:space="preserve">&lt;Integer&gt; </w:t>
-      </w:r>
-      <w:proofErr w:type="spellStart"/>
-      <w:r>
-        <w:rPr>
-          <w:rFonts w:ascii="Courier New" w:hAnsi="Courier New" w:cs="Courier New"/>
-          <w:bCs w:val="0"/>
-          <w:sz w:val="20"/>
-          <w:lang w:val="en-US"/>
-        </w:rPr>
-        <w:t>lst</w:t>
-      </w:r>
-      <w:proofErr w:type="spellEnd"/>
-      <w:r>
-        <w:rPr>
-          <w:rFonts w:ascii="Courier New" w:hAnsi="Courier New" w:cs="Courier New"/>
-          <w:bCs w:val="0"/>
-          <w:sz w:val="20"/>
-          <w:lang w:val="en-US"/>
-        </w:rPr>
-        <w:t xml:space="preserve"> = new </w:t>
-      </w:r>
-      <w:proofErr w:type="spellStart"/>
-      <w:r>
-        <w:rPr>
-          <w:rFonts w:ascii="Courier New" w:hAnsi="Courier New" w:cs="Courier New"/>
-          <w:bCs w:val="0"/>
-          <w:sz w:val="20"/>
-          <w:lang w:val="en-US"/>
-        </w:rPr>
-        <w:t>ArrayList</w:t>
-      </w:r>
-      <w:proofErr w:type="spellEnd"/>
-      <w:r>
-        <w:rPr>
-          <w:rFonts w:ascii="Courier New" w:hAnsi="Courier New" w:cs="Courier New"/>
-          <w:bCs w:val="0"/>
-          <w:sz w:val="20"/>
-          <w:lang w:val="en-US"/>
-        </w:rPr>
-        <w:t>&lt;</w:t>
-      </w:r>
-      <w:proofErr w:type="gramStart"/>
-      <w:r>
-        <w:rPr>
-          <w:rFonts w:ascii="Courier New" w:hAnsi="Courier New" w:cs="Courier New"/>
-          <w:bCs w:val="0"/>
-          <w:sz w:val="20"/>
-          <w:lang w:val="en-US"/>
-        </w:rPr>
-        <w:t>&gt;(</w:t>
-      </w:r>
-      <w:proofErr w:type="gramEnd"/>
-      <w:r>
-        <w:rPr>
-          <w:rFonts w:ascii="Courier New" w:hAnsi="Courier New" w:cs="Courier New"/>
-          <w:bCs w:val="0"/>
-          <w:sz w:val="20"/>
-          <w:lang w:val="en-US"/>
-        </w:rPr>
-        <w:t>);</w:t>
-      </w:r>
-    </w:p>
-    <w:p>
-      <w:pPr>
-        <w:pStyle w:val="af9"/>
-        <w:spacing w:after="0"/>
-        <w:jc w:val="both"/>
-        <w:rPr>
-          <w:rFonts w:ascii="Courier New" w:hAnsi="Courier New" w:cs="Courier New"/>
-          <w:bCs w:val="0"/>
-          <w:sz w:val="20"/>
-          <w:lang w:val="en-US"/>
-        </w:rPr>
-      </w:pPr>
-      <w:r>
-        <w:rPr>
-          <w:rFonts w:ascii="Courier New" w:hAnsi="Courier New" w:cs="Courier New"/>
-          <w:bCs w:val="0"/>
-          <w:sz w:val="20"/>
-          <w:lang w:val="en-US"/>
+      </w:pPr>
+      <w:r>
+        <w:t>Работа программы проверена на нескольких сценариях. Сначала проверена реакция на пустой массив: при запуске выбран</w:t>
+      </w:r>
+      <w:r>
+        <w:t xml:space="preserve"> пункт 1, затем выполнен выход через пункт 6. Результат представлен на рисунке 1.</w:t>
+      </w:r>
+    </w:p>
+    <w:p>
+      <w:pPr>
+        <w:pStyle w:val="aff"/>
+        <w:keepNext/>
+        <w:spacing w:line="240" w:lineRule="auto"/>
+        <w:ind w:firstLine="0"/>
+        <w:jc w:val="center"/>
+      </w:pPr>
+      <w:r>
+        <w:rPr>
+          <w:noProof/>
         </w:rPr>
         <w:lastRenderedPageBreak/>
-        <w:t xml:space="preserve">        Scanner </w:t>
-      </w:r>
-      <w:proofErr w:type="spellStart"/>
-      <w:r>
-        <w:rPr>
-          <w:rFonts w:ascii="Courier New" w:hAnsi="Courier New" w:cs="Courier New"/>
-          <w:bCs w:val="0"/>
-          <w:sz w:val="20"/>
-          <w:lang w:val="en-US"/>
-        </w:rPr>
-        <w:t>scanner</w:t>
-      </w:r>
-      <w:proofErr w:type="spellEnd"/>
-      <w:r>
-        <w:rPr>
-          <w:rFonts w:ascii="Courier New" w:hAnsi="Courier New" w:cs="Courier New"/>
-          <w:bCs w:val="0"/>
-          <w:sz w:val="20"/>
-          <w:lang w:val="en-US"/>
-        </w:rPr>
-        <w:t xml:space="preserve"> = new </w:t>
-      </w:r>
-      <w:proofErr w:type="gramStart"/>
-      <w:r>
-        <w:rPr>
-          <w:rFonts w:ascii="Courier New" w:hAnsi="Courier New" w:cs="Courier New"/>
-          <w:bCs w:val="0"/>
-          <w:sz w:val="20"/>
-          <w:lang w:val="en-US"/>
-        </w:rPr>
-        <w:t>Scanner(</w:t>
-      </w:r>
-      <w:proofErr w:type="gramEnd"/>
-      <w:r>
-        <w:rPr>
-          <w:rFonts w:ascii="Courier New" w:hAnsi="Courier New" w:cs="Courier New"/>
-          <w:bCs w:val="0"/>
-          <w:sz w:val="20"/>
-          <w:lang w:val="en-US"/>
-        </w:rPr>
-        <w:t>System.in);</w:t>
-      </w:r>
-    </w:p>
-    <w:p>
-      <w:pPr>
-        <w:pStyle w:val="af9"/>
-        <w:spacing w:after="0"/>
-        <w:jc w:val="both"/>
-        <w:rPr>
-          <w:rFonts w:ascii="Courier New" w:hAnsi="Courier New" w:cs="Courier New"/>
-          <w:bCs w:val="0"/>
-          <w:sz w:val="20"/>
-          <w:lang w:val="en-US"/>
-        </w:rPr>
-      </w:pPr>
-      <w:r>
-        <w:rPr>
-          <w:rFonts w:ascii="Courier New" w:hAnsi="Courier New" w:cs="Courier New"/>
-          <w:bCs w:val="0"/>
-          <w:sz w:val="20"/>
-          <w:lang w:val="en-US"/>
-        </w:rPr>
-        <w:t xml:space="preserve">        while (true) {</w:t>
-      </w:r>
-    </w:p>
-    <w:p>
-      <w:pPr>
-        <w:pStyle w:val="af9"/>
-        <w:spacing w:after="0"/>
-        <w:jc w:val="both"/>
-        <w:rPr>
-          <w:rFonts w:ascii="Courier New" w:hAnsi="Courier New" w:cs="Courier New"/>
-          <w:bCs w:val="0"/>
-          <w:sz w:val="20"/>
-          <w:lang w:val="en-US"/>
-        </w:rPr>
-      </w:pPr>
-      <w:r>
-        <w:rPr>
-          <w:rFonts w:ascii="Courier New" w:hAnsi="Courier New" w:cs="Courier New"/>
-          <w:bCs w:val="0"/>
-          <w:sz w:val="20"/>
-          <w:lang w:val="en-US"/>
-        </w:rPr>
-        <w:t xml:space="preserve">            if (</w:t>
-      </w:r>
-      <w:proofErr w:type="spellStart"/>
-      <w:proofErr w:type="gramStart"/>
-      <w:r>
-        <w:rPr>
-          <w:rFonts w:ascii="Courier New" w:hAnsi="Courier New" w:cs="Courier New"/>
-          <w:bCs w:val="0"/>
-          <w:sz w:val="20"/>
-          <w:lang w:val="en-US"/>
-        </w:rPr>
-        <w:t>scanner.hasNextInt</w:t>
-      </w:r>
-      <w:proofErr w:type="spellEnd"/>
-      <w:proofErr w:type="gramEnd"/>
-      <w:r>
-        <w:rPr>
-          <w:rFonts w:ascii="Courier New" w:hAnsi="Courier New" w:cs="Courier New"/>
-          <w:bCs w:val="0"/>
-          <w:sz w:val="20"/>
-          <w:lang w:val="en-US"/>
-        </w:rPr>
-        <w:t>()) {</w:t>
-      </w:r>
-    </w:p>
-    <w:p>
-      <w:pPr>
-        <w:pStyle w:val="af9"/>
-        <w:spacing w:after="0"/>
-        <w:jc w:val="both"/>
-        <w:rPr>
-          <w:rFonts w:ascii="Courier New" w:hAnsi="Courier New" w:cs="Courier New"/>
-          <w:bCs w:val="0"/>
-          <w:sz w:val="20"/>
-          <w:lang w:val="en-US"/>
-        </w:rPr>
-      </w:pPr>
-      <w:r>
-        <w:rPr>
-          <w:rFonts w:ascii="Courier New" w:hAnsi="Courier New" w:cs="Courier New"/>
-          <w:bCs w:val="0"/>
-          <w:sz w:val="20"/>
-          <w:lang w:val="en-US"/>
-        </w:rPr>
-        <w:t xml:space="preserve">                int num = </w:t>
-      </w:r>
-      <w:proofErr w:type="spellStart"/>
-      <w:proofErr w:type="gramStart"/>
-      <w:r>
-        <w:rPr>
-          <w:rFonts w:ascii="Courier New" w:hAnsi="Courier New" w:cs="Courier New"/>
-          <w:bCs w:val="0"/>
-          <w:sz w:val="20"/>
-          <w:lang w:val="en-US"/>
-        </w:rPr>
-        <w:t>scanner.nextInt</w:t>
-      </w:r>
-      <w:proofErr w:type="spellEnd"/>
-      <w:proofErr w:type="gramEnd"/>
-      <w:r>
-        <w:rPr>
-          <w:rFonts w:ascii="Courier New" w:hAnsi="Courier New" w:cs="Courier New"/>
-          <w:bCs w:val="0"/>
-          <w:sz w:val="20"/>
-          <w:lang w:val="en-US"/>
-        </w:rPr>
-        <w:t>();</w:t>
-      </w:r>
-    </w:p>
-    <w:p>
-      <w:pPr>
-        <w:pStyle w:val="af9"/>
-        <w:spacing w:after="0"/>
-        <w:jc w:val="both"/>
-        <w:rPr>
-          <w:rFonts w:ascii="Courier New" w:hAnsi="Courier New" w:cs="Courier New"/>
-          <w:bCs w:val="0"/>
-          <w:sz w:val="20"/>
-          <w:lang w:val="en-US"/>
-        </w:rPr>
-      </w:pPr>
-      <w:r>
-        <w:rPr>
-          <w:rFonts w:ascii="Courier New" w:hAnsi="Courier New" w:cs="Courier New"/>
-          <w:bCs w:val="0"/>
-          <w:sz w:val="20"/>
-          <w:lang w:val="en-US"/>
-        </w:rPr>
-        <w:t xml:space="preserve">                if (num == -1) break;</w:t>
-      </w:r>
-    </w:p>
-    <w:p>
-      <w:pPr>
-        <w:pStyle w:val="af9"/>
-        <w:spacing w:after="0"/>
-        <w:jc w:val="both"/>
-        <w:rPr>
-          <w:rFonts w:ascii="Courier New" w:hAnsi="Courier New" w:cs="Courier New"/>
-          <w:bCs w:val="0"/>
-          <w:sz w:val="20"/>
-          <w:lang w:val="en-US"/>
-        </w:rPr>
-      </w:pPr>
-      <w:r>
-        <w:rPr>
-          <w:rFonts w:ascii="Courier New" w:hAnsi="Courier New" w:cs="Courier New"/>
-          <w:bCs w:val="0"/>
-          <w:sz w:val="20"/>
-          <w:lang w:val="en-US"/>
-        </w:rPr>
-        <w:t xml:space="preserve">                </w:t>
-      </w:r>
-      <w:proofErr w:type="spellStart"/>
-      <w:r>
-        <w:rPr>
-          <w:rFonts w:ascii="Courier New" w:hAnsi="Courier New" w:cs="Courier New"/>
-          <w:bCs w:val="0"/>
-          <w:sz w:val="20"/>
-          <w:lang w:val="en-US"/>
-        </w:rPr>
-        <w:t>lst.add</w:t>
-      </w:r>
-      <w:proofErr w:type="spellEnd"/>
-      <w:r>
-        <w:rPr>
-          <w:rFonts w:ascii="Courier New" w:hAnsi="Courier New" w:cs="Courier New"/>
-          <w:bCs w:val="0"/>
-          <w:sz w:val="20"/>
-          <w:lang w:val="en-US"/>
-        </w:rPr>
-        <w:t>(num);</w:t>
-      </w:r>
-    </w:p>
-    <w:p>
-      <w:pPr>
-        <w:pStyle w:val="af9"/>
-        <w:spacing w:after="0"/>
-        <w:jc w:val="both"/>
-        <w:rPr>
-          <w:rFonts w:ascii="Courier New" w:hAnsi="Courier New" w:cs="Courier New"/>
-          <w:bCs w:val="0"/>
-          <w:sz w:val="20"/>
-          <w:lang w:val="en-US"/>
-        </w:rPr>
-      </w:pPr>
-      <w:r>
-        <w:rPr>
-          <w:rFonts w:ascii="Courier New" w:hAnsi="Courier New" w:cs="Courier New"/>
-          <w:bCs w:val="0"/>
-          <w:sz w:val="20"/>
-          <w:lang w:val="en-US"/>
-        </w:rPr>
-        <w:t xml:space="preserve">            }</w:t>
-      </w:r>
-    </w:p>
-    <w:p>
-      <w:pPr>
-        <w:pStyle w:val="af9"/>
-        <w:spacing w:after="0"/>
-        <w:jc w:val="both"/>
-        <w:rPr>
-          <w:rFonts w:ascii="Courier New" w:hAnsi="Courier New" w:cs="Courier New"/>
-          <w:bCs w:val="0"/>
-          <w:sz w:val="20"/>
-          <w:lang w:val="en-US"/>
-        </w:rPr>
-      </w:pPr>
-      <w:r>
-        <w:rPr>
-          <w:rFonts w:ascii="Courier New" w:hAnsi="Courier New" w:cs="Courier New"/>
-          <w:bCs w:val="0"/>
-          <w:sz w:val="20"/>
-          <w:lang w:val="en-US"/>
-        </w:rPr>
-        <w:t xml:space="preserve">            else </w:t>
-      </w:r>
-      <w:proofErr w:type="spellStart"/>
-      <w:proofErr w:type="gramStart"/>
-      <w:r>
-        <w:rPr>
-          <w:rFonts w:ascii="Courier New" w:hAnsi="Courier New" w:cs="Courier New"/>
-          <w:bCs w:val="0"/>
-          <w:sz w:val="20"/>
-          <w:lang w:val="en-US"/>
-        </w:rPr>
-        <w:t>scanner.next</w:t>
-      </w:r>
-      <w:proofErr w:type="spellEnd"/>
-      <w:proofErr w:type="gramEnd"/>
-      <w:r>
-        <w:rPr>
-          <w:rFonts w:ascii="Courier New" w:hAnsi="Courier New" w:cs="Courier New"/>
-          <w:bCs w:val="0"/>
-          <w:sz w:val="20"/>
-          <w:lang w:val="en-US"/>
-        </w:rPr>
-        <w:t>();</w:t>
-      </w:r>
-    </w:p>
-    <w:p>
-      <w:pPr>
-        <w:pStyle w:val="af9"/>
-        <w:spacing w:after="0"/>
-        <w:jc w:val="both"/>
-        <w:rPr>
-          <w:rFonts w:ascii="Courier New" w:hAnsi="Courier New" w:cs="Courier New"/>
-          <w:bCs w:val="0"/>
-          <w:sz w:val="20"/>
-          <w:lang w:val="en-US"/>
-        </w:rPr>
-      </w:pPr>
-      <w:r>
-        <w:rPr>
-          <w:rFonts w:ascii="Courier New" w:hAnsi="Courier New" w:cs="Courier New"/>
-          <w:bCs w:val="0"/>
-          <w:sz w:val="20"/>
-          <w:lang w:val="en-US"/>
-        </w:rPr>
-        <w:t xml:space="preserve">        }</w:t>
-      </w:r>
-    </w:p>
-    <w:p>
-      <w:pPr>
-        <w:pStyle w:val="af9"/>
-        <w:spacing w:after="0"/>
-        <w:jc w:val="both"/>
-        <w:rPr>
-          <w:rFonts w:ascii="Courier New" w:hAnsi="Courier New" w:cs="Courier New"/>
-          <w:bCs w:val="0"/>
-          <w:sz w:val="20"/>
-          <w:lang w:val="en-US"/>
-        </w:rPr>
-      </w:pPr>
-      <w:r>
-        <w:rPr>
-          <w:rFonts w:ascii="Courier New" w:hAnsi="Courier New" w:cs="Courier New"/>
-          <w:bCs w:val="0"/>
-          <w:sz w:val="20"/>
-          <w:lang w:val="en-US"/>
-        </w:rPr>
-        <w:t xml:space="preserve">        return </w:t>
-      </w:r>
-      <w:proofErr w:type="spellStart"/>
-      <w:r>
-        <w:rPr>
-          <w:rFonts w:ascii="Courier New" w:hAnsi="Courier New" w:cs="Courier New"/>
-          <w:bCs w:val="0"/>
-          <w:sz w:val="20"/>
-          <w:lang w:val="en-US"/>
-        </w:rPr>
-        <w:t>lst</w:t>
-      </w:r>
-      <w:proofErr w:type="spellEnd"/>
-      <w:r>
-        <w:rPr>
-          <w:rFonts w:ascii="Courier New" w:hAnsi="Courier New" w:cs="Courier New"/>
-          <w:bCs w:val="0"/>
-          <w:sz w:val="20"/>
-          <w:lang w:val="en-US"/>
-        </w:rPr>
-        <w:t>;</w:t>
-      </w:r>
-    </w:p>
-    <w:p>
-      <w:pPr>
-        <w:pStyle w:val="af9"/>
-        <w:spacing w:after="0"/>
-        <w:jc w:val="both"/>
-        <w:rPr>
-          <w:rFonts w:ascii="Courier New" w:hAnsi="Courier New" w:cs="Courier New"/>
-          <w:bCs w:val="0"/>
-          <w:sz w:val="20"/>
-          <w:lang w:val="en-US"/>
-        </w:rPr>
-      </w:pPr>
-      <w:r>
-        <w:rPr>
-          <w:rFonts w:ascii="Courier New" w:hAnsi="Courier New" w:cs="Courier New"/>
-          <w:bCs w:val="0"/>
-          <w:sz w:val="20"/>
-          <w:lang w:val="en-US"/>
-        </w:rPr>
-        <w:t xml:space="preserve">    }</w:t>
-      </w:r>
-    </w:p>
-    <w:p>
-      <w:pPr>
-        <w:pStyle w:val="af9"/>
-        <w:spacing w:after="0"/>
-        <w:jc w:val="both"/>
-        <w:rPr>
-          <w:rFonts w:ascii="Courier New" w:hAnsi="Courier New" w:cs="Courier New"/>
-          <w:bCs w:val="0"/>
-          <w:sz w:val="20"/>
-          <w:lang w:val="en-US"/>
-        </w:rPr>
-      </w:pPr>
-    </w:p>
-    <w:p>
-      <w:pPr>
-        <w:pStyle w:val="af9"/>
-        <w:spacing w:after="0"/>
-        <w:jc w:val="both"/>
-        <w:rPr>
-          <w:rFonts w:ascii="Courier New" w:hAnsi="Courier New" w:cs="Courier New"/>
-          <w:bCs w:val="0"/>
-          <w:sz w:val="20"/>
-          <w:lang w:val="en-US"/>
-        </w:rPr>
-      </w:pPr>
-      <w:r>
-        <w:rPr>
-          <w:rFonts w:ascii="Courier New" w:hAnsi="Courier New" w:cs="Courier New"/>
-          <w:bCs w:val="0"/>
-          <w:sz w:val="20"/>
-          <w:lang w:val="en-US"/>
-        </w:rPr>
-        <w:t xml:space="preserve">    public void </w:t>
-      </w:r>
-      <w:proofErr w:type="spellStart"/>
-      <w:proofErr w:type="gramStart"/>
-      <w:r>
-        <w:rPr>
-          <w:rFonts w:ascii="Courier New" w:hAnsi="Courier New" w:cs="Courier New"/>
-          <w:bCs w:val="0"/>
-          <w:sz w:val="20"/>
-          <w:lang w:val="en-US"/>
-        </w:rPr>
-        <w:t>bubbleSort</w:t>
-      </w:r>
-      <w:proofErr w:type="spellEnd"/>
-      <w:r>
-        <w:rPr>
-          <w:rFonts w:ascii="Courier New" w:hAnsi="Courier New" w:cs="Courier New"/>
-          <w:bCs w:val="0"/>
-          <w:sz w:val="20"/>
-          <w:lang w:val="en-US"/>
-        </w:rPr>
-        <w:t>(</w:t>
-      </w:r>
-      <w:proofErr w:type="gramEnd"/>
-      <w:r>
-        <w:rPr>
-          <w:rFonts w:ascii="Courier New" w:hAnsi="Courier New" w:cs="Courier New"/>
-          <w:bCs w:val="0"/>
-          <w:sz w:val="20"/>
-          <w:lang w:val="en-US"/>
-        </w:rPr>
-        <w:t>) {</w:t>
-      </w:r>
-    </w:p>
-    <w:p>
-      <w:pPr>
-        <w:pStyle w:val="af9"/>
-        <w:spacing w:after="0"/>
-        <w:jc w:val="both"/>
-        <w:rPr>
-          <w:rFonts w:ascii="Courier New" w:hAnsi="Courier New" w:cs="Courier New"/>
-          <w:bCs w:val="0"/>
-          <w:sz w:val="20"/>
-          <w:lang w:val="en-US"/>
-        </w:rPr>
-      </w:pPr>
-      <w:r>
-        <w:rPr>
-          <w:rFonts w:ascii="Courier New" w:hAnsi="Courier New" w:cs="Courier New"/>
-          <w:bCs w:val="0"/>
-          <w:sz w:val="20"/>
-          <w:lang w:val="en-US"/>
-        </w:rPr>
-        <w:t xml:space="preserve">        int n = </w:t>
-      </w:r>
-      <w:proofErr w:type="spellStart"/>
-      <w:proofErr w:type="gramStart"/>
-      <w:r>
-        <w:rPr>
-          <w:rFonts w:ascii="Courier New" w:hAnsi="Courier New" w:cs="Courier New"/>
-          <w:bCs w:val="0"/>
-          <w:sz w:val="20"/>
-          <w:lang w:val="en-US"/>
-        </w:rPr>
-        <w:t>this.lst.size</w:t>
-      </w:r>
-      <w:proofErr w:type="spellEnd"/>
-      <w:proofErr w:type="gramEnd"/>
-      <w:r>
-        <w:rPr>
-          <w:rFonts w:ascii="Courier New" w:hAnsi="Courier New" w:cs="Courier New"/>
-          <w:bCs w:val="0"/>
-          <w:sz w:val="20"/>
-          <w:lang w:val="en-US"/>
-        </w:rPr>
-        <w:t>();</w:t>
-      </w:r>
-    </w:p>
-    <w:p>
-      <w:pPr>
-        <w:pStyle w:val="af9"/>
-        <w:spacing w:after="0"/>
-        <w:jc w:val="both"/>
-        <w:rPr>
-          <w:rFonts w:ascii="Courier New" w:hAnsi="Courier New" w:cs="Courier New"/>
-          <w:bCs w:val="0"/>
-          <w:sz w:val="20"/>
-          <w:lang w:val="en-US"/>
-        </w:rPr>
-      </w:pPr>
-      <w:r>
-        <w:rPr>
-          <w:rFonts w:ascii="Courier New" w:hAnsi="Courier New" w:cs="Courier New"/>
-          <w:bCs w:val="0"/>
-          <w:sz w:val="20"/>
-          <w:lang w:val="en-US"/>
-        </w:rPr>
-        <w:t xml:space="preserve">        for (int </w:t>
-      </w:r>
-      <w:proofErr w:type="spellStart"/>
-      <w:r>
-        <w:rPr>
-          <w:rFonts w:ascii="Courier New" w:hAnsi="Courier New" w:cs="Courier New"/>
-          <w:bCs w:val="0"/>
-          <w:sz w:val="20"/>
-          <w:lang w:val="en-US"/>
-        </w:rPr>
-        <w:t>i</w:t>
-      </w:r>
-      <w:proofErr w:type="spellEnd"/>
-      <w:r>
-        <w:rPr>
-          <w:rFonts w:ascii="Courier New" w:hAnsi="Courier New" w:cs="Courier New"/>
-          <w:bCs w:val="0"/>
-          <w:sz w:val="20"/>
-          <w:lang w:val="en-US"/>
-        </w:rPr>
-        <w:t xml:space="preserve"> = 0; </w:t>
-      </w:r>
-      <w:proofErr w:type="spellStart"/>
-      <w:r>
-        <w:rPr>
-          <w:rFonts w:ascii="Courier New" w:hAnsi="Courier New" w:cs="Courier New"/>
-          <w:bCs w:val="0"/>
-          <w:sz w:val="20"/>
-          <w:lang w:val="en-US"/>
-        </w:rPr>
-        <w:t>i</w:t>
-      </w:r>
-      <w:proofErr w:type="spellEnd"/>
-      <w:r>
-        <w:rPr>
-          <w:rFonts w:ascii="Courier New" w:hAnsi="Courier New" w:cs="Courier New"/>
-          <w:bCs w:val="0"/>
-          <w:sz w:val="20"/>
-          <w:lang w:val="en-US"/>
-        </w:rPr>
-        <w:t xml:space="preserve"> &lt; n - 1; </w:t>
-      </w:r>
-      <w:proofErr w:type="spellStart"/>
-      <w:r>
-        <w:rPr>
-          <w:rFonts w:ascii="Courier New" w:hAnsi="Courier New" w:cs="Courier New"/>
-          <w:bCs w:val="0"/>
-          <w:sz w:val="20"/>
-          <w:lang w:val="en-US"/>
-        </w:rPr>
-        <w:t>i</w:t>
-      </w:r>
-      <w:proofErr w:type="spellEnd"/>
-      <w:r>
-        <w:rPr>
-          <w:rFonts w:ascii="Courier New" w:hAnsi="Courier New" w:cs="Courier New"/>
-          <w:bCs w:val="0"/>
-          <w:sz w:val="20"/>
-          <w:lang w:val="en-US"/>
-        </w:rPr>
-        <w:t>++) {</w:t>
-      </w:r>
-    </w:p>
-    <w:p>
-      <w:pPr>
-        <w:pStyle w:val="af9"/>
-        <w:spacing w:after="0"/>
-        <w:jc w:val="both"/>
-        <w:rPr>
-          <w:rFonts w:ascii="Courier New" w:hAnsi="Courier New" w:cs="Courier New"/>
-          <w:bCs w:val="0"/>
-          <w:sz w:val="20"/>
-          <w:lang w:val="en-US"/>
-        </w:rPr>
-      </w:pPr>
-      <w:r>
-        <w:rPr>
-          <w:rFonts w:ascii="Courier New" w:hAnsi="Courier New" w:cs="Courier New"/>
-          <w:bCs w:val="0"/>
-          <w:sz w:val="20"/>
-          <w:lang w:val="en-US"/>
-        </w:rPr>
-        <w:t xml:space="preserve">            for (int j = 0; j &lt; n - </w:t>
-      </w:r>
-      <w:proofErr w:type="spellStart"/>
-      <w:r>
-        <w:rPr>
-          <w:rFonts w:ascii="Courier New" w:hAnsi="Courier New" w:cs="Courier New"/>
-          <w:bCs w:val="0"/>
-          <w:sz w:val="20"/>
-          <w:lang w:val="en-US"/>
-        </w:rPr>
-        <w:t>i</w:t>
-      </w:r>
-      <w:proofErr w:type="spellEnd"/>
-      <w:r>
-        <w:rPr>
-          <w:rFonts w:ascii="Courier New" w:hAnsi="Courier New" w:cs="Courier New"/>
-          <w:bCs w:val="0"/>
-          <w:sz w:val="20"/>
-          <w:lang w:val="en-US"/>
-        </w:rPr>
-        <w:t xml:space="preserve"> - 1; </w:t>
-      </w:r>
-      <w:proofErr w:type="spellStart"/>
-      <w:r>
-        <w:rPr>
-          <w:rFonts w:ascii="Courier New" w:hAnsi="Courier New" w:cs="Courier New"/>
-          <w:bCs w:val="0"/>
-          <w:sz w:val="20"/>
-          <w:lang w:val="en-US"/>
-        </w:rPr>
-        <w:t>j++</w:t>
-      </w:r>
-      <w:proofErr w:type="spellEnd"/>
-      <w:r>
-        <w:rPr>
-          <w:rFonts w:ascii="Courier New" w:hAnsi="Courier New" w:cs="Courier New"/>
-          <w:bCs w:val="0"/>
-          <w:sz w:val="20"/>
-          <w:lang w:val="en-US"/>
-        </w:rPr>
-        <w:t>) {</w:t>
-      </w:r>
-    </w:p>
-    <w:p>
-      <w:pPr>
-        <w:pStyle w:val="af9"/>
-        <w:spacing w:after="0"/>
-        <w:jc w:val="both"/>
-        <w:rPr>
-          <w:rFonts w:ascii="Courier New" w:hAnsi="Courier New" w:cs="Courier New"/>
-          <w:bCs w:val="0"/>
-          <w:sz w:val="20"/>
-          <w:lang w:val="en-US"/>
-        </w:rPr>
-      </w:pPr>
-      <w:r>
-        <w:rPr>
-          <w:rFonts w:ascii="Courier New" w:hAnsi="Courier New" w:cs="Courier New"/>
-          <w:bCs w:val="0"/>
-          <w:sz w:val="20"/>
-          <w:lang w:val="en-US"/>
-        </w:rPr>
-        <w:t xml:space="preserve">                if (</w:t>
-      </w:r>
-      <w:proofErr w:type="spellStart"/>
-      <w:r>
-        <w:rPr>
-          <w:rFonts w:ascii="Courier New" w:hAnsi="Courier New" w:cs="Courier New"/>
-          <w:bCs w:val="0"/>
-          <w:sz w:val="20"/>
-          <w:lang w:val="en-US"/>
-        </w:rPr>
-        <w:t>this.lst.get</w:t>
-      </w:r>
-      <w:proofErr w:type="spellEnd"/>
-      <w:r>
-        <w:rPr>
-          <w:rFonts w:ascii="Courier New" w:hAnsi="Courier New" w:cs="Courier New"/>
-          <w:bCs w:val="0"/>
-          <w:sz w:val="20"/>
-          <w:lang w:val="en-US"/>
-        </w:rPr>
-        <w:t xml:space="preserve">(j) &gt; </w:t>
-      </w:r>
-      <w:proofErr w:type="spellStart"/>
-      <w:proofErr w:type="gramStart"/>
-      <w:r>
-        <w:rPr>
-          <w:rFonts w:ascii="Courier New" w:hAnsi="Courier New" w:cs="Courier New"/>
-          <w:bCs w:val="0"/>
-          <w:sz w:val="20"/>
-          <w:lang w:val="en-US"/>
-        </w:rPr>
-        <w:t>this.lst.get</w:t>
-      </w:r>
-      <w:proofErr w:type="spellEnd"/>
-      <w:r>
-        <w:rPr>
-          <w:rFonts w:ascii="Courier New" w:hAnsi="Courier New" w:cs="Courier New"/>
-          <w:bCs w:val="0"/>
-          <w:sz w:val="20"/>
-          <w:lang w:val="en-US"/>
-        </w:rPr>
-        <w:t>(</w:t>
-      </w:r>
-      <w:proofErr w:type="gramEnd"/>
-      <w:r>
-        <w:rPr>
-          <w:rFonts w:ascii="Courier New" w:hAnsi="Courier New" w:cs="Courier New"/>
-          <w:bCs w:val="0"/>
-          <w:sz w:val="20"/>
-          <w:lang w:val="en-US"/>
-        </w:rPr>
-        <w:t>j + 1)) {</w:t>
-      </w:r>
-    </w:p>
-    <w:p>
-      <w:pPr>
-        <w:pStyle w:val="af9"/>
-        <w:spacing w:after="0"/>
-        <w:jc w:val="both"/>
-        <w:rPr>
-          <w:rFonts w:ascii="Courier New" w:hAnsi="Courier New" w:cs="Courier New"/>
-          <w:bCs w:val="0"/>
-          <w:sz w:val="20"/>
-          <w:lang w:val="en-US"/>
-        </w:rPr>
-      </w:pPr>
-      <w:r>
-        <w:rPr>
-          <w:rFonts w:ascii="Courier New" w:hAnsi="Courier New" w:cs="Courier New"/>
-          <w:bCs w:val="0"/>
-          <w:sz w:val="20"/>
-          <w:lang w:val="en-US"/>
-        </w:rPr>
-        <w:t xml:space="preserve">                    int temp = </w:t>
-      </w:r>
-      <w:proofErr w:type="spellStart"/>
-      <w:r>
-        <w:rPr>
-          <w:rFonts w:ascii="Courier New" w:hAnsi="Courier New" w:cs="Courier New"/>
-          <w:bCs w:val="0"/>
-          <w:sz w:val="20"/>
-          <w:lang w:val="en-US"/>
-        </w:rPr>
-        <w:t>this.lst.get</w:t>
-      </w:r>
-      <w:proofErr w:type="spellEnd"/>
-      <w:r>
-        <w:rPr>
-          <w:rFonts w:ascii="Courier New" w:hAnsi="Courier New" w:cs="Courier New"/>
-          <w:bCs w:val="0"/>
-          <w:sz w:val="20"/>
-          <w:lang w:val="en-US"/>
-        </w:rPr>
-        <w:t>(j);</w:t>
-      </w:r>
-    </w:p>
-    <w:p>
-      <w:pPr>
-        <w:pStyle w:val="af9"/>
-        <w:spacing w:after="0"/>
-        <w:jc w:val="both"/>
-        <w:rPr>
-          <w:rFonts w:ascii="Courier New" w:hAnsi="Courier New" w:cs="Courier New"/>
-          <w:bCs w:val="0"/>
-          <w:sz w:val="20"/>
-          <w:lang w:val="en-US"/>
-        </w:rPr>
-      </w:pPr>
-      <w:r>
-        <w:rPr>
-          <w:rFonts w:ascii="Courier New" w:hAnsi="Courier New" w:cs="Courier New"/>
-          <w:bCs w:val="0"/>
-          <w:sz w:val="20"/>
-          <w:lang w:val="en-US"/>
-        </w:rPr>
-        <w:t xml:space="preserve">                    </w:t>
-      </w:r>
-      <w:proofErr w:type="spellStart"/>
-      <w:proofErr w:type="gramStart"/>
-      <w:r>
-        <w:rPr>
-          <w:rFonts w:ascii="Courier New" w:hAnsi="Courier New" w:cs="Courier New"/>
-          <w:bCs w:val="0"/>
-          <w:sz w:val="20"/>
-          <w:lang w:val="en-US"/>
-        </w:rPr>
-        <w:t>this.lst.set</w:t>
-      </w:r>
-      <w:proofErr w:type="spellEnd"/>
-      <w:r>
-        <w:rPr>
-          <w:rFonts w:ascii="Courier New" w:hAnsi="Courier New" w:cs="Courier New"/>
-          <w:bCs w:val="0"/>
-          <w:sz w:val="20"/>
-          <w:lang w:val="en-US"/>
-        </w:rPr>
-        <w:t>(</w:t>
-      </w:r>
-      <w:proofErr w:type="gramEnd"/>
-      <w:r>
-        <w:rPr>
-          <w:rFonts w:ascii="Courier New" w:hAnsi="Courier New" w:cs="Courier New"/>
-          <w:bCs w:val="0"/>
-          <w:sz w:val="20"/>
-          <w:lang w:val="en-US"/>
-        </w:rPr>
-        <w:t xml:space="preserve">j, </w:t>
-      </w:r>
-      <w:proofErr w:type="spellStart"/>
-      <w:r>
-        <w:rPr>
-          <w:rFonts w:ascii="Courier New" w:hAnsi="Courier New" w:cs="Courier New"/>
-          <w:bCs w:val="0"/>
-          <w:sz w:val="20"/>
-          <w:lang w:val="en-US"/>
-        </w:rPr>
-        <w:t>this.lst.get</w:t>
-      </w:r>
-      <w:proofErr w:type="spellEnd"/>
-      <w:r>
-        <w:rPr>
-          <w:rFonts w:ascii="Courier New" w:hAnsi="Courier New" w:cs="Courier New"/>
-          <w:bCs w:val="0"/>
-          <w:sz w:val="20"/>
-          <w:lang w:val="en-US"/>
-        </w:rPr>
-        <w:t>(j+1));</w:t>
-      </w:r>
-    </w:p>
-    <w:p>
-      <w:pPr>
-        <w:pStyle w:val="af9"/>
-        <w:spacing w:after="0"/>
-        <w:jc w:val="both"/>
-        <w:rPr>
-          <w:rFonts w:ascii="Courier New" w:hAnsi="Courier New" w:cs="Courier New"/>
-          <w:bCs w:val="0"/>
-          <w:sz w:val="20"/>
-          <w:lang w:val="en-US"/>
-        </w:rPr>
-      </w:pPr>
-      <w:r>
-        <w:rPr>
-          <w:rFonts w:ascii="Courier New" w:hAnsi="Courier New" w:cs="Courier New"/>
-          <w:bCs w:val="0"/>
-          <w:sz w:val="20"/>
-          <w:lang w:val="en-US"/>
-        </w:rPr>
-        <w:t xml:space="preserve">                    </w:t>
-      </w:r>
-      <w:proofErr w:type="spellStart"/>
-      <w:proofErr w:type="gramStart"/>
-      <w:r>
-        <w:rPr>
-          <w:rFonts w:ascii="Courier New" w:hAnsi="Courier New" w:cs="Courier New"/>
-          <w:bCs w:val="0"/>
-          <w:sz w:val="20"/>
-          <w:lang w:val="en-US"/>
-        </w:rPr>
-        <w:t>this.lst.set</w:t>
-      </w:r>
-      <w:proofErr w:type="spellEnd"/>
-      <w:r>
-        <w:rPr>
-          <w:rFonts w:ascii="Courier New" w:hAnsi="Courier New" w:cs="Courier New"/>
-          <w:bCs w:val="0"/>
-          <w:sz w:val="20"/>
-          <w:lang w:val="en-US"/>
-        </w:rPr>
-        <w:t>(</w:t>
-      </w:r>
-      <w:proofErr w:type="gramEnd"/>
-      <w:r>
-        <w:rPr>
-          <w:rFonts w:ascii="Courier New" w:hAnsi="Courier New" w:cs="Courier New"/>
-          <w:bCs w:val="0"/>
-          <w:sz w:val="20"/>
-          <w:lang w:val="en-US"/>
-        </w:rPr>
-        <w:t>j+1, temp);</w:t>
-      </w:r>
-    </w:p>
-    <w:p>
-      <w:pPr>
-        <w:pStyle w:val="af9"/>
-        <w:spacing w:after="0"/>
-        <w:jc w:val="both"/>
-        <w:rPr>
-          <w:rFonts w:ascii="Courier New" w:hAnsi="Courier New" w:cs="Courier New"/>
-          <w:bCs w:val="0"/>
-          <w:sz w:val="20"/>
-          <w:lang w:val="en-US"/>
-        </w:rPr>
-      </w:pPr>
-      <w:r>
-        <w:rPr>
-          <w:rFonts w:ascii="Courier New" w:hAnsi="Courier New" w:cs="Courier New"/>
-          <w:bCs w:val="0"/>
-          <w:sz w:val="20"/>
-          <w:lang w:val="en-US"/>
-        </w:rPr>
-        <w:t xml:space="preserve">                }</w:t>
-      </w:r>
-    </w:p>
-    <w:p>
-      <w:pPr>
-        <w:pStyle w:val="af9"/>
-        <w:spacing w:after="0"/>
-        <w:jc w:val="both"/>
-        <w:rPr>
-          <w:rFonts w:ascii="Courier New" w:hAnsi="Courier New" w:cs="Courier New"/>
-          <w:bCs w:val="0"/>
-          <w:sz w:val="20"/>
-          <w:lang w:val="en-US"/>
-        </w:rPr>
-      </w:pPr>
-      <w:r>
-        <w:rPr>
-          <w:rFonts w:ascii="Courier New" w:hAnsi="Courier New" w:cs="Courier New"/>
-          <w:bCs w:val="0"/>
-          <w:sz w:val="20"/>
-          <w:lang w:val="en-US"/>
-        </w:rPr>
-        <w:t xml:space="preserve">            }</w:t>
-      </w:r>
-    </w:p>
-    <w:p>
-      <w:pPr>
-        <w:pStyle w:val="af9"/>
-        <w:spacing w:after="0"/>
-        <w:jc w:val="both"/>
-        <w:rPr>
-          <w:rFonts w:ascii="Courier New" w:hAnsi="Courier New" w:cs="Courier New"/>
-          <w:bCs w:val="0"/>
-          <w:sz w:val="20"/>
-          <w:lang w:val="en-US"/>
-        </w:rPr>
-      </w:pPr>
-      <w:r>
-        <w:rPr>
-          <w:rFonts w:ascii="Courier New" w:hAnsi="Courier New" w:cs="Courier New"/>
-          <w:bCs w:val="0"/>
-          <w:sz w:val="20"/>
-          <w:lang w:val="en-US"/>
-        </w:rPr>
-        <w:t xml:space="preserve">        }</w:t>
-      </w:r>
-    </w:p>
-    <w:p>
-      <w:pPr>
-        <w:pStyle w:val="af9"/>
-        <w:spacing w:after="0"/>
-        <w:jc w:val="both"/>
-        <w:rPr>
-          <w:rFonts w:ascii="Courier New" w:hAnsi="Courier New" w:cs="Courier New"/>
-          <w:bCs w:val="0"/>
-          <w:sz w:val="20"/>
-          <w:lang w:val="en-US"/>
-        </w:rPr>
-      </w:pPr>
-      <w:r>
-        <w:rPr>
-          <w:rFonts w:ascii="Courier New" w:hAnsi="Courier New" w:cs="Courier New"/>
-          <w:bCs w:val="0"/>
-          <w:sz w:val="20"/>
-          <w:lang w:val="en-US"/>
-        </w:rPr>
-        <w:t xml:space="preserve">    }</w:t>
-      </w:r>
-    </w:p>
-    <w:p>
-      <w:pPr>
-        <w:pStyle w:val="af9"/>
-        <w:spacing w:after="0"/>
-        <w:jc w:val="both"/>
-        <w:rPr>
-          <w:rFonts w:ascii="Courier New" w:hAnsi="Courier New" w:cs="Courier New"/>
-          <w:bCs w:val="0"/>
-          <w:sz w:val="20"/>
-          <w:lang w:val="en-US"/>
-        </w:rPr>
-      </w:pPr>
-    </w:p>
-    <w:p>
-      <w:pPr>
-        <w:pStyle w:val="af9"/>
-        <w:spacing w:after="0"/>
-        <w:jc w:val="both"/>
-        <w:rPr>
-          <w:rFonts w:ascii="Courier New" w:hAnsi="Courier New" w:cs="Courier New"/>
-          <w:bCs w:val="0"/>
-          <w:sz w:val="20"/>
-          <w:lang w:val="en-US"/>
-        </w:rPr>
-      </w:pPr>
-      <w:r>
-        <w:rPr>
-          <w:rFonts w:ascii="Courier New" w:hAnsi="Courier New" w:cs="Courier New"/>
-          <w:bCs w:val="0"/>
-          <w:sz w:val="20"/>
-          <w:lang w:val="en-US"/>
-        </w:rPr>
-        <w:t xml:space="preserve">    public void </w:t>
-      </w:r>
-      <w:proofErr w:type="spellStart"/>
-      <w:proofErr w:type="gramStart"/>
-      <w:r>
-        <w:rPr>
-          <w:rFonts w:ascii="Courier New" w:hAnsi="Courier New" w:cs="Courier New"/>
-          <w:bCs w:val="0"/>
-          <w:sz w:val="20"/>
-          <w:lang w:val="en-US"/>
-        </w:rPr>
-        <w:t>coutArray</w:t>
-      </w:r>
-      <w:proofErr w:type="spellEnd"/>
-      <w:r>
-        <w:rPr>
-          <w:rFonts w:ascii="Courier New" w:hAnsi="Courier New" w:cs="Courier New"/>
-          <w:bCs w:val="0"/>
-          <w:sz w:val="20"/>
-          <w:lang w:val="en-US"/>
-        </w:rPr>
-        <w:t>(</w:t>
-      </w:r>
-      <w:proofErr w:type="gramEnd"/>
-      <w:r>
-        <w:rPr>
-          <w:rFonts w:ascii="Courier New" w:hAnsi="Courier New" w:cs="Courier New"/>
-          <w:bCs w:val="0"/>
-          <w:sz w:val="20"/>
-          <w:lang w:val="en-US"/>
-        </w:rPr>
-        <w:t>) {</w:t>
-      </w:r>
-    </w:p>
-    <w:p>
-      <w:pPr>
-        <w:pStyle w:val="af9"/>
-        <w:spacing w:after="0"/>
-        <w:jc w:val="both"/>
-        <w:rPr>
-          <w:rFonts w:ascii="Courier New" w:hAnsi="Courier New" w:cs="Courier New"/>
-          <w:bCs w:val="0"/>
-          <w:sz w:val="20"/>
-          <w:lang w:val="en-US"/>
-        </w:rPr>
-      </w:pPr>
-      <w:r>
-        <w:rPr>
-          <w:rFonts w:ascii="Courier New" w:hAnsi="Courier New" w:cs="Courier New"/>
-          <w:bCs w:val="0"/>
-          <w:sz w:val="20"/>
-          <w:lang w:val="en-US"/>
-        </w:rPr>
-        <w:t xml:space="preserve">        int n = </w:t>
-      </w:r>
-      <w:proofErr w:type="spellStart"/>
-      <w:proofErr w:type="gramStart"/>
-      <w:r>
-        <w:rPr>
-          <w:rFonts w:ascii="Courier New" w:hAnsi="Courier New" w:cs="Courier New"/>
-          <w:bCs w:val="0"/>
-          <w:sz w:val="20"/>
-          <w:lang w:val="en-US"/>
-        </w:rPr>
-        <w:t>this.lst.size</w:t>
-      </w:r>
-      <w:proofErr w:type="spellEnd"/>
-      <w:proofErr w:type="gramEnd"/>
-      <w:r>
-        <w:rPr>
-          <w:rFonts w:ascii="Courier New" w:hAnsi="Courier New" w:cs="Courier New"/>
-          <w:bCs w:val="0"/>
-          <w:sz w:val="20"/>
-          <w:lang w:val="en-US"/>
-        </w:rPr>
-        <w:t>();</w:t>
-      </w:r>
-    </w:p>
-    <w:p>
-      <w:pPr>
-        <w:pStyle w:val="af9"/>
-        <w:spacing w:after="0"/>
-        <w:jc w:val="both"/>
-        <w:rPr>
-          <w:rFonts w:ascii="Courier New" w:hAnsi="Courier New" w:cs="Courier New"/>
-          <w:bCs w:val="0"/>
-          <w:sz w:val="20"/>
-          <w:lang w:val="en-US"/>
-        </w:rPr>
-      </w:pPr>
-      <w:r>
-        <w:rPr>
-          <w:rFonts w:ascii="Courier New" w:hAnsi="Courier New" w:cs="Courier New"/>
-          <w:bCs w:val="0"/>
-          <w:sz w:val="20"/>
-          <w:lang w:val="en-US"/>
-        </w:rPr>
-        <w:t xml:space="preserve">        for (int </w:t>
-      </w:r>
-      <w:proofErr w:type="spellStart"/>
-      <w:r>
-        <w:rPr>
-          <w:rFonts w:ascii="Courier New" w:hAnsi="Courier New" w:cs="Courier New"/>
-          <w:bCs w:val="0"/>
-          <w:sz w:val="20"/>
-          <w:lang w:val="en-US"/>
-        </w:rPr>
-        <w:t>i</w:t>
-      </w:r>
-      <w:proofErr w:type="spellEnd"/>
-      <w:r>
-        <w:rPr>
-          <w:rFonts w:ascii="Courier New" w:hAnsi="Courier New" w:cs="Courier New"/>
-          <w:bCs w:val="0"/>
-          <w:sz w:val="20"/>
-          <w:lang w:val="en-US"/>
-        </w:rPr>
-        <w:t xml:space="preserve"> = 0; </w:t>
-      </w:r>
-      <w:proofErr w:type="spellStart"/>
-      <w:r>
-        <w:rPr>
-          <w:rFonts w:ascii="Courier New" w:hAnsi="Courier New" w:cs="Courier New"/>
-          <w:bCs w:val="0"/>
-          <w:sz w:val="20"/>
-          <w:lang w:val="en-US"/>
-        </w:rPr>
-        <w:t>i</w:t>
-      </w:r>
-      <w:proofErr w:type="spellEnd"/>
-      <w:r>
-        <w:rPr>
-          <w:rFonts w:ascii="Courier New" w:hAnsi="Courier New" w:cs="Courier New"/>
-          <w:bCs w:val="0"/>
-          <w:sz w:val="20"/>
-          <w:lang w:val="en-US"/>
-        </w:rPr>
-        <w:t xml:space="preserve"> &lt; n; </w:t>
-      </w:r>
-      <w:proofErr w:type="spellStart"/>
-      <w:r>
-        <w:rPr>
-          <w:rFonts w:ascii="Courier New" w:hAnsi="Courier New" w:cs="Courier New"/>
-          <w:bCs w:val="0"/>
-          <w:sz w:val="20"/>
-          <w:lang w:val="en-US"/>
-        </w:rPr>
-        <w:t>i</w:t>
-      </w:r>
-      <w:proofErr w:type="spellEnd"/>
-      <w:r>
-        <w:rPr>
-          <w:rFonts w:ascii="Courier New" w:hAnsi="Courier New" w:cs="Courier New"/>
-          <w:bCs w:val="0"/>
-          <w:sz w:val="20"/>
-          <w:lang w:val="en-US"/>
-        </w:rPr>
-        <w:t>++) {</w:t>
-      </w:r>
-    </w:p>
-    <w:p>
-      <w:pPr>
-        <w:pStyle w:val="af9"/>
-        <w:spacing w:after="0"/>
-        <w:jc w:val="both"/>
-        <w:rPr>
-          <w:rFonts w:ascii="Courier New" w:hAnsi="Courier New" w:cs="Courier New"/>
-          <w:bCs w:val="0"/>
-          <w:sz w:val="20"/>
-          <w:lang w:val="en-US"/>
-        </w:rPr>
-      </w:pPr>
-      <w:r>
-        <w:rPr>
-          <w:rFonts w:ascii="Courier New" w:hAnsi="Courier New" w:cs="Courier New"/>
-          <w:bCs w:val="0"/>
-          <w:sz w:val="20"/>
-          <w:lang w:val="en-US"/>
-        </w:rPr>
-        <w:t xml:space="preserve">            </w:t>
-      </w:r>
-      <w:proofErr w:type="spellStart"/>
-      <w:r>
-        <w:rPr>
-          <w:rFonts w:ascii="Courier New" w:hAnsi="Courier New" w:cs="Courier New"/>
-          <w:bCs w:val="0"/>
-          <w:sz w:val="20"/>
-          <w:lang w:val="en-US"/>
-        </w:rPr>
-        <w:t>System.out.print</w:t>
-      </w:r>
-      <w:proofErr w:type="spellEnd"/>
-      <w:r>
-        <w:rPr>
-          <w:rFonts w:ascii="Courier New" w:hAnsi="Courier New" w:cs="Courier New"/>
-          <w:bCs w:val="0"/>
-          <w:sz w:val="20"/>
-          <w:lang w:val="en-US"/>
-        </w:rPr>
-        <w:t>(</w:t>
-      </w:r>
-      <w:proofErr w:type="spellStart"/>
-      <w:r>
-        <w:rPr>
-          <w:rFonts w:ascii="Courier New" w:hAnsi="Courier New" w:cs="Courier New"/>
-          <w:bCs w:val="0"/>
-          <w:sz w:val="20"/>
-          <w:lang w:val="en-US"/>
-        </w:rPr>
-        <w:t>this.lst.get</w:t>
-      </w:r>
-      <w:proofErr w:type="spellEnd"/>
-      <w:r>
-        <w:rPr>
-          <w:rFonts w:ascii="Courier New" w:hAnsi="Courier New" w:cs="Courier New"/>
-          <w:bCs w:val="0"/>
-          <w:sz w:val="20"/>
-          <w:lang w:val="en-US"/>
-        </w:rPr>
-        <w:t>(</w:t>
-      </w:r>
-      <w:proofErr w:type="spellStart"/>
-      <w:r>
-        <w:rPr>
-          <w:rFonts w:ascii="Courier New" w:hAnsi="Courier New" w:cs="Courier New"/>
-          <w:bCs w:val="0"/>
-          <w:sz w:val="20"/>
-          <w:lang w:val="en-US"/>
-        </w:rPr>
-        <w:t>i</w:t>
-      </w:r>
-      <w:proofErr w:type="spellEnd"/>
-      <w:r>
-        <w:rPr>
-          <w:rFonts w:ascii="Courier New" w:hAnsi="Courier New" w:cs="Courier New"/>
-          <w:bCs w:val="0"/>
-          <w:sz w:val="20"/>
-          <w:lang w:val="en-US"/>
-        </w:rPr>
-        <w:t>) + " ");</w:t>
-      </w:r>
-    </w:p>
-    <w:p>
-      <w:pPr>
-        <w:pStyle w:val="af9"/>
-        <w:spacing w:after="0"/>
-        <w:jc w:val="both"/>
-        <w:rPr>
-          <w:rFonts w:ascii="Courier New" w:hAnsi="Courier New" w:cs="Courier New"/>
-          <w:bCs w:val="0"/>
-          <w:sz w:val="20"/>
-        </w:rPr>
-      </w:pPr>
-      <w:r>
-        <w:rPr>
-          <w:rFonts w:ascii="Courier New" w:hAnsi="Courier New" w:cs="Courier New"/>
-          <w:bCs w:val="0"/>
-          <w:sz w:val="20"/>
-          <w:lang w:val="en-US"/>
-        </w:rPr>
-        <w:t xml:space="preserve">        </w:t>
-      </w:r>
-      <w:r>
-        <w:rPr>
-          <w:rFonts w:ascii="Courier New" w:hAnsi="Courier New" w:cs="Courier New"/>
-          <w:bCs w:val="0"/>
-          <w:sz w:val="20"/>
-        </w:rPr>
-        <w:t>}</w:t>
-      </w:r>
-    </w:p>
-    <w:p>
-      <w:pPr>
-        <w:pStyle w:val="af9"/>
-        <w:spacing w:after="0"/>
-        <w:jc w:val="both"/>
-        <w:rPr>
-          <w:rFonts w:ascii="Courier New" w:hAnsi="Courier New" w:cs="Courier New"/>
-          <w:bCs w:val="0"/>
-          <w:sz w:val="20"/>
-        </w:rPr>
-      </w:pPr>
-      <w:r>
-        <w:rPr>
-          <w:rFonts w:ascii="Courier New" w:hAnsi="Courier New" w:cs="Courier New"/>
-          <w:bCs w:val="0"/>
-          <w:sz w:val="20"/>
-        </w:rPr>
-        <w:t xml:space="preserve">    }</w:t>
-      </w:r>
-    </w:p>
-    <w:p>
-      <w:pPr>
-        <w:pStyle w:val="af9"/>
-        <w:spacing w:after="0"/>
-        <w:jc w:val="both"/>
-        <w:rPr>
-          <w:rFonts w:ascii="Courier New" w:hAnsi="Courier New" w:cs="Courier New"/>
-          <w:bCs w:val="0"/>
-          <w:sz w:val="20"/>
-        </w:rPr>
-      </w:pPr>
-      <w:r>
-        <w:rPr>
-          <w:rFonts w:ascii="Courier New" w:hAnsi="Courier New" w:cs="Courier New"/>
-          <w:bCs w:val="0"/>
-          <w:sz w:val="20"/>
-        </w:rPr>
-        <w:t>}</w:t>
-      </w:r>
-    </w:p>
-    <w:p>
-      <w:pPr>
-        <w:pStyle w:val="af9"/>
-      </w:pPr>
-      <w:r>
-        <w:t>Листинг 1 – Решение алгоритмической задачи «сортировка пузырьком»</w:t>
+        <w:drawing>
+          <wp:inline distT="0" distB="0" distL="0" distR="0" wp14:anchorId="6DF51217" wp14:editId="7410A5D4">
+            <wp:extent cx="4664721" cy="3101340"/>
+            <wp:effectExtent l="0" t="0" r="2540" b="3810"/>
+            <wp:docPr id="101" name="Рисунок 1" descr="Рисунок 1 – Меню и реакция на пустой массив"/>
+            <wp:cNvGraphicFramePr>
+              <a:graphicFrameLocks xmlns:a="http://schemas.openxmlformats.org/drawingml/2006/main" noChangeAspect="1"/>
+            </wp:cNvGraphicFramePr>
+            <a:graphic xmlns:a="http://schemas.openxmlformats.org/drawingml/2006/main">
+              <a:graphicData uri="http://schemas.openxmlformats.org/drawingml/2006/picture">
+                <pic:pic xmlns:pic="http://schemas.openxmlformats.org/drawingml/2006/picture">
+                  <pic:nvPicPr>
+                    <pic:cNvPr id="101" name="fig1.png"/>
+                    <pic:cNvPicPr/>
+                  </pic:nvPicPr>
+                  <pic:blipFill>
+                    <a:blip r:embed="rId8"/>
+                    <a:stretch>
+                      <a:fillRect/>
+                    </a:stretch>
+                  </pic:blipFill>
+                  <pic:spPr>
+                    <a:xfrm>
+                      <a:off x="0" y="0"/>
+                      <a:ext cx="4668271" cy="3103700"/>
+                    </a:xfrm>
+                    <a:prstGeom prst="rect">
+                      <a:avLst/>
+                    </a:prstGeom>
+                  </pic:spPr>
+                </pic:pic>
+              </a:graphicData>
+            </a:graphic>
+          </wp:inline>
+        </w:drawing>
       </w:r>
     </w:p>
     <w:p>
       <w:pPr>
         <w:pStyle w:val="aff"/>
-      </w:pPr>
-      <w:r>
-        <w:t>Далее создан файл «</w:t>
-      </w:r>
-      <w:r>
-        <w:rPr>
-          <w:lang w:val="en-US"/>
-        </w:rPr>
-        <w:t>Main</w:t>
-      </w:r>
-      <w:r>
-        <w:t>.</w:t>
-      </w:r>
-      <w:r>
-        <w:rPr>
-          <w:lang w:val="en-US"/>
-        </w:rPr>
-        <w:t>java</w:t>
-      </w:r>
-      <w:r>
-        <w:t>»</w:t>
-      </w:r>
-      <w:r>
-        <w:t>,</w:t>
-      </w:r>
-      <w:r>
-        <w:t xml:space="preserve"> являющийся входной точкой в программу, содержащий инициализацию класса и выполнение его методов. Код класса представлен на листинге 2.</w:t>
-      </w:r>
-    </w:p>
-    <w:p>
-      <w:pPr>
-        <w:pStyle w:val="af5"/>
-        <w:rPr>
-          <w:lang w:val="en-US"/>
-        </w:rPr>
-      </w:pPr>
-      <w:r>
-        <w:rPr>
-          <w:lang w:val="en-US"/>
-        </w:rPr>
-        <w:t xml:space="preserve">import </w:t>
-      </w:r>
-      <w:proofErr w:type="spellStart"/>
-      <w:proofErr w:type="gramStart"/>
-      <w:r>
-        <w:rPr>
-          <w:lang w:val="en-US"/>
-        </w:rPr>
-        <w:t>java.util</w:t>
-      </w:r>
-      <w:proofErr w:type="gramEnd"/>
-      <w:r>
-        <w:rPr>
-          <w:lang w:val="en-US"/>
-        </w:rPr>
-        <w:t>.ArrayList</w:t>
-      </w:r>
-      <w:proofErr w:type="spellEnd"/>
-      <w:r>
-        <w:rPr>
-          <w:lang w:val="en-US"/>
-        </w:rPr>
-        <w:t>;</w:t>
-      </w:r>
-    </w:p>
-    <w:p>
-      <w:pPr>
-        <w:pStyle w:val="af5"/>
-        <w:rPr>
-          <w:lang w:val="en-US"/>
-        </w:rPr>
-      </w:pPr>
-      <w:r>
-        <w:rPr>
-          <w:lang w:val="en-US"/>
-        </w:rPr>
-        <w:t>public class Main {</w:t>
-      </w:r>
-    </w:p>
-    <w:p>
-      <w:pPr>
-        <w:pStyle w:val="af5"/>
-        <w:rPr>
-          <w:lang w:val="en-US"/>
-        </w:rPr>
-      </w:pPr>
-      <w:r>
-        <w:rPr>
-          <w:lang w:val="en-US"/>
-        </w:rPr>
-        <w:t xml:space="preserve">    public static void </w:t>
-      </w:r>
-      <w:proofErr w:type="gramStart"/>
-      <w:r>
-        <w:rPr>
-          <w:lang w:val="en-US"/>
-        </w:rPr>
-        <w:t>main(</w:t>
-      </w:r>
-      <w:proofErr w:type="gramEnd"/>
-      <w:r>
-        <w:rPr>
-          <w:lang w:val="en-US"/>
-        </w:rPr>
-        <w:t xml:space="preserve">String </w:t>
-      </w:r>
-      <w:proofErr w:type="spellStart"/>
-      <w:r>
-        <w:rPr>
-          <w:lang w:val="en-US"/>
-        </w:rPr>
-        <w:t>args</w:t>
-      </w:r>
-      <w:proofErr w:type="spellEnd"/>
-      <w:r>
-        <w:rPr>
-          <w:lang w:val="en-US"/>
-        </w:rPr>
-        <w:t>[]) {</w:t>
-      </w:r>
-    </w:p>
-    <w:p>
-      <w:pPr>
-        <w:pStyle w:val="af5"/>
-        <w:rPr>
-          <w:lang w:val="en-US"/>
-        </w:rPr>
-      </w:pPr>
-      <w:r>
-        <w:rPr>
-          <w:lang w:val="en-US"/>
-        </w:rPr>
-        <w:t xml:space="preserve">        Zero lab = new </w:t>
-      </w:r>
-      <w:proofErr w:type="gramStart"/>
-      <w:r>
-        <w:rPr>
-          <w:lang w:val="en-US"/>
-        </w:rPr>
-        <w:t>Zero(</w:t>
-      </w:r>
-      <w:proofErr w:type="gramEnd"/>
-      <w:r>
-        <w:rPr>
-          <w:lang w:val="en-US"/>
-        </w:rPr>
-        <w:t>);</w:t>
-      </w:r>
-    </w:p>
-    <w:p>
-      <w:pPr>
-        <w:pStyle w:val="af5"/>
-        <w:rPr>
-          <w:lang w:val="en-US"/>
-        </w:rPr>
-      </w:pPr>
-      <w:r>
-        <w:rPr>
-          <w:lang w:val="en-US"/>
-        </w:rPr>
-        <w:t xml:space="preserve">        </w:t>
-      </w:r>
-      <w:proofErr w:type="spellStart"/>
-      <w:r>
-        <w:rPr>
-          <w:lang w:val="en-US"/>
-        </w:rPr>
-        <w:t>ArrayList</w:t>
-      </w:r>
-      <w:proofErr w:type="spellEnd"/>
-      <w:r>
-        <w:rPr>
-          <w:lang w:val="en-US"/>
-        </w:rPr>
-        <w:t xml:space="preserve">&lt;Integer&gt; </w:t>
-      </w:r>
-      <w:proofErr w:type="spellStart"/>
-      <w:r>
-        <w:rPr>
-          <w:lang w:val="en-US"/>
-        </w:rPr>
-        <w:t>lst</w:t>
-      </w:r>
-      <w:proofErr w:type="spellEnd"/>
-      <w:r>
-        <w:rPr>
-          <w:lang w:val="en-US"/>
-        </w:rPr>
-        <w:t xml:space="preserve"> = </w:t>
-      </w:r>
-      <w:proofErr w:type="spellStart"/>
-      <w:proofErr w:type="gramStart"/>
-      <w:r>
-        <w:rPr>
-          <w:lang w:val="en-US"/>
-        </w:rPr>
-        <w:t>lab.enterDigits</w:t>
-      </w:r>
-      <w:proofErr w:type="spellEnd"/>
-      <w:proofErr w:type="gramEnd"/>
-      <w:r>
-        <w:rPr>
-          <w:lang w:val="en-US"/>
-        </w:rPr>
-        <w:t>();</w:t>
-      </w:r>
-    </w:p>
-    <w:p>
-      <w:pPr>
-        <w:pStyle w:val="af5"/>
-        <w:rPr>
-          <w:lang w:val="en-US"/>
-        </w:rPr>
-      </w:pPr>
-      <w:r>
-        <w:rPr>
-          <w:lang w:val="en-US"/>
-        </w:rPr>
-        <w:t xml:space="preserve">        </w:t>
-      </w:r>
-      <w:proofErr w:type="spellStart"/>
-      <w:proofErr w:type="gramStart"/>
-      <w:r>
-        <w:rPr>
-          <w:lang w:val="en-US"/>
-        </w:rPr>
-        <w:t>lab.setLst</w:t>
-      </w:r>
-      <w:proofErr w:type="spellEnd"/>
-      <w:proofErr w:type="gramEnd"/>
-      <w:r>
-        <w:rPr>
-          <w:lang w:val="en-US"/>
-        </w:rPr>
-        <w:t>(</w:t>
-      </w:r>
-      <w:proofErr w:type="spellStart"/>
-      <w:r>
-        <w:rPr>
-          <w:lang w:val="en-US"/>
-        </w:rPr>
-        <w:t>lst</w:t>
-      </w:r>
-      <w:proofErr w:type="spellEnd"/>
-      <w:r>
-        <w:rPr>
-          <w:lang w:val="en-US"/>
-        </w:rPr>
-        <w:t>);</w:t>
-      </w:r>
-    </w:p>
-    <w:p>
-      <w:pPr>
-        <w:pStyle w:val="af5"/>
-        <w:rPr>
-          <w:lang w:val="en-US"/>
-        </w:rPr>
-      </w:pPr>
-      <w:r>
-        <w:rPr>
-          <w:lang w:val="en-US"/>
-        </w:rPr>
-        <w:t xml:space="preserve">        </w:t>
-      </w:r>
-      <w:proofErr w:type="spellStart"/>
-      <w:proofErr w:type="gramStart"/>
-      <w:r>
-        <w:rPr>
-          <w:lang w:val="en-US"/>
-        </w:rPr>
-        <w:t>lab.bubbleSort</w:t>
-      </w:r>
-      <w:proofErr w:type="spellEnd"/>
-      <w:proofErr w:type="gramEnd"/>
-      <w:r>
-        <w:rPr>
-          <w:lang w:val="en-US"/>
-        </w:rPr>
-        <w:t>();</w:t>
-      </w:r>
-    </w:p>
-    <w:p>
-      <w:pPr>
-        <w:pStyle w:val="af5"/>
-      </w:pPr>
-      <w:r>
-        <w:rPr>
-          <w:lang w:val="en-US"/>
-        </w:rPr>
-        <w:t xml:space="preserve">        </w:t>
-      </w:r>
-      <w:proofErr w:type="spellStart"/>
-      <w:proofErr w:type="gramStart"/>
-      <w:r>
-        <w:t>lab.coutArray</w:t>
-      </w:r>
-      <w:proofErr w:type="spellEnd"/>
-      <w:proofErr w:type="gramEnd"/>
-      <w:r>
-        <w:t>();</w:t>
-      </w:r>
-    </w:p>
-    <w:p>
-      <w:pPr>
-        <w:pStyle w:val="af5"/>
-      </w:pPr>
-      <w:r>
-        <w:t xml:space="preserve">    }</w:t>
-      </w:r>
-    </w:p>
-    <w:p>
-      <w:pPr>
-        <w:pStyle w:val="af5"/>
-      </w:pPr>
-      <w:r>
-        <w:t>}</w:t>
-      </w:r>
-    </w:p>
-    <w:p>
-      <w:pPr>
-        <w:pStyle w:val="af8"/>
-        <w:spacing w:after="240"/>
-        <w:rPr>
-          <w:lang w:val="en-US"/>
-        </w:rPr>
-      </w:pPr>
-      <w:r>
-        <w:t xml:space="preserve">Листинг 2 – Код класса </w:t>
-      </w:r>
-      <w:r>
-        <w:rPr>
-          <w:lang w:val="en-US"/>
-        </w:rPr>
-        <w:t>Main</w:t>
+        <w:spacing w:after="360"/>
+        <w:ind w:firstLine="0"/>
+        <w:jc w:val="center"/>
+      </w:pPr>
+      <w:r>
+        <w:t>Рисунок 1 – Меню и реакция на пустой массив</w:t>
+      </w:r>
+    </w:p>
+    <w:p>
+      <w:pPr>
+        <w:pStyle w:val="aff"/>
+        <w:keepNext/>
+      </w:pPr>
+      <w:r>
+        <w:t>Далее выбран пункт 3 и введены данные с ошибками: текст «abc» и отрицательное число -4. Программа вывела сообщения об ошибках и продолжила ввод. Числа 5, 3, 8, 2, 9 приняты, ввод завершён числом -1. Результат представлен на рисунке 2.</w:t>
+      </w:r>
+    </w:p>
+    <w:p>
+      <w:pPr>
+        <w:pStyle w:val="aff"/>
+        <w:keepNext/>
+        <w:spacing w:line="240" w:lineRule="auto"/>
+        <w:ind w:firstLine="0"/>
+        <w:jc w:val="center"/>
+      </w:pPr>
+      <w:r>
+        <w:rPr>
+          <w:noProof/>
+        </w:rPr>
+        <w:drawing>
+          <wp:inline distT="0" distB="0" distL="0" distR="0" wp14:anchorId="117DB9FB" wp14:editId="1B6CBB1F">
+            <wp:extent cx="4715097" cy="2209800"/>
+            <wp:effectExtent l="0" t="0" r="9525" b="0"/>
+            <wp:docPr id="102" name="Рисунок 2" descr="Рисунок 2 – Ввод чисел с ошибочными значениями"/>
+            <wp:cNvGraphicFramePr>
+              <a:graphicFrameLocks xmlns:a="http://schemas.openxmlformats.org/drawingml/2006/main" noChangeAspect="1"/>
+            </wp:cNvGraphicFramePr>
+            <a:graphic xmlns:a="http://schemas.openxmlformats.org/drawingml/2006/main">
+              <a:graphicData uri="http://schemas.openxmlformats.org/drawingml/2006/picture">
+                <pic:pic xmlns:pic="http://schemas.openxmlformats.org/drawingml/2006/picture">
+                  <pic:nvPicPr>
+                    <pic:cNvPr id="102" name="fig2.png"/>
+                    <pic:cNvPicPr/>
+                  </pic:nvPicPr>
+                  <pic:blipFill>
+                    <a:blip r:embed="rId9"/>
+                    <a:stretch>
+                      <a:fillRect/>
+                    </a:stretch>
+                  </pic:blipFill>
+                  <pic:spPr>
+                    <a:xfrm>
+                      <a:off x="0" y="0"/>
+                      <a:ext cx="4716670" cy="2210537"/>
+                    </a:xfrm>
+                    <a:prstGeom prst="rect">
+                      <a:avLst/>
+                    </a:prstGeom>
+                  </pic:spPr>
+                </pic:pic>
+              </a:graphicData>
+            </a:graphic>
+          </wp:inline>
+        </w:drawing>
+      </w:r>
+    </w:p>
+    <w:p>
+      <w:pPr>
+        <w:pStyle w:val="aff"/>
+        <w:spacing w:after="360"/>
+        <w:ind w:firstLine="0"/>
+        <w:jc w:val="center"/>
+      </w:pPr>
+      <w:r>
+        <w:t>Рисунок 2 – Ввод чи</w:t>
+      </w:r>
+      <w:r>
+        <w:t>сел с ошибочными значениями</w:t>
+      </w:r>
+    </w:p>
+    <w:p>
+      <w:pPr>
+        <w:pStyle w:val="aff"/>
+      </w:pPr>
+      <w:r>
+        <w:t>Затем проверен ввод менее двух чисел: введено одно число 4 и -1. Программа вывела ошибку и запросила ввод заново, после чего введены числа 7 и 6. Результат представлен на рисунке 3.</w:t>
+      </w:r>
+    </w:p>
+    <w:p>
+      <w:pPr>
+        <w:pStyle w:val="aff"/>
+      </w:pPr>
+      <w:r>
+        <w:t>После ввода чисел 5, 3, 8, 2, 9 выбраны пункты 1 и 2 для вывода массива в прямом и обратном порядке.</w:t>
+      </w:r>
+      <w:r>
+        <w:t xml:space="preserve"> </w:t>
+      </w:r>
+      <w:r>
+        <w:t>Результат представлен на рисунке 4.</w:t>
+      </w:r>
+    </w:p>
+    <w:p>
+      <w:pPr>
+        <w:pStyle w:val="aff"/>
+        <w:keepNext/>
+        <w:spacing w:line="240" w:lineRule="auto"/>
+        <w:ind w:firstLine="0"/>
+        <w:jc w:val="center"/>
+      </w:pPr>
+      <w:r>
+        <w:rPr>
+          <w:noProof/>
+        </w:rPr>
+        <w:lastRenderedPageBreak/>
+        <w:drawing>
+          <wp:inline distT="0" distB="0" distL="0" distR="0" wp14:anchorId="0819FBC3" wp14:editId="4794F02C">
+            <wp:extent cx="5332935" cy="2499360"/>
+            <wp:effectExtent l="0" t="0" r="1270" b="0"/>
+            <wp:docPr id="103" name="Рисунок 3" descr="Рисунок 3 – Ввод менее двух чисел"/>
+            <wp:cNvGraphicFramePr>
+              <a:graphicFrameLocks xmlns:a="http://schemas.openxmlformats.org/drawingml/2006/main" noChangeAspect="1"/>
+            </wp:cNvGraphicFramePr>
+            <a:graphic xmlns:a="http://schemas.openxmlformats.org/drawingml/2006/main">
+              <a:graphicData uri="http://schemas.openxmlformats.org/drawingml/2006/picture">
+                <pic:pic xmlns:pic="http://schemas.openxmlformats.org/drawingml/2006/picture">
+                  <pic:nvPicPr>
+                    <pic:cNvPr id="103" name="fig3.png"/>
+                    <pic:cNvPicPr/>
+                  </pic:nvPicPr>
+                  <pic:blipFill>
+                    <a:blip r:embed="rId10"/>
+                    <a:stretch>
+                      <a:fillRect/>
+                    </a:stretch>
+                  </pic:blipFill>
+                  <pic:spPr>
+                    <a:xfrm>
+                      <a:off x="0" y="0"/>
+                      <a:ext cx="5340087" cy="2502712"/>
+                    </a:xfrm>
+                    <a:prstGeom prst="rect">
+                      <a:avLst/>
+                    </a:prstGeom>
+                  </pic:spPr>
+                </pic:pic>
+              </a:graphicData>
+            </a:graphic>
+          </wp:inline>
+        </w:drawing>
+      </w:r>
+    </w:p>
+    <w:p>
+      <w:pPr>
+        <w:pStyle w:val="aff"/>
+        <w:spacing w:after="360"/>
+        <w:ind w:firstLine="0"/>
+        <w:jc w:val="center"/>
+      </w:pPr>
+      <w:r>
+        <w:t>Рисунок 3 – Ввод менее двух чисел</w:t>
+      </w:r>
+    </w:p>
+    <w:p>
+      <w:pPr>
+        <w:pStyle w:val="aff"/>
+        <w:keepNext/>
+        <w:spacing w:line="240" w:lineRule="auto"/>
+        <w:ind w:firstLine="0"/>
+        <w:jc w:val="center"/>
+      </w:pPr>
+      <w:r>
+        <w:rPr>
+          <w:noProof/>
+        </w:rPr>
+        <w:drawing>
+          <wp:inline distT="0" distB="0" distL="0" distR="0" wp14:anchorId="006D16FC" wp14:editId="3613A27A">
+            <wp:extent cx="5208555" cy="2270760"/>
+            <wp:effectExtent l="0" t="0" r="0" b="0"/>
+            <wp:docPr id="104" name="Рисунок 4" descr="Рисунок 4 – Вывод массива в прямом и обратном порядке"/>
+            <wp:cNvGraphicFramePr>
+              <a:graphicFrameLocks xmlns:a="http://schemas.openxmlformats.org/drawingml/2006/main" noChangeAspect="1"/>
+            </wp:cNvGraphicFramePr>
+            <a:graphic xmlns:a="http://schemas.openxmlformats.org/drawingml/2006/main">
+              <a:graphicData uri="http://schemas.openxmlformats.org/drawingml/2006/picture">
+                <pic:pic xmlns:pic="http://schemas.openxmlformats.org/drawingml/2006/picture">
+                  <pic:nvPicPr>
+                    <pic:cNvPr id="104" name="fig4.png"/>
+                    <pic:cNvPicPr/>
+                  </pic:nvPicPr>
+                  <pic:blipFill>
+                    <a:blip r:embed="rId11"/>
+                    <a:stretch>
+                      <a:fillRect/>
+                    </a:stretch>
+                  </pic:blipFill>
+                  <pic:spPr>
+                    <a:xfrm>
+                      <a:off x="0" y="0"/>
+                      <a:ext cx="5226389" cy="2278535"/>
+                    </a:xfrm>
+                    <a:prstGeom prst="rect">
+                      <a:avLst/>
+                    </a:prstGeom>
+                  </pic:spPr>
+                </pic:pic>
+              </a:graphicData>
+            </a:graphic>
+          </wp:inline>
+        </w:drawing>
+      </w:r>
+    </w:p>
+    <w:p>
+      <w:pPr>
+        <w:pStyle w:val="aff"/>
+        <w:spacing w:after="360"/>
+        <w:ind w:firstLine="0"/>
+        <w:jc w:val="center"/>
+      </w:pPr>
+      <w:r>
+        <w:t>Рисунок 4 – Вывод массива в прямом и обратном порядке</w:t>
+      </w:r>
+    </w:p>
+    <w:p>
+      <w:pPr>
+        <w:pStyle w:val="aff"/>
+        <w:keepNext/>
+      </w:pPr>
+      <w:r>
+        <w:t>Для того же набора чисел выбрана сортировка по возрастанию (пункт 5), зат</w:t>
+      </w:r>
+      <w:r>
+        <w:t>ем массив выведен пунктом 1. Результат представлен на рисунке 5.</w:t>
+      </w:r>
+    </w:p>
+    <w:p>
+      <w:pPr>
+        <w:pStyle w:val="aff"/>
+        <w:keepNext/>
+        <w:spacing w:line="240" w:lineRule="auto"/>
+        <w:ind w:firstLine="0"/>
+        <w:jc w:val="center"/>
+      </w:pPr>
+      <w:r>
+        <w:rPr>
+          <w:noProof/>
+        </w:rPr>
+        <w:drawing>
+          <wp:inline distT="0" distB="0" distL="0" distR="0" wp14:anchorId="410E4E94" wp14:editId="7FB53E60">
+            <wp:extent cx="5505690" cy="2400300"/>
+            <wp:effectExtent l="0" t="0" r="0" b="0"/>
+            <wp:docPr id="105" name="Рисунок 5" descr="Рисунок 5 – Сортировка по возрастанию"/>
+            <wp:cNvGraphicFramePr>
+              <a:graphicFrameLocks xmlns:a="http://schemas.openxmlformats.org/drawingml/2006/main" noChangeAspect="1"/>
+            </wp:cNvGraphicFramePr>
+            <a:graphic xmlns:a="http://schemas.openxmlformats.org/drawingml/2006/main">
+              <a:graphicData uri="http://schemas.openxmlformats.org/drawingml/2006/picture">
+                <pic:pic xmlns:pic="http://schemas.openxmlformats.org/drawingml/2006/picture">
+                  <pic:nvPicPr>
+                    <pic:cNvPr id="105" name="fig5.png"/>
+                    <pic:cNvPicPr/>
+                  </pic:nvPicPr>
+                  <pic:blipFill>
+                    <a:blip r:embed="rId12"/>
+                    <a:stretch>
+                      <a:fillRect/>
+                    </a:stretch>
+                  </pic:blipFill>
+                  <pic:spPr>
+                    <a:xfrm>
+                      <a:off x="0" y="0"/>
+                      <a:ext cx="5525913" cy="2409117"/>
+                    </a:xfrm>
+                    <a:prstGeom prst="rect">
+                      <a:avLst/>
+                    </a:prstGeom>
+                  </pic:spPr>
+                </pic:pic>
+              </a:graphicData>
+            </a:graphic>
+          </wp:inline>
+        </w:drawing>
+      </w:r>
+    </w:p>
+    <w:p>
+      <w:pPr>
+        <w:pStyle w:val="aff"/>
+        <w:spacing w:after="360"/>
+        <w:ind w:firstLine="0"/>
+        <w:jc w:val="center"/>
+      </w:pPr>
+      <w:r>
+        <w:t>Рисунок 5 – Сортировка по возрастанию</w:t>
+      </w:r>
+    </w:p>
+    <w:p>
+      <w:pPr>
+        <w:pStyle w:val="aff"/>
+        <w:keepNext/>
+      </w:pPr>
+      <w:r>
+        <w:lastRenderedPageBreak/>
+        <w:t>После этого выбрана сортировка по убыванию (пункт 4), и массив снова выведен пунктом 1. Результат представлен на рисунке 6.</w:t>
+      </w:r>
+    </w:p>
+    <w:p>
+      <w:pPr>
+        <w:pStyle w:val="aff"/>
+        <w:keepNext/>
+        <w:spacing w:line="240" w:lineRule="auto"/>
+        <w:ind w:firstLine="0"/>
+        <w:jc w:val="center"/>
+      </w:pPr>
+      <w:r>
+        <w:rPr>
+          <w:noProof/>
+        </w:rPr>
+        <w:drawing>
+          <wp:inline distT="0" distB="0" distL="0" distR="0" wp14:anchorId="01A73EBE" wp14:editId="5815E0C8">
+            <wp:extent cx="5435777" cy="2369820"/>
+            <wp:effectExtent l="0" t="0" r="0" b="0"/>
+            <wp:docPr id="106" name="Рисунок 6" descr="Рисунок 6 – Сортировка по убыванию"/>
+            <wp:cNvGraphicFramePr>
+              <a:graphicFrameLocks xmlns:a="http://schemas.openxmlformats.org/drawingml/2006/main" noChangeAspect="1"/>
+            </wp:cNvGraphicFramePr>
+            <a:graphic xmlns:a="http://schemas.openxmlformats.org/drawingml/2006/main">
+              <a:graphicData uri="http://schemas.openxmlformats.org/drawingml/2006/picture">
+                <pic:pic xmlns:pic="http://schemas.openxmlformats.org/drawingml/2006/picture">
+                  <pic:nvPicPr>
+                    <pic:cNvPr id="106" name="fig6.png"/>
+                    <pic:cNvPicPr/>
+                  </pic:nvPicPr>
+                  <pic:blipFill>
+                    <a:blip r:embed="rId13"/>
+                    <a:stretch>
+                      <a:fillRect/>
+                    </a:stretch>
+                  </pic:blipFill>
+                  <pic:spPr>
+                    <a:xfrm>
+                      <a:off x="0" y="0"/>
+                      <a:ext cx="5441272" cy="2372216"/>
+                    </a:xfrm>
+                    <a:prstGeom prst="rect">
+                      <a:avLst/>
+                    </a:prstGeom>
+                  </pic:spPr>
+                </pic:pic>
+              </a:graphicData>
+            </a:graphic>
+          </wp:inline>
+        </w:drawing>
+      </w:r>
+    </w:p>
+    <w:p>
+      <w:pPr>
+        <w:pStyle w:val="aff"/>
+        <w:spacing w:after="360"/>
+        <w:ind w:firstLine="0"/>
+        <w:jc w:val="center"/>
+      </w:pPr>
+      <w:r>
+        <w:t>Рисунок 6 – Сортировка по убыванию</w:t>
       </w:r>
     </w:p>
     <w:p>
@@ -3610,11 +4516,11 @@
         <w:t xml:space="preserve">Вывод: </w:t>
       </w:r>
       <w:r>
-        <w:t>изучены базовые элементы синтаксиса языка программирования Java, освоены основные конструкции языка и получены практические навыки написания, компиляции и запуска простых программ в среде разработки.</w:t>
+        <w:t xml:space="preserve">изучены базовые элементы синтаксиса языка программирования Java, освоены основные конструкции языка (классы, конструкторы, циклы, условные операторы, switch) и работа с коллекцией ArrayList. </w:t>
       </w:r>
     </w:p>
     <w:sectPr>
-      <w:footerReference w:type="default" r:id="rId8"/>
+      <w:footerReference w:type="default" r:id="rId14"/>
       <w:pgSz w:w="11906" w:h="16838"/>
       <w:pgMar w:top="1134" w:right="850" w:bottom="1134" w:left="1701" w:header="708" w:footer="708" w:gutter="0"/>
       <w:cols w:space="708"/>

--- a/Отчёты/КИС/0лаб.docx
+++ b/Отчёты/КИС/0лаб.docx
@@ -233,6 +233,7 @@
     <w:p>
       <w:pPr>
         <w:pStyle w:val="a9"/>
+        <w:spacing w:after="0"/>
       </w:pPr>
       <w:r>
         <w:rPr>
@@ -272,53 +273,13 @@
         <w:t>–</w:t>
       </w:r>
       <w:r>
-        <w:t xml:space="preserve"> выполняй везде» (</w:t>
-      </w:r>
-      <w:proofErr w:type="spellStart"/>
-      <w:r>
-        <w:t>Write</w:t>
-      </w:r>
-      <w:proofErr w:type="spellEnd"/>
-      <w:r>
-        <w:t xml:space="preserve"> </w:t>
-      </w:r>
-      <w:proofErr w:type="spellStart"/>
-      <w:r>
-        <w:t>Once</w:t>
-      </w:r>
-      <w:proofErr w:type="spellEnd"/>
-      <w:r>
-        <w:t xml:space="preserve">, </w:t>
-      </w:r>
-      <w:proofErr w:type="spellStart"/>
-      <w:r>
-        <w:t>Run</w:t>
-      </w:r>
-      <w:proofErr w:type="spellEnd"/>
-      <w:r>
-        <w:t xml:space="preserve"> </w:t>
-      </w:r>
-      <w:proofErr w:type="spellStart"/>
-      <w:r>
-        <w:t>Anywhere</w:t>
-      </w:r>
-      <w:proofErr w:type="spellEnd"/>
-      <w:r>
-        <w:t xml:space="preserve">). Это достигается за счёт использования виртуальной машины Java (Java Virtual Machine, JVM), которая выступает промежуточным звеном между исходным кодом программы и операционной системой компьютера. Программа на Java компилируется не напрямую в машинный код конкретной платформы, а в промежуточный байт-код, который затем интерпретируется или компилируется «на лету» виртуальной машиной, установленной на целевом устройстве. Благодаря этому одна и та же скомпилированная программа может без изменений выполняться на компьютерах с разными операционными системами </w:t>
+        <w:t xml:space="preserve"> выполняй везде» (Write Once, Run Anywhere). Это достигается за счёт использования виртуальной машины Java (Java Virtual Machine, JVM), которая выступает промежуточным звеном между исходным кодом программы и операционной системой компьютера. Программа на Java компилируется не напрямую в машинный код конкретной платформы, а в промежуточный байт-код, который затем интерпретируется или компилируется «на лету» виртуальной машиной, установленной на целевом устройстве. Благодаря этому одна и та же скомпилированная программа может без изменений выполняться на компьютерах с разными операционными системами </w:t>
       </w:r>
       <w:r>
         <w:t>–</w:t>
       </w:r>
       <w:r>
-        <w:t xml:space="preserve"> Windows, Linux, </w:t>
-      </w:r>
-      <w:proofErr w:type="spellStart"/>
-      <w:r>
-        <w:t>macOS</w:t>
-      </w:r>
-      <w:proofErr w:type="spellEnd"/>
-      <w:r>
-        <w:t xml:space="preserve"> </w:t>
+        <w:t xml:space="preserve"> Windows, Linux, macOS </w:t>
       </w:r>
       <w:r>
         <w:t>–</w:t>
@@ -350,238 +311,1525 @@
         <w:t>–</w:t>
       </w:r>
       <w:r>
-        <w:t xml:space="preserve"> например, интерфейсами. Это значительно снижает вероятность возникновения ошибок, связанных с утечками памяти и некорректным доступом к данным. Управление памятью в Java осуществляется автоматически с помощью механизма сборки мусора (</w:t>
-      </w:r>
-      <w:proofErr w:type="spellStart"/>
-      <w:r>
-        <w:t>garbage</w:t>
-      </w:r>
-      <w:proofErr w:type="spellEnd"/>
-      <w:r>
+        <w:t xml:space="preserve"> например, интерфейсами. Это значительно снижает вероятность возникновения ошибок, связанных с утечками памяти и некорректным доступом к данным. Управление памятью в Java осуществляется автоматически с помощью механизма сборки мусора (garbage collector), который отслеживает объекты, более не используемые программой, и освобождает занимаемую ими память без непосредственного участия разработчика.</w:t>
+      </w:r>
+    </w:p>
+    <w:p>
+      <w:pPr>
+        <w:pStyle w:val="aff"/>
+      </w:pPr>
+      <w:r>
+        <w:t xml:space="preserve">Java обладает развитой и хорошо продуманной системой типов данных, разделяемых на примитивные и ссылочные. К примитивным типам относятся числовые типы (byte, short, int, long, float, double), логический тип boolean и символьный тип char. Ссылочные типы включают классы, интерфейсы и массивы. Важной особенностью языка является наличие так называемых обёрточных классов (wrapper classes), которые позволяют представлять </w:t>
+      </w:r>
+      <w:r>
+        <w:lastRenderedPageBreak/>
+        <w:t xml:space="preserve">примитивные значения в виде объектов, что бывает необходимо при работе с коллекциями и обобщёнными типами (generics). </w:t>
+      </w:r>
+    </w:p>
+    <w:p>
+      <w:pPr>
+        <w:pStyle w:val="aff"/>
+      </w:pPr>
+      <w:r>
+        <w:t>Для ознакомления с базовыми конструкциями языка Java реализована консольная программа для работы с массивом целых чисел. Пользователь вводит положительные числа, затем может вывести массив в прямом и обратном порядке, отсортировать его по возрастанию или по убыванию. Управление выполняется через текстовое меню.</w:t>
+      </w:r>
+    </w:p>
+    <w:p>
+      <w:pPr>
+        <w:pStyle w:val="aff"/>
+      </w:pPr>
+      <w:r>
+        <w:t>В программе использован класс «ArrayList» из пакета java.util. Он выбран вместо обычного массива, потому что заранее неизвестно, сколько чисел введёт пользователь, а «ArrayList» позволяет добавлять элементы без заданного размера. Для чтения данных с клавиатуры использован класс Scanner. Он объявлен как static final, поэтому создаётся один раз на весь класс и не пересоздаётся при каждом вызове метода ввода.</w:t>
+      </w:r>
+    </w:p>
+    <w:p>
+      <w:pPr>
+        <w:pStyle w:val="aff"/>
+      </w:pPr>
+      <w:r>
+        <w:t>Список хранится в закрытом поле lst. В классе три конструктора: без параметров, с передачей списка и копирующий. Везде, где список передаётся в класс или возвращается из него (конструктор, setLst(), getLst()), создаётся его копия, поэтому изменение исходного списка снаружи не затрагивает данные внутри объекта.</w:t>
+      </w:r>
+    </w:p>
+    <w:p>
+      <w:pPr>
+        <w:pStyle w:val="aff"/>
+      </w:pPr>
+      <w:r>
+        <w:t>Метод enterDigits() запрашивает числа, пока пользователь не введёт «-1». Отрицательные числа и текст отклоняются с сообщением об ошибке. Если введено меньше двух чисел, ввод запрашивается заново.</w:t>
+      </w:r>
+    </w:p>
+    <w:p>
+      <w:pPr>
+        <w:pStyle w:val="aff"/>
+      </w:pPr>
+      <w:r>
+        <w:t>Сортировка выполняется методом Collections.sort(). Метод sortAsc() сортирует список по возрастанию, а sortDesc() сначала сортирует его по возрастанию, затем разворачивает методом Collections.reverse(). Вывод в прямом и обратном порядке выполняют методы coutArrayForward() и coutArrayBack(). Проверка, что в списке есть минимум два числа, вынесена в закрытый метод hasEnoughData().</w:t>
+      </w:r>
+    </w:p>
+    <w:p>
+      <w:pPr>
+        <w:pStyle w:val="aff"/>
+      </w:pPr>
+      <w:r>
+        <w:t>Метод menu() выводит меню в цикле do-while, пока не выбран пункт 6. Выбранный пункт обрабатывается оператором switch. Если вместо числа введён текст, программа выводит сообщение и показывает меню снова.</w:t>
+      </w:r>
+    </w:p>
+    <w:p>
+      <w:pPr>
+        <w:pStyle w:val="aff"/>
+      </w:pPr>
+      <w:r>
+        <w:lastRenderedPageBreak/>
+        <w:t>Код класса</w:t>
+      </w:r>
+      <w:r>
+        <w:rPr>
+          <w:lang w:val="en-US"/>
+        </w:rPr>
+        <w:t xml:space="preserve"> Zero</w:t>
+      </w:r>
+      <w:r>
+        <w:t>.</w:t>
+      </w:r>
+    </w:p>
+    <w:p>
+      <w:pPr>
+        <w:pStyle w:val="af5"/>
+        <w:keepNext w:val="0"/>
+        <w:keepLines w:val="0"/>
+        <w:rPr>
+          <w:lang w:val="en-US"/>
+        </w:rPr>
+      </w:pPr>
+      <w:r>
+        <w:rPr>
+          <w:lang w:val="en-US"/>
+        </w:rPr>
+        <w:t>import java.util.ArrayList;</w:t>
+      </w:r>
+    </w:p>
+    <w:p>
+      <w:pPr>
+        <w:pStyle w:val="af5"/>
+        <w:keepNext w:val="0"/>
+        <w:keepLines w:val="0"/>
+        <w:rPr>
+          <w:lang w:val="en-US"/>
+        </w:rPr>
+      </w:pPr>
+      <w:r>
+        <w:rPr>
+          <w:lang w:val="en-US"/>
+        </w:rPr>
+        <w:t>import java.util.Collections;</w:t>
+      </w:r>
+    </w:p>
+    <w:p>
+      <w:pPr>
+        <w:pStyle w:val="af5"/>
+        <w:keepNext w:val="0"/>
+        <w:keepLines w:val="0"/>
+        <w:rPr>
+          <w:lang w:val="en-US"/>
+        </w:rPr>
+      </w:pPr>
+      <w:r>
+        <w:rPr>
+          <w:lang w:val="en-US"/>
+        </w:rPr>
+        <w:t>import java.util.Scanner;</w:t>
+      </w:r>
+    </w:p>
+    <w:p>
+      <w:pPr>
+        <w:pStyle w:val="af5"/>
+        <w:keepNext w:val="0"/>
+        <w:keepLines w:val="0"/>
+        <w:rPr>
+          <w:lang w:val="en-US"/>
+        </w:rPr>
+      </w:pPr>
+    </w:p>
+    <w:p>
+      <w:pPr>
+        <w:pStyle w:val="af5"/>
+        <w:keepNext w:val="0"/>
+        <w:keepLines w:val="0"/>
+        <w:rPr>
+          <w:lang w:val="en-US"/>
+        </w:rPr>
+      </w:pPr>
+      <w:r>
+        <w:rPr>
+          <w:lang w:val="en-US"/>
+        </w:rPr>
+        <w:t>class Zero {</w:t>
+      </w:r>
+    </w:p>
+    <w:p>
+      <w:pPr>
+        <w:pStyle w:val="af5"/>
+        <w:keepNext w:val="0"/>
+        <w:keepLines w:val="0"/>
+        <w:rPr>
+          <w:lang w:val="en-US"/>
+        </w:rPr>
+      </w:pPr>
+      <w:r>
+        <w:rPr>
+          <w:lang w:val="en-US"/>
+        </w:rPr>
+        <w:t xml:space="preserve">    </w:t>
+      </w:r>
+      <w:r>
+        <w:rPr>
+          <w:lang w:val="en-US"/>
+        </w:rPr>
+        <w:t>private ArrayList&lt;Integer&gt; lst;</w:t>
+      </w:r>
+    </w:p>
+    <w:p>
+      <w:pPr>
+        <w:pStyle w:val="af5"/>
+        <w:keepNext w:val="0"/>
+        <w:keepLines w:val="0"/>
+        <w:rPr>
+          <w:lang w:val="en-US"/>
+        </w:rPr>
+      </w:pPr>
+      <w:r>
+        <w:rPr>
+          <w:lang w:val="en-US"/>
+        </w:rPr>
+        <w:t xml:space="preserve">    private static final Scanner scanner = new Scanner(System.in);</w:t>
+      </w:r>
+    </w:p>
+    <w:p>
+      <w:pPr>
+        <w:pStyle w:val="af5"/>
+        <w:keepNext w:val="0"/>
+        <w:keepLines w:val="0"/>
+        <w:rPr>
+          <w:lang w:val="en-US"/>
+        </w:rPr>
+      </w:pPr>
+    </w:p>
+    <w:p>
+      <w:pPr>
+        <w:pStyle w:val="af5"/>
+        <w:keepNext w:val="0"/>
+        <w:keepLines w:val="0"/>
+        <w:rPr>
+          <w:lang w:val="en-US"/>
+        </w:rPr>
+      </w:pPr>
+      <w:r>
+        <w:rPr>
+          <w:lang w:val="en-US"/>
+        </w:rPr>
+        <w:t xml:space="preserve">    public Zero() {</w:t>
+      </w:r>
+    </w:p>
+    <w:p>
+      <w:pPr>
+        <w:pStyle w:val="af5"/>
+        <w:keepNext w:val="0"/>
+        <w:keepLines w:val="0"/>
+        <w:rPr>
+          <w:lang w:val="en-US"/>
+        </w:rPr>
+      </w:pPr>
+      <w:r>
+        <w:rPr>
+          <w:lang w:val="en-US"/>
+        </w:rPr>
+        <w:t xml:space="preserve">        this.lst = new ArrayList&lt;&gt;();</w:t>
+      </w:r>
+    </w:p>
+    <w:p>
+      <w:pPr>
+        <w:pStyle w:val="af5"/>
+        <w:keepNext w:val="0"/>
+        <w:keepLines w:val="0"/>
+        <w:rPr>
+          <w:lang w:val="en-US"/>
+        </w:rPr>
+      </w:pPr>
+      <w:r>
+        <w:rPr>
+          <w:lang w:val="en-US"/>
+        </w:rPr>
+        <w:t xml:space="preserve">    }</w:t>
+      </w:r>
+    </w:p>
+    <w:p>
+      <w:pPr>
+        <w:pStyle w:val="af5"/>
+        <w:keepNext w:val="0"/>
+        <w:keepLines w:val="0"/>
+        <w:rPr>
+          <w:lang w:val="en-US"/>
+        </w:rPr>
+      </w:pPr>
+    </w:p>
+    <w:p>
+      <w:pPr>
+        <w:pStyle w:val="af5"/>
+        <w:keepNext w:val="0"/>
+        <w:keepLines w:val="0"/>
+        <w:rPr>
+          <w:lang w:val="en-US"/>
+        </w:rPr>
+      </w:pPr>
+      <w:r>
+        <w:rPr>
+          <w:lang w:val="en-US"/>
+        </w:rPr>
+        <w:t xml:space="preserve">    public Zero(ArrayList&lt;Integer&gt; lst) {</w:t>
+      </w:r>
+    </w:p>
+    <w:p>
+      <w:pPr>
+        <w:pStyle w:val="af5"/>
+        <w:keepNext w:val="0"/>
+        <w:keepLines w:val="0"/>
+      </w:pPr>
+      <w:r>
+        <w:rPr>
+          <w:lang w:val="en-US"/>
+        </w:rPr>
+        <w:t xml:space="preserve">        </w:t>
+      </w:r>
+      <w:r>
+        <w:t>this.lst = new ArrayList&lt;&gt;(lst); // Если кто-то удалит из старого, то в новом ничего не изменится</w:t>
+      </w:r>
+    </w:p>
+    <w:p>
+      <w:pPr>
+        <w:pStyle w:val="af5"/>
+        <w:keepNext w:val="0"/>
+        <w:keepLines w:val="0"/>
+        <w:rPr>
+          <w:lang w:val="en-US"/>
+        </w:rPr>
+      </w:pPr>
+      <w:r>
+        <w:t xml:space="preserve">    </w:t>
+      </w:r>
+      <w:r>
+        <w:rPr>
+          <w:lang w:val="en-US"/>
+        </w:rPr>
+        <w:t>}</w:t>
+      </w:r>
+    </w:p>
+    <w:p>
+      <w:pPr>
+        <w:pStyle w:val="af5"/>
+        <w:keepNext w:val="0"/>
+        <w:keepLines w:val="0"/>
+        <w:rPr>
+          <w:lang w:val="en-US"/>
+        </w:rPr>
+      </w:pPr>
+    </w:p>
+    <w:p>
+      <w:pPr>
+        <w:pStyle w:val="af5"/>
+        <w:keepNext w:val="0"/>
+        <w:keepLines w:val="0"/>
+        <w:rPr>
+          <w:lang w:val="en-US"/>
+        </w:rPr>
+      </w:pPr>
+      <w:r>
+        <w:rPr>
+          <w:lang w:val="en-US"/>
+        </w:rPr>
+        <w:t xml:space="preserve">    public Zero(Zero other) {</w:t>
+      </w:r>
+    </w:p>
+    <w:p>
+      <w:pPr>
+        <w:pStyle w:val="af5"/>
+        <w:keepNext w:val="0"/>
+        <w:keepLines w:val="0"/>
+        <w:rPr>
+          <w:lang w:val="en-US"/>
+        </w:rPr>
+      </w:pPr>
+      <w:r>
+        <w:rPr>
+          <w:lang w:val="en-US"/>
+        </w:rPr>
+        <w:t xml:space="preserve">        this.lst = new ArrayList&lt;&gt;(other.lst);</w:t>
+      </w:r>
+    </w:p>
+    <w:p>
+      <w:pPr>
+        <w:pStyle w:val="af5"/>
+        <w:keepNext w:val="0"/>
+        <w:keepLines w:val="0"/>
+        <w:rPr>
+          <w:lang w:val="en-US"/>
+        </w:rPr>
+      </w:pPr>
+      <w:r>
+        <w:rPr>
+          <w:lang w:val="en-US"/>
+        </w:rPr>
+        <w:t xml:space="preserve">    }</w:t>
+      </w:r>
+    </w:p>
+    <w:p>
+      <w:pPr>
+        <w:pStyle w:val="af5"/>
+        <w:keepNext w:val="0"/>
+        <w:keepLines w:val="0"/>
+        <w:rPr>
+          <w:lang w:val="en-US"/>
+        </w:rPr>
+      </w:pPr>
+    </w:p>
+    <w:p>
+      <w:pPr>
+        <w:pStyle w:val="af5"/>
+        <w:keepNext w:val="0"/>
+        <w:keepLines w:val="0"/>
+        <w:rPr>
+          <w:lang w:val="en-US"/>
+        </w:rPr>
+      </w:pPr>
+      <w:r>
+        <w:rPr>
+          <w:lang w:val="en-US"/>
+        </w:rPr>
+        <w:t xml:space="preserve">    public ArrayList&lt;Integer&gt; getLst() {</w:t>
+      </w:r>
+    </w:p>
+    <w:p>
+      <w:pPr>
+        <w:pStyle w:val="af5"/>
+        <w:keepNext w:val="0"/>
+        <w:keepLines w:val="0"/>
+        <w:rPr>
+          <w:lang w:val="en-US"/>
+        </w:rPr>
+      </w:pPr>
+      <w:r>
+        <w:rPr>
+          <w:lang w:val="en-US"/>
+        </w:rPr>
+        <w:t xml:space="preserve">        return new ArrayList&lt;&gt;(lst);</w:t>
+      </w:r>
+    </w:p>
+    <w:p>
+      <w:pPr>
+        <w:pStyle w:val="af5"/>
+        <w:keepNext w:val="0"/>
+        <w:keepLines w:val="0"/>
+        <w:rPr>
+          <w:lang w:val="en-US"/>
+        </w:rPr>
+      </w:pPr>
+      <w:r>
+        <w:rPr>
+          <w:lang w:val="en-US"/>
+        </w:rPr>
+        <w:t xml:space="preserve">    }</w:t>
+      </w:r>
+    </w:p>
+    <w:p>
+      <w:pPr>
+        <w:pStyle w:val="af5"/>
+        <w:keepNext w:val="0"/>
+        <w:keepLines w:val="0"/>
+        <w:rPr>
+          <w:lang w:val="en-US"/>
+        </w:rPr>
+      </w:pPr>
+    </w:p>
+    <w:p>
+      <w:pPr>
+        <w:pStyle w:val="af5"/>
+        <w:keepNext w:val="0"/>
+        <w:keepLines w:val="0"/>
+        <w:rPr>
+          <w:lang w:val="en-US"/>
+        </w:rPr>
+      </w:pPr>
+      <w:r>
+        <w:rPr>
+          <w:lang w:val="en-US"/>
+        </w:rPr>
+        <w:t xml:space="preserve">    public void setLst(ArrayList&lt;Integer&gt; lst) {</w:t>
+      </w:r>
+    </w:p>
+    <w:p>
+      <w:pPr>
+        <w:pStyle w:val="af5"/>
+        <w:keepNext w:val="0"/>
+        <w:keepLines w:val="0"/>
+        <w:rPr>
+          <w:lang w:val="en-US"/>
+        </w:rPr>
+      </w:pPr>
+      <w:r>
+        <w:rPr>
+          <w:lang w:val="en-US"/>
+        </w:rPr>
+        <w:t xml:space="preserve">        this.lst = new ArrayList&lt;&gt;(lst);</w:t>
+      </w:r>
+    </w:p>
+    <w:p>
+      <w:pPr>
+        <w:pStyle w:val="af5"/>
+        <w:keepNext w:val="0"/>
+        <w:keepLines w:val="0"/>
+        <w:rPr>
+          <w:lang w:val="en-US"/>
+        </w:rPr>
+      </w:pPr>
+      <w:r>
+        <w:rPr>
+          <w:lang w:val="en-US"/>
+        </w:rPr>
+        <w:t xml:space="preserve">    }</w:t>
+      </w:r>
+    </w:p>
+    <w:p>
+      <w:pPr>
+        <w:pStyle w:val="af5"/>
+        <w:keepNext w:val="0"/>
+        <w:keepLines w:val="0"/>
+        <w:rPr>
+          <w:lang w:val="en-US"/>
+        </w:rPr>
+      </w:pPr>
+    </w:p>
+    <w:p>
+      <w:pPr>
+        <w:pStyle w:val="af5"/>
+        <w:keepNext w:val="0"/>
+        <w:keepLines w:val="0"/>
+        <w:rPr>
+          <w:lang w:val="en-US"/>
+        </w:rPr>
+      </w:pPr>
+      <w:r>
+        <w:rPr>
+          <w:lang w:val="en-US"/>
+        </w:rPr>
+        <w:t xml:space="preserve">    public void enterDigits() {</w:t>
+      </w:r>
+    </w:p>
+    <w:p>
+      <w:pPr>
+        <w:pStyle w:val="af5"/>
+        <w:keepNext w:val="0"/>
+        <w:keepLines w:val="0"/>
+        <w:rPr>
+          <w:lang w:val="en-US"/>
+        </w:rPr>
+      </w:pPr>
+      <w:r>
+        <w:rPr>
+          <w:lang w:val="en-US"/>
+        </w:rPr>
+        <w:t xml:space="preserve">        ArrayList&lt;Integer&gt; result = new ArrayList&lt;&gt;();</w:t>
+      </w:r>
+    </w:p>
+    <w:p>
+      <w:pPr>
+        <w:pStyle w:val="af5"/>
+        <w:keepNext w:val="0"/>
+        <w:keepLines w:val="0"/>
+        <w:rPr>
+          <w:lang w:val="en-US"/>
+        </w:rPr>
+      </w:pPr>
+    </w:p>
+    <w:p>
+      <w:pPr>
+        <w:pStyle w:val="af5"/>
+        <w:keepNext w:val="0"/>
+        <w:keepLines w:val="0"/>
+      </w:pPr>
+      <w:r>
+        <w:rPr>
+          <w:lang w:val="en-US"/>
+        </w:rPr>
+        <w:t xml:space="preserve">        </w:t>
+      </w:r>
+      <w:r>
+        <w:t>do {</w:t>
+      </w:r>
+    </w:p>
+    <w:p>
+      <w:pPr>
+        <w:pStyle w:val="af5"/>
+        <w:keepNext w:val="0"/>
+        <w:keepLines w:val="0"/>
+      </w:pPr>
+      <w:r>
+        <w:t xml:space="preserve">            System.out.println("Вводите положительные числа (минимум 2).");</w:t>
+      </w:r>
+    </w:p>
+    <w:p>
+      <w:pPr>
+        <w:pStyle w:val="af5"/>
+        <w:keepNext w:val="0"/>
+        <w:keepLines w:val="0"/>
+      </w:pPr>
+      <w:r>
+        <w:t xml:space="preserve">            System.out.println("Чтобы закончить ввод, впишите -1.");</w:t>
+      </w:r>
+    </w:p>
+    <w:p>
+      <w:pPr>
+        <w:pStyle w:val="af5"/>
+        <w:keepNext w:val="0"/>
+        <w:keepLines w:val="0"/>
+        <w:rPr>
+          <w:lang w:val="en-US"/>
+        </w:rPr>
+      </w:pPr>
+      <w:r>
+        <w:t xml:space="preserve">            </w:t>
+      </w:r>
+      <w:r>
+        <w:rPr>
+          <w:lang w:val="en-US"/>
+        </w:rPr>
+        <w:t>boolean flag = true;</w:t>
+      </w:r>
+    </w:p>
+    <w:p>
+      <w:pPr>
+        <w:pStyle w:val="af5"/>
+        <w:keepNext w:val="0"/>
+        <w:keepLines w:val="0"/>
+        <w:rPr>
+          <w:lang w:val="en-US"/>
+        </w:rPr>
+      </w:pPr>
+      <w:r>
+        <w:rPr>
+          <w:lang w:val="en-US"/>
+        </w:rPr>
+        <w:t xml:space="preserve">            while (flag) {</w:t>
+      </w:r>
+    </w:p>
+    <w:p>
+      <w:pPr>
+        <w:pStyle w:val="af5"/>
+        <w:keepNext w:val="0"/>
+        <w:keepLines w:val="0"/>
+        <w:rPr>
+          <w:lang w:val="en-US"/>
+        </w:rPr>
+      </w:pPr>
+      <w:r>
+        <w:rPr>
+          <w:lang w:val="en-US"/>
+        </w:rPr>
+        <w:t xml:space="preserve">                System.out.print("-&gt; ");</w:t>
+      </w:r>
+    </w:p>
+    <w:p>
+      <w:pPr>
+        <w:pStyle w:val="af5"/>
+        <w:keepNext w:val="0"/>
+        <w:keepLines w:val="0"/>
+        <w:rPr>
+          <w:lang w:val="en-US"/>
+        </w:rPr>
+      </w:pPr>
+      <w:r>
+        <w:rPr>
+          <w:lang w:val="en-US"/>
+        </w:rPr>
+        <w:t xml:space="preserve">                if (scanner.hasNextInt()) {</w:t>
+      </w:r>
+    </w:p>
+    <w:p>
+      <w:pPr>
+        <w:pStyle w:val="af5"/>
+        <w:keepNext w:val="0"/>
+        <w:keepLines w:val="0"/>
+        <w:rPr>
+          <w:lang w:val="en-US"/>
+        </w:rPr>
+      </w:pPr>
+      <w:r>
+        <w:rPr>
+          <w:lang w:val="en-US"/>
+        </w:rPr>
+        <w:t xml:space="preserve">                    int num = scanner.nextInt();</w:t>
+      </w:r>
+    </w:p>
+    <w:p>
+      <w:pPr>
+        <w:pStyle w:val="af5"/>
+        <w:keepNext w:val="0"/>
+        <w:keepLines w:val="0"/>
+        <w:rPr>
+          <w:lang w:val="en-US"/>
+        </w:rPr>
+      </w:pPr>
+      <w:r>
+        <w:rPr>
+          <w:lang w:val="en-US"/>
+        </w:rPr>
+        <w:t xml:space="preserve">                    if (num == -1) {</w:t>
+      </w:r>
+    </w:p>
+    <w:p>
+      <w:pPr>
+        <w:pStyle w:val="af5"/>
+        <w:keepNext w:val="0"/>
+        <w:keepLines w:val="0"/>
+        <w:rPr>
+          <w:lang w:val="en-US"/>
+        </w:rPr>
+      </w:pPr>
+      <w:r>
+        <w:rPr>
+          <w:lang w:val="en-US"/>
+        </w:rPr>
+        <w:t xml:space="preserve">                        flag = false;</w:t>
+      </w:r>
+    </w:p>
+    <w:p>
+      <w:pPr>
+        <w:pStyle w:val="af5"/>
+        <w:keepNext w:val="0"/>
+        <w:keepLines w:val="0"/>
+        <w:rPr>
+          <w:lang w:val="en-US"/>
+        </w:rPr>
+      </w:pPr>
+      <w:r>
+        <w:rPr>
+          <w:lang w:val="en-US"/>
+        </w:rPr>
+        <w:t xml:space="preserve">                    } else if (num &lt; 0) {</w:t>
+      </w:r>
+    </w:p>
+    <w:p>
+      <w:pPr>
+        <w:pStyle w:val="af5"/>
+        <w:keepNext w:val="0"/>
+        <w:keepLines w:val="0"/>
+      </w:pPr>
+      <w:r>
+        <w:rPr>
+          <w:lang w:val="en-US"/>
+        </w:rPr>
+        <w:t xml:space="preserve">                        </w:t>
+      </w:r>
+      <w:r>
+        <w:t>System.out.println("Число должно быть положительным. Попробуйте ещё раз.");</w:t>
+      </w:r>
+    </w:p>
+    <w:p>
+      <w:pPr>
+        <w:pStyle w:val="af5"/>
+        <w:keepNext w:val="0"/>
+        <w:keepLines w:val="0"/>
+      </w:pPr>
+      <w:r>
+        <w:t xml:space="preserve">                    } else {</w:t>
+      </w:r>
+    </w:p>
+    <w:p>
+      <w:pPr>
+        <w:pStyle w:val="af5"/>
+        <w:keepNext w:val="0"/>
+        <w:keepLines w:val="0"/>
+      </w:pPr>
+      <w:r>
+        <w:t xml:space="preserve">                        result.add(num);</w:t>
+      </w:r>
+    </w:p>
+    <w:p>
+      <w:pPr>
+        <w:pStyle w:val="af5"/>
+        <w:keepNext w:val="0"/>
+        <w:keepLines w:val="0"/>
+      </w:pPr>
+      <w:r>
+        <w:t xml:space="preserve">                    }</w:t>
+      </w:r>
+    </w:p>
+    <w:p>
+      <w:pPr>
+        <w:pStyle w:val="af5"/>
+        <w:keepNext w:val="0"/>
+        <w:keepLines w:val="0"/>
+      </w:pPr>
+      <w:r>
+        <w:t xml:space="preserve">                } else {</w:t>
+      </w:r>
+    </w:p>
+    <w:p>
+      <w:pPr>
+        <w:pStyle w:val="af5"/>
+        <w:keepNext w:val="0"/>
+        <w:keepLines w:val="0"/>
+      </w:pPr>
+      <w:r>
+        <w:t xml:space="preserve">                    scanner.next();</w:t>
+      </w:r>
+    </w:p>
+    <w:p>
+      <w:pPr>
+        <w:pStyle w:val="af5"/>
+        <w:keepNext w:val="0"/>
+        <w:keepLines w:val="0"/>
+      </w:pPr>
+      <w:r>
+        <w:t xml:space="preserve">                    System.out.println("Это не число, попробуй ещё раз.");</w:t>
+      </w:r>
+    </w:p>
+    <w:p>
+      <w:pPr>
+        <w:pStyle w:val="af5"/>
+        <w:keepNext w:val="0"/>
+        <w:keepLines w:val="0"/>
+      </w:pPr>
+      <w:r>
+        <w:t xml:space="preserve">                }</w:t>
+      </w:r>
+    </w:p>
+    <w:p>
+      <w:pPr>
+        <w:pStyle w:val="af5"/>
+        <w:keepNext w:val="0"/>
+        <w:keepLines w:val="0"/>
+      </w:pPr>
+      <w:r>
+        <w:t xml:space="preserve">            }</w:t>
+      </w:r>
+    </w:p>
+    <w:p>
+      <w:pPr>
+        <w:pStyle w:val="af5"/>
+        <w:keepNext w:val="0"/>
+        <w:keepLines w:val="0"/>
+      </w:pPr>
+    </w:p>
+    <w:p>
+      <w:pPr>
+        <w:pStyle w:val="af5"/>
+        <w:keepNext w:val="0"/>
+        <w:keepLines w:val="0"/>
+      </w:pPr>
+      <w:r>
+        <w:t xml:space="preserve">            if (result.size() &lt; 2) {</w:t>
+      </w:r>
+    </w:p>
+    <w:p>
+      <w:pPr>
+        <w:pStyle w:val="af5"/>
+        <w:keepNext w:val="0"/>
+        <w:keepLines w:val="0"/>
+        <w:rPr>
+          <w:lang w:val="en-US"/>
+        </w:rPr>
+      </w:pPr>
+      <w:r>
+        <w:t xml:space="preserve">                System.out.println("\nОшибка: Вы ввели менее 2-х чисел. Давайте</w:t>
+      </w:r>
+      <w:r>
+        <w:rPr>
+          <w:lang w:val="en-US"/>
+        </w:rPr>
         <w:t xml:space="preserve"> </w:t>
       </w:r>
-      <w:proofErr w:type="spellStart"/>
-      <w:r>
-        <w:t>collector</w:t>
-      </w:r>
-      <w:proofErr w:type="spellEnd"/>
-      <w:r>
-        <w:t>), который отслеживает объекты, более не используемые программой, и освобождает занимаемую ими память без непосредственного участия разработчика.</w:t>
-      </w:r>
-    </w:p>
-    <w:p>
-      <w:pPr>
-        <w:pStyle w:val="aff"/>
-      </w:pPr>
-      <w:r>
-        <w:t>Java обладает развитой и хорошо продуманной системой типов данных, разделяемых на примитивные и ссылочные. К примитивным типам относятся числовые типы (</w:t>
-      </w:r>
-      <w:proofErr w:type="spellStart"/>
-      <w:r>
-        <w:t>byte</w:t>
-      </w:r>
-      <w:proofErr w:type="spellEnd"/>
-      <w:r>
-        <w:t xml:space="preserve">, </w:t>
-      </w:r>
-      <w:proofErr w:type="spellStart"/>
-      <w:r>
-        <w:t>short</w:t>
-      </w:r>
-      <w:proofErr w:type="spellEnd"/>
-      <w:r>
-        <w:t xml:space="preserve">, </w:t>
-      </w:r>
-      <w:proofErr w:type="spellStart"/>
-      <w:r>
-        <w:t>int</w:t>
-      </w:r>
-      <w:proofErr w:type="spellEnd"/>
-      <w:r>
-        <w:t xml:space="preserve">, </w:t>
-      </w:r>
-      <w:proofErr w:type="spellStart"/>
-      <w:r>
-        <w:t>long</w:t>
-      </w:r>
-      <w:proofErr w:type="spellEnd"/>
-      <w:r>
-        <w:t xml:space="preserve">, </w:t>
-      </w:r>
-      <w:proofErr w:type="spellStart"/>
-      <w:r>
-        <w:t>float</w:t>
-      </w:r>
-      <w:proofErr w:type="spellEnd"/>
-      <w:r>
-        <w:t xml:space="preserve">, </w:t>
-      </w:r>
-      <w:proofErr w:type="spellStart"/>
-      <w:r>
-        <w:t>double</w:t>
-      </w:r>
-      <w:proofErr w:type="spellEnd"/>
-      <w:r>
-        <w:t xml:space="preserve">), логический тип </w:t>
-      </w:r>
-      <w:proofErr w:type="spellStart"/>
-      <w:r>
-        <w:t>boolean</w:t>
-      </w:r>
-      <w:proofErr w:type="spellEnd"/>
-      <w:r>
-        <w:t xml:space="preserve"> и символьный тип </w:t>
-      </w:r>
-      <w:proofErr w:type="spellStart"/>
-      <w:r>
-        <w:t>char</w:t>
-      </w:r>
-      <w:proofErr w:type="spellEnd"/>
-      <w:r>
-        <w:t>. Ссылочные типы включают классы, интерфейсы и массивы. Важной особенностью языка является наличие так называемых обёрточных классов (</w:t>
-      </w:r>
-      <w:proofErr w:type="spellStart"/>
-      <w:r>
-        <w:t>wrapper</w:t>
-      </w:r>
-      <w:proofErr w:type="spellEnd"/>
-      <w:r>
+      <w:r>
+        <w:t>начнем</w:t>
+      </w:r>
+      <w:r>
+        <w:rPr>
+          <w:lang w:val="en-US"/>
+        </w:rPr>
         <w:t xml:space="preserve"> </w:t>
       </w:r>
-      <w:proofErr w:type="spellStart"/>
-      <w:r>
-        <w:t>classes</w:t>
-      </w:r>
-      <w:proofErr w:type="spellEnd"/>
-      <w:r>
-        <w:t xml:space="preserve">), которые позволяют представлять </w:t>
-      </w:r>
-      <w:r>
+      <w:r>
+        <w:t>заново</w:t>
+      </w:r>
+      <w:r>
+        <w:rPr>
+          <w:lang w:val="en-US"/>
+        </w:rPr>
+        <w:t>.\n");</w:t>
+      </w:r>
+    </w:p>
+    <w:p>
+      <w:pPr>
+        <w:pStyle w:val="af5"/>
+        <w:keepNext w:val="0"/>
+        <w:keepLines w:val="0"/>
+        <w:rPr>
+          <w:lang w:val="en-US"/>
+        </w:rPr>
+      </w:pPr>
+      <w:r>
+        <w:rPr>
+          <w:lang w:val="en-US"/>
+        </w:rPr>
+        <w:t xml:space="preserve">            }</w:t>
+      </w:r>
+    </w:p>
+    <w:p>
+      <w:pPr>
+        <w:pStyle w:val="af5"/>
+        <w:keepNext w:val="0"/>
+        <w:keepLines w:val="0"/>
+        <w:rPr>
+          <w:lang w:val="en-US"/>
+        </w:rPr>
+      </w:pPr>
+    </w:p>
+    <w:p>
+      <w:pPr>
+        <w:pStyle w:val="af5"/>
+        <w:keepNext w:val="0"/>
+        <w:keepLines w:val="0"/>
+        <w:rPr>
+          <w:lang w:val="en-US"/>
+        </w:rPr>
+      </w:pPr>
+      <w:r>
+        <w:rPr>
+          <w:lang w:val="en-US"/>
+        </w:rPr>
+        <w:t xml:space="preserve">        } while (result.size() &lt; 2);</w:t>
+      </w:r>
+    </w:p>
+    <w:p>
+      <w:pPr>
+        <w:pStyle w:val="af5"/>
+        <w:keepNext w:val="0"/>
+        <w:keepLines w:val="0"/>
+        <w:rPr>
+          <w:lang w:val="en-US"/>
+        </w:rPr>
+      </w:pPr>
+    </w:p>
+    <w:p>
+      <w:pPr>
+        <w:pStyle w:val="af5"/>
+        <w:keepNext w:val="0"/>
+        <w:keepLines w:val="0"/>
+        <w:rPr>
+          <w:lang w:val="en-US"/>
+        </w:rPr>
+      </w:pPr>
+      <w:r>
+        <w:rPr>
+          <w:lang w:val="en-US"/>
+        </w:rPr>
         <w:lastRenderedPageBreak/>
-        <w:t>примитивные значения в виде объектов, что бывает необходимо при работе с коллекциями и обобщёнными типами (</w:t>
-      </w:r>
-      <w:proofErr w:type="spellStart"/>
-      <w:r>
-        <w:t>generics</w:t>
-      </w:r>
-      <w:proofErr w:type="spellEnd"/>
-      <w:r>
-        <w:t xml:space="preserve">). </w:t>
-      </w:r>
-    </w:p>
-    <w:p>
-      <w:pPr>
-        <w:pStyle w:val="aff"/>
-      </w:pPr>
-      <w:r>
-        <w:t xml:space="preserve">Для ознакомления с базовыми конструкциями языка Java реализована консольная программа для работы с массивом целых чисел. Пользователь вводит положительные числа, затем может </w:t>
-      </w:r>
-      <w:r>
-        <w:t>вывести массив в прямом и обратном порядке, отсортировать его по возрастанию или по убыванию. Управление выполняется через текстовое меню.</w:t>
-      </w:r>
-    </w:p>
-    <w:p>
-      <w:pPr>
-        <w:pStyle w:val="aff"/>
-      </w:pPr>
-      <w:r>
-        <w:t>В программе использован класс «ArrayList» из пакета java.util. Он выбран вместо обычного массива, потому что заранее неизвестно, сколько чисел введёт пользователь, а «ArrayList» позволяет добавлять элементы без заданного размера. Для чтения данных с клавиа</w:t>
-      </w:r>
-      <w:r>
-        <w:t>туры использован класс Scanner. Он объявлен как static final, поэтому создаётся один раз на весь класс и не пересоздаётся при каждом вызове метода ввода.</w:t>
-      </w:r>
-    </w:p>
-    <w:p>
-      <w:pPr>
-        <w:pStyle w:val="aff"/>
-      </w:pPr>
-      <w:r>
-        <w:t>Список хранится в закрытом поле lst. В классе три конструктора: без параметров, с передачей списка и к</w:t>
-      </w:r>
-      <w:r>
-        <w:t>опирующий. Везде, где список передаётся в класс или возвращается из него (конструктор, setLst(), getLst()), создаётся его копия, поэтому изменение исходного списка снаружи не затрагивает данные внутри объекта.</w:t>
-      </w:r>
-    </w:p>
-    <w:p>
-      <w:pPr>
-        <w:pStyle w:val="aff"/>
-      </w:pPr>
-      <w:r>
-        <w:t>Метод enterDigits() запрашивает числа, пока по</w:t>
-      </w:r>
-      <w:r>
-        <w:t>льзователь не введёт «-1». Отрицательные числа и текст отклоняются с сообщением об ошибке. Если введено меньше двух чисел, ввод запрашивается заново.</w:t>
-      </w:r>
-    </w:p>
-    <w:p>
-      <w:pPr>
-        <w:pStyle w:val="aff"/>
-      </w:pPr>
-      <w:r>
-        <w:t>Сортировка выполняется методом Collections.sort(). Метод sortAsc() сортирует список по возрастанию, а sort</w:t>
-      </w:r>
-      <w:r>
-        <w:t>Desc() сначала сортирует его по возрастанию, затем разворачивает методом Collections.reverse(). Вывод в прямом и обратном порядке выполняют методы coutArrayForward() и coutArrayBack(). Проверка, что в списке есть минимум два числа, вынесена в закрытый мето</w:t>
-      </w:r>
-      <w:r>
-        <w:t>д hasEnoughData().</w:t>
-      </w:r>
-    </w:p>
-    <w:p>
-      <w:pPr>
-        <w:pStyle w:val="aff"/>
-      </w:pPr>
-      <w:r>
-        <w:t>Метод menu() выводит меню в цикле do-while, пока не выбран пункт 6. Выбранный пункт обрабатывается оператором switch. Если вместо числа введён текст, программа выводит сообщение и показывает меню снова.</w:t>
-      </w:r>
-    </w:p>
-    <w:p>
-      <w:pPr>
-        <w:pStyle w:val="aff"/>
-      </w:pPr>
-      <w:r>
-        <w:lastRenderedPageBreak/>
-        <w:t>Код класса Zero представлен на лис</w:t>
-      </w:r>
-      <w:r>
-        <w:t>тинге 1.</w:t>
-      </w:r>
-    </w:p>
-    <w:p>
-      <w:pPr>
-        <w:pStyle w:val="af5"/>
-        <w:keepNext w:val="0"/>
-        <w:keepLines w:val="0"/>
-        <w:rPr>
-          <w:lang w:val="en-US"/>
-        </w:rPr>
-      </w:pPr>
-      <w:r>
-        <w:rPr>
-          <w:lang w:val="en-US"/>
-        </w:rPr>
-        <w:t xml:space="preserve">import </w:t>
-      </w:r>
-      <w:proofErr w:type="spellStart"/>
-      <w:proofErr w:type="gramStart"/>
-      <w:r>
-        <w:rPr>
-          <w:lang w:val="en-US"/>
-        </w:rPr>
-        <w:t>java.util</w:t>
-      </w:r>
-      <w:proofErr w:type="gramEnd"/>
-      <w:r>
-        <w:rPr>
-          <w:lang w:val="en-US"/>
-        </w:rPr>
-        <w:t>.ArrayList</w:t>
-      </w:r>
-      <w:proofErr w:type="spellEnd"/>
-      <w:r>
-        <w:rPr>
-          <w:lang w:val="en-US"/>
-        </w:rPr>
+        <w:t xml:space="preserve">        this.lst = result;</w:t>
+      </w:r>
+    </w:p>
+    <w:p>
+      <w:pPr>
+        <w:pStyle w:val="af5"/>
+        <w:keepNext w:val="0"/>
+        <w:keepLines w:val="0"/>
+        <w:rPr>
+          <w:lang w:val="en-US"/>
+        </w:rPr>
+      </w:pPr>
+      <w:r>
+        <w:rPr>
+          <w:lang w:val="en-US"/>
+        </w:rPr>
+        <w:t xml:space="preserve">    }</w:t>
+      </w:r>
+    </w:p>
+    <w:p>
+      <w:pPr>
+        <w:pStyle w:val="af5"/>
+        <w:keepNext w:val="0"/>
+        <w:keepLines w:val="0"/>
+        <w:rPr>
+          <w:lang w:val="en-US"/>
+        </w:rPr>
+      </w:pPr>
+    </w:p>
+    <w:p>
+      <w:pPr>
+        <w:pStyle w:val="af5"/>
+        <w:keepNext w:val="0"/>
+        <w:keepLines w:val="0"/>
+        <w:rPr>
+          <w:lang w:val="en-US"/>
+        </w:rPr>
+      </w:pPr>
+      <w:r>
+        <w:rPr>
+          <w:lang w:val="en-US"/>
+        </w:rPr>
+        <w:t xml:space="preserve">    public void sortAsc() {</w:t>
+      </w:r>
+    </w:p>
+    <w:p>
+      <w:pPr>
+        <w:pStyle w:val="af5"/>
+        <w:keepNext w:val="0"/>
+        <w:keepLines w:val="0"/>
+        <w:rPr>
+          <w:lang w:val="en-US"/>
+        </w:rPr>
+      </w:pPr>
+      <w:r>
+        <w:rPr>
+          <w:lang w:val="en-US"/>
+        </w:rPr>
+        <w:t xml:space="preserve">        Collections.sort(this.lst);</w:t>
+      </w:r>
+    </w:p>
+    <w:p>
+      <w:pPr>
+        <w:pStyle w:val="af5"/>
+        <w:keepNext w:val="0"/>
+        <w:keepLines w:val="0"/>
+        <w:rPr>
+          <w:lang w:val="en-US"/>
+        </w:rPr>
+      </w:pPr>
+      <w:r>
+        <w:rPr>
+          <w:lang w:val="en-US"/>
+        </w:rPr>
+        <w:t xml:space="preserve">    }</w:t>
+      </w:r>
+    </w:p>
+    <w:p>
+      <w:pPr>
+        <w:pStyle w:val="af5"/>
+        <w:keepNext w:val="0"/>
+        <w:keepLines w:val="0"/>
+        <w:rPr>
+          <w:lang w:val="en-US"/>
+        </w:rPr>
+      </w:pPr>
+    </w:p>
+    <w:p>
+      <w:pPr>
+        <w:pStyle w:val="af5"/>
+        <w:keepNext w:val="0"/>
+        <w:keepLines w:val="0"/>
+        <w:rPr>
+          <w:lang w:val="en-US"/>
+        </w:rPr>
+      </w:pPr>
+      <w:r>
+        <w:rPr>
+          <w:lang w:val="en-US"/>
+        </w:rPr>
+        <w:t xml:space="preserve">    public void sortDesc() {</w:t>
+      </w:r>
+    </w:p>
+    <w:p>
+      <w:pPr>
+        <w:pStyle w:val="af5"/>
+        <w:keepNext w:val="0"/>
+        <w:keepLines w:val="0"/>
+        <w:rPr>
+          <w:lang w:val="en-US"/>
+        </w:rPr>
+      </w:pPr>
+      <w:r>
+        <w:rPr>
+          <w:lang w:val="en-US"/>
+        </w:rPr>
+        <w:t xml:space="preserve">        sortAsc();</w:t>
+      </w:r>
+    </w:p>
+    <w:p>
+      <w:pPr>
+        <w:pStyle w:val="af5"/>
+        <w:keepNext w:val="0"/>
+        <w:keepLines w:val="0"/>
+        <w:rPr>
+          <w:lang w:val="en-US"/>
+        </w:rPr>
+      </w:pPr>
+      <w:r>
+        <w:rPr>
+          <w:lang w:val="en-US"/>
+        </w:rPr>
+        <w:t xml:space="preserve">        Collections.reverse(this.lst);</w:t>
+      </w:r>
+    </w:p>
+    <w:p>
+      <w:pPr>
+        <w:pStyle w:val="af5"/>
+        <w:keepNext w:val="0"/>
+        <w:keepLines w:val="0"/>
+        <w:rPr>
+          <w:lang w:val="en-US"/>
+        </w:rPr>
+      </w:pPr>
+      <w:r>
+        <w:rPr>
+          <w:lang w:val="en-US"/>
+        </w:rPr>
+        <w:t xml:space="preserve">    }</w:t>
+      </w:r>
+    </w:p>
+    <w:p>
+      <w:pPr>
+        <w:pStyle w:val="af5"/>
+        <w:keepNext w:val="0"/>
+        <w:keepLines w:val="0"/>
+        <w:rPr>
+          <w:lang w:val="en-US"/>
+        </w:rPr>
+      </w:pPr>
+    </w:p>
+    <w:p>
+      <w:pPr>
+        <w:pStyle w:val="af5"/>
+        <w:keepNext w:val="0"/>
+        <w:keepLines w:val="0"/>
+        <w:rPr>
+          <w:lang w:val="en-US"/>
+        </w:rPr>
+      </w:pPr>
+      <w:r>
+        <w:rPr>
+          <w:lang w:val="en-US"/>
+        </w:rPr>
+        <w:t xml:space="preserve">    private boolean hasEnoughData() {</w:t>
+      </w:r>
+    </w:p>
+    <w:p>
+      <w:pPr>
+        <w:pStyle w:val="af5"/>
+        <w:keepNext w:val="0"/>
+        <w:keepLines w:val="0"/>
+        <w:rPr>
+          <w:lang w:val="en-US"/>
+        </w:rPr>
+      </w:pPr>
+      <w:r>
+        <w:rPr>
+          <w:lang w:val="en-US"/>
+        </w:rPr>
+        <w:t xml:space="preserve">        return this.lst.size() &gt; 1;</w:t>
+      </w:r>
+    </w:p>
+    <w:p>
+      <w:pPr>
+        <w:pStyle w:val="af5"/>
+        <w:keepNext w:val="0"/>
+        <w:keepLines w:val="0"/>
+        <w:rPr>
+          <w:lang w:val="en-US"/>
+        </w:rPr>
+      </w:pPr>
+      <w:r>
+        <w:rPr>
+          <w:lang w:val="en-US"/>
+        </w:rPr>
+        <w:t xml:space="preserve">    }</w:t>
+      </w:r>
+    </w:p>
+    <w:p>
+      <w:pPr>
+        <w:pStyle w:val="af5"/>
+        <w:keepNext w:val="0"/>
+        <w:keepLines w:val="0"/>
+        <w:rPr>
+          <w:lang w:val="en-US"/>
+        </w:rPr>
+      </w:pPr>
+    </w:p>
+    <w:p>
+      <w:pPr>
+        <w:pStyle w:val="af5"/>
+        <w:keepNext w:val="0"/>
+        <w:keepLines w:val="0"/>
+        <w:rPr>
+          <w:lang w:val="en-US"/>
+        </w:rPr>
+      </w:pPr>
+      <w:r>
+        <w:rPr>
+          <w:lang w:val="en-US"/>
+        </w:rPr>
+        <w:t xml:space="preserve">    public void menu() {</w:t>
+      </w:r>
+    </w:p>
+    <w:p>
+      <w:pPr>
+        <w:pStyle w:val="af5"/>
+        <w:keepNext w:val="0"/>
+        <w:keepLines w:val="0"/>
+        <w:rPr>
+          <w:lang w:val="en-US"/>
+        </w:rPr>
+      </w:pPr>
+      <w:r>
+        <w:rPr>
+          <w:lang w:val="en-US"/>
+        </w:rPr>
+        <w:t xml:space="preserve">        int choice = 0;</w:t>
+      </w:r>
+    </w:p>
+    <w:p>
+      <w:pPr>
+        <w:pStyle w:val="af5"/>
+        <w:keepNext w:val="0"/>
+        <w:keepLines w:val="0"/>
+        <w:rPr>
+          <w:lang w:val="en-US"/>
+        </w:rPr>
+      </w:pPr>
+    </w:p>
+    <w:p>
+      <w:pPr>
+        <w:pStyle w:val="af5"/>
+        <w:keepNext w:val="0"/>
+        <w:keepLines w:val="0"/>
+      </w:pPr>
+      <w:r>
+        <w:rPr>
+          <w:lang w:val="en-US"/>
+        </w:rPr>
+        <w:t xml:space="preserve">        </w:t>
+      </w:r>
+      <w:r>
+        <w:t>do {</w:t>
+      </w:r>
+    </w:p>
+    <w:p>
+      <w:pPr>
+        <w:pStyle w:val="af5"/>
+        <w:keepNext w:val="0"/>
+        <w:keepLines w:val="0"/>
+      </w:pPr>
+      <w:r>
+        <w:t xml:space="preserve">            System.out.print("""</w:t>
+      </w:r>
+    </w:p>
+    <w:p>
+      <w:pPr>
+        <w:pStyle w:val="af5"/>
+        <w:keepNext w:val="0"/>
+        <w:keepLines w:val="0"/>
+      </w:pPr>
+    </w:p>
+    <w:p>
+      <w:pPr>
+        <w:pStyle w:val="af5"/>
+        <w:keepNext w:val="0"/>
+        <w:keepLines w:val="0"/>
+      </w:pPr>
+      <w:r>
+        <w:t xml:space="preserve">                    Введите число (1 - 5):</w:t>
+      </w:r>
+    </w:p>
+    <w:p>
+      <w:pPr>
+        <w:pStyle w:val="af5"/>
+        <w:keepNext w:val="0"/>
+        <w:keepLines w:val="0"/>
+      </w:pPr>
+      <w:r>
+        <w:t xml:space="preserve">                    1. Показать массив в прямом порядке;</w:t>
+      </w:r>
+    </w:p>
+    <w:p>
+      <w:pPr>
+        <w:pStyle w:val="af5"/>
+        <w:keepNext w:val="0"/>
+        <w:keepLines w:val="0"/>
+      </w:pPr>
+      <w:r>
+        <w:t xml:space="preserve">                    2. Показать массив в противоположном порядке;</w:t>
+      </w:r>
+    </w:p>
+    <w:p>
+      <w:pPr>
+        <w:pStyle w:val="af5"/>
+        <w:keepNext w:val="0"/>
+        <w:keepLines w:val="0"/>
+      </w:pPr>
+      <w:r>
+        <w:t xml:space="preserve">                    3. Ввести числа;</w:t>
+      </w:r>
+    </w:p>
+    <w:p>
+      <w:pPr>
+        <w:pStyle w:val="af5"/>
+        <w:keepNext w:val="0"/>
+        <w:keepLines w:val="0"/>
+      </w:pPr>
+      <w:r>
+        <w:t xml:space="preserve">                    4. Сортировка по убыванию;</w:t>
+      </w:r>
+    </w:p>
+    <w:p>
+      <w:pPr>
+        <w:pStyle w:val="af5"/>
+        <w:keepNext w:val="0"/>
+        <w:keepLines w:val="0"/>
+      </w:pPr>
+      <w:r>
+        <w:t xml:space="preserve">                    5. Сортировка по возрастанию;</w:t>
+      </w:r>
+    </w:p>
+    <w:p>
+      <w:pPr>
+        <w:pStyle w:val="af5"/>
+        <w:keepNext w:val="0"/>
+        <w:keepLines w:val="0"/>
+      </w:pPr>
+      <w:r>
+        <w:t xml:space="preserve">                    6. Выход.</w:t>
+      </w:r>
+    </w:p>
+    <w:p>
+      <w:pPr>
+        <w:pStyle w:val="af5"/>
+        <w:keepNext w:val="0"/>
+        <w:keepLines w:val="0"/>
+      </w:pPr>
+      <w:r>
+        <w:t xml:space="preserve">                    Выбор: """);</w:t>
+      </w:r>
+    </w:p>
+    <w:p>
+      <w:pPr>
+        <w:pStyle w:val="af5"/>
+        <w:keepNext w:val="0"/>
+        <w:keepLines w:val="0"/>
+      </w:pPr>
+    </w:p>
+    <w:p>
+      <w:pPr>
+        <w:pStyle w:val="af5"/>
+        <w:keepNext w:val="0"/>
+        <w:keepLines w:val="0"/>
+        <w:rPr>
+          <w:lang w:val="en-US"/>
+        </w:rPr>
+      </w:pPr>
+      <w:r>
+        <w:t xml:space="preserve">            </w:t>
+      </w:r>
+      <w:r>
+        <w:rPr>
+          <w:lang w:val="en-US"/>
+        </w:rPr>
+        <w:t>if (scanner.hasNextInt()) {</w:t>
+      </w:r>
+    </w:p>
+    <w:p>
+      <w:pPr>
+        <w:pStyle w:val="af5"/>
+        <w:keepNext w:val="0"/>
+        <w:keepLines w:val="0"/>
+        <w:rPr>
+          <w:lang w:val="en-US"/>
+        </w:rPr>
+      </w:pPr>
+      <w:r>
+        <w:rPr>
+          <w:lang w:val="en-US"/>
+        </w:rPr>
+        <w:t xml:space="preserve">                choice = scanner.nextInt();</w:t>
+      </w:r>
+    </w:p>
+    <w:p>
+      <w:pPr>
+        <w:pStyle w:val="af5"/>
+        <w:keepNext w:val="0"/>
+        <w:keepLines w:val="0"/>
+        <w:rPr>
+          <w:lang w:val="en-US"/>
+        </w:rPr>
+      </w:pPr>
+      <w:r>
+        <w:rPr>
+          <w:lang w:val="en-US"/>
+        </w:rPr>
+        <w:t xml:space="preserve">                switch (choice) {</w:t>
+      </w:r>
+    </w:p>
+    <w:p>
+      <w:pPr>
+        <w:pStyle w:val="af5"/>
+        <w:keepNext w:val="0"/>
+        <w:keepLines w:val="0"/>
+        <w:rPr>
+          <w:lang w:val="en-US"/>
+        </w:rPr>
+      </w:pPr>
+      <w:r>
+        <w:rPr>
+          <w:lang w:val="en-US"/>
+        </w:rPr>
+        <w:t xml:space="preserve">                    case 1:</w:t>
+      </w:r>
+    </w:p>
+    <w:p>
+      <w:pPr>
+        <w:pStyle w:val="af5"/>
+        <w:keepNext w:val="0"/>
+        <w:keepLines w:val="0"/>
+        <w:rPr>
+          <w:lang w:val="en-US"/>
+        </w:rPr>
+      </w:pPr>
+      <w:r>
+        <w:rPr>
+          <w:lang w:val="en-US"/>
+        </w:rPr>
+        <w:t xml:space="preserve">                        if (hasEnoughData()) {</w:t>
+      </w:r>
+    </w:p>
+    <w:p>
+      <w:pPr>
+        <w:pStyle w:val="af5"/>
+        <w:keepNext w:val="0"/>
+        <w:keepLines w:val="0"/>
+        <w:rPr>
+          <w:lang w:val="en-US"/>
+        </w:rPr>
+      </w:pPr>
+      <w:r>
+        <w:rPr>
+          <w:lang w:val="en-US"/>
+        </w:rPr>
+        <w:t xml:space="preserve">                            coutArrayForward();</w:t>
+      </w:r>
+    </w:p>
+    <w:p>
+      <w:pPr>
+        <w:pStyle w:val="af5"/>
+        <w:keepNext w:val="0"/>
+        <w:keepLines w:val="0"/>
+        <w:rPr>
+          <w:lang w:val="en-US"/>
+        </w:rPr>
+      </w:pPr>
+      <w:r>
+        <w:rPr>
+          <w:lang w:val="en-US"/>
+        </w:rPr>
+        <w:t xml:space="preserve">                        } else {</w:t>
+      </w:r>
+    </w:p>
+    <w:p>
+      <w:pPr>
+        <w:pStyle w:val="af5"/>
+        <w:keepNext w:val="0"/>
+        <w:keepLines w:val="0"/>
+      </w:pPr>
+      <w:r>
+        <w:rPr>
+          <w:lang w:val="en-US"/>
+        </w:rPr>
+        <w:t xml:space="preserve">                            System</w:t>
+      </w:r>
+      <w:r>
+        <w:t>.</w:t>
+      </w:r>
+      <w:r>
+        <w:rPr>
+          <w:lang w:val="en-US"/>
+        </w:rPr>
+        <w:t>out</w:t>
+      </w:r>
+      <w:r>
+        <w:t>.</w:t>
+      </w:r>
+      <w:r>
+        <w:rPr>
+          <w:lang w:val="en-US"/>
+        </w:rPr>
+        <w:t>println</w:t>
+      </w:r>
+      <w:r>
+        <w:t>("</w:t>
+      </w:r>
+      <w:r>
+        <w:t>Недостаточно</w:t>
+      </w:r>
+      <w:r>
+        <w:t xml:space="preserve"> </w:t>
+      </w:r>
+      <w:r>
+        <w:t>данных</w:t>
+      </w:r>
+      <w:r>
+        <w:t xml:space="preserve">. </w:t>
+      </w:r>
+      <w:r>
+        <w:t>Сначала</w:t>
+      </w:r>
+      <w:r>
+        <w:t xml:space="preserve"> </w:t>
+      </w:r>
+      <w:r>
+        <w:t>заполните</w:t>
+      </w:r>
+      <w:r>
+        <w:t xml:space="preserve"> </w:t>
+      </w:r>
+      <w:r>
+        <w:t>массив</w:t>
+      </w:r>
+      <w:r>
+        <w:t xml:space="preserve"> (</w:t>
+      </w:r>
+      <w:r>
+        <w:t>минимум</w:t>
+      </w:r>
+      <w:r>
+        <w:t xml:space="preserve"> 2 </w:t>
+      </w:r>
+      <w:r>
+        <w:t>числа</w:t>
+      </w:r>
+      <w:r>
+        <w:t>).");</w:t>
+      </w:r>
+    </w:p>
+    <w:p>
+      <w:pPr>
+        <w:pStyle w:val="af5"/>
+        <w:keepNext w:val="0"/>
+        <w:keepLines w:val="0"/>
+      </w:pPr>
+      <w:r>
+        <w:t xml:space="preserve">                        }</w:t>
+      </w:r>
+    </w:p>
+    <w:p>
+      <w:pPr>
+        <w:pStyle w:val="af5"/>
+        <w:keepNext w:val="0"/>
+        <w:keepLines w:val="0"/>
+      </w:pPr>
+      <w:r>
+        <w:t xml:space="preserve">                        </w:t>
+      </w:r>
+      <w:r>
+        <w:rPr>
+          <w:lang w:val="en-US"/>
+        </w:rPr>
+        <w:t>break</w:t>
+      </w:r>
+      <w:r>
         <w:t>;</w:t>
       </w:r>
     </w:p>
@@ -590,1090 +1838,45 @@
         <w:pStyle w:val="af5"/>
         <w:keepNext w:val="0"/>
         <w:keepLines w:val="0"/>
-        <w:rPr>
-          <w:lang w:val="en-US"/>
-        </w:rPr>
-      </w:pPr>
-      <w:r>
-        <w:rPr>
-          <w:lang w:val="en-US"/>
-        </w:rPr>
-        <w:t xml:space="preserve">import </w:t>
-      </w:r>
-      <w:proofErr w:type="spellStart"/>
-      <w:proofErr w:type="gramStart"/>
-      <w:r>
-        <w:rPr>
-          <w:lang w:val="en-US"/>
-        </w:rPr>
-        <w:t>java.util</w:t>
-      </w:r>
-      <w:proofErr w:type="gramEnd"/>
-      <w:r>
-        <w:rPr>
-          <w:lang w:val="en-US"/>
-        </w:rPr>
-        <w:t>.Collections</w:t>
-      </w:r>
-      <w:proofErr w:type="spellEnd"/>
-      <w:r>
-        <w:rPr>
-          <w:lang w:val="en-US"/>
-        </w:rPr>
-        <w:t>;</w:t>
-      </w:r>
-    </w:p>
-    <w:p>
-      <w:pPr>
-        <w:pStyle w:val="af5"/>
-        <w:keepNext w:val="0"/>
-        <w:keepLines w:val="0"/>
-        <w:rPr>
-          <w:lang w:val="en-US"/>
-        </w:rPr>
-      </w:pPr>
-      <w:r>
-        <w:rPr>
-          <w:lang w:val="en-US"/>
-        </w:rPr>
-        <w:t xml:space="preserve">import </w:t>
-      </w:r>
-      <w:proofErr w:type="spellStart"/>
-      <w:proofErr w:type="gramStart"/>
-      <w:r>
-        <w:rPr>
-          <w:lang w:val="en-US"/>
-        </w:rPr>
-        <w:t>java.util</w:t>
-      </w:r>
-      <w:proofErr w:type="gramEnd"/>
-      <w:r>
-        <w:rPr>
-          <w:lang w:val="en-US"/>
-        </w:rPr>
-        <w:t>.Scanner</w:t>
-      </w:r>
-      <w:proofErr w:type="spellEnd"/>
-      <w:r>
-        <w:rPr>
-          <w:lang w:val="en-US"/>
-        </w:rPr>
-        <w:t>;</w:t>
-      </w:r>
-    </w:p>
-    <w:p>
-      <w:pPr>
-        <w:pStyle w:val="af5"/>
-        <w:keepNext w:val="0"/>
-        <w:keepLines w:val="0"/>
-        <w:rPr>
-          <w:lang w:val="en-US"/>
-        </w:rPr>
-      </w:pPr>
-    </w:p>
-    <w:p>
-      <w:pPr>
-        <w:pStyle w:val="af5"/>
-        <w:keepNext w:val="0"/>
-        <w:keepLines w:val="0"/>
-        <w:rPr>
-          <w:lang w:val="en-US"/>
-        </w:rPr>
-      </w:pPr>
-      <w:r>
-        <w:rPr>
-          <w:lang w:val="en-US"/>
-        </w:rPr>
-        <w:t>class Zero {</w:t>
-      </w:r>
-    </w:p>
-    <w:p>
-      <w:pPr>
-        <w:pStyle w:val="af5"/>
-        <w:keepNext w:val="0"/>
-        <w:keepLines w:val="0"/>
-      </w:pPr>
-      <w:r>
-        <w:rPr>
-          <w:lang w:val="en-US"/>
-        </w:rPr>
-        <w:t xml:space="preserve">    </w:t>
-      </w:r>
-      <w:proofErr w:type="spellStart"/>
-      <w:r>
-        <w:t>private</w:t>
-      </w:r>
-      <w:proofErr w:type="spellEnd"/>
-      <w:r>
-        <w:t xml:space="preserve"> </w:t>
-      </w:r>
-      <w:proofErr w:type="spellStart"/>
-      <w:proofErr w:type="gramStart"/>
-      <w:r>
-        <w:t>ArrayList</w:t>
-      </w:r>
-      <w:proofErr w:type="spellEnd"/>
-      <w:r>
-        <w:t>&lt;</w:t>
-      </w:r>
-      <w:proofErr w:type="spellStart"/>
-      <w:proofErr w:type="gramEnd"/>
-      <w:r>
-        <w:t>Integer</w:t>
-      </w:r>
-      <w:proofErr w:type="spellEnd"/>
-      <w:r>
-        <w:t xml:space="preserve">&gt; </w:t>
-      </w:r>
-      <w:proofErr w:type="spellStart"/>
-      <w:r>
-        <w:t>lst</w:t>
-      </w:r>
-      <w:proofErr w:type="spellEnd"/>
-      <w:r>
-        <w:t>;</w:t>
-      </w:r>
-    </w:p>
-    <w:p>
-      <w:pPr>
-        <w:pStyle w:val="af5"/>
-        <w:keepNext w:val="0"/>
-        <w:keepLines w:val="0"/>
-        <w:rPr>
-          <w:lang w:val="en-US"/>
-        </w:rPr>
-      </w:pPr>
-      <w:r>
-        <w:rPr>
-          <w:lang w:val="en-US"/>
-        </w:rPr>
-        <w:t xml:space="preserve"> </w:t>
-      </w:r>
-      <w:r>
-        <w:rPr>
-          <w:lang w:val="en-US"/>
-        </w:rPr>
-        <w:t xml:space="preserve">   private static final Scanner </w:t>
-      </w:r>
-      <w:proofErr w:type="spellStart"/>
-      <w:r>
-        <w:rPr>
-          <w:lang w:val="en-US"/>
-        </w:rPr>
-        <w:t>scanner</w:t>
-      </w:r>
-      <w:proofErr w:type="spellEnd"/>
-      <w:r>
-        <w:rPr>
-          <w:lang w:val="en-US"/>
-        </w:rPr>
-        <w:t xml:space="preserve"> = new </w:t>
-      </w:r>
-      <w:proofErr w:type="gramStart"/>
-      <w:r>
-        <w:rPr>
-          <w:lang w:val="en-US"/>
-        </w:rPr>
-        <w:t>Scanner</w:t>
-      </w:r>
-      <w:r>
-        <w:rPr>
-          <w:lang w:val="en-US"/>
-        </w:rPr>
-        <w:t>(</w:t>
-      </w:r>
-      <w:proofErr w:type="gramEnd"/>
-      <w:r>
-        <w:rPr>
-          <w:lang w:val="en-US"/>
-        </w:rPr>
-        <w:t>System.in);</w:t>
-      </w:r>
-    </w:p>
-    <w:p>
-      <w:pPr>
-        <w:pStyle w:val="af5"/>
-        <w:keepNext w:val="0"/>
-        <w:keepLines w:val="0"/>
-        <w:rPr>
-          <w:lang w:val="en-US"/>
-        </w:rPr>
-      </w:pPr>
-    </w:p>
-    <w:p>
-      <w:pPr>
-        <w:pStyle w:val="af5"/>
-        <w:keepNext w:val="0"/>
-        <w:keepLines w:val="0"/>
-        <w:rPr>
-          <w:lang w:val="en-US"/>
-        </w:rPr>
-      </w:pPr>
-      <w:r>
-        <w:rPr>
-          <w:lang w:val="en-US"/>
-        </w:rPr>
-        <w:t xml:space="preserve">    public </w:t>
-      </w:r>
-      <w:proofErr w:type="gramStart"/>
-      <w:r>
-        <w:rPr>
-          <w:lang w:val="en-US"/>
-        </w:rPr>
-        <w:t>Zero(</w:t>
-      </w:r>
-      <w:proofErr w:type="gramEnd"/>
-      <w:r>
-        <w:rPr>
-          <w:lang w:val="en-US"/>
-        </w:rPr>
-        <w:t>) {</w:t>
-      </w:r>
-    </w:p>
-    <w:p>
-      <w:pPr>
-        <w:pStyle w:val="af5"/>
-        <w:keepNext w:val="0"/>
-        <w:keepLines w:val="0"/>
-        <w:rPr>
-          <w:lang w:val="en-US"/>
-        </w:rPr>
-      </w:pPr>
-      <w:r>
-        <w:rPr>
-          <w:lang w:val="en-US"/>
-        </w:rPr>
-        <w:t xml:space="preserve">        </w:t>
-      </w:r>
-      <w:proofErr w:type="spellStart"/>
-      <w:r>
-        <w:rPr>
-          <w:lang w:val="en-US"/>
-        </w:rPr>
-        <w:t>this.lst</w:t>
-      </w:r>
-      <w:proofErr w:type="spellEnd"/>
-      <w:r>
-        <w:rPr>
-          <w:lang w:val="en-US"/>
-        </w:rPr>
-        <w:t xml:space="preserve"> = new </w:t>
-      </w:r>
-      <w:proofErr w:type="spellStart"/>
-      <w:r>
-        <w:rPr>
-          <w:lang w:val="en-US"/>
-        </w:rPr>
-        <w:t>ArrayList</w:t>
-      </w:r>
-      <w:proofErr w:type="spellEnd"/>
-      <w:r>
-        <w:rPr>
-          <w:lang w:val="en-US"/>
-        </w:rPr>
-        <w:t>&lt;</w:t>
-      </w:r>
-      <w:proofErr w:type="gramStart"/>
-      <w:r>
-        <w:rPr>
-          <w:lang w:val="en-US"/>
-        </w:rPr>
-        <w:t>&gt;(</w:t>
-      </w:r>
-      <w:proofErr w:type="gramEnd"/>
-      <w:r>
-        <w:rPr>
-          <w:lang w:val="en-US"/>
-        </w:rPr>
-        <w:t>);</w:t>
-      </w:r>
-    </w:p>
-    <w:p>
-      <w:pPr>
-        <w:pStyle w:val="af5"/>
-        <w:keepNext w:val="0"/>
-        <w:keepLines w:val="0"/>
-        <w:rPr>
-          <w:lang w:val="en-US"/>
-        </w:rPr>
-      </w:pPr>
-      <w:r>
-        <w:rPr>
-          <w:lang w:val="en-US"/>
-        </w:rPr>
-        <w:t xml:space="preserve">    }</w:t>
-      </w:r>
-    </w:p>
-    <w:p>
-      <w:pPr>
-        <w:pStyle w:val="af5"/>
-        <w:keepNext w:val="0"/>
-        <w:keepLines w:val="0"/>
-        <w:rPr>
-          <w:lang w:val="en-US"/>
-        </w:rPr>
-      </w:pPr>
-    </w:p>
-    <w:p>
-      <w:pPr>
-        <w:pStyle w:val="af5"/>
-        <w:keepNext w:val="0"/>
-        <w:keepLines w:val="0"/>
-        <w:rPr>
-          <w:lang w:val="en-US"/>
-        </w:rPr>
-      </w:pPr>
-      <w:r>
-        <w:rPr>
-          <w:lang w:val="en-US"/>
-        </w:rPr>
-        <w:t xml:space="preserve">    public </w:t>
-      </w:r>
-      <w:proofErr w:type="gramStart"/>
-      <w:r>
-        <w:rPr>
-          <w:lang w:val="en-US"/>
-        </w:rPr>
-        <w:t>Zero(</w:t>
-      </w:r>
-      <w:proofErr w:type="spellStart"/>
-      <w:proofErr w:type="gramEnd"/>
-      <w:r>
-        <w:rPr>
-          <w:lang w:val="en-US"/>
-        </w:rPr>
-        <w:t>ArrayList</w:t>
-      </w:r>
-      <w:proofErr w:type="spellEnd"/>
-      <w:r>
-        <w:rPr>
-          <w:lang w:val="en-US"/>
-        </w:rPr>
-        <w:t xml:space="preserve">&lt;Integer&gt; </w:t>
-      </w:r>
-      <w:proofErr w:type="spellStart"/>
-      <w:r>
-        <w:rPr>
-          <w:lang w:val="en-US"/>
-        </w:rPr>
-        <w:t>lst</w:t>
-      </w:r>
-      <w:proofErr w:type="spellEnd"/>
-      <w:r>
-        <w:rPr>
-          <w:lang w:val="en-US"/>
-        </w:rPr>
-        <w:t>) {</w:t>
-      </w:r>
-    </w:p>
-    <w:p>
-      <w:pPr>
-        <w:pStyle w:val="af5"/>
-        <w:keepNext w:val="0"/>
-        <w:keepLines w:val="0"/>
-      </w:pPr>
-      <w:r>
-        <w:rPr>
-          <w:lang w:val="en-US"/>
-        </w:rPr>
-        <w:t xml:space="preserve">        </w:t>
-      </w:r>
-      <w:proofErr w:type="spellStart"/>
-      <w:r>
-        <w:t>this.lst</w:t>
-      </w:r>
-      <w:proofErr w:type="spellEnd"/>
-      <w:r>
-        <w:t xml:space="preserve"> = </w:t>
-      </w:r>
-      <w:proofErr w:type="spellStart"/>
-      <w:r>
-        <w:t>new</w:t>
-      </w:r>
-      <w:proofErr w:type="spellEnd"/>
-      <w:r>
-        <w:t xml:space="preserve"> </w:t>
-      </w:r>
-      <w:proofErr w:type="spellStart"/>
-      <w:r>
-        <w:t>ArrayList</w:t>
-      </w:r>
-      <w:proofErr w:type="spellEnd"/>
-      <w:proofErr w:type="gramStart"/>
-      <w:r>
-        <w:t>&lt;&gt;(</w:t>
-      </w:r>
-      <w:proofErr w:type="spellStart"/>
-      <w:proofErr w:type="gramEnd"/>
-      <w:r>
-        <w:t>lst</w:t>
-      </w:r>
-      <w:proofErr w:type="spellEnd"/>
-      <w:r>
-        <w:t>); // Если кто-то удалит из старого, то в новом ничего не изменится</w:t>
-      </w:r>
-    </w:p>
-    <w:p>
-      <w:pPr>
-        <w:pStyle w:val="af5"/>
-        <w:keepNext w:val="0"/>
-        <w:keepLines w:val="0"/>
-        <w:rPr>
-          <w:lang w:val="en-US"/>
-        </w:rPr>
-      </w:pPr>
-      <w:r>
-        <w:t xml:space="preserve">    </w:t>
-      </w:r>
-      <w:r>
-        <w:rPr>
-          <w:lang w:val="en-US"/>
-        </w:rPr>
-        <w:t>}</w:t>
-      </w:r>
-    </w:p>
-    <w:p>
-      <w:pPr>
-        <w:pStyle w:val="af5"/>
-        <w:keepNext w:val="0"/>
-        <w:keepLines w:val="0"/>
-        <w:rPr>
-          <w:lang w:val="en-US"/>
-        </w:rPr>
-      </w:pPr>
-    </w:p>
-    <w:p>
-      <w:pPr>
-        <w:pStyle w:val="af5"/>
-        <w:keepNext w:val="0"/>
-        <w:keepLines w:val="0"/>
-        <w:rPr>
-          <w:lang w:val="en-US"/>
-        </w:rPr>
-      </w:pPr>
-      <w:r>
-        <w:rPr>
-          <w:lang w:val="en-US"/>
-        </w:rPr>
-        <w:t xml:space="preserve">    public </w:t>
-      </w:r>
-      <w:proofErr w:type="gramStart"/>
-      <w:r>
-        <w:rPr>
-          <w:lang w:val="en-US"/>
-        </w:rPr>
-        <w:t>Zero(</w:t>
-      </w:r>
-      <w:proofErr w:type="gramEnd"/>
-      <w:r>
-        <w:rPr>
-          <w:lang w:val="en-US"/>
-        </w:rPr>
-        <w:t>Zero other) {</w:t>
-      </w:r>
-    </w:p>
-    <w:p>
-      <w:pPr>
-        <w:pStyle w:val="af5"/>
-        <w:keepNext w:val="0"/>
-        <w:keepLines w:val="0"/>
-        <w:rPr>
-          <w:lang w:val="en-US"/>
-        </w:rPr>
-      </w:pPr>
-      <w:r>
-        <w:rPr>
-          <w:lang w:val="en-US"/>
-        </w:rPr>
-        <w:t xml:space="preserve">        </w:t>
-      </w:r>
-      <w:proofErr w:type="spellStart"/>
-      <w:r>
-        <w:rPr>
-          <w:lang w:val="en-US"/>
-        </w:rPr>
-        <w:t>this.lst</w:t>
-      </w:r>
-      <w:proofErr w:type="spellEnd"/>
-      <w:r>
-        <w:rPr>
-          <w:lang w:val="en-US"/>
-        </w:rPr>
-        <w:t xml:space="preserve"> = new </w:t>
-      </w:r>
-      <w:proofErr w:type="spellStart"/>
-      <w:r>
-        <w:rPr>
-          <w:lang w:val="en-US"/>
-        </w:rPr>
-        <w:t>ArrayList</w:t>
-      </w:r>
-      <w:proofErr w:type="spellEnd"/>
-      <w:r>
-        <w:rPr>
-          <w:lang w:val="en-US"/>
-        </w:rPr>
-        <w:t>&lt;&gt;(</w:t>
-      </w:r>
-      <w:proofErr w:type="spellStart"/>
-      <w:r>
-        <w:rPr>
-          <w:lang w:val="en-US"/>
-        </w:rPr>
-        <w:t>other.lst</w:t>
-      </w:r>
-      <w:proofErr w:type="spellEnd"/>
-      <w:r>
-        <w:rPr>
-          <w:lang w:val="en-US"/>
-        </w:rPr>
-        <w:t>);</w:t>
-      </w:r>
-    </w:p>
-    <w:p>
-      <w:pPr>
-        <w:pStyle w:val="af5"/>
-        <w:keepNext w:val="0"/>
-        <w:keepLines w:val="0"/>
-        <w:rPr>
-          <w:lang w:val="en-US"/>
-        </w:rPr>
-      </w:pPr>
-      <w:r>
-        <w:rPr>
-          <w:lang w:val="en-US"/>
-        </w:rPr>
-        <w:t xml:space="preserve">    }</w:t>
-      </w:r>
-    </w:p>
-    <w:p>
-      <w:pPr>
-        <w:pStyle w:val="af5"/>
-        <w:keepNext w:val="0"/>
-        <w:keepLines w:val="0"/>
-        <w:rPr>
-          <w:lang w:val="en-US"/>
-        </w:rPr>
-      </w:pPr>
-    </w:p>
-    <w:p>
-      <w:pPr>
-        <w:pStyle w:val="af5"/>
-        <w:keepNext w:val="0"/>
-        <w:keepLines w:val="0"/>
-        <w:rPr>
-          <w:lang w:val="en-US"/>
-        </w:rPr>
-      </w:pPr>
-      <w:r>
-        <w:rPr>
-          <w:lang w:val="en-US"/>
-        </w:rPr>
-        <w:t xml:space="preserve">    public </w:t>
-      </w:r>
-      <w:proofErr w:type="spellStart"/>
-      <w:r>
-        <w:rPr>
-          <w:lang w:val="en-US"/>
-        </w:rPr>
-        <w:t>ArrayList</w:t>
-      </w:r>
-      <w:proofErr w:type="spellEnd"/>
-      <w:r>
-        <w:rPr>
-          <w:lang w:val="en-US"/>
-        </w:rPr>
-        <w:t xml:space="preserve">&lt;Integer&gt; </w:t>
-      </w:r>
-      <w:proofErr w:type="spellStart"/>
-      <w:proofErr w:type="gramStart"/>
-      <w:r>
-        <w:rPr>
-          <w:lang w:val="en-US"/>
-        </w:rPr>
-        <w:t>getLst</w:t>
-      </w:r>
-      <w:proofErr w:type="spellEnd"/>
-      <w:r>
-        <w:rPr>
-          <w:lang w:val="en-US"/>
-        </w:rPr>
-        <w:t>(</w:t>
-      </w:r>
-      <w:proofErr w:type="gramEnd"/>
-      <w:r>
-        <w:rPr>
-          <w:lang w:val="en-US"/>
-        </w:rPr>
-        <w:t>) {</w:t>
-      </w:r>
-    </w:p>
-    <w:p>
-      <w:pPr>
-        <w:pStyle w:val="af5"/>
-        <w:keepNext w:val="0"/>
-        <w:keepLines w:val="0"/>
-        <w:rPr>
-          <w:lang w:val="en-US"/>
-        </w:rPr>
-      </w:pPr>
-      <w:r>
-        <w:rPr>
-          <w:lang w:val="en-US"/>
-        </w:rPr>
-        <w:t xml:space="preserve">        return new </w:t>
-      </w:r>
-      <w:proofErr w:type="spellStart"/>
-      <w:r>
-        <w:rPr>
-          <w:lang w:val="en-US"/>
-        </w:rPr>
-        <w:t>ArrayList</w:t>
-      </w:r>
-      <w:proofErr w:type="spellEnd"/>
-      <w:r>
-        <w:rPr>
-          <w:lang w:val="en-US"/>
-        </w:rPr>
-        <w:t>&lt;&gt;(</w:t>
-      </w:r>
-      <w:proofErr w:type="spellStart"/>
-      <w:r>
-        <w:rPr>
-          <w:lang w:val="en-US"/>
-        </w:rPr>
-        <w:t>lst</w:t>
-      </w:r>
-      <w:proofErr w:type="spellEnd"/>
-      <w:r>
-        <w:rPr>
-          <w:lang w:val="en-US"/>
-        </w:rPr>
-        <w:t>);</w:t>
-      </w:r>
-    </w:p>
-    <w:p>
-      <w:pPr>
-        <w:pStyle w:val="af5"/>
-        <w:keepNext w:val="0"/>
-        <w:keepLines w:val="0"/>
-        <w:rPr>
-          <w:lang w:val="en-US"/>
-        </w:rPr>
-      </w:pPr>
-      <w:r>
-        <w:rPr>
-          <w:lang w:val="en-US"/>
-        </w:rPr>
-        <w:t xml:space="preserve">    }</w:t>
-      </w:r>
-    </w:p>
-    <w:p>
-      <w:pPr>
-        <w:pStyle w:val="af5"/>
-        <w:keepNext w:val="0"/>
-        <w:keepLines w:val="0"/>
-        <w:rPr>
-          <w:lang w:val="en-US"/>
-        </w:rPr>
-      </w:pPr>
-    </w:p>
-    <w:p>
-      <w:pPr>
-        <w:pStyle w:val="af5"/>
-        <w:keepNext w:val="0"/>
-        <w:keepLines w:val="0"/>
-        <w:rPr>
-          <w:lang w:val="en-US"/>
-        </w:rPr>
-      </w:pPr>
-      <w:r>
-        <w:rPr>
-          <w:lang w:val="en-US"/>
-        </w:rPr>
-        <w:t xml:space="preserve">    public void </w:t>
-      </w:r>
-      <w:proofErr w:type="spellStart"/>
-      <w:proofErr w:type="gramStart"/>
-      <w:r>
-        <w:rPr>
-          <w:lang w:val="en-US"/>
-        </w:rPr>
-        <w:t>setLst</w:t>
-      </w:r>
-      <w:proofErr w:type="spellEnd"/>
-      <w:r>
-        <w:rPr>
-          <w:lang w:val="en-US"/>
-        </w:rPr>
-        <w:t>(</w:t>
-      </w:r>
-      <w:proofErr w:type="spellStart"/>
-      <w:proofErr w:type="gramEnd"/>
-      <w:r>
-        <w:rPr>
-          <w:lang w:val="en-US"/>
-        </w:rPr>
-        <w:t>ArrayList</w:t>
-      </w:r>
-      <w:proofErr w:type="spellEnd"/>
-      <w:r>
-        <w:rPr>
-          <w:lang w:val="en-US"/>
-        </w:rPr>
-        <w:t xml:space="preserve">&lt;Integer&gt; </w:t>
-      </w:r>
-      <w:proofErr w:type="spellStart"/>
-      <w:r>
-        <w:rPr>
-          <w:lang w:val="en-US"/>
-        </w:rPr>
-        <w:t>lst</w:t>
-      </w:r>
-      <w:proofErr w:type="spellEnd"/>
-      <w:r>
-        <w:rPr>
-          <w:lang w:val="en-US"/>
-        </w:rPr>
-        <w:t>) {</w:t>
-      </w:r>
-    </w:p>
-    <w:p>
-      <w:pPr>
-        <w:pStyle w:val="af5"/>
-        <w:keepNext w:val="0"/>
-        <w:keepLines w:val="0"/>
-        <w:rPr>
-          <w:lang w:val="en-US"/>
-        </w:rPr>
-      </w:pPr>
-      <w:r>
-        <w:rPr>
-          <w:lang w:val="en-US"/>
-        </w:rPr>
-        <w:t xml:space="preserve">        </w:t>
-      </w:r>
-      <w:proofErr w:type="spellStart"/>
-      <w:r>
-        <w:rPr>
-          <w:lang w:val="en-US"/>
-        </w:rPr>
-        <w:t>this.lst</w:t>
-      </w:r>
-      <w:proofErr w:type="spellEnd"/>
-      <w:r>
-        <w:rPr>
-          <w:lang w:val="en-US"/>
-        </w:rPr>
-        <w:t xml:space="preserve"> = new </w:t>
-      </w:r>
-      <w:proofErr w:type="spellStart"/>
-      <w:r>
-        <w:rPr>
-          <w:lang w:val="en-US"/>
-        </w:rPr>
-        <w:t>ArrayList</w:t>
-      </w:r>
-      <w:proofErr w:type="spellEnd"/>
-      <w:r>
-        <w:rPr>
-          <w:lang w:val="en-US"/>
-        </w:rPr>
-        <w:t>&lt;&gt;(</w:t>
-      </w:r>
-      <w:proofErr w:type="spellStart"/>
-      <w:r>
-        <w:rPr>
-          <w:lang w:val="en-US"/>
-        </w:rPr>
-        <w:t>lst</w:t>
-      </w:r>
-      <w:proofErr w:type="spellEnd"/>
-      <w:r>
-        <w:rPr>
-          <w:lang w:val="en-US"/>
-        </w:rPr>
-        <w:t>);</w:t>
-      </w:r>
-    </w:p>
-    <w:p>
-      <w:pPr>
-        <w:pStyle w:val="af5"/>
-        <w:keepNext w:val="0"/>
-        <w:keepLines w:val="0"/>
-        <w:rPr>
-          <w:lang w:val="en-US"/>
-        </w:rPr>
-      </w:pPr>
-      <w:r>
-        <w:rPr>
-          <w:lang w:val="en-US"/>
-        </w:rPr>
-        <w:t xml:space="preserve">    }</w:t>
-      </w:r>
-    </w:p>
-    <w:p>
-      <w:pPr>
-        <w:pStyle w:val="af5"/>
-        <w:keepNext w:val="0"/>
-        <w:keepLines w:val="0"/>
-        <w:rPr>
-          <w:lang w:val="en-US"/>
-        </w:rPr>
-      </w:pPr>
-    </w:p>
-    <w:p>
-      <w:pPr>
-        <w:pStyle w:val="af5"/>
-        <w:keepNext w:val="0"/>
-        <w:keepLines w:val="0"/>
-        <w:rPr>
-          <w:lang w:val="en-US"/>
-        </w:rPr>
-      </w:pPr>
-      <w:r>
-        <w:rPr>
-          <w:lang w:val="en-US"/>
-        </w:rPr>
-        <w:t xml:space="preserve">    public void </w:t>
-      </w:r>
-      <w:proofErr w:type="spellStart"/>
-      <w:proofErr w:type="gramStart"/>
-      <w:r>
-        <w:rPr>
-          <w:lang w:val="en-US"/>
-        </w:rPr>
-        <w:t>enterDigits</w:t>
-      </w:r>
-      <w:proofErr w:type="spellEnd"/>
-      <w:r>
-        <w:rPr>
-          <w:lang w:val="en-US"/>
-        </w:rPr>
-        <w:t>(</w:t>
-      </w:r>
-      <w:proofErr w:type="gramEnd"/>
-      <w:r>
-        <w:rPr>
-          <w:lang w:val="en-US"/>
-        </w:rPr>
-        <w:t>) {</w:t>
-      </w:r>
-    </w:p>
-    <w:p>
-      <w:pPr>
-        <w:pStyle w:val="af5"/>
-        <w:keepNext w:val="0"/>
-        <w:keepLines w:val="0"/>
-        <w:rPr>
-          <w:lang w:val="en-US"/>
-        </w:rPr>
-      </w:pPr>
-      <w:r>
-        <w:rPr>
-          <w:lang w:val="en-US"/>
-        </w:rPr>
-        <w:t xml:space="preserve">        </w:t>
-      </w:r>
-      <w:proofErr w:type="spellStart"/>
-      <w:r>
-        <w:rPr>
-          <w:lang w:val="en-US"/>
-        </w:rPr>
-        <w:t>ArrayList</w:t>
-      </w:r>
-      <w:proofErr w:type="spellEnd"/>
-      <w:r>
-        <w:rPr>
-          <w:lang w:val="en-US"/>
-        </w:rPr>
-        <w:t xml:space="preserve">&lt;Integer&gt; result = new </w:t>
-      </w:r>
-      <w:proofErr w:type="spellStart"/>
-      <w:r>
-        <w:rPr>
-          <w:lang w:val="en-US"/>
-        </w:rPr>
-        <w:t>ArrayList</w:t>
-      </w:r>
-      <w:proofErr w:type="spellEnd"/>
-      <w:r>
-        <w:rPr>
-          <w:lang w:val="en-US"/>
-        </w:rPr>
-        <w:t>&lt;</w:t>
-      </w:r>
-      <w:proofErr w:type="gramStart"/>
-      <w:r>
-        <w:rPr>
-          <w:lang w:val="en-US"/>
-        </w:rPr>
-        <w:t>&gt;(</w:t>
-      </w:r>
-      <w:proofErr w:type="gramEnd"/>
-      <w:r>
-        <w:rPr>
-          <w:lang w:val="en-US"/>
-        </w:rPr>
-        <w:t>);</w:t>
-      </w:r>
-    </w:p>
-    <w:p>
-      <w:pPr>
-        <w:pStyle w:val="af5"/>
-        <w:keepNext w:val="0"/>
-        <w:keepLines w:val="0"/>
-        <w:rPr>
-          <w:lang w:val="en-US"/>
-        </w:rPr>
-      </w:pPr>
-    </w:p>
-    <w:p>
-      <w:pPr>
-        <w:pStyle w:val="af5"/>
-        <w:keepNext w:val="0"/>
-        <w:keepLines w:val="0"/>
-      </w:pPr>
-      <w:r>
-        <w:rPr>
-          <w:lang w:val="en-US"/>
-        </w:rPr>
-        <w:t xml:space="preserve">        </w:t>
-      </w:r>
-      <w:proofErr w:type="spellStart"/>
-      <w:r>
-        <w:t>do</w:t>
-      </w:r>
-      <w:proofErr w:type="spellEnd"/>
-      <w:r>
-        <w:t xml:space="preserve"> {</w:t>
-      </w:r>
-    </w:p>
-    <w:p>
-      <w:pPr>
-        <w:pStyle w:val="af5"/>
-        <w:keepNext w:val="0"/>
-        <w:keepLines w:val="0"/>
-      </w:pPr>
-      <w:r>
-        <w:t xml:space="preserve">            System.out.println("Вводите положительные числ</w:t>
-      </w:r>
-      <w:r>
-        <w:t>а (минимум 2).");</w:t>
-      </w:r>
-    </w:p>
-    <w:p>
-      <w:pPr>
-        <w:pStyle w:val="af5"/>
-        <w:keepNext w:val="0"/>
-        <w:keepLines w:val="0"/>
-      </w:pPr>
-      <w:r>
-        <w:t xml:space="preserve">            System.out.println("Чтобы закончить ввод, впишите -1.");</w:t>
-      </w:r>
-    </w:p>
-    <w:p>
-      <w:pPr>
-        <w:pStyle w:val="af5"/>
-        <w:keepNext w:val="0"/>
-        <w:keepLines w:val="0"/>
-        <w:rPr>
-          <w:lang w:val="en-US"/>
-        </w:rPr>
-      </w:pPr>
-      <w:r>
-        <w:t xml:space="preserve">            </w:t>
-      </w:r>
-      <w:proofErr w:type="spellStart"/>
-      <w:r>
-        <w:rPr>
-          <w:lang w:val="en-US"/>
-        </w:rPr>
-        <w:t>boolean</w:t>
-      </w:r>
-      <w:proofErr w:type="spellEnd"/>
-      <w:r>
-        <w:rPr>
-          <w:lang w:val="en-US"/>
-        </w:rPr>
-        <w:t xml:space="preserve"> flag = true;</w:t>
-      </w:r>
-    </w:p>
-    <w:p>
-      <w:pPr>
-        <w:pStyle w:val="af5"/>
-        <w:keepNext w:val="0"/>
-        <w:keepLines w:val="0"/>
-        <w:rPr>
-          <w:lang w:val="en-US"/>
-        </w:rPr>
-      </w:pPr>
-      <w:r>
-        <w:rPr>
-          <w:lang w:val="en-US"/>
-        </w:rPr>
-        <w:t xml:space="preserve">            while (flag) {</w:t>
-      </w:r>
-    </w:p>
-    <w:p>
-      <w:pPr>
-        <w:pStyle w:val="af5"/>
-        <w:keepNext w:val="0"/>
-        <w:keepLines w:val="0"/>
-        <w:rPr>
-          <w:lang w:val="en-US"/>
-        </w:rPr>
-      </w:pPr>
-      <w:r>
-        <w:rPr>
-          <w:lang w:val="en-US"/>
-        </w:rPr>
-        <w:t xml:space="preserve">                </w:t>
-      </w:r>
-      <w:proofErr w:type="spellStart"/>
-      <w:r>
-        <w:rPr>
-          <w:lang w:val="en-US"/>
-        </w:rPr>
-        <w:t>System.out.print</w:t>
-      </w:r>
-      <w:proofErr w:type="spellEnd"/>
-      <w:r>
-        <w:rPr>
-          <w:lang w:val="en-US"/>
-        </w:rPr>
-        <w:t>("-&gt; ");</w:t>
-      </w:r>
-    </w:p>
-    <w:p>
-      <w:pPr>
-        <w:pStyle w:val="af5"/>
-        <w:keepNext w:val="0"/>
-        <w:keepLines w:val="0"/>
-        <w:rPr>
-          <w:lang w:val="en-US"/>
-        </w:rPr>
-      </w:pPr>
-      <w:r>
-        <w:rPr>
-          <w:lang w:val="en-US"/>
-        </w:rPr>
-        <w:t xml:space="preserve">                if (</w:t>
-      </w:r>
-      <w:proofErr w:type="spellStart"/>
-      <w:proofErr w:type="gramStart"/>
-      <w:r>
-        <w:rPr>
-          <w:lang w:val="en-US"/>
-        </w:rPr>
-        <w:t>scanner.hasNextInt</w:t>
-      </w:r>
-      <w:proofErr w:type="spellEnd"/>
-      <w:proofErr w:type="gramEnd"/>
-      <w:r>
-        <w:rPr>
-          <w:lang w:val="en-US"/>
-        </w:rPr>
+      </w:pPr>
+      <w:r>
+        <w:t xml:space="preserve">                    </w:t>
+      </w:r>
+      <w:r>
+        <w:rPr>
+          <w:lang w:val="en-US"/>
+        </w:rPr>
+        <w:t>case</w:t>
+      </w:r>
+      <w:r>
+        <w:t xml:space="preserve"> 2:</w:t>
+      </w:r>
+    </w:p>
+    <w:p>
+      <w:pPr>
+        <w:pStyle w:val="af5"/>
+        <w:keepNext w:val="0"/>
+        <w:keepLines w:val="0"/>
+      </w:pPr>
+      <w:r>
+        <w:t xml:space="preserve">                        </w:t>
+      </w:r>
+      <w:r>
+        <w:rPr>
+          <w:lang w:val="en-US"/>
+        </w:rPr>
+        <w:t>if</w:t>
+      </w:r>
+      <w:r>
+        <w:t xml:space="preserve"> (</w:t>
+      </w:r>
+      <w:r>
+        <w:rPr>
+          <w:lang w:val="en-US"/>
+        </w:rPr>
+        <w:t>hasEnoughData</w:t>
+      </w:r>
+      <w:r>
         <w:t>()) {</w:t>
       </w:r>
     </w:p>
@@ -1682,36 +1885,17 @@
         <w:pStyle w:val="af5"/>
         <w:keepNext w:val="0"/>
         <w:keepLines w:val="0"/>
-        <w:rPr>
-          <w:lang w:val="en-US"/>
-        </w:rPr>
-      </w:pPr>
-      <w:r>
-        <w:rPr>
-          <w:lang w:val="en-US"/>
-        </w:rPr>
-        <w:t xml:space="preserve">                    int </w:t>
-      </w:r>
-      <w:r>
-        <w:rPr>
-          <w:lang w:val="en-US"/>
-        </w:rPr>
-        <w:t xml:space="preserve">num = </w:t>
-      </w:r>
-      <w:proofErr w:type="spellStart"/>
-      <w:proofErr w:type="gramStart"/>
-      <w:r>
-        <w:rPr>
-          <w:lang w:val="en-US"/>
-        </w:rPr>
-        <w:t>scanner.nextInt</w:t>
-      </w:r>
-      <w:proofErr w:type="spellEnd"/>
-      <w:proofErr w:type="gramEnd"/>
-      <w:r>
-        <w:rPr>
-          <w:lang w:val="en-US"/>
-        </w:rPr>
+      </w:pPr>
+      <w:r>
+        <w:t xml:space="preserve">                            </w:t>
+      </w:r>
+      <w:r>
+        <w:rPr>
+          <w:lang w:val="en-US"/>
+        </w:rPr>
+        <w:t>coutArrayBack</w:t>
+      </w:r>
+      <w:r>
         <w:t>();</w:t>
       </w:r>
     </w:p>
@@ -1720,1189 +1904,31 @@
         <w:pStyle w:val="af5"/>
         <w:keepNext w:val="0"/>
         <w:keepLines w:val="0"/>
-        <w:rPr>
-          <w:lang w:val="en-US"/>
-        </w:rPr>
-      </w:pPr>
-      <w:r>
-        <w:rPr>
-          <w:lang w:val="en-US"/>
-        </w:rPr>
-        <w:t xml:space="preserve">                    if (num == -1) {</w:t>
-      </w:r>
-    </w:p>
-    <w:p>
-      <w:pPr>
-        <w:pStyle w:val="af5"/>
-        <w:keepNext w:val="0"/>
-        <w:keepLines w:val="0"/>
-        <w:rPr>
-          <w:lang w:val="en-US"/>
-        </w:rPr>
-      </w:pPr>
-      <w:r>
-        <w:rPr>
-          <w:lang w:val="en-US"/>
-        </w:rPr>
-        <w:t xml:space="preserve">                        flag = false;</w:t>
-      </w:r>
-    </w:p>
-    <w:p>
-      <w:pPr>
-        <w:pStyle w:val="af5"/>
-        <w:keepNext w:val="0"/>
-        <w:keepLines w:val="0"/>
-        <w:rPr>
-          <w:lang w:val="en-US"/>
-        </w:rPr>
-      </w:pPr>
-      <w:r>
-        <w:rPr>
-          <w:lang w:val="en-US"/>
-        </w:rPr>
-        <w:t xml:space="preserve">                    } else if (num &lt; 0) {</w:t>
-      </w:r>
-    </w:p>
-    <w:p>
-      <w:pPr>
-        <w:pStyle w:val="af5"/>
-        <w:keepNext w:val="0"/>
-        <w:keepLines w:val="0"/>
-      </w:pPr>
-      <w:r>
-        <w:rPr>
-          <w:lang w:val="en-US"/>
-        </w:rPr>
+      </w:pPr>
+      <w:r>
         <w:t xml:space="preserve">                        </w:t>
       </w:r>
-      <w:proofErr w:type="spellStart"/>
-      <w:r>
-        <w:t>System.out.println</w:t>
-      </w:r>
-      <w:proofErr w:type="spellEnd"/>
-      <w:r>
-        <w:t>("Число должно быть положительным. Попробуйте ещё раз.");</w:t>
-      </w:r>
-    </w:p>
-    <w:p>
-      <w:pPr>
-        <w:pStyle w:val="af5"/>
-        <w:keepNext w:val="0"/>
-        <w:keepLines w:val="0"/>
-      </w:pPr>
-      <w:r>
-        <w:t xml:space="preserve">              </w:t>
-      </w:r>
-      <w:r>
-        <w:t xml:space="preserve">      } else {</w:t>
-      </w:r>
-    </w:p>
-    <w:p>
-      <w:pPr>
-        <w:pStyle w:val="af5"/>
-        <w:keepNext w:val="0"/>
-        <w:keepLines w:val="0"/>
-      </w:pPr>
-      <w:r>
-        <w:t xml:space="preserve">                        result.add(num);</w:t>
-      </w:r>
-    </w:p>
-    <w:p>
-      <w:pPr>
-        <w:pStyle w:val="af5"/>
-        <w:keepNext w:val="0"/>
-        <w:keepLines w:val="0"/>
-      </w:pPr>
-      <w:r>
-        <w:t xml:space="preserve">                    }</w:t>
-      </w:r>
-    </w:p>
-    <w:p>
-      <w:pPr>
-        <w:pStyle w:val="af5"/>
-        <w:keepNext w:val="0"/>
-        <w:keepLines w:val="0"/>
-      </w:pPr>
-      <w:r>
-        <w:t xml:space="preserve">                } else {</w:t>
-      </w:r>
-    </w:p>
-    <w:p>
-      <w:pPr>
-        <w:pStyle w:val="af5"/>
-        <w:keepNext w:val="0"/>
-        <w:keepLines w:val="0"/>
-      </w:pPr>
-      <w:r>
-        <w:t xml:space="preserve">                    scanner.next();</w:t>
-      </w:r>
-    </w:p>
-    <w:p>
-      <w:pPr>
-        <w:pStyle w:val="af5"/>
-        <w:keepNext w:val="0"/>
-        <w:keepLines w:val="0"/>
-      </w:pPr>
-      <w:r>
-        <w:t xml:space="preserve">                    System.out.println("Это не число, попробуй ещё раз.");</w:t>
-      </w:r>
-    </w:p>
-    <w:p>
-      <w:pPr>
-        <w:pStyle w:val="af5"/>
-        <w:keepNext w:val="0"/>
-        <w:keepLines w:val="0"/>
-      </w:pPr>
-      <w:r>
-        <w:t xml:space="preserve">                }</w:t>
-      </w:r>
-    </w:p>
-    <w:p>
-      <w:pPr>
-        <w:pStyle w:val="af5"/>
-        <w:keepNext w:val="0"/>
-        <w:keepLines w:val="0"/>
-      </w:pPr>
-      <w:r>
-        <w:t xml:space="preserve">            }</w:t>
-      </w:r>
-    </w:p>
-    <w:p>
-      <w:pPr>
-        <w:pStyle w:val="af5"/>
-        <w:keepNext w:val="0"/>
-        <w:keepLines w:val="0"/>
-      </w:pPr>
-    </w:p>
-    <w:p>
-      <w:pPr>
-        <w:pStyle w:val="af5"/>
-        <w:keepNext w:val="0"/>
-        <w:keepLines w:val="0"/>
-      </w:pPr>
-      <w:r>
-        <w:t xml:space="preserve">            if (result.size() &lt; 2) {</w:t>
-      </w:r>
-    </w:p>
-    <w:p>
-      <w:pPr>
-        <w:pStyle w:val="af5"/>
-        <w:keepNext w:val="0"/>
-        <w:keepLines w:val="0"/>
-        <w:rPr>
-          <w:lang w:val="en-US"/>
-        </w:rPr>
-      </w:pPr>
-      <w:r>
-        <w:t xml:space="preserve">                System.out.println("\nОшибка: Вы ввели менее 2-х чисел. Давайте</w:t>
-      </w:r>
-      <w:r>
-        <w:rPr>
-          <w:lang w:val="en-US"/>
-        </w:rPr>
-        <w:t xml:space="preserve"> </w:t>
-      </w:r>
-      <w:r>
-        <w:t>начнем</w:t>
-      </w:r>
-      <w:r>
-        <w:rPr>
-          <w:lang w:val="en-US"/>
-        </w:rPr>
-        <w:t xml:space="preserve"> </w:t>
-      </w:r>
-      <w:r>
-        <w:t>заново</w:t>
-      </w:r>
-      <w:r>
-        <w:rPr>
-          <w:lang w:val="en-US"/>
-        </w:rPr>
-        <w:t>.\n");</w:t>
-      </w:r>
-    </w:p>
-    <w:p>
-      <w:pPr>
-        <w:pStyle w:val="af5"/>
-        <w:keepNext w:val="0"/>
-        <w:keepLines w:val="0"/>
-        <w:rPr>
-          <w:lang w:val="en-US"/>
-        </w:rPr>
-      </w:pPr>
-      <w:r>
-        <w:rPr>
-          <w:lang w:val="en-US"/>
-        </w:rPr>
-        <w:t xml:space="preserve">            }</w:t>
-      </w:r>
-    </w:p>
-    <w:p>
-      <w:pPr>
-        <w:pStyle w:val="af5"/>
-        <w:keepNext w:val="0"/>
-        <w:keepLines w:val="0"/>
-        <w:rPr>
-          <w:lang w:val="en-US"/>
-        </w:rPr>
-      </w:pPr>
-    </w:p>
-    <w:p>
-      <w:pPr>
-        <w:pStyle w:val="af5"/>
-        <w:keepNext w:val="0"/>
-        <w:keepLines w:val="0"/>
-        <w:rPr>
-          <w:lang w:val="en-US"/>
-        </w:rPr>
-      </w:pPr>
-      <w:r>
-        <w:rPr>
-          <w:lang w:val="en-US"/>
-        </w:rPr>
-        <w:t xml:space="preserve">        } while (</w:t>
-      </w:r>
-      <w:proofErr w:type="spellStart"/>
-      <w:proofErr w:type="gramStart"/>
-      <w:r>
-        <w:rPr>
-          <w:lang w:val="en-US"/>
-        </w:rPr>
-        <w:t>result.size</w:t>
-      </w:r>
-      <w:proofErr w:type="spellEnd"/>
-      <w:proofErr w:type="gramEnd"/>
-      <w:r>
-        <w:rPr>
-          <w:lang w:val="en-US"/>
-        </w:rPr>
-        <w:t>() &lt; 2);</w:t>
-      </w:r>
-    </w:p>
-    <w:p>
-      <w:pPr>
-        <w:pStyle w:val="af5"/>
-        <w:keepNext w:val="0"/>
-        <w:keepLines w:val="0"/>
-        <w:rPr>
-          <w:lang w:val="en-US"/>
-        </w:rPr>
-      </w:pPr>
-    </w:p>
-    <w:p>
-      <w:pPr>
-        <w:pStyle w:val="af5"/>
-        <w:keepNext w:val="0"/>
-        <w:keepLines w:val="0"/>
-        <w:rPr>
-          <w:lang w:val="en-US"/>
-        </w:rPr>
-      </w:pPr>
-      <w:r>
-        <w:rPr>
-          <w:lang w:val="en-US"/>
-        </w:rPr>
-        <w:lastRenderedPageBreak/>
-        <w:t xml:space="preserve">        </w:t>
-      </w:r>
-      <w:proofErr w:type="spellStart"/>
-      <w:r>
-        <w:rPr>
-          <w:lang w:val="en-US"/>
-        </w:rPr>
-        <w:t>this.lst</w:t>
-      </w:r>
-      <w:proofErr w:type="spellEnd"/>
-      <w:r>
-        <w:rPr>
-          <w:lang w:val="en-US"/>
-        </w:rPr>
-        <w:t xml:space="preserve"> = result;</w:t>
-      </w:r>
-    </w:p>
-    <w:p>
-      <w:pPr>
-        <w:pStyle w:val="af5"/>
-        <w:keepNext w:val="0"/>
-        <w:keepLines w:val="0"/>
-        <w:rPr>
-          <w:lang w:val="en-US"/>
-        </w:rPr>
-      </w:pPr>
-      <w:r>
-        <w:rPr>
-          <w:lang w:val="en-US"/>
-        </w:rPr>
-        <w:t xml:space="preserve">    }</w:t>
-      </w:r>
-    </w:p>
-    <w:p>
-      <w:pPr>
-        <w:pStyle w:val="af5"/>
-        <w:keepNext w:val="0"/>
-        <w:keepLines w:val="0"/>
-        <w:rPr>
-          <w:lang w:val="en-US"/>
-        </w:rPr>
-      </w:pPr>
-    </w:p>
-    <w:p>
-      <w:pPr>
-        <w:pStyle w:val="af5"/>
-        <w:keepNext w:val="0"/>
-        <w:keepLines w:val="0"/>
-        <w:rPr>
-          <w:lang w:val="en-US"/>
-        </w:rPr>
-      </w:pPr>
-      <w:r>
-        <w:rPr>
-          <w:lang w:val="en-US"/>
-        </w:rPr>
-        <w:t xml:space="preserve">    public void </w:t>
-      </w:r>
-      <w:proofErr w:type="spellStart"/>
-      <w:proofErr w:type="gramStart"/>
-      <w:r>
-        <w:rPr>
-          <w:lang w:val="en-US"/>
-        </w:rPr>
-        <w:t>s</w:t>
-      </w:r>
-      <w:r>
-        <w:rPr>
-          <w:lang w:val="en-US"/>
-        </w:rPr>
-        <w:t>ortAsc</w:t>
-      </w:r>
-      <w:proofErr w:type="spellEnd"/>
-      <w:r>
-        <w:rPr>
-          <w:lang w:val="en-US"/>
-        </w:rPr>
-        <w:t>(</w:t>
-      </w:r>
-      <w:proofErr w:type="gramEnd"/>
-      <w:r>
-        <w:rPr>
-          <w:lang w:val="en-US"/>
-        </w:rPr>
-        <w:t>) {</w:t>
-      </w:r>
-    </w:p>
-    <w:p>
-      <w:pPr>
-        <w:pStyle w:val="af5"/>
-        <w:keepNext w:val="0"/>
-        <w:keepLines w:val="0"/>
-        <w:rPr>
-          <w:lang w:val="en-US"/>
-        </w:rPr>
-      </w:pPr>
-      <w:r>
-        <w:rPr>
-          <w:lang w:val="en-US"/>
-        </w:rPr>
-        <w:t xml:space="preserve">        </w:t>
-      </w:r>
-      <w:proofErr w:type="spellStart"/>
-      <w:r>
-        <w:rPr>
-          <w:lang w:val="en-US"/>
-        </w:rPr>
-        <w:t>Collections.sort</w:t>
-      </w:r>
-      <w:proofErr w:type="spellEnd"/>
-      <w:r>
-        <w:rPr>
-          <w:lang w:val="en-US"/>
-        </w:rPr>
-        <w:t>(</w:t>
-      </w:r>
-      <w:proofErr w:type="spellStart"/>
-      <w:r>
-        <w:rPr>
-          <w:lang w:val="en-US"/>
-        </w:rPr>
-        <w:t>this.lst</w:t>
-      </w:r>
-      <w:proofErr w:type="spellEnd"/>
-      <w:r>
-        <w:rPr>
-          <w:lang w:val="en-US"/>
-        </w:rPr>
-        <w:t>);</w:t>
-      </w:r>
-    </w:p>
-    <w:p>
-      <w:pPr>
-        <w:pStyle w:val="af5"/>
-        <w:keepNext w:val="0"/>
-        <w:keepLines w:val="0"/>
-        <w:rPr>
-          <w:lang w:val="en-US"/>
-        </w:rPr>
-      </w:pPr>
-      <w:r>
-        <w:rPr>
-          <w:lang w:val="en-US"/>
-        </w:rPr>
-        <w:t xml:space="preserve">    }</w:t>
-      </w:r>
-    </w:p>
-    <w:p>
-      <w:pPr>
-        <w:pStyle w:val="af5"/>
-        <w:keepNext w:val="0"/>
-        <w:keepLines w:val="0"/>
-        <w:rPr>
-          <w:lang w:val="en-US"/>
-        </w:rPr>
-      </w:pPr>
-    </w:p>
-    <w:p>
-      <w:pPr>
-        <w:pStyle w:val="af5"/>
-        <w:keepNext w:val="0"/>
-        <w:keepLines w:val="0"/>
-        <w:rPr>
-          <w:lang w:val="en-US"/>
-        </w:rPr>
-      </w:pPr>
-      <w:r>
-        <w:rPr>
-          <w:lang w:val="en-US"/>
-        </w:rPr>
-        <w:t xml:space="preserve">    public void </w:t>
-      </w:r>
-      <w:proofErr w:type="spellStart"/>
-      <w:proofErr w:type="gramStart"/>
-      <w:r>
-        <w:rPr>
-          <w:lang w:val="en-US"/>
-        </w:rPr>
-        <w:t>sortDesc</w:t>
-      </w:r>
-      <w:proofErr w:type="spellEnd"/>
-      <w:r>
-        <w:rPr>
-          <w:lang w:val="en-US"/>
-        </w:rPr>
-        <w:t>(</w:t>
-      </w:r>
-      <w:proofErr w:type="gramEnd"/>
-      <w:r>
-        <w:rPr>
-          <w:lang w:val="en-US"/>
-        </w:rPr>
-        <w:t>) {</w:t>
-      </w:r>
-    </w:p>
-    <w:p>
-      <w:pPr>
-        <w:pStyle w:val="af5"/>
-        <w:keepNext w:val="0"/>
-        <w:keepLines w:val="0"/>
-        <w:rPr>
-          <w:lang w:val="en-US"/>
-        </w:rPr>
-      </w:pPr>
-      <w:r>
-        <w:rPr>
-          <w:lang w:val="en-US"/>
-        </w:rPr>
-        <w:t xml:space="preserve">        </w:t>
-      </w:r>
-      <w:proofErr w:type="spellStart"/>
-      <w:proofErr w:type="gramStart"/>
-      <w:r>
-        <w:rPr>
-          <w:lang w:val="en-US"/>
-        </w:rPr>
-        <w:t>sortAsc</w:t>
-      </w:r>
-      <w:proofErr w:type="spellEnd"/>
-      <w:r>
-        <w:rPr>
-          <w:lang w:val="en-US"/>
-        </w:rPr>
-        <w:t>(</w:t>
-      </w:r>
-      <w:proofErr w:type="gramEnd"/>
-      <w:r>
-        <w:rPr>
-          <w:lang w:val="en-US"/>
-        </w:rPr>
-        <w:t>);</w:t>
-      </w:r>
-    </w:p>
-    <w:p>
-      <w:pPr>
-        <w:pStyle w:val="af5"/>
-        <w:keepNext w:val="0"/>
-        <w:keepLines w:val="0"/>
-        <w:rPr>
-          <w:lang w:val="en-US"/>
-        </w:rPr>
-      </w:pPr>
-      <w:r>
-        <w:rPr>
-          <w:lang w:val="en-US"/>
-        </w:rPr>
-        <w:t xml:space="preserve">        </w:t>
-      </w:r>
-      <w:proofErr w:type="spellStart"/>
-      <w:r>
-        <w:rPr>
-          <w:lang w:val="en-US"/>
-        </w:rPr>
-        <w:t>Collections.reverse</w:t>
-      </w:r>
-      <w:proofErr w:type="spellEnd"/>
-      <w:r>
-        <w:rPr>
-          <w:lang w:val="en-US"/>
-        </w:rPr>
-        <w:t>(</w:t>
-      </w:r>
-      <w:proofErr w:type="spellStart"/>
-      <w:r>
-        <w:rPr>
-          <w:lang w:val="en-US"/>
-        </w:rPr>
-        <w:t>this.lst</w:t>
-      </w:r>
-      <w:proofErr w:type="spellEnd"/>
-      <w:r>
-        <w:rPr>
-          <w:lang w:val="en-US"/>
-        </w:rPr>
-        <w:t>);</w:t>
-      </w:r>
-    </w:p>
-    <w:p>
-      <w:pPr>
-        <w:pStyle w:val="af5"/>
-        <w:keepNext w:val="0"/>
-        <w:keepLines w:val="0"/>
-        <w:rPr>
-          <w:lang w:val="en-US"/>
-        </w:rPr>
-      </w:pPr>
-      <w:r>
-        <w:rPr>
-          <w:lang w:val="en-US"/>
-        </w:rPr>
-        <w:t xml:space="preserve">    }</w:t>
-      </w:r>
-    </w:p>
-    <w:p>
-      <w:pPr>
-        <w:pStyle w:val="af5"/>
-        <w:keepNext w:val="0"/>
-        <w:keepLines w:val="0"/>
-        <w:rPr>
-          <w:lang w:val="en-US"/>
-        </w:rPr>
-      </w:pPr>
-    </w:p>
-    <w:p>
-      <w:pPr>
-        <w:pStyle w:val="af5"/>
-        <w:keepNext w:val="0"/>
-        <w:keepLines w:val="0"/>
-        <w:rPr>
-          <w:lang w:val="en-US"/>
-        </w:rPr>
-      </w:pPr>
-      <w:r>
-        <w:rPr>
-          <w:lang w:val="en-US"/>
-        </w:rPr>
-        <w:t xml:space="preserve">    private </w:t>
-      </w:r>
-      <w:proofErr w:type="spellStart"/>
-      <w:r>
-        <w:rPr>
-          <w:lang w:val="en-US"/>
-        </w:rPr>
-        <w:t>boolean</w:t>
-      </w:r>
-      <w:proofErr w:type="spellEnd"/>
-      <w:r>
-        <w:rPr>
-          <w:lang w:val="en-US"/>
-        </w:rPr>
-        <w:t xml:space="preserve"> </w:t>
-      </w:r>
-      <w:proofErr w:type="spellStart"/>
-      <w:proofErr w:type="gramStart"/>
-      <w:r>
-        <w:rPr>
-          <w:lang w:val="en-US"/>
-        </w:rPr>
-        <w:t>hasEnoughData</w:t>
-      </w:r>
-      <w:proofErr w:type="spellEnd"/>
-      <w:r>
-        <w:rPr>
-          <w:lang w:val="en-US"/>
-        </w:rPr>
-        <w:t>(</w:t>
-      </w:r>
-      <w:proofErr w:type="gramEnd"/>
-      <w:r>
-        <w:rPr>
-          <w:lang w:val="en-US"/>
-        </w:rPr>
-        <w:t>) {</w:t>
-      </w:r>
-    </w:p>
-    <w:p>
-      <w:pPr>
-        <w:pStyle w:val="af5"/>
-        <w:keepNext w:val="0"/>
-        <w:keepLines w:val="0"/>
-        <w:rPr>
-          <w:lang w:val="en-US"/>
-        </w:rPr>
-      </w:pPr>
-      <w:r>
-        <w:rPr>
-          <w:lang w:val="en-US"/>
-        </w:rPr>
-        <w:t xml:space="preserve">        return </w:t>
-      </w:r>
-      <w:proofErr w:type="spellStart"/>
-      <w:proofErr w:type="gramStart"/>
-      <w:r>
-        <w:rPr>
-          <w:lang w:val="en-US"/>
-        </w:rPr>
-        <w:t>this.lst.size</w:t>
-      </w:r>
-      <w:proofErr w:type="spellEnd"/>
-      <w:proofErr w:type="gramEnd"/>
-      <w:r>
-        <w:rPr>
-          <w:lang w:val="en-US"/>
-        </w:rPr>
-        <w:t>() &gt; 1;</w:t>
-      </w:r>
-    </w:p>
-    <w:p>
-      <w:pPr>
-        <w:pStyle w:val="af5"/>
-        <w:keepNext w:val="0"/>
-        <w:keepLines w:val="0"/>
-        <w:rPr>
-          <w:lang w:val="en-US"/>
-        </w:rPr>
-      </w:pPr>
-      <w:r>
-        <w:rPr>
-          <w:lang w:val="en-US"/>
-        </w:rPr>
-        <w:t xml:space="preserve">    }</w:t>
-      </w:r>
-    </w:p>
-    <w:p>
-      <w:pPr>
-        <w:pStyle w:val="af5"/>
-        <w:keepNext w:val="0"/>
-        <w:keepLines w:val="0"/>
-        <w:rPr>
-          <w:lang w:val="en-US"/>
-        </w:rPr>
-      </w:pPr>
-    </w:p>
-    <w:p>
-      <w:pPr>
-        <w:pStyle w:val="af5"/>
-        <w:keepNext w:val="0"/>
-        <w:keepLines w:val="0"/>
-        <w:rPr>
-          <w:lang w:val="en-US"/>
-        </w:rPr>
-      </w:pPr>
-      <w:r>
-        <w:rPr>
-          <w:lang w:val="en-US"/>
-        </w:rPr>
-        <w:t xml:space="preserve">    public void </w:t>
-      </w:r>
-      <w:proofErr w:type="gramStart"/>
-      <w:r>
-        <w:rPr>
-          <w:lang w:val="en-US"/>
-        </w:rPr>
-        <w:t>menu(</w:t>
-      </w:r>
-      <w:proofErr w:type="gramEnd"/>
-      <w:r>
-        <w:rPr>
-          <w:lang w:val="en-US"/>
-        </w:rPr>
-        <w:t>) {</w:t>
-      </w:r>
-    </w:p>
-    <w:p>
-      <w:pPr>
-        <w:pStyle w:val="af5"/>
-        <w:keepNext w:val="0"/>
-        <w:keepLines w:val="0"/>
-        <w:rPr>
-          <w:lang w:val="en-US"/>
-        </w:rPr>
-      </w:pPr>
-      <w:r>
-        <w:rPr>
-          <w:lang w:val="en-US"/>
-        </w:rPr>
-        <w:t xml:space="preserve">        int choice = 0;</w:t>
-      </w:r>
-    </w:p>
-    <w:p>
-      <w:pPr>
-        <w:pStyle w:val="af5"/>
-        <w:keepNext w:val="0"/>
-        <w:keepLines w:val="0"/>
-        <w:rPr>
-          <w:lang w:val="en-US"/>
-        </w:rPr>
-      </w:pPr>
-    </w:p>
-    <w:p>
-      <w:pPr>
-        <w:pStyle w:val="af5"/>
-        <w:keepNext w:val="0"/>
-        <w:keepLines w:val="0"/>
-      </w:pPr>
-      <w:r>
-        <w:rPr>
-          <w:lang w:val="en-US"/>
-        </w:rPr>
-        <w:t xml:space="preserve">        </w:t>
-      </w:r>
-      <w:proofErr w:type="spellStart"/>
-      <w:r>
-        <w:t>do</w:t>
-      </w:r>
-      <w:proofErr w:type="spellEnd"/>
-      <w:r>
-        <w:t xml:space="preserve"> {</w:t>
-      </w:r>
-    </w:p>
-    <w:p>
-      <w:pPr>
-        <w:pStyle w:val="af5"/>
-        <w:keepNext w:val="0"/>
-        <w:keepLines w:val="0"/>
-      </w:pPr>
-      <w:r>
-        <w:t xml:space="preserve">            System.out.print("""</w:t>
-      </w:r>
-    </w:p>
-    <w:p>
-      <w:pPr>
-        <w:pStyle w:val="af5"/>
-        <w:keepNext w:val="0"/>
-        <w:keepLines w:val="0"/>
-      </w:pPr>
-    </w:p>
-    <w:p>
-      <w:pPr>
-        <w:pStyle w:val="af5"/>
-        <w:keepNext w:val="0"/>
-        <w:keepLines w:val="0"/>
-      </w:pPr>
-      <w:r>
-        <w:t xml:space="preserve">                    Введите число (1 - 5):</w:t>
-      </w:r>
-    </w:p>
-    <w:p>
-      <w:pPr>
-        <w:pStyle w:val="af5"/>
-        <w:keepNext w:val="0"/>
-        <w:keepLines w:val="0"/>
-      </w:pPr>
-      <w:r>
-        <w:t xml:space="preserve">                    1. Показать массив в прямом порядке;</w:t>
-      </w:r>
-    </w:p>
-    <w:p>
-      <w:pPr>
-        <w:pStyle w:val="af5"/>
-        <w:keepNext w:val="0"/>
-        <w:keepLines w:val="0"/>
-      </w:pPr>
-      <w:r>
-        <w:t xml:space="preserve">                    2. Показать массив в противоположном порядке;</w:t>
-      </w:r>
-    </w:p>
-    <w:p>
-      <w:pPr>
-        <w:pStyle w:val="af5"/>
-        <w:keepNext w:val="0"/>
-        <w:keepLines w:val="0"/>
-      </w:pPr>
-      <w:r>
-        <w:t xml:space="preserve">                    3. Ввести числа;</w:t>
-      </w:r>
-    </w:p>
-    <w:p>
-      <w:pPr>
-        <w:pStyle w:val="af5"/>
-        <w:keepNext w:val="0"/>
-        <w:keepLines w:val="0"/>
-      </w:pPr>
-      <w:r>
-        <w:t xml:space="preserve">                    4. Сортировка по убыванию;</w:t>
-      </w:r>
-    </w:p>
-    <w:p>
-      <w:pPr>
-        <w:pStyle w:val="af5"/>
-        <w:keepNext w:val="0"/>
-        <w:keepLines w:val="0"/>
-      </w:pPr>
-      <w:r>
-        <w:t xml:space="preserve">                    5. Сортировка по возрастанию;</w:t>
-      </w:r>
-    </w:p>
-    <w:p>
-      <w:pPr>
-        <w:pStyle w:val="af5"/>
-        <w:keepNext w:val="0"/>
-        <w:keepLines w:val="0"/>
-      </w:pPr>
-      <w:r>
-        <w:t xml:space="preserve">                    6. Выход.</w:t>
-      </w:r>
-    </w:p>
-    <w:p>
-      <w:pPr>
-        <w:pStyle w:val="af5"/>
-        <w:keepNext w:val="0"/>
-        <w:keepLines w:val="0"/>
-      </w:pPr>
-      <w:r>
-        <w:t xml:space="preserve">                    Выбор:</w:t>
-      </w:r>
-      <w:r>
-        <w:t xml:space="preserve"> """);</w:t>
-      </w:r>
-    </w:p>
-    <w:p>
-      <w:pPr>
-        <w:pStyle w:val="af5"/>
-        <w:keepNext w:val="0"/>
-        <w:keepLines w:val="0"/>
-      </w:pPr>
-    </w:p>
-    <w:p>
-      <w:pPr>
-        <w:pStyle w:val="af5"/>
-        <w:keepNext w:val="0"/>
-        <w:keepLines w:val="0"/>
-        <w:rPr>
-          <w:lang w:val="en-US"/>
-        </w:rPr>
-      </w:pPr>
-      <w:r>
-        <w:t xml:space="preserve">            </w:t>
-      </w:r>
-      <w:r>
-        <w:rPr>
-          <w:lang w:val="en-US"/>
-        </w:rPr>
-        <w:t>if (</w:t>
-      </w:r>
-      <w:proofErr w:type="spellStart"/>
-      <w:proofErr w:type="gramStart"/>
-      <w:r>
-        <w:rPr>
-          <w:lang w:val="en-US"/>
-        </w:rPr>
-        <w:t>scanner.hasNextInt</w:t>
-      </w:r>
-      <w:proofErr w:type="spellEnd"/>
-      <w:proofErr w:type="gramEnd"/>
-      <w:r>
-        <w:rPr>
-          <w:lang w:val="en-US"/>
-        </w:rPr>
-        <w:t>()) {</w:t>
-      </w:r>
-    </w:p>
-    <w:p>
-      <w:pPr>
-        <w:pStyle w:val="af5"/>
-        <w:keepNext w:val="0"/>
-        <w:keepLines w:val="0"/>
-        <w:rPr>
-          <w:lang w:val="en-US"/>
-        </w:rPr>
-      </w:pPr>
-      <w:r>
-        <w:rPr>
-          <w:lang w:val="en-US"/>
-        </w:rPr>
-        <w:t xml:space="preserve">                choice = </w:t>
-      </w:r>
-      <w:proofErr w:type="spellStart"/>
-      <w:proofErr w:type="gramStart"/>
-      <w:r>
-        <w:rPr>
-          <w:lang w:val="en-US"/>
-        </w:rPr>
-        <w:t>scanner.nextInt</w:t>
-      </w:r>
-      <w:proofErr w:type="spellEnd"/>
-      <w:proofErr w:type="gramEnd"/>
-      <w:r>
-        <w:rPr>
-          <w:lang w:val="en-US"/>
-        </w:rPr>
-        <w:t>();</w:t>
-      </w:r>
-    </w:p>
-    <w:p>
-      <w:pPr>
-        <w:pStyle w:val="af5"/>
-        <w:keepNext w:val="0"/>
-        <w:keepLines w:val="0"/>
-        <w:rPr>
-          <w:lang w:val="en-US"/>
-        </w:rPr>
-      </w:pPr>
-      <w:r>
-        <w:rPr>
-          <w:lang w:val="en-US"/>
-        </w:rPr>
-        <w:t xml:space="preserve">                switch (choice) {</w:t>
-      </w:r>
-    </w:p>
-    <w:p>
-      <w:pPr>
-        <w:pStyle w:val="af5"/>
-        <w:keepNext w:val="0"/>
-        <w:keepLines w:val="0"/>
-        <w:rPr>
-          <w:lang w:val="en-US"/>
-        </w:rPr>
-      </w:pPr>
-      <w:r>
-        <w:rPr>
-          <w:lang w:val="en-US"/>
-        </w:rPr>
-        <w:t xml:space="preserve">                    case 1:</w:t>
-      </w:r>
-    </w:p>
-    <w:p>
-      <w:pPr>
-        <w:pStyle w:val="af5"/>
-        <w:keepNext w:val="0"/>
-        <w:keepLines w:val="0"/>
-        <w:rPr>
-          <w:lang w:val="en-US"/>
-        </w:rPr>
-      </w:pPr>
-      <w:r>
-        <w:rPr>
-          <w:lang w:val="en-US"/>
-        </w:rPr>
-        <w:t xml:space="preserve">                        if (</w:t>
-      </w:r>
-      <w:proofErr w:type="spellStart"/>
-      <w:proofErr w:type="gramStart"/>
-      <w:r>
-        <w:rPr>
-          <w:lang w:val="en-US"/>
-        </w:rPr>
-        <w:t>hasEnoughData</w:t>
-      </w:r>
-      <w:proofErr w:type="spellEnd"/>
-      <w:r>
-        <w:rPr>
-          <w:lang w:val="en-US"/>
-        </w:rPr>
-        <w:t>(</w:t>
-      </w:r>
-      <w:proofErr w:type="gramEnd"/>
-      <w:r>
-        <w:rPr>
-          <w:lang w:val="en-US"/>
-        </w:rPr>
-        <w:t>)) {</w:t>
-      </w:r>
-    </w:p>
-    <w:p>
-      <w:pPr>
-        <w:pStyle w:val="af5"/>
-        <w:keepNext w:val="0"/>
-        <w:keepLines w:val="0"/>
-        <w:rPr>
-          <w:lang w:val="en-US"/>
-        </w:rPr>
-      </w:pPr>
-      <w:r>
-        <w:rPr>
-          <w:lang w:val="en-US"/>
-        </w:rPr>
-        <w:t xml:space="preserve">                            </w:t>
-      </w:r>
-      <w:proofErr w:type="spellStart"/>
-      <w:proofErr w:type="gramStart"/>
-      <w:r>
-        <w:rPr>
-          <w:lang w:val="en-US"/>
-        </w:rPr>
-        <w:t>coutArrayForward</w:t>
-      </w:r>
-      <w:proofErr w:type="spellEnd"/>
-      <w:r>
-        <w:rPr>
-          <w:lang w:val="en-US"/>
-        </w:rPr>
-        <w:t>(</w:t>
-      </w:r>
-      <w:proofErr w:type="gramEnd"/>
-      <w:r>
-        <w:rPr>
-          <w:lang w:val="en-US"/>
-        </w:rPr>
-        <w:t>);</w:t>
-      </w:r>
-    </w:p>
-    <w:p>
-      <w:pPr>
-        <w:pStyle w:val="af5"/>
-        <w:keepNext w:val="0"/>
-        <w:keepLines w:val="0"/>
-        <w:rPr>
-          <w:lang w:val="en-US"/>
-        </w:rPr>
-      </w:pPr>
-      <w:r>
-        <w:rPr>
-          <w:lang w:val="en-US"/>
-        </w:rPr>
-        <w:t xml:space="preserve">       </w:t>
-      </w:r>
-      <w:r>
-        <w:rPr>
-          <w:lang w:val="en-US"/>
-        </w:rPr>
-        <w:t xml:space="preserve">                 } else {</w:t>
-      </w:r>
-    </w:p>
-    <w:p>
-      <w:pPr>
-        <w:pStyle w:val="af5"/>
-        <w:keepNext w:val="0"/>
-        <w:keepLines w:val="0"/>
-        <w:rPr>
-          <w:lang w:val="en-US"/>
-        </w:rPr>
-      </w:pPr>
-      <w:r>
-        <w:rPr>
-          <w:lang w:val="en-US"/>
-        </w:rPr>
-        <w:t xml:space="preserve">                            </w:t>
-      </w:r>
-      <w:proofErr w:type="spellStart"/>
-      <w:r>
-        <w:rPr>
-          <w:lang w:val="en-US"/>
-        </w:rPr>
-        <w:t>System.out.println</w:t>
-      </w:r>
-      <w:proofErr w:type="spellEnd"/>
-      <w:r>
-        <w:rPr>
-          <w:lang w:val="en-US"/>
-        </w:rPr>
-        <w:t>("</w:t>
-      </w:r>
-      <w:r>
-        <w:t>Недостаточно</w:t>
-      </w:r>
-      <w:r>
-        <w:rPr>
-          <w:lang w:val="en-US"/>
-        </w:rPr>
-        <w:t xml:space="preserve"> </w:t>
-      </w:r>
-      <w:r>
-        <w:t>данных</w:t>
-      </w:r>
-      <w:r>
-        <w:rPr>
-          <w:lang w:val="en-US"/>
-        </w:rPr>
-        <w:t xml:space="preserve">. </w:t>
-      </w:r>
-      <w:r>
-        <w:t>Сначала</w:t>
-      </w:r>
-      <w:r>
-        <w:rPr>
-          <w:lang w:val="en-US"/>
-        </w:rPr>
-        <w:t xml:space="preserve"> </w:t>
-      </w:r>
-      <w:r>
-        <w:t>заполните</w:t>
-      </w:r>
-      <w:r>
-        <w:rPr>
-          <w:lang w:val="en-US"/>
-        </w:rPr>
-        <w:t xml:space="preserve"> </w:t>
-      </w:r>
-      <w:r>
-        <w:t>массив</w:t>
-      </w:r>
-      <w:r>
-        <w:rPr>
-          <w:lang w:val="en-US"/>
-        </w:rPr>
-        <w:t xml:space="preserve"> (</w:t>
-      </w:r>
-      <w:r>
-        <w:t>минимум</w:t>
-      </w:r>
-      <w:r>
-        <w:rPr>
-          <w:lang w:val="en-US"/>
-        </w:rPr>
-        <w:t xml:space="preserve"> 2 </w:t>
-      </w:r>
-      <w:r>
-        <w:t>числа</w:t>
-      </w:r>
-      <w:r>
-        <w:rPr>
-          <w:lang w:val="en-US"/>
-        </w:rPr>
-        <w:t>).");</w:t>
-      </w:r>
-    </w:p>
-    <w:p>
-      <w:pPr>
-        <w:pStyle w:val="af5"/>
-        <w:keepNext w:val="0"/>
-        <w:keepLines w:val="0"/>
-        <w:rPr>
-          <w:lang w:val="en-US"/>
-        </w:rPr>
-      </w:pPr>
-      <w:r>
-        <w:rPr>
-          <w:lang w:val="en-US"/>
-        </w:rPr>
+      <w:r>
+        <w:t>} else {</w:t>
+      </w:r>
+    </w:p>
+    <w:p>
+      <w:pPr>
+        <w:pStyle w:val="af5"/>
+        <w:keepNext w:val="0"/>
+        <w:keepLines w:val="0"/>
+      </w:pPr>
+      <w:r>
+        <w:t xml:space="preserve">                            System.out.println("Недостаточно данных. Сначала заполните массив (минимум 2 числа).");</w:t>
+      </w:r>
+    </w:p>
+    <w:p>
+      <w:pPr>
+        <w:pStyle w:val="af5"/>
+        <w:keepNext w:val="0"/>
+        <w:keepLines w:val="0"/>
+      </w:pPr>
+      <w:r>
         <w:t xml:space="preserve">                        }</w:t>
       </w:r>
     </w:p>
@@ -2911,14 +1937,8 @@
         <w:pStyle w:val="af5"/>
         <w:keepNext w:val="0"/>
         <w:keepLines w:val="0"/>
-        <w:rPr>
-          <w:lang w:val="en-US"/>
-        </w:rPr>
-      </w:pPr>
-      <w:r>
-        <w:rPr>
-          <w:lang w:val="en-US"/>
-        </w:rPr>
+      </w:pPr>
+      <w:r>
         <w:t xml:space="preserve">                        break;</w:t>
       </w:r>
     </w:p>
@@ -2927,121 +1947,79 @@
         <w:pStyle w:val="af5"/>
         <w:keepNext w:val="0"/>
         <w:keepLines w:val="0"/>
-        <w:rPr>
-          <w:lang w:val="en-US"/>
-        </w:rPr>
-      </w:pPr>
-      <w:r>
-        <w:rPr>
-          <w:lang w:val="en-US"/>
-        </w:rPr>
-        <w:t xml:space="preserve">                    case 2:</w:t>
-      </w:r>
-    </w:p>
-    <w:p>
-      <w:pPr>
-        <w:pStyle w:val="af5"/>
-        <w:keepNext w:val="0"/>
-        <w:keepLines w:val="0"/>
-        <w:rPr>
-          <w:lang w:val="en-US"/>
-        </w:rPr>
-      </w:pPr>
-      <w:r>
-        <w:rPr>
-          <w:lang w:val="en-US"/>
-        </w:rPr>
-        <w:t xml:space="preserve">                        if (</w:t>
-      </w:r>
-      <w:proofErr w:type="spellStart"/>
-      <w:proofErr w:type="gramStart"/>
-      <w:r>
-        <w:rPr>
-          <w:lang w:val="en-US"/>
-        </w:rPr>
-        <w:t>h</w:t>
-      </w:r>
-      <w:r>
-        <w:rPr>
-          <w:lang w:val="en-US"/>
-        </w:rPr>
-        <w:t>asEnoughData</w:t>
-      </w:r>
-      <w:proofErr w:type="spellEnd"/>
-      <w:r>
-        <w:rPr>
-          <w:lang w:val="en-US"/>
-        </w:rPr>
-        <w:t>(</w:t>
-      </w:r>
-      <w:proofErr w:type="gramEnd"/>
-      <w:r>
-        <w:rPr>
-          <w:lang w:val="en-US"/>
-        </w:rPr>
-        <w:t>)) {</w:t>
-      </w:r>
-    </w:p>
-    <w:p>
-      <w:pPr>
-        <w:pStyle w:val="af5"/>
-        <w:keepNext w:val="0"/>
-        <w:keepLines w:val="0"/>
-        <w:rPr>
-          <w:lang w:val="en-US"/>
-        </w:rPr>
-      </w:pPr>
-      <w:r>
-        <w:rPr>
-          <w:lang w:val="en-US"/>
-        </w:rPr>
-        <w:t xml:space="preserve">                            </w:t>
-      </w:r>
-      <w:proofErr w:type="spellStart"/>
-      <w:proofErr w:type="gramStart"/>
-      <w:r>
-        <w:rPr>
-          <w:lang w:val="en-US"/>
-        </w:rPr>
-        <w:t>coutArrayBack</w:t>
-      </w:r>
-      <w:proofErr w:type="spellEnd"/>
-      <w:r>
-        <w:rPr>
-          <w:lang w:val="en-US"/>
-        </w:rPr>
-        <w:t>(</w:t>
-      </w:r>
-      <w:proofErr w:type="gramEnd"/>
-      <w:r>
-        <w:rPr>
-          <w:lang w:val="en-US"/>
-        </w:rPr>
-        <w:t>);</w:t>
-      </w:r>
-    </w:p>
-    <w:p>
-      <w:pPr>
-        <w:pStyle w:val="af5"/>
-        <w:keepNext w:val="0"/>
-        <w:keepLines w:val="0"/>
-      </w:pPr>
-      <w:r>
-        <w:rPr>
-          <w:lang w:val="en-US"/>
-        </w:rPr>
-        <w:t xml:space="preserve">                        </w:t>
-      </w:r>
-      <w:r>
-        <w:t xml:space="preserve">} </w:t>
-      </w:r>
-      <w:proofErr w:type="spellStart"/>
-      <w:r>
-        <w:t>else</w:t>
-      </w:r>
-      <w:proofErr w:type="spellEnd"/>
-      <w:r>
-        <w:t xml:space="preserve"> {</w:t>
+      </w:pPr>
+      <w:r>
+        <w:t xml:space="preserve">                    case 3:</w:t>
+      </w:r>
+    </w:p>
+    <w:p>
+      <w:pPr>
+        <w:pStyle w:val="af5"/>
+        <w:keepNext w:val="0"/>
+        <w:keepLines w:val="0"/>
+      </w:pPr>
+      <w:r>
+        <w:t xml:space="preserve">                        enterDigits();</w:t>
+      </w:r>
+    </w:p>
+    <w:p>
+      <w:pPr>
+        <w:pStyle w:val="af5"/>
+        <w:keepNext w:val="0"/>
+        <w:keepLines w:val="0"/>
+      </w:pPr>
+      <w:r>
+        <w:t xml:space="preserve">                        break;</w:t>
+      </w:r>
+    </w:p>
+    <w:p>
+      <w:pPr>
+        <w:pStyle w:val="af5"/>
+        <w:keepNext w:val="0"/>
+        <w:keepLines w:val="0"/>
+      </w:pPr>
+      <w:r>
+        <w:t xml:space="preserve">                    case 4:</w:t>
+      </w:r>
+    </w:p>
+    <w:p>
+      <w:pPr>
+        <w:pStyle w:val="af5"/>
+        <w:keepNext w:val="0"/>
+        <w:keepLines w:val="0"/>
+      </w:pPr>
+      <w:r>
+        <w:t xml:space="preserve">                        if (hasEnoughData()) {</w:t>
+      </w:r>
+    </w:p>
+    <w:p>
+      <w:pPr>
+        <w:pStyle w:val="af5"/>
+        <w:keepNext w:val="0"/>
+        <w:keepLines w:val="0"/>
+      </w:pPr>
+      <w:r>
+        <w:t xml:space="preserve">                            sortDesc();</w:t>
+      </w:r>
+    </w:p>
+    <w:p>
+      <w:pPr>
+        <w:pStyle w:val="af5"/>
+        <w:keepNext w:val="0"/>
+        <w:keepLines w:val="0"/>
+      </w:pPr>
+      <w:r>
+        <w:t xml:space="preserve">                            System.out.println("Массив отсортирован по убыванию.");</w:t>
+      </w:r>
+    </w:p>
+    <w:p>
+      <w:pPr>
+        <w:pStyle w:val="af5"/>
+        <w:keepNext w:val="0"/>
+        <w:keepLines w:val="0"/>
+      </w:pPr>
+      <w:r>
+        <w:t xml:space="preserve">                        } else {</w:t>
       </w:r>
     </w:p>
     <w:p>
@@ -3052,122 +2030,6 @@
       </w:pPr>
       <w:r>
         <w:t xml:space="preserve">                            System.out.println("Недостаточно данных. Сначала заполните массив (минимум 2 числа).");</w:t>
-      </w:r>
-    </w:p>
-    <w:p>
-      <w:pPr>
-        <w:pStyle w:val="af5"/>
-        <w:keepNext w:val="0"/>
-        <w:keepLines w:val="0"/>
-      </w:pPr>
-      <w:r>
-        <w:t xml:space="preserve">                        }</w:t>
-      </w:r>
-    </w:p>
-    <w:p>
-      <w:pPr>
-        <w:pStyle w:val="af5"/>
-        <w:keepNext w:val="0"/>
-        <w:keepLines w:val="0"/>
-      </w:pPr>
-      <w:r>
-        <w:t xml:space="preserve">                  </w:t>
-      </w:r>
-      <w:r>
-        <w:t xml:space="preserve">      break;</w:t>
-      </w:r>
-    </w:p>
-    <w:p>
-      <w:pPr>
-        <w:pStyle w:val="af5"/>
-        <w:keepNext w:val="0"/>
-        <w:keepLines w:val="0"/>
-      </w:pPr>
-      <w:r>
-        <w:t xml:space="preserve">                    case 3:</w:t>
-      </w:r>
-    </w:p>
-    <w:p>
-      <w:pPr>
-        <w:pStyle w:val="af5"/>
-        <w:keepNext w:val="0"/>
-        <w:keepLines w:val="0"/>
-      </w:pPr>
-      <w:r>
-        <w:t xml:space="preserve">                        enterDigits();</w:t>
-      </w:r>
-    </w:p>
-    <w:p>
-      <w:pPr>
-        <w:pStyle w:val="af5"/>
-        <w:keepNext w:val="0"/>
-        <w:keepLines w:val="0"/>
-      </w:pPr>
-      <w:r>
-        <w:t xml:space="preserve">                        break;</w:t>
-      </w:r>
-    </w:p>
-    <w:p>
-      <w:pPr>
-        <w:pStyle w:val="af5"/>
-        <w:keepNext w:val="0"/>
-        <w:keepLines w:val="0"/>
-      </w:pPr>
-      <w:r>
-        <w:t xml:space="preserve">                    case 4:</w:t>
-      </w:r>
-    </w:p>
-    <w:p>
-      <w:pPr>
-        <w:pStyle w:val="af5"/>
-        <w:keepNext w:val="0"/>
-        <w:keepLines w:val="0"/>
-      </w:pPr>
-      <w:r>
-        <w:t xml:space="preserve">                        if (hasEnoughData()) {</w:t>
-      </w:r>
-    </w:p>
-    <w:p>
-      <w:pPr>
-        <w:pStyle w:val="af5"/>
-        <w:keepNext w:val="0"/>
-        <w:keepLines w:val="0"/>
-      </w:pPr>
-      <w:r>
-        <w:t xml:space="preserve">                            sortDesc();</w:t>
-      </w:r>
-    </w:p>
-    <w:p>
-      <w:pPr>
-        <w:pStyle w:val="af5"/>
-        <w:keepNext w:val="0"/>
-        <w:keepLines w:val="0"/>
-      </w:pPr>
-      <w:r>
-        <w:t xml:space="preserve">                            System.out.println("Массив отсортирован по убыванию.");</w:t>
-      </w:r>
-    </w:p>
-    <w:p>
-      <w:pPr>
-        <w:pStyle w:val="af5"/>
-        <w:keepNext w:val="0"/>
-        <w:keepLines w:val="0"/>
-      </w:pPr>
-      <w:r>
-        <w:t xml:space="preserve">                        } else {</w:t>
-      </w:r>
-    </w:p>
-    <w:p>
-      <w:pPr>
-        <w:pStyle w:val="af5"/>
-        <w:keepNext w:val="0"/>
-        <w:keepLines w:val="0"/>
-      </w:pPr>
-      <w:r>
-        <w:t xml:space="preserve">                            System.out.println("Недостаточно данных. Сначала заполните массив (мини</w:t>
-      </w:r>
-      <w:r>
-        <w:t>мум 2 числа).");</w:t>
       </w:r>
     </w:p>
     <w:p>
@@ -3228,10 +2090,7 @@
         <w:keepLines w:val="0"/>
       </w:pPr>
       <w:r>
-        <w:t xml:space="preserve">                            System.out.println("Массив отсортирован </w:t>
-      </w:r>
-      <w:r>
-        <w:t>по возрастанию.");</w:t>
+        <w:t xml:space="preserve">                            System.out.println("Массив отсортирован по возрастанию.");</w:t>
       </w:r>
     </w:p>
     <w:p>
@@ -3291,10 +2150,7 @@
         <w:keepLines w:val="0"/>
       </w:pPr>
       <w:r>
-        <w:t xml:space="preserve">   </w:t>
-      </w:r>
-      <w:r>
-        <w:t xml:space="preserve">                     System.out.println("Завершение работы.");</w:t>
+        <w:t xml:space="preserve">                        System.out.println("Завершение работы.");</w:t>
       </w:r>
     </w:p>
     <w:p>
@@ -3399,21 +2255,7 @@
         <w:rPr>
           <w:lang w:val="en-US"/>
         </w:rPr>
-        <w:t xml:space="preserve">        } while (</w:t>
-      </w:r>
-      <w:proofErr w:type="gramStart"/>
-      <w:r>
-        <w:rPr>
-          <w:lang w:val="en-US"/>
-        </w:rPr>
-        <w:t>choice !</w:t>
-      </w:r>
-      <w:proofErr w:type="gramEnd"/>
-      <w:r>
-        <w:rPr>
-          <w:lang w:val="en-US"/>
-        </w:rPr>
-        <w:t>= 6);</w:t>
+        <w:t xml:space="preserve">        } while (choice != 6);</w:t>
       </w:r>
     </w:p>
     <w:p>
@@ -3455,415 +2297,221 @@
         <w:rPr>
           <w:lang w:val="en-US"/>
         </w:rPr>
-        <w:t xml:space="preserve">    public void </w:t>
-      </w:r>
-      <w:proofErr w:type="spellStart"/>
-      <w:proofErr w:type="gramStart"/>
-      <w:r>
-        <w:rPr>
-          <w:lang w:val="en-US"/>
-        </w:rPr>
-        <w:t>coutArrayForward</w:t>
-      </w:r>
-      <w:proofErr w:type="spellEnd"/>
-      <w:r>
-        <w:rPr>
-          <w:lang w:val="en-US"/>
-        </w:rPr>
-        <w:t>(</w:t>
-      </w:r>
-      <w:proofErr w:type="gramEnd"/>
-      <w:r>
-        <w:rPr>
-          <w:lang w:val="en-US"/>
-        </w:rPr>
-        <w:t>) {</w:t>
-      </w:r>
-    </w:p>
-    <w:p>
-      <w:pPr>
-        <w:pStyle w:val="af5"/>
-        <w:keepNext w:val="0"/>
-        <w:keepLines w:val="0"/>
-        <w:rPr>
-          <w:lang w:val="en-US"/>
-        </w:rPr>
-      </w:pPr>
-      <w:r>
-        <w:rPr>
-          <w:lang w:val="en-US"/>
-        </w:rPr>
-        <w:t xml:space="preserve">        for (int </w:t>
-      </w:r>
-      <w:proofErr w:type="gramStart"/>
-      <w:r>
-        <w:rPr>
-          <w:lang w:val="en-US"/>
-        </w:rPr>
-        <w:t>num :</w:t>
-      </w:r>
-      <w:proofErr w:type="gramEnd"/>
+        <w:t xml:space="preserve">    public void coutArrayForward() {</w:t>
+      </w:r>
+    </w:p>
+    <w:p>
+      <w:pPr>
+        <w:pStyle w:val="af5"/>
+        <w:keepNext w:val="0"/>
+        <w:keepLines w:val="0"/>
+        <w:rPr>
+          <w:lang w:val="en-US"/>
+        </w:rPr>
+      </w:pPr>
+      <w:r>
+        <w:rPr>
+          <w:lang w:val="en-US"/>
+        </w:rPr>
+        <w:t xml:space="preserve">        for (int num : this.lst) {</w:t>
+      </w:r>
+    </w:p>
+    <w:p>
+      <w:pPr>
+        <w:pStyle w:val="af5"/>
+        <w:keepNext w:val="0"/>
+        <w:keepLines w:val="0"/>
+        <w:rPr>
+          <w:lang w:val="en-US"/>
+        </w:rPr>
+      </w:pPr>
+      <w:r>
+        <w:rPr>
+          <w:lang w:val="en-US"/>
+        </w:rPr>
+        <w:t xml:space="preserve">            System.out.print(num + " ");</w:t>
+      </w:r>
+    </w:p>
+    <w:p>
+      <w:pPr>
+        <w:pStyle w:val="af5"/>
+        <w:keepNext w:val="0"/>
+        <w:keepLines w:val="0"/>
+        <w:rPr>
+          <w:lang w:val="en-US"/>
+        </w:rPr>
+      </w:pPr>
+      <w:r>
+        <w:rPr>
+          <w:lang w:val="en-US"/>
+        </w:rPr>
+        <w:t xml:space="preserve">        }</w:t>
+      </w:r>
+    </w:p>
+    <w:p>
+      <w:pPr>
+        <w:pStyle w:val="af5"/>
+        <w:keepNext w:val="0"/>
+        <w:keepLines w:val="0"/>
+        <w:rPr>
+          <w:lang w:val="en-US"/>
+        </w:rPr>
+      </w:pPr>
+      <w:r>
+        <w:rPr>
+          <w:lang w:val="en-US"/>
+        </w:rPr>
+        <w:t xml:space="preserve">        System.out.println();</w:t>
+      </w:r>
+    </w:p>
+    <w:p>
+      <w:pPr>
+        <w:pStyle w:val="af5"/>
+        <w:keepNext w:val="0"/>
+        <w:keepLines w:val="0"/>
+        <w:rPr>
+          <w:lang w:val="en-US"/>
+        </w:rPr>
+      </w:pPr>
+      <w:r>
+        <w:rPr>
+          <w:lang w:val="en-US"/>
+        </w:rPr>
+        <w:t xml:space="preserve">    }</w:t>
+      </w:r>
+    </w:p>
+    <w:p>
+      <w:pPr>
+        <w:pStyle w:val="af5"/>
+        <w:keepNext w:val="0"/>
+        <w:keepLines w:val="0"/>
+        <w:rPr>
+          <w:lang w:val="en-US"/>
+        </w:rPr>
+      </w:pPr>
+    </w:p>
+    <w:p>
+      <w:pPr>
+        <w:pStyle w:val="af5"/>
+        <w:keepNext w:val="0"/>
+        <w:keepLines w:val="0"/>
+        <w:rPr>
+          <w:lang w:val="en-US"/>
+        </w:rPr>
+      </w:pPr>
+      <w:r>
+        <w:rPr>
+          <w:lang w:val="en-US"/>
+        </w:rPr>
+        <w:t xml:space="preserve">    public void coutArrayBack() {</w:t>
+      </w:r>
+    </w:p>
+    <w:p>
+      <w:pPr>
+        <w:pStyle w:val="af5"/>
+        <w:keepNext w:val="0"/>
+        <w:keepLines w:val="0"/>
+        <w:rPr>
+          <w:lang w:val="en-US"/>
+        </w:rPr>
+      </w:pPr>
+      <w:r>
+        <w:rPr>
+          <w:lang w:val="en-US"/>
+        </w:rPr>
+        <w:t xml:space="preserve">        for (int i = this.lst.size() - 1; i &gt;= 0; i--) {</w:t>
+      </w:r>
+    </w:p>
+    <w:p>
+      <w:pPr>
+        <w:pStyle w:val="af5"/>
+        <w:keepNext w:val="0"/>
+        <w:keepLines w:val="0"/>
+        <w:rPr>
+          <w:lang w:val="en-US"/>
+        </w:rPr>
+      </w:pPr>
+      <w:r>
+        <w:rPr>
+          <w:lang w:val="en-US"/>
+        </w:rPr>
+        <w:t xml:space="preserve">            System.out.print(this.lst.get(i) + " ");</w:t>
+      </w:r>
+    </w:p>
+    <w:p>
+      <w:pPr>
+        <w:pStyle w:val="af5"/>
+        <w:keepNext w:val="0"/>
+        <w:keepLines w:val="0"/>
+      </w:pPr>
+      <w:r>
+        <w:rPr>
+          <w:lang w:val="en-US"/>
+        </w:rPr>
+        <w:t xml:space="preserve">        </w:t>
+      </w:r>
+      <w:r>
+        <w:t>}</w:t>
+      </w:r>
+    </w:p>
+    <w:p>
+      <w:pPr>
+        <w:pStyle w:val="af5"/>
+        <w:keepNext w:val="0"/>
+        <w:keepLines w:val="0"/>
+      </w:pPr>
+      <w:r>
+        <w:t xml:space="preserve">        System.out.println();</w:t>
+      </w:r>
+    </w:p>
+    <w:p>
+      <w:pPr>
+        <w:pStyle w:val="af5"/>
+        <w:keepNext w:val="0"/>
+        <w:keepLines w:val="0"/>
+      </w:pPr>
+      <w:r>
+        <w:t xml:space="preserve">    }</w:t>
+      </w:r>
+    </w:p>
+    <w:p>
+      <w:pPr>
+        <w:pStyle w:val="af5"/>
+        <w:keepNext w:val="0"/>
+        <w:keepLines w:val="0"/>
+      </w:pPr>
+      <w:r>
+        <w:t>}</w:t>
+      </w:r>
+    </w:p>
+    <w:p>
+      <w:pPr>
+        <w:pStyle w:val="af8"/>
+        <w:keepNext w:val="0"/>
+        <w:spacing w:after="240"/>
+      </w:pPr>
+      <w:r>
+        <w:t>Листинг 1 – Класс Zero для работы с массивом чисел</w:t>
+      </w:r>
+    </w:p>
+    <w:p>
+      <w:pPr>
+        <w:pStyle w:val="aff"/>
+        <w:rPr>
+          <w:lang w:val="en-US"/>
+        </w:rPr>
+      </w:pPr>
+      <w:r>
+        <w:t>Далее создан файл «Main.java», являющийся входной точкой в программу. В нём создаётся объект класса Zero и вызывается метод menu(). Код</w:t>
+      </w:r>
       <w:r>
         <w:rPr>
           <w:lang w:val="en-US"/>
         </w:rPr>
         <w:t xml:space="preserve"> </w:t>
       </w:r>
-      <w:proofErr w:type="spellStart"/>
-      <w:r>
-        <w:rPr>
-          <w:lang w:val="en-US"/>
-        </w:rPr>
-        <w:t>this.lst</w:t>
-      </w:r>
-      <w:proofErr w:type="spellEnd"/>
-      <w:r>
-        <w:rPr>
-          <w:lang w:val="en-US"/>
-        </w:rPr>
-        <w:t>) {</w:t>
-      </w:r>
-    </w:p>
-    <w:p>
-      <w:pPr>
-        <w:pStyle w:val="af5"/>
-        <w:keepNext w:val="0"/>
-        <w:keepLines w:val="0"/>
-        <w:rPr>
-          <w:lang w:val="en-US"/>
-        </w:rPr>
-      </w:pPr>
-      <w:r>
-        <w:rPr>
-          <w:lang w:val="en-US"/>
-        </w:rPr>
-        <w:t xml:space="preserve">            </w:t>
-      </w:r>
-      <w:proofErr w:type="spellStart"/>
-      <w:r>
-        <w:rPr>
-          <w:lang w:val="en-US"/>
-        </w:rPr>
-        <w:t>System.out.print</w:t>
-      </w:r>
-      <w:proofErr w:type="spellEnd"/>
-      <w:r>
-        <w:rPr>
-          <w:lang w:val="en-US"/>
-        </w:rPr>
-        <w:t>(num + " ");</w:t>
-      </w:r>
-    </w:p>
-    <w:p>
-      <w:pPr>
-        <w:pStyle w:val="af5"/>
-        <w:keepNext w:val="0"/>
-        <w:keepLines w:val="0"/>
-        <w:rPr>
-          <w:lang w:val="en-US"/>
-        </w:rPr>
-      </w:pPr>
-      <w:r>
-        <w:rPr>
-          <w:lang w:val="en-US"/>
-        </w:rPr>
-        <w:t xml:space="preserve">        }</w:t>
-      </w:r>
-    </w:p>
-    <w:p>
-      <w:pPr>
-        <w:pStyle w:val="af5"/>
-        <w:keepNext w:val="0"/>
-        <w:keepLines w:val="0"/>
-        <w:rPr>
-          <w:lang w:val="en-US"/>
-        </w:rPr>
-      </w:pPr>
-      <w:r>
-        <w:rPr>
-          <w:lang w:val="en-US"/>
-        </w:rPr>
-        <w:t xml:space="preserve">        </w:t>
-      </w:r>
-      <w:proofErr w:type="spellStart"/>
-      <w:r>
-        <w:rPr>
-          <w:lang w:val="en-US"/>
-        </w:rPr>
-        <w:t>System.out.println</w:t>
-      </w:r>
-      <w:proofErr w:type="spellEnd"/>
-      <w:r>
-        <w:rPr>
-          <w:lang w:val="en-US"/>
-        </w:rPr>
-        <w:t>();</w:t>
-      </w:r>
-    </w:p>
-    <w:p>
-      <w:pPr>
-        <w:pStyle w:val="af5"/>
-        <w:keepNext w:val="0"/>
-        <w:keepLines w:val="0"/>
-        <w:rPr>
-          <w:lang w:val="en-US"/>
-        </w:rPr>
-      </w:pPr>
-      <w:r>
-        <w:rPr>
-          <w:lang w:val="en-US"/>
-        </w:rPr>
-        <w:t xml:space="preserve">    }</w:t>
-      </w:r>
-    </w:p>
-    <w:p>
-      <w:pPr>
-        <w:pStyle w:val="af5"/>
-        <w:keepNext w:val="0"/>
-        <w:keepLines w:val="0"/>
-        <w:rPr>
-          <w:lang w:val="en-US"/>
-        </w:rPr>
-      </w:pPr>
-    </w:p>
-    <w:p>
-      <w:pPr>
-        <w:pStyle w:val="af5"/>
-        <w:keepNext w:val="0"/>
-        <w:keepLines w:val="0"/>
-        <w:rPr>
-          <w:lang w:val="en-US"/>
-        </w:rPr>
-      </w:pPr>
-      <w:r>
-        <w:rPr>
-          <w:lang w:val="en-US"/>
-        </w:rPr>
-        <w:t xml:space="preserve">    public void </w:t>
-      </w:r>
-      <w:proofErr w:type="spellStart"/>
-      <w:proofErr w:type="gramStart"/>
-      <w:r>
-        <w:rPr>
-          <w:lang w:val="en-US"/>
-        </w:rPr>
-        <w:t>coutArrayBack</w:t>
-      </w:r>
-      <w:proofErr w:type="spellEnd"/>
-      <w:r>
-        <w:rPr>
-          <w:lang w:val="en-US"/>
-        </w:rPr>
-        <w:t>(</w:t>
-      </w:r>
-      <w:proofErr w:type="gramEnd"/>
-      <w:r>
-        <w:rPr>
-          <w:lang w:val="en-US"/>
-        </w:rPr>
-        <w:t>) {</w:t>
-      </w:r>
-    </w:p>
-    <w:p>
-      <w:pPr>
-        <w:pStyle w:val="af5"/>
-        <w:keepNext w:val="0"/>
-        <w:keepLines w:val="0"/>
-        <w:rPr>
-          <w:lang w:val="en-US"/>
-        </w:rPr>
-      </w:pPr>
-      <w:r>
-        <w:rPr>
-          <w:lang w:val="en-US"/>
-        </w:rPr>
-        <w:t xml:space="preserve">        for (int </w:t>
-      </w:r>
-      <w:proofErr w:type="spellStart"/>
-      <w:r>
-        <w:rPr>
-          <w:lang w:val="en-US"/>
-        </w:rPr>
-        <w:t>i</w:t>
-      </w:r>
-      <w:proofErr w:type="spellEnd"/>
-      <w:r>
-        <w:rPr>
-          <w:lang w:val="en-US"/>
-        </w:rPr>
-        <w:t xml:space="preserve"> = </w:t>
-      </w:r>
-      <w:proofErr w:type="spellStart"/>
-      <w:proofErr w:type="gramStart"/>
-      <w:r>
-        <w:rPr>
-          <w:lang w:val="en-US"/>
-        </w:rPr>
-        <w:t>this.lst.size</w:t>
-      </w:r>
-      <w:proofErr w:type="spellEnd"/>
-      <w:proofErr w:type="gramEnd"/>
-      <w:r>
-        <w:rPr>
-          <w:lang w:val="en-US"/>
-        </w:rPr>
-        <w:t xml:space="preserve">() - 1; </w:t>
-      </w:r>
-      <w:proofErr w:type="spellStart"/>
-      <w:r>
-        <w:rPr>
-          <w:lang w:val="en-US"/>
-        </w:rPr>
-        <w:t>i</w:t>
-      </w:r>
-      <w:proofErr w:type="spellEnd"/>
-      <w:r>
-        <w:rPr>
-          <w:lang w:val="en-US"/>
-        </w:rPr>
-        <w:t xml:space="preserve"> &gt;= 0; </w:t>
-      </w:r>
-      <w:proofErr w:type="spellStart"/>
-      <w:r>
-        <w:rPr>
-          <w:lang w:val="en-US"/>
-        </w:rPr>
-        <w:t>i</w:t>
-      </w:r>
-      <w:proofErr w:type="spellEnd"/>
-      <w:r>
-        <w:rPr>
-          <w:lang w:val="en-US"/>
-        </w:rPr>
-        <w:t>--) {</w:t>
-      </w:r>
-    </w:p>
-    <w:p>
-      <w:pPr>
-        <w:pStyle w:val="af5"/>
-        <w:keepNext w:val="0"/>
-        <w:keepLines w:val="0"/>
-        <w:rPr>
-          <w:lang w:val="en-US"/>
-        </w:rPr>
-      </w:pPr>
-      <w:r>
-        <w:rPr>
-          <w:lang w:val="en-US"/>
-        </w:rPr>
-        <w:t xml:space="preserve">            </w:t>
-      </w:r>
-      <w:proofErr w:type="spellStart"/>
-      <w:r>
-        <w:rPr>
-          <w:lang w:val="en-US"/>
-        </w:rPr>
-        <w:t>System.out.print</w:t>
-      </w:r>
-      <w:proofErr w:type="spellEnd"/>
-      <w:r>
-        <w:rPr>
-          <w:lang w:val="en-US"/>
-        </w:rPr>
-        <w:t>(</w:t>
-      </w:r>
-      <w:proofErr w:type="spellStart"/>
-      <w:r>
-        <w:rPr>
-          <w:lang w:val="en-US"/>
-        </w:rPr>
-        <w:t>this.lst.get</w:t>
-      </w:r>
-      <w:proofErr w:type="spellEnd"/>
-      <w:r>
-        <w:rPr>
-          <w:lang w:val="en-US"/>
-        </w:rPr>
-        <w:t>(</w:t>
-      </w:r>
-      <w:proofErr w:type="spellStart"/>
-      <w:r>
-        <w:rPr>
-          <w:lang w:val="en-US"/>
-        </w:rPr>
-        <w:t>i</w:t>
-      </w:r>
-      <w:proofErr w:type="spellEnd"/>
-      <w:r>
-        <w:rPr>
-          <w:lang w:val="en-US"/>
-        </w:rPr>
-        <w:t>) + " ");</w:t>
-      </w:r>
-    </w:p>
-    <w:p>
-      <w:pPr>
-        <w:pStyle w:val="af5"/>
-        <w:keepNext w:val="0"/>
-        <w:keepLines w:val="0"/>
-      </w:pPr>
-      <w:r>
-        <w:rPr>
-          <w:lang w:val="en-US"/>
-        </w:rPr>
-        <w:t xml:space="preserve">        </w:t>
-      </w:r>
-      <w:r>
-        <w:t>}</w:t>
-      </w:r>
-    </w:p>
-    <w:p>
-      <w:pPr>
-        <w:pStyle w:val="af5"/>
-        <w:keepNext w:val="0"/>
-        <w:keepLines w:val="0"/>
-      </w:pPr>
-      <w:r>
-        <w:t xml:space="preserve">        System</w:t>
-      </w:r>
-      <w:r>
-        <w:t>.out.println();</w:t>
-      </w:r>
-    </w:p>
-    <w:p>
-      <w:pPr>
-        <w:pStyle w:val="af5"/>
-        <w:keepNext w:val="0"/>
-        <w:keepLines w:val="0"/>
-      </w:pPr>
-      <w:r>
-        <w:t xml:space="preserve">    }</w:t>
-      </w:r>
-    </w:p>
-    <w:p>
-      <w:pPr>
-        <w:pStyle w:val="af5"/>
-        <w:keepNext w:val="0"/>
-        <w:keepLines w:val="0"/>
-      </w:pPr>
-      <w:r>
-        <w:t>}</w:t>
-      </w:r>
-    </w:p>
-    <w:p>
-      <w:pPr>
-        <w:pStyle w:val="af8"/>
-        <w:keepNext w:val="0"/>
-        <w:spacing w:after="240"/>
-      </w:pPr>
-      <w:r>
-        <w:t>Листинг 1 – Класс Zero для работы с массивом чисел</w:t>
-      </w:r>
-    </w:p>
-    <w:p>
-      <w:pPr>
-        <w:pStyle w:val="aff"/>
-        <w:rPr>
-          <w:lang w:val="en-US"/>
-        </w:rPr>
-      </w:pPr>
-      <w:r>
-        <w:t>Далее создан файл «Main.java», являющийся входной точкой в программу. В нём создаётся объект класса Zero и вызывается метод menu(). Код</w:t>
+      <w:r>
+        <w:t>класса</w:t>
       </w:r>
       <w:r>
         <w:rPr>
@@ -3872,7 +2520,7 @@
         <w:t xml:space="preserve"> </w:t>
       </w:r>
       <w:r>
-        <w:t>класса</w:t>
+        <w:t>представлен</w:t>
       </w:r>
       <w:r>
         <w:rPr>
@@ -3881,7 +2529,7 @@
         <w:t xml:space="preserve"> </w:t>
       </w:r>
       <w:r>
-        <w:t>представлен</w:t>
+        <w:t>на</w:t>
       </w:r>
       <w:r>
         <w:rPr>
@@ -3890,15 +2538,6 @@
         <w:t xml:space="preserve"> </w:t>
       </w:r>
       <w:r>
-        <w:t>на</w:t>
-      </w:r>
-      <w:r>
-        <w:rPr>
-          <w:lang w:val="en-US"/>
-        </w:rPr>
-        <w:t xml:space="preserve"> </w:t>
-      </w:r>
-      <w:r>
         <w:t>листинге</w:t>
       </w:r>
       <w:r>
@@ -3921,119 +2560,55 @@
         <w:rPr>
           <w:lang w:val="en-US"/>
         </w:rPr>
-        <w:t>public cla</w:t>
-      </w:r>
-      <w:r>
-        <w:rPr>
-          <w:lang w:val="en-US"/>
-        </w:rPr>
-        <w:t>ss Main {</w:t>
-      </w:r>
-    </w:p>
-    <w:p>
-      <w:pPr>
-        <w:pStyle w:val="af5"/>
-        <w:keepNext w:val="0"/>
-        <w:keepLines w:val="0"/>
-        <w:rPr>
-          <w:lang w:val="en-US"/>
-        </w:rPr>
-      </w:pPr>
-      <w:r>
-        <w:rPr>
-          <w:lang w:val="en-US"/>
-        </w:rPr>
-        <w:t xml:space="preserve">    public static void </w:t>
-      </w:r>
-      <w:proofErr w:type="gramStart"/>
-      <w:r>
-        <w:rPr>
-          <w:lang w:val="en-US"/>
-        </w:rPr>
-        <w:t>main(</w:t>
-      </w:r>
-      <w:proofErr w:type="gramEnd"/>
-      <w:r>
-        <w:rPr>
-          <w:lang w:val="en-US"/>
-        </w:rPr>
-        <w:t xml:space="preserve">String[] </w:t>
-      </w:r>
-      <w:proofErr w:type="spellStart"/>
-      <w:r>
-        <w:rPr>
-          <w:lang w:val="en-US"/>
-        </w:rPr>
-        <w:t>args</w:t>
-      </w:r>
-      <w:proofErr w:type="spellEnd"/>
-      <w:r>
-        <w:rPr>
-          <w:lang w:val="en-US"/>
-        </w:rPr>
-        <w:t>) {</w:t>
-      </w:r>
-    </w:p>
-    <w:p>
-      <w:pPr>
-        <w:pStyle w:val="af5"/>
-        <w:keepNext w:val="0"/>
-        <w:keepLines w:val="0"/>
-        <w:rPr>
-          <w:lang w:val="en-US"/>
-        </w:rPr>
-      </w:pPr>
-      <w:r>
-        <w:rPr>
-          <w:lang w:val="en-US"/>
-        </w:rPr>
-        <w:t xml:space="preserve">        Zero lab = new </w:t>
-      </w:r>
-      <w:proofErr w:type="gramStart"/>
-      <w:r>
-        <w:rPr>
-          <w:lang w:val="en-US"/>
-        </w:rPr>
-        <w:t>Zero(</w:t>
-      </w:r>
-      <w:proofErr w:type="gramEnd"/>
-      <w:r>
-        <w:rPr>
-          <w:lang w:val="en-US"/>
-        </w:rPr>
-        <w:t>);</w:t>
-      </w:r>
-    </w:p>
-    <w:p>
-      <w:pPr>
-        <w:pStyle w:val="af5"/>
-        <w:keepNext w:val="0"/>
-        <w:keepLines w:val="0"/>
-        <w:rPr>
-          <w:lang w:val="en-US"/>
-        </w:rPr>
-      </w:pPr>
-      <w:r>
-        <w:rPr>
-          <w:lang w:val="en-US"/>
-        </w:rPr>
-        <w:t xml:space="preserve">        </w:t>
-      </w:r>
-      <w:proofErr w:type="spellStart"/>
-      <w:proofErr w:type="gramStart"/>
-      <w:r>
-        <w:rPr>
-          <w:lang w:val="en-US"/>
-        </w:rPr>
-        <w:t>lab.menu</w:t>
-      </w:r>
-      <w:proofErr w:type="spellEnd"/>
-      <w:proofErr w:type="gramEnd"/>
-      <w:r>
-        <w:rPr>
-          <w:lang w:val="en-US"/>
-        </w:rPr>
-        <w:t>();</w:t>
+        <w:t>public class Main {</w:t>
+      </w:r>
+    </w:p>
+    <w:p>
+      <w:pPr>
+        <w:pStyle w:val="af5"/>
+        <w:keepNext w:val="0"/>
+        <w:keepLines w:val="0"/>
+        <w:rPr>
+          <w:lang w:val="en-US"/>
+        </w:rPr>
+      </w:pPr>
+      <w:r>
+        <w:rPr>
+          <w:lang w:val="en-US"/>
+        </w:rPr>
+        <w:t xml:space="preserve">    public static void main(String[] args) {</w:t>
+      </w:r>
+    </w:p>
+    <w:p>
+      <w:pPr>
+        <w:pStyle w:val="af5"/>
+        <w:keepNext w:val="0"/>
+        <w:keepLines w:val="0"/>
+        <w:rPr>
+          <w:lang w:val="en-US"/>
+        </w:rPr>
+      </w:pPr>
+      <w:r>
+        <w:rPr>
+          <w:lang w:val="en-US"/>
+        </w:rPr>
+        <w:t xml:space="preserve">        Zero lab = new Zero();</w:t>
+      </w:r>
+    </w:p>
+    <w:p>
+      <w:pPr>
+        <w:pStyle w:val="af5"/>
+        <w:keepNext w:val="0"/>
+        <w:keepLines w:val="0"/>
+        <w:rPr>
+          <w:lang w:val="en-US"/>
+        </w:rPr>
+      </w:pPr>
+      <w:r>
+        <w:rPr>
+          <w:lang w:val="en-US"/>
+        </w:rPr>
+        <w:t xml:space="preserve">        lab.menu();</w:t>
       </w:r>
     </w:p>
     <w:p>
@@ -4081,10 +2656,7 @@
         <w:jc w:val="both"/>
       </w:pPr>
       <w:r>
-        <w:t>Работа программы проверена на нескольких сценариях. Сначала проверена реакция на пустой массив: при запуске выбран</w:t>
-      </w:r>
-      <w:r>
-        <w:t xml:space="preserve"> пункт 1, затем выполнен выход через пункт 6. Результат представлен на рисунке 1.</w:t>
+        <w:t>Работа программы проверена на нескольких сценариях. Сначала проверена реакция на пустой массив: при запуске выбран пункт 1, затем выполнен выход через пункт 6. Результат представлен на рисунке 1.</w:t>
       </w:r>
     </w:p>
     <w:p>
@@ -4214,10 +2786,7 @@
         <w:jc w:val="center"/>
       </w:pPr>
       <w:r>
-        <w:t>Рисунок 2 – Ввод чи</w:t>
-      </w:r>
-      <w:r>
-        <w:t>сел с ошибочными значениями</w:t>
+        <w:t>Рисунок 2 – Ввод чисел с ошибочными значениями</w:t>
       </w:r>
     </w:p>
     <w:p>
@@ -4233,13 +2802,7 @@
         <w:pStyle w:val="aff"/>
       </w:pPr>
       <w:r>
-        <w:t>После ввода чисел 5, 3, 8, 2, 9 выбраны пункты 1 и 2 для вывода массива в прямом и обратном порядке.</w:t>
-      </w:r>
-      <w:r>
-        <w:t xml:space="preserve"> </w:t>
-      </w:r>
-      <w:r>
-        <w:t>Результат представлен на рисунке 4.</w:t>
+        <w:t>После ввода чисел 5, 3, 8, 2, 9 выбраны пункты 1 и 2 для вывода массива в прямом и обратном порядке. Результат представлен на рисунке 4.</w:t>
       </w:r>
     </w:p>
     <w:p>
@@ -4369,10 +2932,7 @@
         <w:keepNext/>
       </w:pPr>
       <w:r>
-        <w:t>Для того же набора чисел выбрана сортировка по возрастанию (пункт 5), зат</w:t>
-      </w:r>
-      <w:r>
-        <w:t>ем массив выведен пунктом 1. Результат представлен на рисунке 5.</w:t>
+        <w:t>Для того же набора чисел выбрана сортировка по возрастанию (пункт 5), затем массив выведен пунктом 1. Результат представлен на рисунке 5.</w:t>
       </w:r>
     </w:p>
     <w:p>
